--- a/Dokumentace.docx
+++ b/Dokumentace.docx
@@ -25,10 +25,68 @@
               <w:noProof/>
               <w:lang w:val="cs-CZ"/>
             </w:rPr>
+            <w:drawing>
+              <wp:anchor distT="0" distB="0" distL="114300" distR="114300" simplePos="0" relativeHeight="251661312" behindDoc="0" locked="0" layoutInCell="1" allowOverlap="1" wp14:anchorId="50B14679" wp14:editId="5F344FA5">
+                <wp:simplePos x="0" y="0"/>
+                <wp:positionH relativeFrom="margin">
+                  <wp:posOffset>3811270</wp:posOffset>
+                </wp:positionH>
+                <wp:positionV relativeFrom="paragraph">
+                  <wp:posOffset>81280</wp:posOffset>
+                </wp:positionV>
+                <wp:extent cx="1905000" cy="995045"/>
+                <wp:effectExtent l="0" t="0" r="0" b="0"/>
+                <wp:wrapNone/>
+                <wp:docPr id="1" name="Obrázek 1"/>
+                <wp:cNvGraphicFramePr>
+                  <a:graphicFrameLocks xmlns:a="http://schemas.openxmlformats.org/drawingml/2006/main" noChangeAspect="1"/>
+                </wp:cNvGraphicFramePr>
+                <a:graphic xmlns:a="http://schemas.openxmlformats.org/drawingml/2006/main">
+                  <a:graphicData uri="http://schemas.openxmlformats.org/drawingml/2006/picture">
+                    <pic:pic xmlns:pic="http://schemas.openxmlformats.org/drawingml/2006/picture">
+                      <pic:nvPicPr>
+                        <pic:cNvPr id="1" name="Obrázek 1"/>
+                        <pic:cNvPicPr/>
+                      </pic:nvPicPr>
+                      <pic:blipFill>
+                        <a:blip r:embed="rId8" cstate="print">
+                          <a:extLst>
+                            <a:ext uri="{28A0092B-C50C-407E-A947-70E740481C1C}">
+                              <a14:useLocalDpi xmlns:a14="http://schemas.microsoft.com/office/drawing/2010/main" val="0"/>
+                            </a:ext>
+                          </a:extLst>
+                        </a:blip>
+                        <a:stretch>
+                          <a:fillRect/>
+                        </a:stretch>
+                      </pic:blipFill>
+                      <pic:spPr>
+                        <a:xfrm>
+                          <a:off x="0" y="0"/>
+                          <a:ext cx="1905000" cy="995045"/>
+                        </a:xfrm>
+                        <a:prstGeom prst="rect">
+                          <a:avLst/>
+                        </a:prstGeom>
+                      </pic:spPr>
+                    </pic:pic>
+                  </a:graphicData>
+                </a:graphic>
+                <wp14:sizeRelV relativeFrom="margin">
+                  <wp14:pctHeight>0</wp14:pctHeight>
+                </wp14:sizeRelV>
+              </wp:anchor>
+            </w:drawing>
+          </w:r>
+          <w:r>
+            <w:rPr>
+              <w:noProof/>
+              <w:lang w:val="cs-CZ"/>
+            </w:rPr>
             <mc:AlternateContent>
               <mc:Choice Requires="wps">
                 <w:drawing>
-                  <wp:anchor distT="0" distB="0" distL="182880" distR="182880" simplePos="0" relativeHeight="251660288" behindDoc="0" locked="0" layoutInCell="1" allowOverlap="1" wp14:anchorId="558968E8" wp14:editId="61B5C01E">
+                  <wp:anchor distT="0" distB="0" distL="182880" distR="182880" simplePos="0" relativeHeight="251660288" behindDoc="0" locked="0" layoutInCell="1" allowOverlap="1" wp14:anchorId="558968E8" wp14:editId="48F588E1">
                     <wp:simplePos x="0" y="0"/>
                     <mc:AlternateContent>
                       <mc:Choice Requires="wp14">
@@ -407,61 +465,6 @@
                 </w:pict>
               </mc:Fallback>
             </mc:AlternateContent>
-          </w:r>
-          <w:r>
-            <w:rPr>
-              <w:noProof/>
-              <w:lang w:val="cs-CZ"/>
-            </w:rPr>
-            <w:drawing>
-              <wp:anchor distT="0" distB="0" distL="114300" distR="114300" simplePos="0" relativeHeight="251661312" behindDoc="0" locked="0" layoutInCell="1" allowOverlap="1" wp14:anchorId="50B14679" wp14:editId="367207F2">
-                <wp:simplePos x="0" y="0"/>
-                <wp:positionH relativeFrom="margin">
-                  <wp:posOffset>3814207</wp:posOffset>
-                </wp:positionH>
-                <wp:positionV relativeFrom="paragraph">
-                  <wp:posOffset>72928</wp:posOffset>
-                </wp:positionV>
-                <wp:extent cx="1905000" cy="1019175"/>
-                <wp:effectExtent l="0" t="0" r="0" b="9525"/>
-                <wp:wrapNone/>
-                <wp:docPr id="1" name="Obrázek 1" descr="Obsah obrázku symbol, logo, Písmo, Grafika&#10;&#10;Obsah vygenerovaný umělou inteligencí může být nesprávný."/>
-                <wp:cNvGraphicFramePr>
-                  <a:graphicFrameLocks xmlns:a="http://schemas.openxmlformats.org/drawingml/2006/main" noChangeAspect="1"/>
-                </wp:cNvGraphicFramePr>
-                <a:graphic xmlns:a="http://schemas.openxmlformats.org/drawingml/2006/main">
-                  <a:graphicData uri="http://schemas.openxmlformats.org/drawingml/2006/picture">
-                    <pic:pic xmlns:pic="http://schemas.openxmlformats.org/drawingml/2006/picture">
-                      <pic:nvPicPr>
-                        <pic:cNvPr id="1" name="Obrázek 1" descr="Obsah obrázku symbol, logo, Písmo, Grafika&#10;&#10;Obsah vygenerovaný umělou inteligencí může být nesprávný."/>
-                        <pic:cNvPicPr/>
-                      </pic:nvPicPr>
-                      <pic:blipFill>
-                        <a:blip r:embed="rId8">
-                          <a:extLst>
-                            <a:ext uri="{28A0092B-C50C-407E-A947-70E740481C1C}">
-                              <a14:useLocalDpi xmlns:a14="http://schemas.microsoft.com/office/drawing/2010/main" val="0"/>
-                            </a:ext>
-                          </a:extLst>
-                        </a:blip>
-                        <a:stretch>
-                          <a:fillRect/>
-                        </a:stretch>
-                      </pic:blipFill>
-                      <pic:spPr>
-                        <a:xfrm>
-                          <a:off x="0" y="0"/>
-                          <a:ext cx="1905000" cy="1019175"/>
-                        </a:xfrm>
-                        <a:prstGeom prst="rect">
-                          <a:avLst/>
-                        </a:prstGeom>
-                      </pic:spPr>
-                    </pic:pic>
-                  </a:graphicData>
-                </a:graphic>
-              </wp:anchor>
-            </w:drawing>
           </w:r>
           <w:r>
             <w:rPr>
@@ -12818,23 +12821,7 @@
           <w:rFonts w:eastAsiaTheme="minorEastAsia"/>
           <w:lang w:val="cs-CZ"/>
         </w:rPr>
-        <w:t xml:space="preserve"> Pokud použijeme pokročilejší </w:t>
-      </w:r>
-      <w:proofErr w:type="gramStart"/>
-      <w:r>
-        <w:rPr>
-          <w:rFonts w:eastAsiaTheme="minorEastAsia"/>
-          <w:lang w:val="cs-CZ"/>
-        </w:rPr>
-        <w:t>středo- nebo</w:t>
-      </w:r>
-      <w:proofErr w:type="gramEnd"/>
-      <w:r>
-        <w:rPr>
-          <w:rFonts w:eastAsiaTheme="minorEastAsia"/>
-          <w:lang w:val="cs-CZ"/>
-        </w:rPr>
-        <w:t xml:space="preserve"> vysokoškolskou vědeckou kalkulačku, taková kalkulačka nám umožní </w:t>
+        <w:t xml:space="preserve"> Pokud použijeme pokročilejší středo- nebo vysokoškolskou vědeckou kalkulačku, taková kalkulačka nám umožní </w:t>
       </w:r>
       <w:r>
         <w:rPr>
@@ -13554,17 +13541,8 @@
           <w:rFonts w:eastAsiaTheme="minorEastAsia"/>
           <w:lang w:val="cs-CZ"/>
         </w:rPr>
-        <w:t>HP-</w:t>
-      </w:r>
-      <w:proofErr w:type="gramStart"/>
-      <w:r>
-        <w:rPr>
-          <w:rFonts w:eastAsiaTheme="minorEastAsia"/>
-          <w:lang w:val="cs-CZ"/>
-        </w:rPr>
-        <w:t>12C</w:t>
-      </w:r>
-      <w:proofErr w:type="gramEnd"/>
+        <w:t>HP-12C</w:t>
+      </w:r>
       <w:r>
         <w:rPr>
           <w:rFonts w:eastAsiaTheme="minorEastAsia"/>
@@ -13663,23 +13641,7 @@
           <w:rFonts w:eastAsiaTheme="minorEastAsia"/>
           <w:lang w:val="cs-CZ"/>
         </w:rPr>
-        <w:t xml:space="preserve"> vědecká kalkulačka na světě, HP-35, používal HP-</w:t>
-      </w:r>
-      <w:proofErr w:type="gramStart"/>
-      <w:r>
-        <w:rPr>
-          <w:rFonts w:eastAsiaTheme="minorEastAsia"/>
-          <w:lang w:val="cs-CZ"/>
-        </w:rPr>
-        <w:t>12C</w:t>
-      </w:r>
-      <w:proofErr w:type="gramEnd"/>
-      <w:r>
-        <w:rPr>
-          <w:rFonts w:eastAsiaTheme="minorEastAsia"/>
-          <w:lang w:val="cs-CZ"/>
-        </w:rPr>
-        <w:t xml:space="preserve"> notaci RPN.</w:t>
+        <w:t xml:space="preserve"> vědecká kalkulačka na světě, HP-35, používal HP-12C notaci RPN.</w:t>
       </w:r>
     </w:p>
     <w:p>
@@ -14730,21 +14692,7 @@
         <w:rPr>
           <w:lang w:val="cs-CZ"/>
         </w:rPr>
-        <w:t xml:space="preserve">vyžaduje jinou sekvenci příkazů pro svůj nejvýkonnější mód, musí být inicializační kód dodán </w:t>
-      </w:r>
-      <w:proofErr w:type="gramStart"/>
-      <w:r>
-        <w:rPr>
-          <w:lang w:val="cs-CZ"/>
-        </w:rPr>
-        <w:t>uživatelem</w:t>
-      </w:r>
-      <w:proofErr w:type="gramEnd"/>
-      <w:r>
-        <w:rPr>
-          <w:lang w:val="cs-CZ"/>
-        </w:rPr>
-        <w:t xml:space="preserve"> a ne výrobcem v ROM, aby šel měnit.</w:t>
+        <w:t>vyžaduje jinou sekvenci příkazů pro svůj nejvýkonnější mód, musí být inicializační kód dodán uživatelem a ne výrobcem v ROM, aby šel měnit.</w:t>
       </w:r>
       <w:r>
         <w:rPr>
@@ -15797,21 +15745,7 @@
         <w:rPr>
           <w:lang w:val="cs-CZ"/>
         </w:rPr>
-        <w:t>říklad UART přenosu bajtu o hodnotě 27 (</w:t>
-      </w:r>
-      <w:proofErr w:type="gramStart"/>
-      <w:r>
-        <w:rPr>
-          <w:lang w:val="cs-CZ"/>
-        </w:rPr>
-        <w:t>1B</w:t>
-      </w:r>
-      <w:proofErr w:type="gramEnd"/>
-      <w:r>
-        <w:rPr>
-          <w:lang w:val="cs-CZ"/>
-        </w:rPr>
-        <w:t xml:space="preserve"> v šestnáctkové soustavě, 00011011 ve dvojkové soustavě). Pod grafem logického stavu (zelená = 1; červená = 0) lze nalézt dekódované bity i značky start a stop bitů. Schéma přenosu</w:t>
+        <w:t>říklad UART přenosu bajtu o hodnotě 27 (1B v šestnáctkové soustavě, 00011011 ve dvojkové soustavě). Pod grafem logického stavu (zelená = 1; červená = 0) lze nalézt dekódované bity i značky start a stop bitů. Schéma přenosu</w:t>
       </w:r>
       <w:r>
         <w:rPr>
@@ -16418,7 +16352,7 @@
           <w:lang w:val="cs-CZ"/>
         </w:rPr>
         <w:drawing>
-          <wp:inline distT="0" distB="0" distL="0" distR="0" wp14:anchorId="06B67C93" wp14:editId="2B653320">
+          <wp:inline distT="0" distB="0" distL="0" distR="0" wp14:anchorId="06B67C93" wp14:editId="31AD44C7">
             <wp:extent cx="6839585" cy="1112252"/>
             <wp:effectExtent l="0" t="0" r="0" b="0"/>
             <wp:docPr id="1200818239" name="Picture 5"/>
@@ -16975,16 +16909,8 @@
         <w:rPr>
           <w:lang w:val="cs-CZ"/>
         </w:rPr>
-        <w:t xml:space="preserve">, protože pro každý bajt dat je potřeba přenést méně </w:t>
-      </w:r>
-      <w:proofErr w:type="gramStart"/>
-      <w:r>
-        <w:rPr>
-          <w:lang w:val="cs-CZ"/>
-        </w:rPr>
-        <w:t>bitů</w:t>
-      </w:r>
-      <w:proofErr w:type="gramEnd"/>
+        <w:t>, protože pro každý bajt dat je potřeba přenést méně bitů</w:t>
+      </w:r>
       <w:r>
         <w:rPr>
           <w:lang w:val="cs-CZ"/>
@@ -22086,21 +22012,7 @@
         <w:rPr>
           <w:lang w:val="cs-CZ"/>
         </w:rPr>
-        <w:t xml:space="preserve">, není totiž třeba manuálně spravovat, kde v zásobníku se </w:t>
-      </w:r>
-      <w:proofErr w:type="gramStart"/>
-      <w:r>
-        <w:rPr>
-          <w:lang w:val="cs-CZ"/>
-        </w:rPr>
-        <w:t>nachází</w:t>
-      </w:r>
-      <w:proofErr w:type="gramEnd"/>
-      <w:r>
-        <w:rPr>
-          <w:lang w:val="cs-CZ"/>
-        </w:rPr>
-        <w:t xml:space="preserve"> která proměnná, a jak mají předat parametry funkcím.</w:t>
+        <w:t>, není totiž třeba manuálně spravovat, kde v zásobníku se nachází která proměnná, a jak mají předat parametry funkcím.</w:t>
       </w:r>
     </w:p>
     <w:p>
@@ -25408,21 +25320,7 @@
         <w:rPr>
           <w:lang w:val="cs-CZ"/>
         </w:rPr>
-        <w:t xml:space="preserve">ukazatele na dané platformě – na 32bitových procesorech bude 32 bitů velký, na 64bitových 64 </w:t>
-      </w:r>
-      <w:proofErr w:type="gramStart"/>
-      <w:r>
-        <w:rPr>
-          <w:lang w:val="cs-CZ"/>
-        </w:rPr>
-        <w:t>bitů,</w:t>
-      </w:r>
-      <w:proofErr w:type="gramEnd"/>
-      <w:r>
-        <w:rPr>
-          <w:lang w:val="cs-CZ"/>
-        </w:rPr>
-        <w:t xml:space="preserve"> apod.</w:t>
+        <w:t>ukazatele na dané platformě – na 32bitových procesorech bude 32 bitů velký, na 64bitových 64 bitů, apod.</w:t>
       </w:r>
       <w:r>
         <w:rPr>
@@ -26799,14 +26697,7 @@
         <w:rPr>
           <w:lang w:val="cs-CZ"/>
         </w:rPr>
-        <w:t xml:space="preserve">Pole lze využít pro tvorbu </w:t>
-      </w:r>
-      <w:proofErr w:type="gramStart"/>
-      <w:r>
-        <w:rPr>
-          <w:lang w:val="cs-CZ"/>
-        </w:rPr>
-        <w:t>dvou-</w:t>
+        <w:t>Pole lze využít pro tvorbu dvou-</w:t>
       </w:r>
       <w:r>
         <w:rPr>
@@ -26818,14 +26709,7 @@
         <w:rPr>
           <w:lang w:val="cs-CZ"/>
         </w:rPr>
-        <w:t>i</w:t>
-      </w:r>
-      <w:proofErr w:type="gramEnd"/>
-      <w:r>
-        <w:rPr>
-          <w:lang w:val="cs-CZ"/>
-        </w:rPr>
-        <w:t xml:space="preserve"> vícerozměrných mřížek</w:t>
+        <w:t>i vícerozměrných mřížek</w:t>
       </w:r>
       <w:r>
         <w:rPr>
@@ -29191,21 +29075,7 @@
         <w:rPr>
           <w:lang w:val="cs-CZ"/>
         </w:rPr>
-        <w:t xml:space="preserve"> checker sleduje životnost každé proměnné, dokáže </w:t>
-      </w:r>
-      <w:proofErr w:type="gramStart"/>
-      <w:r>
-        <w:rPr>
-          <w:lang w:val="cs-CZ"/>
-        </w:rPr>
-        <w:t>jednoznačně</w:t>
-      </w:r>
-      <w:proofErr w:type="gramEnd"/>
-      <w:r>
-        <w:rPr>
-          <w:lang w:val="cs-CZ"/>
-        </w:rPr>
-        <w:t xml:space="preserve"> a ještě během kompilace určit, zda má reference na proměnnou delší životnost než proměnná samotná.</w:t>
+        <w:t xml:space="preserve"> checker sleduje životnost každé proměnné, dokáže jednoznačně a ještě během kompilace určit, zda má reference na proměnnou delší životnost než proměnná samotná.</w:t>
       </w:r>
       <w:r>
         <w:rPr>
@@ -35485,7 +35355,7 @@
         </w:rPr>
         <w:lastRenderedPageBreak/>
         <w:drawing>
-          <wp:inline distT="0" distB="0" distL="0" distR="0" wp14:anchorId="3960EB28" wp14:editId="624FD32C">
+          <wp:inline distT="0" distB="0" distL="0" distR="0" wp14:anchorId="3960EB28" wp14:editId="6B442E33">
             <wp:extent cx="2179122" cy="1050588"/>
             <wp:effectExtent l="0" t="0" r="0" b="0"/>
             <wp:docPr id="9" name="Obrázek 9"/>
@@ -35794,19 +35664,11 @@
         </w:rPr>
         <w:t xml:space="preserve"> – pevně zakódované hodnoty, které se musí </w:t>
       </w:r>
-      <w:proofErr w:type="gramStart"/>
-      <w:r>
-        <w:rPr>
-          <w:lang w:val="cs-CZ"/>
-        </w:rPr>
-        <w:t>100%</w:t>
-      </w:r>
-      <w:proofErr w:type="gramEnd"/>
-      <w:r>
-        <w:rPr>
-          <w:lang w:val="cs-CZ"/>
-        </w:rPr>
-        <w:t xml:space="preserve"> </w:t>
+      <w:r>
+        <w:rPr>
+          <w:lang w:val="cs-CZ"/>
+        </w:rPr>
+        <w:t xml:space="preserve">100% </w:t>
       </w:r>
       <w:r>
         <w:rPr>
@@ -37275,7 +37137,6 @@
         <w:t xml:space="preserve"> se stejnými daty. Pokud by však funkce navracela jiný typ hodnoty v možnosti </w:t>
       </w:r>
       <w:proofErr w:type="spellStart"/>
-      <w:proofErr w:type="gramStart"/>
       <w:r>
         <w:rPr>
           <w:rFonts w:ascii="Consolas" w:hAnsi="Consolas"/>
@@ -37289,14 +37150,7 @@
         <w:rPr>
           <w:lang w:val="cs-CZ"/>
         </w:rPr>
-        <w:t>,</w:t>
-      </w:r>
-      <w:proofErr w:type="gramEnd"/>
-      <w:r>
-        <w:rPr>
-          <w:lang w:val="cs-CZ"/>
-        </w:rPr>
-        <w:t xml:space="preserve"> než ten, který byl dodán operátoru, operátor se automaticky pokusí o převod typu proměnné, pokud </w:t>
+        <w:t xml:space="preserve">, než ten, který byl dodán operátoru, operátor se automaticky pokusí o převod typu proměnné, pokud </w:t>
       </w:r>
       <w:r>
         <w:rPr>
@@ -40650,21 +40504,7 @@
         <w:rPr>
           <w:lang w:val="cs-CZ"/>
         </w:rPr>
-        <w:t xml:space="preserve">, jaké </w:t>
-      </w:r>
-      <w:proofErr w:type="gramStart"/>
-      <w:r>
-        <w:rPr>
-          <w:lang w:val="cs-CZ"/>
-        </w:rPr>
-        <w:t>parametry</w:t>
-      </w:r>
-      <w:proofErr w:type="gramEnd"/>
-      <w:r>
-        <w:rPr>
-          <w:lang w:val="cs-CZ"/>
-        </w:rPr>
-        <w:t xml:space="preserve"> jakých typů musí funkce v implementaci přijímat a jaký typ musí navracet.</w:t>
+        <w:t>, jaké parametry jakých typů musí funkce v implementaci přijímat a jaký typ musí navracet.</w:t>
       </w:r>
       <w:r>
         <w:rPr>
@@ -41748,7 +41588,6 @@
         <w:t xml:space="preserve">kazatel na </w:t>
       </w:r>
       <w:proofErr w:type="spellStart"/>
-      <w:proofErr w:type="gramStart"/>
       <w:r>
         <w:rPr>
           <w:lang w:val="cs-CZ"/>
@@ -41756,7 +41595,6 @@
         <w:t>heap</w:t>
       </w:r>
       <w:proofErr w:type="spellEnd"/>
-      <w:proofErr w:type="gramEnd"/>
       <w:r>
         <w:rPr>
           <w:lang w:val="cs-CZ"/>
@@ -44183,21 +44021,7 @@
         <w:rPr>
           <w:lang w:val="cs-CZ"/>
         </w:rPr>
-        <w:t xml:space="preserve">, </w:t>
-      </w:r>
-      <w:proofErr w:type="gramStart"/>
-      <w:r>
-        <w:rPr>
-          <w:lang w:val="cs-CZ"/>
-        </w:rPr>
-        <w:t>většina</w:t>
-      </w:r>
-      <w:proofErr w:type="gramEnd"/>
-      <w:r>
-        <w:rPr>
-          <w:lang w:val="cs-CZ"/>
-        </w:rPr>
-        <w:t xml:space="preserve"> z nichž jsou implementovány pro číselné typy pro jejich formátování v jiných číselných soustavách nebo zápisech.</w:t>
+        <w:t>, většina z nichž jsou implementovány pro číselné typy pro jejich formátování v jiných číselných soustavách nebo zápisech.</w:t>
       </w:r>
     </w:p>
     <w:p>
@@ -45676,7 +45500,6 @@
         <w:t xml:space="preserve">Protože však existuje mnoho druhů </w:t>
       </w:r>
       <w:proofErr w:type="spellStart"/>
-      <w:proofErr w:type="gramStart"/>
       <w:r>
         <w:rPr>
           <w:lang w:val="cs-CZ"/>
@@ -45684,7 +45507,6 @@
         <w:t>iterátorů</w:t>
       </w:r>
       <w:proofErr w:type="spellEnd"/>
-      <w:proofErr w:type="gramEnd"/>
       <w:r>
         <w:rPr>
           <w:lang w:val="cs-CZ"/>
@@ -51194,7 +51016,6 @@
         <w:t xml:space="preserve">, bloky </w:t>
       </w:r>
       <w:proofErr w:type="spellStart"/>
-      <w:proofErr w:type="gramStart"/>
       <w:r>
         <w:rPr>
           <w:rFonts w:ascii="Consolas" w:hAnsi="Consolas"/>
@@ -51206,7 +51027,6 @@
         <w:t>impl</w:t>
       </w:r>
       <w:proofErr w:type="spellEnd"/>
-      <w:proofErr w:type="gramEnd"/>
       <w:r>
         <w:rPr>
           <w:lang w:val="cs-CZ"/>
@@ -51266,7 +51086,6 @@
         <w:t xml:space="preserve">, </w:t>
       </w:r>
       <w:proofErr w:type="spellStart"/>
-      <w:proofErr w:type="gramStart"/>
       <w:r>
         <w:rPr>
           <w:lang w:val="cs-CZ"/>
@@ -51278,14 +51097,7 @@
         <w:rPr>
           <w:lang w:val="cs-CZ"/>
         </w:rPr>
-        <w:t>,</w:t>
-      </w:r>
-      <w:proofErr w:type="gramEnd"/>
-      <w:r>
-        <w:rPr>
-          <w:lang w:val="cs-CZ"/>
-        </w:rPr>
-        <w:t xml:space="preserve"> atd.) lze přistupovat buď skrze jeho plnou cestu, nebo skrze kontext. Ve výchozím stavu máme kontextuální přístup ke všem předmětům ze stejného kontextu, ve kterém píšeme náš kód. Pro přístup k předmětům z modulů obsažených v aktuálním kontextu (</w:t>
+        <w:t>, atd.) lze přistupovat buď skrze jeho plnou cestu, nebo skrze kontext. Ve výchozím stavu máme kontextuální přístup ke všem předmětům ze stejného kontextu, ve kterém píšeme náš kód. Pro přístup k předmětům z modulů obsažených v aktuálním kontextu (</w:t>
       </w:r>
       <w:r>
         <w:rPr>
@@ -52269,21 +52081,7 @@
         <w:rPr>
           <w:lang w:val="cs-CZ"/>
         </w:rPr>
-        <w:t xml:space="preserve"> Důvod, proč připojujeme k </w:t>
-      </w:r>
-      <w:proofErr w:type="gramStart"/>
-      <w:r>
-        <w:rPr>
-          <w:lang w:val="cs-CZ"/>
-        </w:rPr>
-        <w:t>VSYS</w:t>
-      </w:r>
-      <w:proofErr w:type="gramEnd"/>
-      <w:r>
-        <w:rPr>
-          <w:lang w:val="cs-CZ"/>
-        </w:rPr>
-        <w:t xml:space="preserve"> a ne VBUS je, aby nás případně dioda ochránila proti neúmyslnému </w:t>
+        <w:t xml:space="preserve"> Důvod, proč připojujeme k VSYS a ne VBUS je, aby nás případně dioda ochránila proti neúmyslnému </w:t>
       </w:r>
       <w:r>
         <w:rPr>
@@ -55935,21 +55733,7 @@
         <w:rPr>
           <w:lang w:val="cs-CZ"/>
         </w:rPr>
-        <w:t xml:space="preserve"> přistupují k hardwaru pouze skrze tyto </w:t>
-      </w:r>
-      <w:proofErr w:type="gramStart"/>
-      <w:r>
-        <w:rPr>
-          <w:lang w:val="cs-CZ"/>
-        </w:rPr>
-        <w:t>abstrakce</w:t>
-      </w:r>
-      <w:proofErr w:type="gramEnd"/>
-      <w:r>
-        <w:rPr>
-          <w:lang w:val="cs-CZ"/>
-        </w:rPr>
-        <w:t xml:space="preserve"> a</w:t>
+        <w:t xml:space="preserve"> přistupují k hardwaru pouze skrze tyto abstrakce a</w:t>
       </w:r>
       <w:r>
         <w:rPr>
@@ -59023,21 +58807,7 @@
         <w:rPr>
           <w:lang w:val="cs-CZ"/>
         </w:rPr>
-        <w:t xml:space="preserve"> Smyčky v jazyce Rust je možné navíc označit tzv. štítkem, </w:t>
-      </w:r>
-      <w:proofErr w:type="gramStart"/>
-      <w:r>
-        <w:rPr>
-          <w:lang w:val="cs-CZ"/>
-        </w:rPr>
-        <w:t>díky</w:t>
-      </w:r>
-      <w:proofErr w:type="gramEnd"/>
-      <w:r>
-        <w:rPr>
-          <w:lang w:val="cs-CZ"/>
-        </w:rPr>
-        <w:t xml:space="preserve"> kterému když bychom se pohybovali v nějaké vnořené smyčce, a chtěli bychom okamžitě přeskočit k další iteraci smyčky (podobně jako příkaz </w:t>
+        <w:t xml:space="preserve"> Smyčky v jazyce Rust je možné navíc označit tzv. štítkem, díky kterému když bychom se pohybovali v nějaké vnořené smyčce, a chtěli bychom okamžitě přeskočit k další iteraci smyčky (podobně jako příkaz </w:t>
       </w:r>
       <w:r>
         <w:rPr>
@@ -59265,21 +59035,7 @@
         <w:rPr>
           <w:lang w:val="cs-CZ"/>
         </w:rPr>
-        <w:t xml:space="preserve">Pokud se tam znaménko </w:t>
-      </w:r>
-      <w:proofErr w:type="gramStart"/>
-      <w:r>
-        <w:rPr>
-          <w:lang w:val="cs-CZ"/>
-        </w:rPr>
-        <w:t>mínusu</w:t>
-      </w:r>
-      <w:proofErr w:type="gramEnd"/>
-      <w:r>
-        <w:rPr>
-          <w:lang w:val="cs-CZ"/>
-        </w:rPr>
-        <w:t xml:space="preserve"> již nachází, odstraní ho, jinak ho přidá.</w:t>
+        <w:t>Pokud se tam znaménko mínusu již nachází, odstraní ho, jinak ho přidá.</w:t>
       </w:r>
       <w:r>
         <w:rPr>
@@ -66671,7 +66427,7 @@
         <w:rPr>
           <w:lang w:val="cs-CZ"/>
         </w:rPr>
-        <w:t>AAA</w:t>
+        <w:t xml:space="preserve">Samotný nápad pro projekt jsem dostal víceméně náhodou, </w:t>
       </w:r>
     </w:p>
     <w:p>
@@ -67125,19 +66881,11 @@
         </w:rPr>
         <w:t xml:space="preserve">WIP: Popiš adresy, adresní prostor a </w:t>
       </w:r>
-      <w:proofErr w:type="spellStart"/>
-      <w:r>
-        <w:rPr>
-          <w:lang w:val="cs-CZ"/>
-        </w:rPr>
-        <w:t>namapování</w:t>
-      </w:r>
-      <w:proofErr w:type="spellEnd"/>
-      <w:r>
-        <w:rPr>
-          <w:lang w:val="cs-CZ"/>
-        </w:rPr>
-        <w:t xml:space="preserve"> RAM i periferií do něj</w:t>
+      <w:r>
+        <w:rPr>
+          <w:lang w:val="cs-CZ"/>
+        </w:rPr>
+        <w:t>namapování RAM i periferií do něj</w:t>
       </w:r>
     </w:p>
   </w:comment>
@@ -67175,77 +66923,8 @@
         </w:rPr>
         <w:annotationRef/>
       </w:r>
-      <w:proofErr w:type="spellStart"/>
-      <w:r>
-        <w:t>Nějak</w:t>
-      </w:r>
-      <w:proofErr w:type="spellEnd"/>
-      <w:r>
-        <w:t xml:space="preserve"> </w:t>
-      </w:r>
-      <w:proofErr w:type="spellStart"/>
-      <w:r>
-        <w:t>méně</w:t>
-      </w:r>
-      <w:proofErr w:type="spellEnd"/>
-      <w:r>
-        <w:t xml:space="preserve"> </w:t>
-      </w:r>
-      <w:proofErr w:type="spellStart"/>
-      <w:r>
-        <w:t>poeticky</w:t>
-      </w:r>
-      <w:proofErr w:type="spellEnd"/>
-      <w:r>
-        <w:t xml:space="preserve"> </w:t>
-      </w:r>
-      <w:proofErr w:type="spellStart"/>
-      <w:r>
-        <w:t>říct</w:t>
-      </w:r>
-      <w:proofErr w:type="spellEnd"/>
-      <w:r>
-        <w:t xml:space="preserve"> </w:t>
-      </w:r>
-      <w:proofErr w:type="spellStart"/>
-      <w:r>
-        <w:t>totéž</w:t>
-      </w:r>
-      <w:proofErr w:type="spellEnd"/>
-      <w:r>
-        <w:t xml:space="preserve">: je to </w:t>
-      </w:r>
-      <w:proofErr w:type="spellStart"/>
-      <w:r>
-        <w:t>úžasně</w:t>
-      </w:r>
-      <w:proofErr w:type="spellEnd"/>
-      <w:r>
-        <w:t xml:space="preserve">, </w:t>
-      </w:r>
-      <w:proofErr w:type="spellStart"/>
-      <w:r>
-        <w:t>překrásně</w:t>
-      </w:r>
-      <w:proofErr w:type="spellEnd"/>
-      <w:r>
-        <w:t xml:space="preserve">, </w:t>
-      </w:r>
-      <w:proofErr w:type="spellStart"/>
-      <w:r>
-        <w:t>skvěle</w:t>
-      </w:r>
-      <w:proofErr w:type="spellEnd"/>
-      <w:r>
-        <w:t xml:space="preserve"> </w:t>
-      </w:r>
-      <w:proofErr w:type="spellStart"/>
-      <w:r>
-        <w:t>napsaný</w:t>
-      </w:r>
-      <w:proofErr w:type="spellEnd"/>
-      <w:r>
-        <w:t xml:space="preserve"> datasheet.</w:t>
+      <w:r>
+        <w:t>Nějak méně poeticky říct totéž: je to úžasně, překrásně, skvěle napsaný datasheet.</w:t>
       </w:r>
     </w:p>
   </w:comment>
@@ -67260,13 +66939,8 @@
         </w:rPr>
         <w:annotationRef/>
       </w:r>
-      <w:proofErr w:type="spellStart"/>
-      <w:r>
-        <w:t>Počeštit</w:t>
-      </w:r>
-      <w:proofErr w:type="spellEnd"/>
-      <w:r>
-        <w:t>?</w:t>
+      <w:r>
+        <w:t>Počeštit?</w:t>
       </w:r>
     </w:p>
   </w:comment>
@@ -67284,157 +66958,8 @@
       <w:r>
         <w:t xml:space="preserve">TODO: Pro </w:t>
       </w:r>
-      <w:proofErr w:type="spellStart"/>
-      <w:r>
-        <w:t>kvalitní</w:t>
-      </w:r>
-      <w:proofErr w:type="spellEnd"/>
-      <w:r>
-        <w:t xml:space="preserve"> </w:t>
-      </w:r>
-      <w:proofErr w:type="spellStart"/>
-      <w:r>
-        <w:t>tisk</w:t>
-      </w:r>
-      <w:proofErr w:type="spellEnd"/>
-      <w:r>
-        <w:t xml:space="preserve"> </w:t>
-      </w:r>
-      <w:proofErr w:type="spellStart"/>
-      <w:r>
-        <w:t>bude</w:t>
-      </w:r>
-      <w:proofErr w:type="spellEnd"/>
-      <w:r>
-        <w:t xml:space="preserve"> </w:t>
-      </w:r>
-      <w:proofErr w:type="spellStart"/>
-      <w:r>
-        <w:t>možná</w:t>
-      </w:r>
-      <w:proofErr w:type="spellEnd"/>
-      <w:r>
-        <w:t xml:space="preserve"> </w:t>
-      </w:r>
-      <w:proofErr w:type="spellStart"/>
-      <w:r>
-        <w:t>potřeba</w:t>
-      </w:r>
-      <w:proofErr w:type="spellEnd"/>
-      <w:r>
-        <w:t xml:space="preserve"> </w:t>
-      </w:r>
-      <w:proofErr w:type="spellStart"/>
-      <w:r>
-        <w:t>mnoho</w:t>
-      </w:r>
-      <w:proofErr w:type="spellEnd"/>
-      <w:r>
-        <w:t xml:space="preserve"> </w:t>
-      </w:r>
-      <w:proofErr w:type="spellStart"/>
-      <w:r>
-        <w:t>obrázků</w:t>
-      </w:r>
-      <w:proofErr w:type="spellEnd"/>
-      <w:r>
-        <w:t xml:space="preserve">, </w:t>
-      </w:r>
-      <w:proofErr w:type="spellStart"/>
-      <w:r>
-        <w:t>zvláště</w:t>
-      </w:r>
-      <w:proofErr w:type="spellEnd"/>
-      <w:r>
-        <w:t xml:space="preserve"> </w:t>
-      </w:r>
-      <w:proofErr w:type="spellStart"/>
-      <w:r>
-        <w:t>kódu</w:t>
-      </w:r>
-      <w:proofErr w:type="spellEnd"/>
-      <w:r>
-        <w:t xml:space="preserve">, </w:t>
-      </w:r>
-      <w:proofErr w:type="spellStart"/>
-      <w:r>
-        <w:t>vyrenderovat</w:t>
-      </w:r>
-      <w:proofErr w:type="spellEnd"/>
-      <w:r>
-        <w:t xml:space="preserve"> </w:t>
-      </w:r>
-      <w:proofErr w:type="spellStart"/>
-      <w:r>
-        <w:t>na</w:t>
-      </w:r>
-      <w:proofErr w:type="spellEnd"/>
-      <w:r>
-        <w:t xml:space="preserve"> </w:t>
-      </w:r>
-      <w:proofErr w:type="spellStart"/>
-      <w:r>
-        <w:t>bílém</w:t>
-      </w:r>
-      <w:proofErr w:type="spellEnd"/>
-      <w:r>
-        <w:t xml:space="preserve"> </w:t>
-      </w:r>
-      <w:proofErr w:type="spellStart"/>
-      <w:r>
-        <w:t>pozadí</w:t>
-      </w:r>
-      <w:proofErr w:type="spellEnd"/>
-      <w:r>
-        <w:t xml:space="preserve"> </w:t>
-      </w:r>
-      <w:proofErr w:type="spellStart"/>
-      <w:r>
-        <w:t>ve</w:t>
-      </w:r>
-      <w:proofErr w:type="spellEnd"/>
-      <w:r>
-        <w:t xml:space="preserve"> </w:t>
-      </w:r>
-      <w:proofErr w:type="spellStart"/>
-      <w:r>
-        <w:t>vysokém</w:t>
-      </w:r>
-      <w:proofErr w:type="spellEnd"/>
-      <w:r>
-        <w:t xml:space="preserve"> </w:t>
-      </w:r>
-      <w:proofErr w:type="spellStart"/>
-      <w:r>
-        <w:t>rozlišení</w:t>
-      </w:r>
-      <w:proofErr w:type="spellEnd"/>
-      <w:r>
-        <w:t xml:space="preserve">, ne </w:t>
-      </w:r>
-      <w:proofErr w:type="spellStart"/>
-      <w:r>
-        <w:t>screenshoty</w:t>
-      </w:r>
-      <w:proofErr w:type="spellEnd"/>
-      <w:r>
-        <w:t xml:space="preserve"> </w:t>
-      </w:r>
-      <w:proofErr w:type="spellStart"/>
-      <w:r>
-        <w:t>jako</w:t>
-      </w:r>
-      <w:proofErr w:type="spellEnd"/>
-      <w:r>
-        <w:t xml:space="preserve"> </w:t>
-      </w:r>
-      <w:proofErr w:type="spellStart"/>
-      <w:r>
-        <w:t>doposud</w:t>
-      </w:r>
-      <w:proofErr w:type="spellEnd"/>
-      <w:r>
-        <w:t>.</w:t>
+      <w:r>
+        <w:t>kvalitní tisk bude možná potřeba mnoho obrázků, zvláště kódu, vyrenderovat na bílém pozadí ve vysokém rozlišení, ne screenshoty jako doposud.</w:t>
       </w:r>
     </w:p>
   </w:comment>
@@ -67449,117 +66974,8 @@
         </w:rPr>
         <w:annotationRef/>
       </w:r>
-      <w:proofErr w:type="spellStart"/>
-      <w:r>
-        <w:t>Nějak</w:t>
-      </w:r>
-      <w:proofErr w:type="spellEnd"/>
-      <w:r>
-        <w:t xml:space="preserve"> </w:t>
-      </w:r>
-      <w:proofErr w:type="spellStart"/>
-      <w:r>
-        <w:t>slušně</w:t>
-      </w:r>
-      <w:proofErr w:type="spellEnd"/>
-      <w:r>
-        <w:t xml:space="preserve"> </w:t>
-      </w:r>
-      <w:proofErr w:type="spellStart"/>
-      <w:r>
-        <w:t>napsat</w:t>
-      </w:r>
-      <w:proofErr w:type="spellEnd"/>
-      <w:r>
-        <w:t xml:space="preserve">, </w:t>
-      </w:r>
-      <w:proofErr w:type="spellStart"/>
-      <w:r>
-        <w:t>že</w:t>
-      </w:r>
-      <w:proofErr w:type="spellEnd"/>
-      <w:r>
-        <w:t xml:space="preserve"> je to </w:t>
-      </w:r>
-      <w:proofErr w:type="spellStart"/>
-      <w:r>
-        <w:t>naprostá</w:t>
-      </w:r>
-      <w:proofErr w:type="spellEnd"/>
-      <w:r>
-        <w:t xml:space="preserve"> </w:t>
-      </w:r>
-      <w:proofErr w:type="spellStart"/>
-      <w:r>
-        <w:t>černá</w:t>
-      </w:r>
-      <w:proofErr w:type="spellEnd"/>
-      <w:r>
-        <w:t xml:space="preserve"> </w:t>
-      </w:r>
-      <w:proofErr w:type="spellStart"/>
-      <w:r>
-        <w:t>magie</w:t>
-      </w:r>
-      <w:proofErr w:type="spellEnd"/>
-      <w:r>
-        <w:t xml:space="preserve"> </w:t>
-      </w:r>
-      <w:proofErr w:type="spellStart"/>
-      <w:r>
-        <w:t>mimo</w:t>
-      </w:r>
-      <w:proofErr w:type="spellEnd"/>
-      <w:r>
-        <w:t xml:space="preserve"> </w:t>
-      </w:r>
-      <w:proofErr w:type="spellStart"/>
-      <w:r>
-        <w:t>rozsah</w:t>
-      </w:r>
-      <w:proofErr w:type="spellEnd"/>
-      <w:r>
-        <w:t xml:space="preserve"> </w:t>
-      </w:r>
-      <w:proofErr w:type="spellStart"/>
-      <w:r>
-        <w:t>tohoto</w:t>
-      </w:r>
-      <w:proofErr w:type="spellEnd"/>
-      <w:r>
-        <w:t xml:space="preserve"> </w:t>
-      </w:r>
-      <w:proofErr w:type="spellStart"/>
-      <w:r>
-        <w:t>projektu</w:t>
-      </w:r>
-      <w:proofErr w:type="spellEnd"/>
-      <w:r>
-        <w:t xml:space="preserve">, a </w:t>
-      </w:r>
-      <w:proofErr w:type="spellStart"/>
-      <w:r>
-        <w:t>že</w:t>
-      </w:r>
-      <w:proofErr w:type="spellEnd"/>
-      <w:r>
-        <w:t xml:space="preserve"> to </w:t>
-      </w:r>
-      <w:proofErr w:type="spellStart"/>
-      <w:r>
-        <w:t>nebudu</w:t>
-      </w:r>
-      <w:proofErr w:type="spellEnd"/>
-      <w:r>
-        <w:t xml:space="preserve"> </w:t>
-      </w:r>
-      <w:proofErr w:type="spellStart"/>
-      <w:r>
-        <w:t>popisovat</w:t>
-      </w:r>
-      <w:proofErr w:type="spellEnd"/>
-      <w:r>
-        <w:t>.</w:t>
+      <w:r>
+        <w:t>Nějak slušně napsat, že je to naprostá černá magie mimo rozsah tohoto projektu, a že to nebudu popisovat.</w:t>
       </w:r>
     </w:p>
   </w:comment>
@@ -67577,19 +66993,9 @@
       <w:r>
         <w:t xml:space="preserve">TODO: </w:t>
       </w:r>
-      <w:proofErr w:type="spellStart"/>
-      <w:r>
-        <w:t>Navázat</w:t>
-      </w:r>
-      <w:proofErr w:type="spellEnd"/>
-      <w:r>
-        <w:t xml:space="preserve"> </w:t>
-      </w:r>
-      <w:proofErr w:type="spellStart"/>
-      <w:r>
-        <w:t>spisovněji</w:t>
-      </w:r>
-      <w:proofErr w:type="spellEnd"/>
+      <w:r>
+        <w:t>Navázat spisovněji</w:t>
+      </w:r>
     </w:p>
   </w:comment>
   <w:comment w:id="40" w:author="Ondřej Běhal [2]" w:date="2025-11-17T18:38:00Z" w:initials="OB">
@@ -67603,88 +67009,9 @@
         </w:rPr>
         <w:annotationRef/>
       </w:r>
-      <w:proofErr w:type="spellStart"/>
-      <w:r>
-        <w:t>Odstranit</w:t>
-      </w:r>
-      <w:proofErr w:type="spellEnd"/>
-      <w:r>
-        <w:t xml:space="preserve"> </w:t>
-      </w:r>
-      <w:proofErr w:type="spellStart"/>
-      <w:r>
-        <w:t>vykřičník</w:t>
-      </w:r>
-      <w:proofErr w:type="spellEnd"/>
-      <w:r>
-        <w:t xml:space="preserve"> pro </w:t>
-      </w:r>
-      <w:proofErr w:type="spellStart"/>
-      <w:r>
-        <w:t>menší</w:t>
-      </w:r>
-      <w:proofErr w:type="spellEnd"/>
-      <w:r>
-        <w:t xml:space="preserve"> </w:t>
-      </w:r>
-      <w:proofErr w:type="spellStart"/>
-      <w:r>
-        <w:t>dramatičnost</w:t>
-      </w:r>
-      <w:proofErr w:type="spellEnd"/>
-      <w:r>
-        <w:t xml:space="preserve">… </w:t>
-      </w:r>
-      <w:proofErr w:type="spellStart"/>
-      <w:r>
-        <w:t>které</w:t>
-      </w:r>
-      <w:proofErr w:type="spellEnd"/>
-      <w:r>
-        <w:t xml:space="preserve"> se </w:t>
-      </w:r>
-      <w:proofErr w:type="spellStart"/>
-      <w:r>
-        <w:t>však</w:t>
-      </w:r>
-      <w:proofErr w:type="spellEnd"/>
-      <w:r>
-        <w:t xml:space="preserve"> taky </w:t>
-      </w:r>
-      <w:proofErr w:type="spellStart"/>
-      <w:r>
-        <w:t>nechci</w:t>
-      </w:r>
-      <w:proofErr w:type="spellEnd"/>
-      <w:r>
-        <w:t xml:space="preserve"> </w:t>
-      </w:r>
-      <w:proofErr w:type="spellStart"/>
-      <w:r>
-        <w:t>úplně</w:t>
-      </w:r>
-      <w:proofErr w:type="spellEnd"/>
-      <w:r>
-        <w:t xml:space="preserve"> </w:t>
-      </w:r>
-      <w:proofErr w:type="spellStart"/>
-      <w:proofErr w:type="gramStart"/>
-      <w:r>
-        <w:t>vzdát</w:t>
-      </w:r>
-      <w:proofErr w:type="spellEnd"/>
-      <w:r>
-        <w:t>!~</w:t>
-      </w:r>
-      <w:proofErr w:type="gramEnd"/>
-      <w:r>
-        <w:t xml:space="preserve"> </w:t>
-      </w:r>
-      <w:proofErr w:type="spellStart"/>
-      <w:r>
-        <w:t>TwT</w:t>
-      </w:r>
-      <w:proofErr w:type="spellEnd"/>
+      <w:r>
+        <w:t>Odstranit vykřičník pro menší dramatičnost… které se však taky nechci úplně vzdát!~ TwT</w:t>
+      </w:r>
     </w:p>
   </w:comment>
   <w:comment w:id="54" w:author="Ondřej Běhal [2]" w:date="2025-11-17T20:06:00Z" w:initials="OB">
@@ -67701,35 +67028,9 @@
       <w:r>
         <w:t xml:space="preserve">TODO: </w:t>
       </w:r>
-      <w:proofErr w:type="spellStart"/>
-      <w:r>
-        <w:t>Odkazuj</w:t>
-      </w:r>
-      <w:proofErr w:type="spellEnd"/>
-      <w:r>
-        <w:t xml:space="preserve"> se </w:t>
-      </w:r>
-      <w:proofErr w:type="spellStart"/>
-      <w:r>
-        <w:t>na</w:t>
-      </w:r>
-      <w:proofErr w:type="spellEnd"/>
-      <w:r>
-        <w:t xml:space="preserve"> 1. </w:t>
-      </w:r>
-      <w:proofErr w:type="spellStart"/>
-      <w:r>
-        <w:t>výstup</w:t>
-      </w:r>
-      <w:proofErr w:type="spellEnd"/>
-      <w:r>
-        <w:t xml:space="preserve"> </w:t>
-      </w:r>
-      <w:proofErr w:type="spellStart"/>
-      <w:r>
-        <w:t>projektu</w:t>
-      </w:r>
-      <w:proofErr w:type="spellEnd"/>
+      <w:r>
+        <w:t>Odkazuj se na 1. výstup projektu</w:t>
+      </w:r>
     </w:p>
   </w:comment>
   <w:comment w:id="57" w:author="Ondřej Běhal [2]" w:date="2025-11-18T11:15:00Z" w:initials="OB">
@@ -67746,61 +67047,8 @@
       <w:r>
         <w:t xml:space="preserve">Foreshadowing: </w:t>
       </w:r>
-      <w:proofErr w:type="spellStart"/>
-      <w:r>
-        <w:t>navaž</w:t>
-      </w:r>
-      <w:proofErr w:type="spellEnd"/>
-      <w:r>
-        <w:t xml:space="preserve"> </w:t>
-      </w:r>
-      <w:proofErr w:type="spellStart"/>
-      <w:r>
-        <w:t>zpět</w:t>
-      </w:r>
-      <w:proofErr w:type="spellEnd"/>
-      <w:r>
-        <w:t xml:space="preserve"> </w:t>
-      </w:r>
-      <w:proofErr w:type="spellStart"/>
-      <w:r>
-        <w:t>na</w:t>
-      </w:r>
-      <w:proofErr w:type="spellEnd"/>
-      <w:r>
-        <w:t xml:space="preserve"> borrow checker a </w:t>
-      </w:r>
-      <w:proofErr w:type="spellStart"/>
-      <w:r>
-        <w:t>zajištění</w:t>
-      </w:r>
-      <w:proofErr w:type="spellEnd"/>
-      <w:r>
-        <w:t xml:space="preserve">, </w:t>
-      </w:r>
-      <w:proofErr w:type="spellStart"/>
-      <w:r>
-        <w:t>že</w:t>
-      </w:r>
-      <w:proofErr w:type="spellEnd"/>
-      <w:r>
-        <w:t xml:space="preserve"> je reference </w:t>
-      </w:r>
-      <w:proofErr w:type="spellStart"/>
-      <w:r>
-        <w:t>vždy</w:t>
-      </w:r>
-      <w:proofErr w:type="spellEnd"/>
-      <w:r>
-        <w:t xml:space="preserve"> </w:t>
-      </w:r>
-      <w:proofErr w:type="spellStart"/>
-      <w:r>
-        <w:t>platná</w:t>
-      </w:r>
-      <w:proofErr w:type="spellEnd"/>
-      <w:r>
-        <w:t>.</w:t>
+      <w:r>
+        <w:t>navaž zpět na borrow checker a zajištění, že je reference vždy platná.</w:t>
       </w:r>
     </w:p>
   </w:comment>
@@ -67818,61 +67066,8 @@
       <w:r>
         <w:t xml:space="preserve">Random </w:t>
       </w:r>
-      <w:proofErr w:type="spellStart"/>
-      <w:r>
-        <w:t>poznámka</w:t>
-      </w:r>
-      <w:proofErr w:type="spellEnd"/>
-      <w:r>
-        <w:t xml:space="preserve">: </w:t>
-      </w:r>
-      <w:proofErr w:type="spellStart"/>
-      <w:r>
-        <w:t>Někde</w:t>
-      </w:r>
-      <w:proofErr w:type="spellEnd"/>
-      <w:r>
-        <w:t xml:space="preserve"> </w:t>
-      </w:r>
-      <w:proofErr w:type="spellStart"/>
-      <w:r>
-        <w:t>popsat</w:t>
-      </w:r>
-      <w:proofErr w:type="spellEnd"/>
-      <w:r>
-        <w:t xml:space="preserve"> </w:t>
-      </w:r>
-      <w:proofErr w:type="gramStart"/>
-      <w:r>
-        <w:t>unsafe{</w:t>
-      </w:r>
-      <w:proofErr w:type="gramEnd"/>
-      <w:r>
-        <w:t xml:space="preserve">}, </w:t>
-      </w:r>
-      <w:proofErr w:type="spellStart"/>
-      <w:r>
-        <w:t>nejlepší</w:t>
-      </w:r>
-      <w:proofErr w:type="spellEnd"/>
-      <w:r>
-        <w:t xml:space="preserve"> </w:t>
-      </w:r>
-      <w:proofErr w:type="spellStart"/>
-      <w:r>
-        <w:t>příklad</w:t>
-      </w:r>
-      <w:proofErr w:type="spellEnd"/>
-      <w:r>
-        <w:t xml:space="preserve"> </w:t>
-      </w:r>
-      <w:proofErr w:type="spellStart"/>
-      <w:r>
-        <w:t>bude</w:t>
-      </w:r>
-      <w:proofErr w:type="spellEnd"/>
-      <w:r>
-        <w:t xml:space="preserve"> static mut</w:t>
+      <w:r>
+        <w:t>poznámka: Někde popsat unsafe{}, nejlepší příklad bude static mut</w:t>
       </w:r>
     </w:p>
   </w:comment>
@@ -67887,29 +67082,8 @@
         </w:rPr>
         <w:annotationRef/>
       </w:r>
-      <w:proofErr w:type="spellStart"/>
-      <w:r>
-        <w:t>Nějak</w:t>
-      </w:r>
-      <w:proofErr w:type="spellEnd"/>
-      <w:r>
-        <w:t xml:space="preserve"> </w:t>
-      </w:r>
-      <w:proofErr w:type="spellStart"/>
-      <w:r>
-        <w:t>spisovně</w:t>
-      </w:r>
-      <w:proofErr w:type="spellEnd"/>
-      <w:r>
-        <w:t>/</w:t>
-      </w:r>
-      <w:proofErr w:type="spellStart"/>
-      <w:r>
-        <w:t>formálně</w:t>
-      </w:r>
-      <w:proofErr w:type="spellEnd"/>
-      <w:r>
-        <w:t>?</w:t>
+      <w:r>
+        <w:t>Nějak spisovně/formálně?</w:t>
       </w:r>
     </w:p>
   </w:comment>
@@ -67940,29 +67114,8 @@
         </w:rPr>
         <w:annotationRef/>
       </w:r>
-      <w:proofErr w:type="spellStart"/>
-      <w:r>
-        <w:t>Zkratka</w:t>
-      </w:r>
-      <w:proofErr w:type="spellEnd"/>
-      <w:r>
-        <w:t xml:space="preserve"> pro </w:t>
-      </w:r>
-      <w:proofErr w:type="spellStart"/>
-      <w:r>
-        <w:t>přítomnost</w:t>
-      </w:r>
-      <w:proofErr w:type="spellEnd"/>
-      <w:r>
-        <w:t>/</w:t>
-      </w:r>
-      <w:proofErr w:type="spellStart"/>
-      <w:r>
-        <w:t>nepřítomnost</w:t>
-      </w:r>
-      <w:proofErr w:type="spellEnd"/>
-      <w:r>
-        <w:t xml:space="preserve"> (???)</w:t>
+      <w:r>
+        <w:t>Zkratka pro přítomnost/nepřítomnost (???)</w:t>
       </w:r>
     </w:p>
   </w:comment>
@@ -67980,13 +67133,8 @@
       <w:r>
         <w:t xml:space="preserve">Jak </w:t>
       </w:r>
-      <w:proofErr w:type="spellStart"/>
-      <w:r>
-        <w:t>skloňovat</w:t>
-      </w:r>
-      <w:proofErr w:type="spellEnd"/>
-      <w:r>
-        <w:t>?</w:t>
+      <w:r>
+        <w:t>skloňovat?</w:t>
       </w:r>
     </w:p>
   </w:comment>
@@ -68001,32 +67149,17 @@
         </w:rPr>
         <w:annotationRef/>
       </w:r>
-      <w:proofErr w:type="spellStart"/>
-      <w:r>
-        <w:t>Opravdu</w:t>
-      </w:r>
-      <w:proofErr w:type="spellEnd"/>
-      <w:r>
-        <w:t xml:space="preserve"> </w:t>
-      </w:r>
-      <w:proofErr w:type="spellStart"/>
+      <w:r>
+        <w:t xml:space="preserve">Opravdu </w:t>
+      </w:r>
       <w:r>
         <w:rPr>
           <w:u w:val="single"/>
         </w:rPr>
         <w:t>úplně</w:t>
       </w:r>
-      <w:proofErr w:type="spellEnd"/>
-      <w:r>
-        <w:t xml:space="preserve"> </w:t>
-      </w:r>
-      <w:proofErr w:type="spellStart"/>
-      <w:r>
-        <w:t>kdekoli</w:t>
-      </w:r>
-      <w:proofErr w:type="spellEnd"/>
-      <w:r>
-        <w:t>?</w:t>
+      <w:r>
+        <w:t xml:space="preserve"> kdekoli?</w:t>
       </w:r>
     </w:p>
   </w:comment>
@@ -68044,141 +67177,8 @@
       <w:r>
         <w:t xml:space="preserve">Je </w:t>
       </w:r>
-      <w:proofErr w:type="spellStart"/>
-      <w:r>
-        <w:t>možné</w:t>
-      </w:r>
-      <w:proofErr w:type="spellEnd"/>
-      <w:r>
-        <w:t xml:space="preserve">, </w:t>
-      </w:r>
-      <w:proofErr w:type="spellStart"/>
-      <w:r>
-        <w:t>že</w:t>
-      </w:r>
-      <w:proofErr w:type="spellEnd"/>
-      <w:r>
-        <w:t xml:space="preserve"> </w:t>
-      </w:r>
-      <w:proofErr w:type="spellStart"/>
-      <w:r>
-        <w:t>kvůli</w:t>
-      </w:r>
-      <w:proofErr w:type="spellEnd"/>
-      <w:r>
-        <w:t xml:space="preserve"> </w:t>
-      </w:r>
-      <w:proofErr w:type="spellStart"/>
-      <w:r>
-        <w:t>velikosti</w:t>
-      </w:r>
-      <w:proofErr w:type="spellEnd"/>
-      <w:r>
-        <w:t xml:space="preserve"> </w:t>
-      </w:r>
-      <w:proofErr w:type="spellStart"/>
-      <w:r>
-        <w:t>obrázku</w:t>
-      </w:r>
-      <w:proofErr w:type="spellEnd"/>
-      <w:r>
-        <w:t xml:space="preserve"> 46 </w:t>
-      </w:r>
-      <w:proofErr w:type="spellStart"/>
-      <w:r>
-        <w:t>tady</w:t>
-      </w:r>
-      <w:proofErr w:type="spellEnd"/>
-      <w:r>
-        <w:t xml:space="preserve"> </w:t>
-      </w:r>
-      <w:proofErr w:type="spellStart"/>
-      <w:r>
-        <w:t>bude</w:t>
-      </w:r>
-      <w:proofErr w:type="spellEnd"/>
-      <w:r>
-        <w:t xml:space="preserve"> </w:t>
-      </w:r>
-      <w:proofErr w:type="spellStart"/>
-      <w:r>
-        <w:t>hodně</w:t>
-      </w:r>
-      <w:proofErr w:type="spellEnd"/>
-      <w:r>
-        <w:t xml:space="preserve"> </w:t>
-      </w:r>
-      <w:proofErr w:type="spellStart"/>
-      <w:r>
-        <w:t>volného</w:t>
-      </w:r>
-      <w:proofErr w:type="spellEnd"/>
-      <w:r>
-        <w:t xml:space="preserve"> </w:t>
-      </w:r>
-      <w:proofErr w:type="spellStart"/>
-      <w:r>
-        <w:t>místa</w:t>
-      </w:r>
-      <w:proofErr w:type="spellEnd"/>
-      <w:r>
-        <w:t xml:space="preserve">, je </w:t>
-      </w:r>
-      <w:proofErr w:type="spellStart"/>
-      <w:r>
-        <w:t>potřeba</w:t>
-      </w:r>
-      <w:proofErr w:type="spellEnd"/>
-      <w:r>
-        <w:t xml:space="preserve"> s </w:t>
-      </w:r>
-      <w:proofErr w:type="spellStart"/>
-      <w:r>
-        <w:t>tím</w:t>
-      </w:r>
-      <w:proofErr w:type="spellEnd"/>
-      <w:r>
-        <w:t xml:space="preserve"> </w:t>
-      </w:r>
-      <w:proofErr w:type="spellStart"/>
-      <w:r>
-        <w:t>nějak</w:t>
-      </w:r>
-      <w:proofErr w:type="spellEnd"/>
-      <w:r>
-        <w:t xml:space="preserve"> </w:t>
-      </w:r>
-      <w:proofErr w:type="spellStart"/>
-      <w:r>
-        <w:t>pracovat</w:t>
-      </w:r>
-      <w:proofErr w:type="spellEnd"/>
-      <w:r>
-        <w:t xml:space="preserve"> a </w:t>
-      </w:r>
-      <w:proofErr w:type="spellStart"/>
-      <w:r>
-        <w:t>poměnit</w:t>
-      </w:r>
-      <w:proofErr w:type="spellEnd"/>
-      <w:r>
-        <w:t xml:space="preserve"> </w:t>
-      </w:r>
-      <w:proofErr w:type="spellStart"/>
-      <w:r>
-        <w:t>velikosti</w:t>
-      </w:r>
-      <w:proofErr w:type="spellEnd"/>
-      <w:r>
-        <w:t xml:space="preserve"> </w:t>
-      </w:r>
-      <w:proofErr w:type="spellStart"/>
-      <w:r>
-        <w:t>obrázků</w:t>
-      </w:r>
-      <w:proofErr w:type="spellEnd"/>
-      <w:r>
-        <w:t>.</w:t>
+      <w:r>
+        <w:t>možné, že kvůli velikosti obrázku 46 tady bude hodně volného místa, je potřeba s tím nějak pracovat a poměnit velikosti obrázků.</w:t>
       </w:r>
     </w:p>
   </w:comment>
@@ -68233,29 +67233,8 @@
       <w:r>
         <w:t xml:space="preserve">TODO: </w:t>
       </w:r>
-      <w:proofErr w:type="spellStart"/>
-      <w:r>
-        <w:t>Vysvětlit</w:t>
-      </w:r>
-      <w:proofErr w:type="spellEnd"/>
-      <w:r>
-        <w:t xml:space="preserve"> </w:t>
-      </w:r>
-      <w:proofErr w:type="spellStart"/>
-      <w:r>
-        <w:t>nějak</w:t>
-      </w:r>
-      <w:proofErr w:type="spellEnd"/>
-      <w:r>
-        <w:t xml:space="preserve">, co je to </w:t>
-      </w:r>
-      <w:proofErr w:type="spellStart"/>
-      <w:r>
-        <w:t>iterace</w:t>
-      </w:r>
-      <w:proofErr w:type="spellEnd"/>
-      <w:r>
-        <w:t>.</w:t>
+      <w:r>
+        <w:t>Vysvětlit nějak, co je to iterace.</w:t>
       </w:r>
     </w:p>
   </w:comment>
@@ -68270,37 +67249,8 @@
         </w:rPr>
         <w:annotationRef/>
       </w:r>
-      <w:proofErr w:type="spellStart"/>
-      <w:r>
-        <w:t>Nějak</w:t>
-      </w:r>
-      <w:proofErr w:type="spellEnd"/>
-      <w:r>
-        <w:t xml:space="preserve"> </w:t>
-      </w:r>
-      <w:proofErr w:type="spellStart"/>
-      <w:r>
-        <w:t>zapojit</w:t>
-      </w:r>
-      <w:proofErr w:type="spellEnd"/>
-      <w:r>
-        <w:t xml:space="preserve"> </w:t>
-      </w:r>
-      <w:proofErr w:type="spellStart"/>
-      <w:r>
-        <w:t>možná</w:t>
-      </w:r>
-      <w:proofErr w:type="spellEnd"/>
-      <w:r>
-        <w:t xml:space="preserve"> for-</w:t>
-      </w:r>
-      <w:proofErr w:type="spellStart"/>
-      <w:r>
-        <w:t>smyčky</w:t>
-      </w:r>
-      <w:proofErr w:type="spellEnd"/>
-      <w:r>
-        <w:t>?</w:t>
+      <w:r>
+        <w:t>Nějak zapojit možná for-smyčky?</w:t>
       </w:r>
     </w:p>
   </w:comment>
@@ -68315,69 +67265,8 @@
         </w:rPr>
         <w:annotationRef/>
       </w:r>
-      <w:proofErr w:type="spellStart"/>
-      <w:r>
-        <w:t>Celý</w:t>
-      </w:r>
-      <w:proofErr w:type="spellEnd"/>
-      <w:r>
-        <w:t xml:space="preserve"> </w:t>
-      </w:r>
-      <w:proofErr w:type="spellStart"/>
-      <w:r>
-        <w:t>tento</w:t>
-      </w:r>
-      <w:proofErr w:type="spellEnd"/>
-      <w:r>
-        <w:t xml:space="preserve"> </w:t>
-      </w:r>
-      <w:proofErr w:type="spellStart"/>
-      <w:r>
-        <w:t>odstavec</w:t>
-      </w:r>
-      <w:proofErr w:type="spellEnd"/>
-      <w:r>
-        <w:t xml:space="preserve"> </w:t>
-      </w:r>
-      <w:proofErr w:type="spellStart"/>
-      <w:r>
-        <w:t>jsou</w:t>
-      </w:r>
-      <w:proofErr w:type="spellEnd"/>
-      <w:r>
-        <w:t xml:space="preserve"> </w:t>
-      </w:r>
-      <w:proofErr w:type="spellStart"/>
-      <w:r>
-        <w:t>jen</w:t>
-      </w:r>
-      <w:proofErr w:type="spellEnd"/>
-      <w:r>
-        <w:t xml:space="preserve"> </w:t>
-      </w:r>
-      <w:proofErr w:type="spellStart"/>
-      <w:r>
-        <w:t>tři</w:t>
-      </w:r>
-      <w:proofErr w:type="spellEnd"/>
-      <w:r>
-        <w:t xml:space="preserve"> </w:t>
-      </w:r>
-      <w:proofErr w:type="spellStart"/>
-      <w:r>
-        <w:t>větné</w:t>
-      </w:r>
-      <w:proofErr w:type="spellEnd"/>
-      <w:r>
-        <w:t xml:space="preserve"> </w:t>
-      </w:r>
-      <w:proofErr w:type="spellStart"/>
-      <w:r>
-        <w:t>celky</w:t>
-      </w:r>
-      <w:proofErr w:type="spellEnd"/>
-      <w:r>
-        <w:t>!</w:t>
+      <w:r>
+        <w:t>Celý tento odstavec jsou jen tři větné celky!</w:t>
       </w:r>
     </w:p>
   </w:comment>
@@ -68392,13 +67281,8 @@
         </w:rPr>
         <w:annotationRef/>
       </w:r>
-      <w:proofErr w:type="spellStart"/>
-      <w:r>
-        <w:t>Zase</w:t>
-      </w:r>
-      <w:proofErr w:type="spellEnd"/>
-      <w:r>
-        <w:t>: out of scope</w:t>
+      <w:r>
+        <w:t>Zase: out of scope</w:t>
       </w:r>
     </w:p>
   </w:comment>
@@ -68416,13 +67300,8 @@
       <w:r>
         <w:t xml:space="preserve">Jak </w:t>
       </w:r>
-      <w:proofErr w:type="spellStart"/>
-      <w:r>
-        <w:t>skloňovat</w:t>
-      </w:r>
-      <w:proofErr w:type="spellEnd"/>
-      <w:r>
-        <w:t>??</w:t>
+      <w:r>
+        <w:t>skloňovat??</w:t>
       </w:r>
     </w:p>
   </w:comment>
@@ -68437,40 +67316,9 @@
         </w:rPr>
         <w:annotationRef/>
       </w:r>
-      <w:proofErr w:type="spellStart"/>
-      <w:r>
-        <w:t>Zatím</w:t>
-      </w:r>
-      <w:proofErr w:type="spellEnd"/>
-      <w:r>
-        <w:t xml:space="preserve"> </w:t>
-      </w:r>
-      <w:proofErr w:type="spellStart"/>
-      <w:r>
-        <w:t>skloňuju</w:t>
-      </w:r>
-      <w:proofErr w:type="spellEnd"/>
-      <w:r>
-        <w:t xml:space="preserve"> </w:t>
-      </w:r>
-      <w:proofErr w:type="spellStart"/>
-      <w:r>
-        <w:t>jako</w:t>
-      </w:r>
-      <w:proofErr w:type="spellEnd"/>
-      <w:r>
-        <w:t xml:space="preserve"> „</w:t>
-      </w:r>
-      <w:proofErr w:type="spellStart"/>
-      <w:proofErr w:type="gramStart"/>
-      <w:r>
-        <w:t>hrad</w:t>
-      </w:r>
-      <w:proofErr w:type="spellEnd"/>
-      <w:r>
-        <w:t>“</w:t>
-      </w:r>
-      <w:proofErr w:type="gramEnd"/>
+      <w:r>
+        <w:t>Zatím skloňuju jako „hrad“</w:t>
+      </w:r>
     </w:p>
   </w:comment>
   <w:comment w:id="120" w:author="Ondřej Běhal [2]" w:date="2025-12-20T18:24:00Z" w:initials="OB">
@@ -68484,133 +67332,8 @@
         </w:rPr>
         <w:annotationRef/>
       </w:r>
-      <w:proofErr w:type="spellStart"/>
-      <w:r>
-        <w:t>Předpokládáme</w:t>
-      </w:r>
-      <w:proofErr w:type="spellEnd"/>
-      <w:r>
-        <w:t xml:space="preserve">, </w:t>
-      </w:r>
-      <w:proofErr w:type="spellStart"/>
-      <w:r>
-        <w:t>že</w:t>
-      </w:r>
-      <w:proofErr w:type="spellEnd"/>
-      <w:r>
-        <w:t xml:space="preserve"> je </w:t>
-      </w:r>
-      <w:proofErr w:type="spellStart"/>
-      <w:r>
-        <w:t>čtenář</w:t>
-      </w:r>
-      <w:proofErr w:type="spellEnd"/>
-      <w:r>
-        <w:t xml:space="preserve"> dost </w:t>
-      </w:r>
-      <w:proofErr w:type="spellStart"/>
-      <w:r>
-        <w:t>inteligentní</w:t>
-      </w:r>
-      <w:proofErr w:type="spellEnd"/>
-      <w:r>
-        <w:t xml:space="preserve"> pro </w:t>
-      </w:r>
-      <w:proofErr w:type="spellStart"/>
-      <w:r>
-        <w:t>pochopení</w:t>
-      </w:r>
-      <w:proofErr w:type="spellEnd"/>
-      <w:r>
-        <w:t xml:space="preserve"> </w:t>
-      </w:r>
-      <w:proofErr w:type="spellStart"/>
-      <w:r>
-        <w:t>hypotetického</w:t>
-      </w:r>
-      <w:proofErr w:type="spellEnd"/>
-      <w:r>
-        <w:t xml:space="preserve"> </w:t>
-      </w:r>
-      <w:proofErr w:type="spellStart"/>
-      <w:r>
-        <w:t>stavu</w:t>
-      </w:r>
-      <w:proofErr w:type="spellEnd"/>
-      <w:r>
-        <w:t xml:space="preserve"> a </w:t>
-      </w:r>
-      <w:proofErr w:type="spellStart"/>
-      <w:r>
-        <w:t>že</w:t>
-      </w:r>
-      <w:proofErr w:type="spellEnd"/>
-      <w:r>
-        <w:t xml:space="preserve"> </w:t>
-      </w:r>
-      <w:proofErr w:type="spellStart"/>
-      <w:r>
-        <w:t>nemusíme</w:t>
-      </w:r>
-      <w:proofErr w:type="spellEnd"/>
-      <w:r>
-        <w:t xml:space="preserve"> </w:t>
-      </w:r>
-      <w:proofErr w:type="spellStart"/>
-      <w:r>
-        <w:t>vytvářet</w:t>
-      </w:r>
-      <w:proofErr w:type="spellEnd"/>
-      <w:r>
-        <w:t xml:space="preserve"> 5 </w:t>
-      </w:r>
-      <w:proofErr w:type="spellStart"/>
-      <w:r>
-        <w:t>různých</w:t>
-      </w:r>
-      <w:proofErr w:type="spellEnd"/>
-      <w:r>
-        <w:t xml:space="preserve"> </w:t>
-      </w:r>
-      <w:proofErr w:type="spellStart"/>
-      <w:r>
-        <w:t>obrázků</w:t>
-      </w:r>
-      <w:proofErr w:type="spellEnd"/>
-      <w:r>
-        <w:t xml:space="preserve"> a s </w:t>
-      </w:r>
-      <w:proofErr w:type="spellStart"/>
-      <w:r>
-        <w:t>různými</w:t>
-      </w:r>
-      <w:proofErr w:type="spellEnd"/>
-      <w:r>
-        <w:t xml:space="preserve"> </w:t>
-      </w:r>
-      <w:proofErr w:type="spellStart"/>
-      <w:r>
-        <w:t>variacemi</w:t>
-      </w:r>
-      <w:proofErr w:type="spellEnd"/>
-      <w:r>
-        <w:t xml:space="preserve"> a </w:t>
-      </w:r>
-      <w:proofErr w:type="spellStart"/>
-      <w:r>
-        <w:t>kompilačními</w:t>
-      </w:r>
-      <w:proofErr w:type="spellEnd"/>
-      <w:r>
-        <w:t xml:space="preserve"> </w:t>
-      </w:r>
-      <w:proofErr w:type="spellStart"/>
-      <w:r>
-        <w:t>hláškami</w:t>
-      </w:r>
-      <w:proofErr w:type="spellEnd"/>
-      <w:r>
-        <w:t>.</w:t>
+      <w:r>
+        <w:t>Předpokládáme, že je čtenář dost inteligentní pro pochopení hypotetického stavu a že nemusíme vytvářet 5 různých obrázků a s různými variacemi a kompilačními hláškami.</w:t>
       </w:r>
     </w:p>
   </w:comment>
@@ -68628,72 +67351,9 @@
       <w:r>
         <w:t>„</w:t>
       </w:r>
-      <w:proofErr w:type="spellStart"/>
-      <w:r>
-        <w:t>jsou</w:t>
-      </w:r>
-      <w:proofErr w:type="spellEnd"/>
-      <w:r>
-        <w:t xml:space="preserve"> </w:t>
-      </w:r>
-      <w:proofErr w:type="spellStart"/>
-      <w:r>
-        <w:t>tudíž</w:t>
-      </w:r>
-      <w:proofErr w:type="spellEnd"/>
-      <w:r>
-        <w:t xml:space="preserve"> </w:t>
-      </w:r>
-      <w:proofErr w:type="spellStart"/>
-      <w:r>
-        <w:t>vhodné</w:t>
-      </w:r>
-      <w:proofErr w:type="spellEnd"/>
-      <w:r>
-        <w:t xml:space="preserve"> </w:t>
-      </w:r>
-      <w:proofErr w:type="spellStart"/>
-      <w:r>
-        <w:t>na</w:t>
-      </w:r>
-      <w:proofErr w:type="spellEnd"/>
-      <w:r>
-        <w:t xml:space="preserve"> </w:t>
-      </w:r>
-      <w:proofErr w:type="spellStart"/>
-      <w:proofErr w:type="gramStart"/>
-      <w:r>
-        <w:t>uchovávání</w:t>
-      </w:r>
-      <w:proofErr w:type="spellEnd"/>
-      <w:r>
-        <w:t>“ mi</w:t>
-      </w:r>
-      <w:proofErr w:type="gramEnd"/>
-      <w:r>
-        <w:t xml:space="preserve"> </w:t>
-      </w:r>
-      <w:proofErr w:type="spellStart"/>
-      <w:r>
-        <w:t>nejde</w:t>
-      </w:r>
-      <w:proofErr w:type="spellEnd"/>
-      <w:r>
-        <w:t xml:space="preserve"> </w:t>
-      </w:r>
-      <w:proofErr w:type="spellStart"/>
-      <w:r>
-        <w:t>přes</w:t>
-      </w:r>
-      <w:proofErr w:type="spellEnd"/>
-      <w:r>
-        <w:t xml:space="preserve"> </w:t>
-      </w:r>
-      <w:proofErr w:type="spellStart"/>
-      <w:r>
-        <w:t>jazyk</w:t>
-      </w:r>
-      <w:proofErr w:type="spellEnd"/>
+      <w:r>
+        <w:t>jsou tudíž vhodné na uchovávání“ mi nejde přes jazyk</w:t>
+      </w:r>
     </w:p>
   </w:comment>
   <w:comment w:id="124" w:author="Ondřej Běhal [2]" w:date="2025-12-20T15:25:00Z" w:initials="OB">
@@ -68710,21 +67370,8 @@
       <w:r>
         <w:t xml:space="preserve">Je </w:t>
       </w:r>
-      <w:proofErr w:type="spellStart"/>
-      <w:r>
-        <w:t>inverzní</w:t>
-      </w:r>
-      <w:proofErr w:type="spellEnd"/>
-      <w:r>
-        <w:t xml:space="preserve"> </w:t>
-      </w:r>
-      <w:proofErr w:type="spellStart"/>
-      <w:r>
-        <w:t>slovosled</w:t>
-      </w:r>
-      <w:proofErr w:type="spellEnd"/>
-      <w:r>
-        <w:t xml:space="preserve"> OK?</w:t>
+      <w:r>
+        <w:t>inverzní slovosled OK?</w:t>
       </w:r>
     </w:p>
   </w:comment>
@@ -68739,13 +67386,8 @@
         </w:rPr>
         <w:annotationRef/>
       </w:r>
-      <w:proofErr w:type="spellStart"/>
-      <w:r>
-        <w:t>Elipsa</w:t>
-      </w:r>
-      <w:proofErr w:type="spellEnd"/>
-      <w:r>
-        <w:t>: OK??</w:t>
+      <w:r>
+        <w:t>Elipsa: OK??</w:t>
       </w:r>
     </w:p>
   </w:comment>
@@ -68760,43 +67402,9 @@
         </w:rPr>
         <w:annotationRef/>
       </w:r>
-      <w:proofErr w:type="spellStart"/>
-      <w:r>
-        <w:t>Stylizováno</w:t>
-      </w:r>
-      <w:proofErr w:type="spellEnd"/>
-      <w:r>
-        <w:t xml:space="preserve"> s </w:t>
-      </w:r>
-      <w:proofErr w:type="spellStart"/>
-      <w:r>
-        <w:t>malým</w:t>
-      </w:r>
-      <w:proofErr w:type="spellEnd"/>
-      <w:r>
-        <w:t xml:space="preserve"> </w:t>
-      </w:r>
-      <w:proofErr w:type="spellStart"/>
-      <w:r>
-        <w:t>písmenem</w:t>
-      </w:r>
-      <w:proofErr w:type="spellEnd"/>
-      <w:r>
-        <w:t xml:space="preserve"> </w:t>
-      </w:r>
-      <w:proofErr w:type="spellStart"/>
-      <w:r>
-        <w:t>na</w:t>
-      </w:r>
-      <w:proofErr w:type="spellEnd"/>
-      <w:r>
-        <w:t xml:space="preserve"> </w:t>
-      </w:r>
-      <w:proofErr w:type="spellStart"/>
-      <w:r>
-        <w:t>začátku</w:t>
-      </w:r>
-      <w:proofErr w:type="spellEnd"/>
+      <w:r>
+        <w:t>Stylizováno s malým písmenem na začátku</w:t>
+      </w:r>
     </w:p>
   </w:comment>
   <w:comment w:id="136" w:author="Ondřej Běhal [2]" w:date="2026-02-02T15:02:00Z" w:initials="OB">
@@ -68813,13 +67421,8 @@
       <w:r>
         <w:t xml:space="preserve">Je </w:t>
       </w:r>
-      <w:proofErr w:type="spellStart"/>
-      <w:r>
-        <w:t>tohle</w:t>
-      </w:r>
-      <w:proofErr w:type="spellEnd"/>
-      <w:r>
-        <w:t xml:space="preserve"> OK?</w:t>
+      <w:r>
+        <w:t>tohle OK?</w:t>
       </w:r>
     </w:p>
   </w:comment>
@@ -68834,35 +67437,9 @@
         </w:rPr>
         <w:annotationRef/>
       </w:r>
-      <w:proofErr w:type="spellStart"/>
-      <w:r>
-        <w:t>Také</w:t>
-      </w:r>
-      <w:proofErr w:type="spellEnd"/>
-      <w:r>
-        <w:t xml:space="preserve"> </w:t>
-      </w:r>
-      <w:proofErr w:type="spellStart"/>
-      <w:r>
-        <w:t>stylizováno</w:t>
-      </w:r>
-      <w:proofErr w:type="spellEnd"/>
-      <w:r>
-        <w:t xml:space="preserve"> se </w:t>
-      </w:r>
-      <w:proofErr w:type="spellStart"/>
-      <w:r>
-        <w:t>začátečním</w:t>
-      </w:r>
-      <w:proofErr w:type="spellEnd"/>
-      <w:r>
-        <w:t xml:space="preserve"> </w:t>
-      </w:r>
-      <w:proofErr w:type="spellStart"/>
-      <w:r>
-        <w:t>malým</w:t>
-      </w:r>
-      <w:proofErr w:type="spellEnd"/>
+      <w:r>
+        <w:t>Také stylizováno se začátečním malým</w:t>
+      </w:r>
     </w:p>
   </w:comment>
   <w:comment w:id="146" w:author="Ondřej Běhal [2]" w:date="2026-02-02T18:53:00Z" w:initials="OB">
@@ -68879,35 +67456,9 @@
       <w:r>
         <w:t xml:space="preserve">I toto je </w:t>
       </w:r>
-      <w:proofErr w:type="spellStart"/>
-      <w:r>
-        <w:t>stylizované</w:t>
-      </w:r>
-      <w:proofErr w:type="spellEnd"/>
-      <w:r>
-        <w:t xml:space="preserve"> s </w:t>
-      </w:r>
-      <w:proofErr w:type="spellStart"/>
-      <w:r>
-        <w:t>malým</w:t>
-      </w:r>
-      <w:proofErr w:type="spellEnd"/>
-      <w:r>
-        <w:t xml:space="preserve"> </w:t>
-      </w:r>
-      <w:proofErr w:type="spellStart"/>
-      <w:r>
-        <w:t>počátečním</w:t>
-      </w:r>
-      <w:proofErr w:type="spellEnd"/>
-      <w:r>
-        <w:t xml:space="preserve"> </w:t>
-      </w:r>
-      <w:proofErr w:type="spellStart"/>
-      <w:r>
-        <w:t>písmenem</w:t>
-      </w:r>
-      <w:proofErr w:type="spellEnd"/>
+      <w:r>
+        <w:t>stylizované s malým počátečním písmenem</w:t>
+      </w:r>
     </w:p>
   </w:comment>
   <w:comment w:id="147" w:author="Ondřej Běhal [2]" w:date="2026-02-04T19:12:00Z" w:initials="OB">
@@ -68924,59 +67475,9 @@
       <w:r>
         <w:t xml:space="preserve">V </w:t>
       </w:r>
-      <w:proofErr w:type="spellStart"/>
-      <w:r>
-        <w:t>dokumentaci</w:t>
-      </w:r>
-      <w:proofErr w:type="spellEnd"/>
-      <w:r>
-        <w:t xml:space="preserve"> je </w:t>
-      </w:r>
-      <w:proofErr w:type="spellStart"/>
-      <w:r>
-        <w:t>navíc</w:t>
-      </w:r>
-      <w:proofErr w:type="spellEnd"/>
-      <w:r>
-        <w:t xml:space="preserve"> </w:t>
-      </w:r>
-      <w:proofErr w:type="spellStart"/>
-      <w:r>
-        <w:t>označeno</w:t>
-      </w:r>
-      <w:proofErr w:type="spellEnd"/>
-      <w:r>
-        <w:t xml:space="preserve"> </w:t>
-      </w:r>
-      <w:proofErr w:type="spellStart"/>
-      <w:r>
-        <w:t>pomocí</w:t>
-      </w:r>
-      <w:proofErr w:type="spellEnd"/>
-      <w:r>
-        <w:t xml:space="preserve"> Markdown-</w:t>
-      </w:r>
-      <w:proofErr w:type="spellStart"/>
-      <w:r>
-        <w:t>ových</w:t>
-      </w:r>
-      <w:proofErr w:type="spellEnd"/>
-      <w:r>
-        <w:t xml:space="preserve"> </w:t>
-      </w:r>
-      <w:proofErr w:type="spellStart"/>
-      <w:r>
-        <w:t>bloků</w:t>
-      </w:r>
-      <w:proofErr w:type="spellEnd"/>
-      <w:r>
-        <w:t xml:space="preserve"> </w:t>
-      </w:r>
-      <w:proofErr w:type="spellStart"/>
-      <w:r>
-        <w:t>kódu</w:t>
-      </w:r>
-      <w:proofErr w:type="spellEnd"/>
+      <w:r>
+        <w:t>dokumentaci je navíc označeno pomocí Markdown-ových bloků kódu</w:t>
+      </w:r>
     </w:p>
   </w:comment>
   <w:comment w:id="149" w:author="Ondřej Běhal" w:date="2026-02-05T13:18:00Z" w:initials="OB">
@@ -69009,45 +67510,8 @@
       <w:r>
         <w:t xml:space="preserve">Dost </w:t>
       </w:r>
-      <w:proofErr w:type="spellStart"/>
-      <w:r>
-        <w:t>možná</w:t>
-      </w:r>
-      <w:proofErr w:type="spellEnd"/>
-      <w:r>
-        <w:t xml:space="preserve"> je to </w:t>
-      </w:r>
-      <w:proofErr w:type="spellStart"/>
-      <w:r>
-        <w:t>zbytečné</w:t>
-      </w:r>
-      <w:proofErr w:type="spellEnd"/>
-      <w:r>
-        <w:t xml:space="preserve"> a </w:t>
-      </w:r>
-      <w:proofErr w:type="spellStart"/>
-      <w:r>
-        <w:t>zvětšuje</w:t>
-      </w:r>
-      <w:proofErr w:type="spellEnd"/>
-      <w:r>
-        <w:t xml:space="preserve"> to </w:t>
-      </w:r>
-      <w:proofErr w:type="spellStart"/>
-      <w:r>
-        <w:t>velikost</w:t>
-      </w:r>
-      <w:proofErr w:type="spellEnd"/>
-      <w:r>
-        <w:t xml:space="preserve"> </w:t>
-      </w:r>
-      <w:proofErr w:type="spellStart"/>
-      <w:r>
-        <w:t>kódu</w:t>
-      </w:r>
-      <w:proofErr w:type="spellEnd"/>
-      <w:r>
-        <w:t>…</w:t>
+      <w:r>
+        <w:t>možná je to zbytečné a zvětšuje to velikost kódu…</w:t>
       </w:r>
     </w:p>
   </w:comment>
@@ -69062,13 +67526,8 @@
         </w:rPr>
         <w:annotationRef/>
       </w:r>
-      <w:proofErr w:type="spellStart"/>
-      <w:r>
-        <w:t>Skloňovat</w:t>
-      </w:r>
-      <w:proofErr w:type="spellEnd"/>
-      <w:r>
-        <w:t>?</w:t>
+      <w:r>
+        <w:t>Skloňovat?</w:t>
       </w:r>
     </w:p>
   </w:comment>

--- a/Dokumentace.docx
+++ b/Dokumentace.docx
@@ -1,6 +1,6 @@
 
 <file path=word/document.xml><?xml version="1.0" encoding="utf-8"?>
-<w:document xmlns:wpc="http://schemas.microsoft.com/office/word/2010/wordprocessingCanvas" xmlns:cx="http://schemas.microsoft.com/office/drawing/2014/chartex" xmlns:cx1="http://schemas.microsoft.com/office/drawing/2015/9/8/chartex" xmlns:cx2="http://schemas.microsoft.com/office/drawing/2015/10/21/chartex" xmlns:cx3="http://schemas.microsoft.com/office/drawing/2016/5/9/chartex" xmlns:cx4="http://schemas.microsoft.com/office/drawing/2016/5/10/chartex" xmlns:cx5="http://schemas.microsoft.com/office/drawing/2016/5/11/chartex" xmlns:cx6="http://schemas.microsoft.com/office/drawing/2016/5/12/chartex" xmlns:cx7="http://schemas.microsoft.com/office/drawing/2016/5/13/chartex" xmlns:cx8="http://schemas.microsoft.com/office/drawing/2016/5/14/chartex" xmlns:mc="http://schemas.openxmlformats.org/markup-compatibility/2006" xmlns:aink="http://schemas.microsoft.com/office/drawing/2016/ink" xmlns:am3d="http://schemas.microsoft.com/office/drawing/2017/model3d" xmlns:o="urn:schemas-microsoft-com:office:office" xmlns:oel="http://schemas.microsoft.com/office/2019/extlst" xmlns:r="http://schemas.openxmlformats.org/officeDocument/2006/relationships" xmlns:m="http://schemas.openxmlformats.org/officeDocument/2006/math" xmlns:v="urn:schemas-microsoft-com:vml" xmlns:wp14="http://schemas.microsoft.com/office/word/2010/wordprocessingDrawing" xmlns:wp="http://schemas.openxmlformats.org/drawingml/2006/wordprocessingDrawing" xmlns:w10="urn:schemas-microsoft-com:office:word" xmlns:w="http://schemas.openxmlformats.org/wordprocessingml/2006/main" xmlns:w14="http://schemas.microsoft.com/office/word/2010/wordml" xmlns:w15="http://schemas.microsoft.com/office/word/2012/wordml" xmlns:w16cex="http://schemas.microsoft.com/office/word/2018/wordml/cex" xmlns:w16cid="http://schemas.microsoft.com/office/word/2016/wordml/cid" xmlns:w16="http://schemas.microsoft.com/office/word/2018/wordml" xmlns:w16sdtdh="http://schemas.microsoft.com/office/word/2020/wordml/sdtdatahash" xmlns:w16se="http://schemas.microsoft.com/office/word/2015/wordml/symex" xmlns:wpg="http://schemas.microsoft.com/office/word/2010/wordprocessingGroup" xmlns:wpi="http://schemas.microsoft.com/office/word/2010/wordprocessingInk" xmlns:wne="http://schemas.microsoft.com/office/word/2006/wordml" xmlns:wps="http://schemas.microsoft.com/office/word/2010/wordprocessingShape" mc:Ignorable="w14 w15 w16se w16cid w16 w16cex w16sdtdh wp14">
+<w:document xmlns:wpc="http://schemas.microsoft.com/office/word/2010/wordprocessingCanvas" xmlns:cx="http://schemas.microsoft.com/office/drawing/2014/chartex" xmlns:cx1="http://schemas.microsoft.com/office/drawing/2015/9/8/chartex" xmlns:cx2="http://schemas.microsoft.com/office/drawing/2015/10/21/chartex" xmlns:cx3="http://schemas.microsoft.com/office/drawing/2016/5/9/chartex" xmlns:cx4="http://schemas.microsoft.com/office/drawing/2016/5/10/chartex" xmlns:cx5="http://schemas.microsoft.com/office/drawing/2016/5/11/chartex" xmlns:cx6="http://schemas.microsoft.com/office/drawing/2016/5/12/chartex" xmlns:cx7="http://schemas.microsoft.com/office/drawing/2016/5/13/chartex" xmlns:cx8="http://schemas.microsoft.com/office/drawing/2016/5/14/chartex" xmlns:mc="http://schemas.openxmlformats.org/markup-compatibility/2006" xmlns:aink="http://schemas.microsoft.com/office/drawing/2016/ink" xmlns:am3d="http://schemas.microsoft.com/office/drawing/2017/model3d" xmlns:o="urn:schemas-microsoft-com:office:office" xmlns:oel="http://schemas.microsoft.com/office/2019/extlst" xmlns:r="http://schemas.openxmlformats.org/officeDocument/2006/relationships" xmlns:m="http://schemas.openxmlformats.org/officeDocument/2006/math" xmlns:v="urn:schemas-microsoft-com:vml" xmlns:wp14="http://schemas.microsoft.com/office/word/2010/wordprocessingDrawing" xmlns:wp="http://schemas.openxmlformats.org/drawingml/2006/wordprocessingDrawing" xmlns:w10="urn:schemas-microsoft-com:office:word" xmlns:w="http://schemas.openxmlformats.org/wordprocessingml/2006/main" xmlns:w14="http://schemas.microsoft.com/office/word/2010/wordml" xmlns:w15="http://schemas.microsoft.com/office/word/2012/wordml" xmlns:w16cex="http://schemas.microsoft.com/office/word/2018/wordml/cex" xmlns:w16cid="http://schemas.microsoft.com/office/word/2016/wordml/cid" xmlns:w16="http://schemas.microsoft.com/office/word/2018/wordml" xmlns:w16du="http://schemas.microsoft.com/office/word/2023/wordml/word16du" xmlns:w16sdtdh="http://schemas.microsoft.com/office/word/2020/wordml/sdtdatahash" xmlns:w16sdtfl="http://schemas.microsoft.com/office/word/2024/wordml/sdtformatlock" xmlns:w16se="http://schemas.microsoft.com/office/word/2015/wordml/symex" xmlns:wpg="http://schemas.microsoft.com/office/word/2010/wordprocessingGroup" xmlns:wpi="http://schemas.microsoft.com/office/word/2010/wordprocessingInk" xmlns:wne="http://schemas.microsoft.com/office/word/2006/wordml" xmlns:wps="http://schemas.microsoft.com/office/word/2010/wordprocessingShape" mc:Ignorable="w14 w15 w16se w16cid w16 w16cex w16sdtdh w16sdtfl w16du wp14">
   <w:body>
     <w:sdt>
       <w:sdtPr>
@@ -26,7 +26,7 @@
               <w:lang w:val="cs-CZ"/>
             </w:rPr>
             <w:drawing>
-              <wp:anchor distT="0" distB="0" distL="114300" distR="114300" simplePos="0" relativeHeight="251661312" behindDoc="0" locked="0" layoutInCell="1" allowOverlap="1" wp14:anchorId="50B14679" wp14:editId="769824C6">
+              <wp:anchor distT="0" distB="0" distL="114300" distR="114300" simplePos="0" relativeHeight="251661312" behindDoc="0" locked="0" layoutInCell="1" allowOverlap="1" wp14:anchorId="50B14679" wp14:editId="44866138">
                 <wp:simplePos x="0" y="0"/>
                 <wp:positionH relativeFrom="margin">
                   <wp:posOffset>3811270</wp:posOffset>
@@ -153,7 +153,7 @@
                             <w:txbxContent>
                               <w:p>
                                 <w:pPr>
-                                  <w:pStyle w:val="Bezmezer"/>
+                                  <w:pStyle w:val="NoSpacing"/>
                                   <w:spacing w:before="40" w:after="560" w:line="216" w:lineRule="auto"/>
                                   <w:rPr>
                                     <w:color w:val="156082" w:themeColor="accent1"/>
@@ -202,7 +202,7 @@
                                 <w:sdtContent>
                                   <w:p>
                                     <w:pPr>
-                                      <w:pStyle w:val="Bezmezer"/>
+                                      <w:pStyle w:val="NoSpacing"/>
                                       <w:spacing w:before="40" w:after="40"/>
                                       <w:rPr>
                                         <w:caps/>
@@ -254,7 +254,7 @@
                                 <w:sdtContent>
                                   <w:p>
                                     <w:pPr>
-                                      <w:pStyle w:val="Bezmezer"/>
+                                      <w:pStyle w:val="NoSpacing"/>
                                       <w:spacing w:before="80" w:after="40"/>
                                       <w:rPr>
                                         <w:caps/>
@@ -321,7 +321,7 @@
                       <w:txbxContent>
                         <w:p>
                           <w:pPr>
-                            <w:pStyle w:val="Bezmezer"/>
+                            <w:pStyle w:val="NoSpacing"/>
                             <w:spacing w:before="40" w:after="560" w:line="216" w:lineRule="auto"/>
                             <w:rPr>
                               <w:color w:val="156082" w:themeColor="accent1"/>
@@ -370,7 +370,7 @@
                           <w:sdtContent>
                             <w:p>
                               <w:pPr>
-                                <w:pStyle w:val="Bezmezer"/>
+                                <w:pStyle w:val="NoSpacing"/>
                                 <w:spacing w:before="40" w:after="40"/>
                                 <w:rPr>
                                   <w:caps/>
@@ -422,7 +422,7 @@
                           <w:sdtContent>
                             <w:p>
                               <w:pPr>
-                                <w:pStyle w:val="Bezmezer"/>
+                                <w:pStyle w:val="NoSpacing"/>
                                 <w:spacing w:before="80" w:after="40"/>
                                 <w:rPr>
                                   <w:caps/>
@@ -484,7 +484,7 @@
     </w:sdt>
     <w:tbl>
       <w:tblPr>
-        <w:tblStyle w:val="Mkatabulky"/>
+        <w:tblStyle w:val="TableGrid"/>
         <w:tblW w:w="10485" w:type="dxa"/>
         <w:tblLook w:val="04A0" w:firstRow="1" w:lastRow="0" w:firstColumn="1" w:lastColumn="0" w:noHBand="0" w:noVBand="1"/>
       </w:tblPr>
@@ -1068,7 +1068,7 @@
           </w:tcPr>
           <w:p>
             <w:pPr>
-              <w:pStyle w:val="Odstavecseseznamem"/>
+              <w:pStyle w:val="ListParagraph"/>
               <w:numPr>
                 <w:ilvl w:val="0"/>
                 <w:numId w:val="1"/>
@@ -1081,7 +1081,7 @@
           </w:p>
           <w:p>
             <w:pPr>
-              <w:pStyle w:val="Odstavecseseznamem"/>
+              <w:pStyle w:val="ListParagraph"/>
               <w:numPr>
                 <w:ilvl w:val="0"/>
                 <w:numId w:val="1"/>
@@ -1093,7 +1093,7 @@
           </w:p>
           <w:p>
             <w:pPr>
-              <w:pStyle w:val="Odstavecseseznamem"/>
+              <w:pStyle w:val="ListParagraph"/>
               <w:numPr>
                 <w:ilvl w:val="0"/>
                 <w:numId w:val="1"/>
@@ -1105,7 +1105,7 @@
           </w:p>
           <w:p>
             <w:pPr>
-              <w:pStyle w:val="Odstavecseseznamem"/>
+              <w:pStyle w:val="ListParagraph"/>
               <w:numPr>
                 <w:ilvl w:val="0"/>
                 <w:numId w:val="1"/>
@@ -1117,7 +1117,7 @@
           </w:p>
           <w:p>
             <w:pPr>
-              <w:pStyle w:val="Odstavecseseznamem"/>
+              <w:pStyle w:val="ListParagraph"/>
               <w:numPr>
                 <w:ilvl w:val="0"/>
                 <w:numId w:val="1"/>
@@ -1158,7 +1158,7 @@
           </w:tcPr>
           <w:p>
             <w:pPr>
-              <w:pStyle w:val="Odstavecseseznamem"/>
+              <w:pStyle w:val="ListParagraph"/>
               <w:numPr>
                 <w:ilvl w:val="0"/>
                 <w:numId w:val="2"/>
@@ -1171,7 +1171,7 @@
           </w:p>
           <w:p>
             <w:pPr>
-              <w:pStyle w:val="Odstavecseseznamem"/>
+              <w:pStyle w:val="ListParagraph"/>
               <w:numPr>
                 <w:ilvl w:val="0"/>
                 <w:numId w:val="2"/>
@@ -1184,7 +1184,7 @@
           </w:p>
           <w:p>
             <w:pPr>
-              <w:pStyle w:val="Odstavecseseznamem"/>
+              <w:pStyle w:val="ListParagraph"/>
               <w:numPr>
                 <w:ilvl w:val="0"/>
                 <w:numId w:val="2"/>
@@ -1197,7 +1197,7 @@
           </w:p>
           <w:p>
             <w:pPr>
-              <w:pStyle w:val="Odstavecseseznamem"/>
+              <w:pStyle w:val="ListParagraph"/>
               <w:numPr>
                 <w:ilvl w:val="0"/>
                 <w:numId w:val="2"/>
@@ -1210,7 +1210,7 @@
           </w:p>
           <w:p>
             <w:pPr>
-              <w:pStyle w:val="Odstavecseseznamem"/>
+              <w:pStyle w:val="ListParagraph"/>
               <w:numPr>
                 <w:ilvl w:val="0"/>
                 <w:numId w:val="2"/>
@@ -1278,7 +1278,7 @@
           </w:p>
           <w:p>
             <w:pPr>
-              <w:pStyle w:val="Odstavecseseznamem"/>
+              <w:pStyle w:val="ListParagraph"/>
               <w:numPr>
                 <w:ilvl w:val="0"/>
                 <w:numId w:val="3"/>
@@ -1290,7 +1290,7 @@
           </w:p>
           <w:p>
             <w:pPr>
-              <w:pStyle w:val="Odstavecseseznamem"/>
+              <w:pStyle w:val="ListParagraph"/>
               <w:numPr>
                 <w:ilvl w:val="0"/>
                 <w:numId w:val="3"/>
@@ -1311,7 +1311,7 @@
           </w:p>
           <w:p>
             <w:pPr>
-              <w:pStyle w:val="Odstavecseseznamem"/>
+              <w:pStyle w:val="ListParagraph"/>
               <w:numPr>
                 <w:ilvl w:val="0"/>
                 <w:numId w:val="3"/>
@@ -1323,7 +1323,7 @@
           </w:p>
           <w:p>
             <w:pPr>
-              <w:pStyle w:val="Odstavecseseznamem"/>
+              <w:pStyle w:val="ListParagraph"/>
               <w:numPr>
                 <w:ilvl w:val="0"/>
                 <w:numId w:val="3"/>
@@ -1359,7 +1359,7 @@
     </w:p>
     <w:p>
       <w:pPr>
-        <w:pStyle w:val="Nadpis1"/>
+        <w:pStyle w:val="Heading1"/>
         <w:rPr>
           <w:lang w:val="cs-CZ"/>
         </w:rPr>
@@ -1401,7 +1401,7 @@
     </w:p>
     <w:p>
       <w:pPr>
-        <w:pStyle w:val="Nadpis1"/>
+        <w:pStyle w:val="Heading1"/>
         <w:rPr>
           <w:lang w:val="cs-CZ"/>
         </w:rPr>
@@ -1426,7 +1426,7 @@
       <w:commentRangeEnd w:id="2"/>
       <w:r>
         <w:rPr>
-          <w:rStyle w:val="Odkaznakoment"/>
+          <w:rStyle w:val="CommentReference"/>
           <w:sz w:val="22"/>
           <w:szCs w:val="24"/>
           <w:lang w:val="cs-CZ"/>
@@ -1436,7 +1436,7 @@
     </w:p>
     <w:p>
       <w:pPr>
-        <w:pStyle w:val="Nadpis1"/>
+        <w:pStyle w:val="Heading1"/>
         <w:rPr>
           <w:lang w:val="cs-CZ"/>
         </w:rPr>
@@ -1583,7 +1583,7 @@
     </w:p>
     <w:p>
       <w:pPr>
-        <w:pStyle w:val="Nadpis2"/>
+        <w:pStyle w:val="Heading2"/>
         <w:rPr>
           <w:lang w:val="cs-CZ"/>
         </w:rPr>
@@ -1630,7 +1630,7 @@
     </w:p>
     <w:p>
       <w:pPr>
-        <w:pStyle w:val="Nadpis1"/>
+        <w:pStyle w:val="Heading1"/>
         <w:pageBreakBefore w:val="0"/>
         <w:rPr>
           <w:lang w:val="en-GB"/>
@@ -1735,7 +1735,7 @@
     </w:p>
     <w:p>
       <w:pPr>
-        <w:pStyle w:val="Nadpis2"/>
+        <w:pStyle w:val="Heading2"/>
         <w:rPr>
           <w:lang w:val="en-GB"/>
         </w:rPr>
@@ -1793,7 +1793,7 @@
       <w:sdtContent>
         <w:p>
           <w:pPr>
-            <w:pStyle w:val="Nadpis1"/>
+            <w:pStyle w:val="Heading1"/>
           </w:pPr>
           <w:r>
             <w:rPr>
@@ -1805,7 +1805,7 @@
         </w:p>
         <w:p>
           <w:pPr>
-            <w:pStyle w:val="Obsah1"/>
+            <w:pStyle w:val="TOC1"/>
             <w:tabs>
               <w:tab w:val="right" w:leader="dot" w:pos="9061"/>
             </w:tabs>
@@ -1828,7 +1828,7 @@
           <w:hyperlink w:anchor="_Toc224904849" w:history="1">
             <w:r>
               <w:rPr>
-                <w:rStyle w:val="Hypertextovodkaz"/>
+                <w:rStyle w:val="Hyperlink"/>
                 <w:noProof/>
                 <w:lang w:val="cs-CZ"/>
               </w:rPr>
@@ -1886,7 +1886,7 @@
         </w:p>
         <w:p>
           <w:pPr>
-            <w:pStyle w:val="Obsah1"/>
+            <w:pStyle w:val="TOC1"/>
             <w:tabs>
               <w:tab w:val="right" w:leader="dot" w:pos="9061"/>
             </w:tabs>
@@ -1900,7 +1900,7 @@
           <w:hyperlink w:anchor="_Toc224904850" w:history="1">
             <w:r>
               <w:rPr>
-                <w:rStyle w:val="Hypertextovodkaz"/>
+                <w:rStyle w:val="Hyperlink"/>
                 <w:noProof/>
                 <w:lang w:val="cs-CZ"/>
               </w:rPr>
@@ -1958,7 +1958,7 @@
         </w:p>
         <w:p>
           <w:pPr>
-            <w:pStyle w:val="Obsah1"/>
+            <w:pStyle w:val="TOC1"/>
             <w:tabs>
               <w:tab w:val="right" w:leader="dot" w:pos="9061"/>
             </w:tabs>
@@ -1972,7 +1972,7 @@
           <w:hyperlink w:anchor="_Toc224904851" w:history="1">
             <w:r>
               <w:rPr>
-                <w:rStyle w:val="Hypertextovodkaz"/>
+                <w:rStyle w:val="Hyperlink"/>
                 <w:noProof/>
                 <w:lang w:val="cs-CZ"/>
               </w:rPr>
@@ -2030,7 +2030,7 @@
         </w:p>
         <w:p>
           <w:pPr>
-            <w:pStyle w:val="Obsah2"/>
+            <w:pStyle w:val="TOC2"/>
             <w:tabs>
               <w:tab w:val="right" w:leader="dot" w:pos="9061"/>
             </w:tabs>
@@ -2044,7 +2044,7 @@
           <w:hyperlink w:anchor="_Toc224904852" w:history="1">
             <w:r>
               <w:rPr>
-                <w:rStyle w:val="Hypertextovodkaz"/>
+                <w:rStyle w:val="Hyperlink"/>
                 <w:noProof/>
                 <w:lang w:val="cs-CZ"/>
               </w:rPr>
@@ -2102,7 +2102,7 @@
         </w:p>
         <w:p>
           <w:pPr>
-            <w:pStyle w:val="Obsah1"/>
+            <w:pStyle w:val="TOC1"/>
             <w:tabs>
               <w:tab w:val="right" w:leader="dot" w:pos="9061"/>
             </w:tabs>
@@ -2116,7 +2116,7 @@
           <w:hyperlink w:anchor="_Toc224904853" w:history="1">
             <w:r>
               <w:rPr>
-                <w:rStyle w:val="Hypertextovodkaz"/>
+                <w:rStyle w:val="Hyperlink"/>
                 <w:noProof/>
                 <w:lang w:val="en-GB"/>
               </w:rPr>
@@ -2174,7 +2174,7 @@
         </w:p>
         <w:p>
           <w:pPr>
-            <w:pStyle w:val="Obsah2"/>
+            <w:pStyle w:val="TOC2"/>
             <w:tabs>
               <w:tab w:val="right" w:leader="dot" w:pos="9061"/>
             </w:tabs>
@@ -2188,7 +2188,7 @@
           <w:hyperlink w:anchor="_Toc224904854" w:history="1">
             <w:r>
               <w:rPr>
-                <w:rStyle w:val="Hypertextovodkaz"/>
+                <w:rStyle w:val="Hyperlink"/>
                 <w:noProof/>
                 <w:lang w:val="en-GB"/>
               </w:rPr>
@@ -2246,7 +2246,7 @@
         </w:p>
         <w:p>
           <w:pPr>
-            <w:pStyle w:val="Obsah1"/>
+            <w:pStyle w:val="TOC1"/>
             <w:tabs>
               <w:tab w:val="right" w:leader="dot" w:pos="9061"/>
             </w:tabs>
@@ -2260,7 +2260,7 @@
           <w:hyperlink w:anchor="_Toc224904855" w:history="1">
             <w:r>
               <w:rPr>
-                <w:rStyle w:val="Hypertextovodkaz"/>
+                <w:rStyle w:val="Hyperlink"/>
                 <w:noProof/>
                 <w:lang w:val="cs-CZ"/>
               </w:rPr>
@@ -2318,7 +2318,7 @@
         </w:p>
         <w:p>
           <w:pPr>
-            <w:pStyle w:val="Obsah1"/>
+            <w:pStyle w:val="TOC1"/>
             <w:tabs>
               <w:tab w:val="right" w:leader="dot" w:pos="9061"/>
             </w:tabs>
@@ -2332,7 +2332,7 @@
           <w:hyperlink w:anchor="_Toc224904856" w:history="1">
             <w:r>
               <w:rPr>
-                <w:rStyle w:val="Hypertextovodkaz"/>
+                <w:rStyle w:val="Hyperlink"/>
                 <w:noProof/>
                 <w:lang w:val="cs-CZ"/>
               </w:rPr>
@@ -2390,7 +2390,7 @@
         </w:p>
         <w:p>
           <w:pPr>
-            <w:pStyle w:val="Obsah1"/>
+            <w:pStyle w:val="TOC1"/>
             <w:tabs>
               <w:tab w:val="right" w:leader="dot" w:pos="9061"/>
             </w:tabs>
@@ -2404,7 +2404,7 @@
           <w:hyperlink w:anchor="_Toc224904857" w:history="1">
             <w:r>
               <w:rPr>
-                <w:rStyle w:val="Hypertextovodkaz"/>
+                <w:rStyle w:val="Hyperlink"/>
                 <w:noProof/>
                 <w:lang w:val="cs-CZ"/>
               </w:rPr>
@@ -2462,7 +2462,7 @@
         </w:p>
         <w:p>
           <w:pPr>
-            <w:pStyle w:val="Obsah1"/>
+            <w:pStyle w:val="TOC1"/>
             <w:tabs>
               <w:tab w:val="right" w:leader="dot" w:pos="9061"/>
             </w:tabs>
@@ -2476,7 +2476,7 @@
           <w:hyperlink w:anchor="_Toc224904858" w:history="1">
             <w:r>
               <w:rPr>
-                <w:rStyle w:val="Hypertextovodkaz"/>
+                <w:rStyle w:val="Hyperlink"/>
                 <w:noProof/>
                 <w:lang w:val="cs-CZ"/>
               </w:rPr>
@@ -2534,7 +2534,7 @@
         </w:p>
         <w:p>
           <w:pPr>
-            <w:pStyle w:val="Obsah2"/>
+            <w:pStyle w:val="TOC2"/>
             <w:tabs>
               <w:tab w:val="right" w:leader="dot" w:pos="9061"/>
             </w:tabs>
@@ -2548,7 +2548,7 @@
           <w:hyperlink w:anchor="_Toc224904859" w:history="1">
             <w:r>
               <w:rPr>
-                <w:rStyle w:val="Hypertextovodkaz"/>
+                <w:rStyle w:val="Hyperlink"/>
                 <w:noProof/>
                 <w:lang w:val="cs-CZ"/>
               </w:rPr>
@@ -2606,7 +2606,7 @@
         </w:p>
         <w:p>
           <w:pPr>
-            <w:pStyle w:val="Obsah2"/>
+            <w:pStyle w:val="TOC2"/>
             <w:tabs>
               <w:tab w:val="right" w:leader="dot" w:pos="9061"/>
             </w:tabs>
@@ -2620,7 +2620,7 @@
           <w:hyperlink w:anchor="_Toc224904860" w:history="1">
             <w:r>
               <w:rPr>
-                <w:rStyle w:val="Hypertextovodkaz"/>
+                <w:rStyle w:val="Hyperlink"/>
                 <w:noProof/>
                 <w:lang w:val="cs-CZ"/>
               </w:rPr>
@@ -2678,7 +2678,7 @@
         </w:p>
         <w:p>
           <w:pPr>
-            <w:pStyle w:val="Obsah2"/>
+            <w:pStyle w:val="TOC2"/>
             <w:tabs>
               <w:tab w:val="right" w:leader="dot" w:pos="9061"/>
             </w:tabs>
@@ -2692,7 +2692,7 @@
           <w:hyperlink w:anchor="_Toc224904861" w:history="1">
             <w:r>
               <w:rPr>
-                <w:rStyle w:val="Hypertextovodkaz"/>
+                <w:rStyle w:val="Hyperlink"/>
                 <w:noProof/>
                 <w:lang w:val="cs-CZ"/>
               </w:rPr>
@@ -2750,7 +2750,7 @@
         </w:p>
         <w:p>
           <w:pPr>
-            <w:pStyle w:val="Obsah2"/>
+            <w:pStyle w:val="TOC2"/>
             <w:tabs>
               <w:tab w:val="right" w:leader="dot" w:pos="9061"/>
             </w:tabs>
@@ -2764,7 +2764,7 @@
           <w:hyperlink w:anchor="_Toc224904862" w:history="1">
             <w:r>
               <w:rPr>
-                <w:rStyle w:val="Hypertextovodkaz"/>
+                <w:rStyle w:val="Hyperlink"/>
                 <w:noProof/>
                 <w:lang w:val="cs-CZ"/>
               </w:rPr>
@@ -2822,7 +2822,7 @@
         </w:p>
         <w:p>
           <w:pPr>
-            <w:pStyle w:val="Obsah3"/>
+            <w:pStyle w:val="TOC3"/>
             <w:tabs>
               <w:tab w:val="right" w:leader="dot" w:pos="9061"/>
             </w:tabs>
@@ -2836,7 +2836,7 @@
           <w:hyperlink w:anchor="_Toc224904863" w:history="1">
             <w:r>
               <w:rPr>
-                <w:rStyle w:val="Hypertextovodkaz"/>
+                <w:rStyle w:val="Hyperlink"/>
                 <w:noProof/>
                 <w:lang w:val="cs-CZ"/>
               </w:rPr>
@@ -2894,7 +2894,7 @@
         </w:p>
         <w:p>
           <w:pPr>
-            <w:pStyle w:val="Obsah3"/>
+            <w:pStyle w:val="TOC3"/>
             <w:tabs>
               <w:tab w:val="right" w:leader="dot" w:pos="9061"/>
             </w:tabs>
@@ -2908,7 +2908,7 @@
           <w:hyperlink w:anchor="_Toc224904864" w:history="1">
             <w:r>
               <w:rPr>
-                <w:rStyle w:val="Hypertextovodkaz"/>
+                <w:rStyle w:val="Hyperlink"/>
                 <w:noProof/>
                 <w:lang w:val="cs-CZ"/>
               </w:rPr>
@@ -2916,7 +2916,7 @@
             </w:r>
             <w:r>
               <w:rPr>
-                <w:rStyle w:val="Hypertextovodkaz"/>
+                <w:rStyle w:val="Hyperlink"/>
                 <w:noProof/>
                 <w:vertAlign w:val="superscript"/>
                 <w:lang w:val="cs-CZ"/>
@@ -2925,7 +2925,7 @@
             </w:r>
             <w:r>
               <w:rPr>
-                <w:rStyle w:val="Hypertextovodkaz"/>
+                <w:rStyle w:val="Hyperlink"/>
                 <w:noProof/>
                 <w:lang w:val="cs-CZ"/>
               </w:rPr>
@@ -2983,7 +2983,7 @@
         </w:p>
         <w:p>
           <w:pPr>
-            <w:pStyle w:val="Obsah3"/>
+            <w:pStyle w:val="TOC3"/>
             <w:tabs>
               <w:tab w:val="right" w:leader="dot" w:pos="9061"/>
             </w:tabs>
@@ -2997,7 +2997,7 @@
           <w:hyperlink w:anchor="_Toc224904865" w:history="1">
             <w:r>
               <w:rPr>
-                <w:rStyle w:val="Hypertextovodkaz"/>
+                <w:rStyle w:val="Hyperlink"/>
                 <w:noProof/>
                 <w:lang w:val="cs-CZ"/>
               </w:rPr>
@@ -3055,7 +3055,7 @@
         </w:p>
         <w:p>
           <w:pPr>
-            <w:pStyle w:val="Obsah2"/>
+            <w:pStyle w:val="TOC2"/>
             <w:tabs>
               <w:tab w:val="right" w:leader="dot" w:pos="9061"/>
             </w:tabs>
@@ -3069,7 +3069,7 @@
           <w:hyperlink w:anchor="_Toc224904866" w:history="1">
             <w:r>
               <w:rPr>
-                <w:rStyle w:val="Hypertextovodkaz"/>
+                <w:rStyle w:val="Hyperlink"/>
                 <w:noProof/>
                 <w:lang w:val="cs-CZ"/>
               </w:rPr>
@@ -3127,7 +3127,7 @@
         </w:p>
         <w:p>
           <w:pPr>
-            <w:pStyle w:val="Obsah2"/>
+            <w:pStyle w:val="TOC2"/>
             <w:tabs>
               <w:tab w:val="right" w:leader="dot" w:pos="9061"/>
             </w:tabs>
@@ -3141,7 +3141,7 @@
           <w:hyperlink w:anchor="_Toc224904867" w:history="1">
             <w:r>
               <w:rPr>
-                <w:rStyle w:val="Hypertextovodkaz"/>
+                <w:rStyle w:val="Hyperlink"/>
                 <w:noProof/>
                 <w:lang w:val="cs-CZ"/>
               </w:rPr>
@@ -3199,7 +3199,7 @@
         </w:p>
         <w:p>
           <w:pPr>
-            <w:pStyle w:val="Obsah3"/>
+            <w:pStyle w:val="TOC3"/>
             <w:tabs>
               <w:tab w:val="right" w:leader="dot" w:pos="9061"/>
             </w:tabs>
@@ -3213,7 +3213,7 @@
           <w:hyperlink w:anchor="_Toc224904868" w:history="1">
             <w:r>
               <w:rPr>
-                <w:rStyle w:val="Hypertextovodkaz"/>
+                <w:rStyle w:val="Hyperlink"/>
                 <w:noProof/>
                 <w:lang w:val="cs-CZ"/>
               </w:rPr>
@@ -3271,7 +3271,7 @@
         </w:p>
         <w:p>
           <w:pPr>
-            <w:pStyle w:val="Obsah3"/>
+            <w:pStyle w:val="TOC3"/>
             <w:tabs>
               <w:tab w:val="right" w:leader="dot" w:pos="9061"/>
             </w:tabs>
@@ -3285,7 +3285,7 @@
           <w:hyperlink w:anchor="_Toc224904869" w:history="1">
             <w:r>
               <w:rPr>
-                <w:rStyle w:val="Hypertextovodkaz"/>
+                <w:rStyle w:val="Hyperlink"/>
                 <w:noProof/>
                 <w:lang w:val="cs-CZ"/>
               </w:rPr>
@@ -3343,7 +3343,7 @@
         </w:p>
         <w:p>
           <w:pPr>
-            <w:pStyle w:val="Obsah4"/>
+            <w:pStyle w:val="TOC4"/>
             <w:tabs>
               <w:tab w:val="right" w:leader="dot" w:pos="9061"/>
             </w:tabs>
@@ -3357,7 +3357,7 @@
           <w:hyperlink w:anchor="_Toc224904870" w:history="1">
             <w:r>
               <w:rPr>
-                <w:rStyle w:val="Hypertextovodkaz"/>
+                <w:rStyle w:val="Hyperlink"/>
                 <w:noProof/>
                 <w:lang w:val="cs-CZ"/>
               </w:rPr>
@@ -3415,7 +3415,7 @@
         </w:p>
         <w:p>
           <w:pPr>
-            <w:pStyle w:val="Obsah4"/>
+            <w:pStyle w:val="TOC4"/>
             <w:tabs>
               <w:tab w:val="right" w:leader="dot" w:pos="9061"/>
             </w:tabs>
@@ -3429,7 +3429,7 @@
           <w:hyperlink w:anchor="_Toc224904871" w:history="1">
             <w:r>
               <w:rPr>
-                <w:rStyle w:val="Hypertextovodkaz"/>
+                <w:rStyle w:val="Hyperlink"/>
                 <w:noProof/>
                 <w:lang w:val="cs-CZ"/>
               </w:rPr>
@@ -3487,7 +3487,7 @@
         </w:p>
         <w:p>
           <w:pPr>
-            <w:pStyle w:val="Obsah4"/>
+            <w:pStyle w:val="TOC4"/>
             <w:tabs>
               <w:tab w:val="right" w:leader="dot" w:pos="9061"/>
             </w:tabs>
@@ -3501,7 +3501,7 @@
           <w:hyperlink w:anchor="_Toc224904872" w:history="1">
             <w:r>
               <w:rPr>
-                <w:rStyle w:val="Hypertextovodkaz"/>
+                <w:rStyle w:val="Hyperlink"/>
                 <w:noProof/>
                 <w:lang w:val="cs-CZ"/>
               </w:rPr>
@@ -3559,7 +3559,7 @@
         </w:p>
         <w:p>
           <w:pPr>
-            <w:pStyle w:val="Obsah4"/>
+            <w:pStyle w:val="TOC4"/>
             <w:tabs>
               <w:tab w:val="right" w:leader="dot" w:pos="9061"/>
             </w:tabs>
@@ -3573,7 +3573,7 @@
           <w:hyperlink w:anchor="_Toc224904873" w:history="1">
             <w:r>
               <w:rPr>
-                <w:rStyle w:val="Hypertextovodkaz"/>
+                <w:rStyle w:val="Hyperlink"/>
                 <w:noProof/>
                 <w:lang w:val="cs-CZ"/>
               </w:rPr>
@@ -3631,7 +3631,7 @@
         </w:p>
         <w:p>
           <w:pPr>
-            <w:pStyle w:val="Obsah4"/>
+            <w:pStyle w:val="TOC4"/>
             <w:tabs>
               <w:tab w:val="right" w:leader="dot" w:pos="9061"/>
             </w:tabs>
@@ -3645,7 +3645,7 @@
           <w:hyperlink w:anchor="_Toc224904874" w:history="1">
             <w:r>
               <w:rPr>
-                <w:rStyle w:val="Hypertextovodkaz"/>
+                <w:rStyle w:val="Hyperlink"/>
                 <w:noProof/>
                 <w:lang w:val="cs-CZ"/>
               </w:rPr>
@@ -3703,7 +3703,7 @@
         </w:p>
         <w:p>
           <w:pPr>
-            <w:pStyle w:val="Obsah3"/>
+            <w:pStyle w:val="TOC3"/>
             <w:tabs>
               <w:tab w:val="right" w:leader="dot" w:pos="9061"/>
             </w:tabs>
@@ -3717,7 +3717,7 @@
           <w:hyperlink w:anchor="_Toc224904875" w:history="1">
             <w:r>
               <w:rPr>
-                <w:rStyle w:val="Hypertextovodkaz"/>
+                <w:rStyle w:val="Hyperlink"/>
                 <w:noProof/>
                 <w:lang w:val="cs-CZ"/>
               </w:rPr>
@@ -3775,7 +3775,7 @@
         </w:p>
         <w:p>
           <w:pPr>
-            <w:pStyle w:val="Obsah4"/>
+            <w:pStyle w:val="TOC4"/>
             <w:tabs>
               <w:tab w:val="right" w:leader="dot" w:pos="9061"/>
             </w:tabs>
@@ -3789,7 +3789,7 @@
           <w:hyperlink w:anchor="_Toc224904876" w:history="1">
             <w:r>
               <w:rPr>
-                <w:rStyle w:val="Hypertextovodkaz"/>
+                <w:rStyle w:val="Hyperlink"/>
                 <w:noProof/>
                 <w:lang w:val="cs-CZ"/>
               </w:rPr>
@@ -3847,7 +3847,7 @@
         </w:p>
         <w:p>
           <w:pPr>
-            <w:pStyle w:val="Obsah4"/>
+            <w:pStyle w:val="TOC4"/>
             <w:tabs>
               <w:tab w:val="right" w:leader="dot" w:pos="9061"/>
             </w:tabs>
@@ -3861,7 +3861,7 @@
           <w:hyperlink w:anchor="_Toc224904877" w:history="1">
             <w:r>
               <w:rPr>
-                <w:rStyle w:val="Hypertextovodkaz"/>
+                <w:rStyle w:val="Hyperlink"/>
                 <w:noProof/>
                 <w:lang w:val="cs-CZ"/>
               </w:rPr>
@@ -3919,7 +3919,7 @@
         </w:p>
         <w:p>
           <w:pPr>
-            <w:pStyle w:val="Obsah4"/>
+            <w:pStyle w:val="TOC4"/>
             <w:tabs>
               <w:tab w:val="right" w:leader="dot" w:pos="9061"/>
             </w:tabs>
@@ -3933,7 +3933,7 @@
           <w:hyperlink w:anchor="_Toc224904878" w:history="1">
             <w:r>
               <w:rPr>
-                <w:rStyle w:val="Hypertextovodkaz"/>
+                <w:rStyle w:val="Hyperlink"/>
                 <w:noProof/>
                 <w:lang w:val="cs-CZ"/>
               </w:rPr>
@@ -3991,7 +3991,7 @@
         </w:p>
         <w:p>
           <w:pPr>
-            <w:pStyle w:val="Obsah4"/>
+            <w:pStyle w:val="TOC4"/>
             <w:tabs>
               <w:tab w:val="right" w:leader="dot" w:pos="9061"/>
             </w:tabs>
@@ -4005,7 +4005,7 @@
           <w:hyperlink w:anchor="_Toc224904879" w:history="1">
             <w:r>
               <w:rPr>
-                <w:rStyle w:val="Hypertextovodkaz"/>
+                <w:rStyle w:val="Hyperlink"/>
                 <w:noProof/>
                 <w:lang w:val="cs-CZ"/>
               </w:rPr>
@@ -4063,7 +4063,7 @@
         </w:p>
         <w:p>
           <w:pPr>
-            <w:pStyle w:val="Obsah3"/>
+            <w:pStyle w:val="TOC3"/>
             <w:tabs>
               <w:tab w:val="right" w:leader="dot" w:pos="9061"/>
             </w:tabs>
@@ -4077,7 +4077,7 @@
           <w:hyperlink w:anchor="_Toc224904880" w:history="1">
             <w:r>
               <w:rPr>
-                <w:rStyle w:val="Hypertextovodkaz"/>
+                <w:rStyle w:val="Hyperlink"/>
                 <w:noProof/>
                 <w:lang w:val="cs-CZ"/>
               </w:rPr>
@@ -4135,7 +4135,7 @@
         </w:p>
         <w:p>
           <w:pPr>
-            <w:pStyle w:val="Obsah4"/>
+            <w:pStyle w:val="TOC4"/>
             <w:tabs>
               <w:tab w:val="right" w:leader="dot" w:pos="9061"/>
             </w:tabs>
@@ -4149,7 +4149,7 @@
           <w:hyperlink w:anchor="_Toc224904881" w:history="1">
             <w:r>
               <w:rPr>
-                <w:rStyle w:val="Hypertextovodkaz"/>
+                <w:rStyle w:val="Hyperlink"/>
                 <w:noProof/>
                 <w:lang w:val="cs-CZ"/>
               </w:rPr>
@@ -4207,7 +4207,7 @@
         </w:p>
         <w:p>
           <w:pPr>
-            <w:pStyle w:val="Obsah4"/>
+            <w:pStyle w:val="TOC4"/>
             <w:tabs>
               <w:tab w:val="right" w:leader="dot" w:pos="9061"/>
             </w:tabs>
@@ -4221,7 +4221,7 @@
           <w:hyperlink w:anchor="_Toc224904882" w:history="1">
             <w:r>
               <w:rPr>
-                <w:rStyle w:val="Hypertextovodkaz"/>
+                <w:rStyle w:val="Hyperlink"/>
                 <w:noProof/>
                 <w:lang w:val="cs-CZ"/>
               </w:rPr>
@@ -4279,7 +4279,7 @@
         </w:p>
         <w:p>
           <w:pPr>
-            <w:pStyle w:val="Obsah3"/>
+            <w:pStyle w:val="TOC3"/>
             <w:tabs>
               <w:tab w:val="right" w:leader="dot" w:pos="9061"/>
             </w:tabs>
@@ -4293,7 +4293,7 @@
           <w:hyperlink w:anchor="_Toc224904883" w:history="1">
             <w:r>
               <w:rPr>
-                <w:rStyle w:val="Hypertextovodkaz"/>
+                <w:rStyle w:val="Hyperlink"/>
                 <w:noProof/>
                 <w:lang w:val="cs-CZ"/>
               </w:rPr>
@@ -4351,7 +4351,7 @@
         </w:p>
         <w:p>
           <w:pPr>
-            <w:pStyle w:val="Obsah4"/>
+            <w:pStyle w:val="TOC4"/>
             <w:tabs>
               <w:tab w:val="right" w:leader="dot" w:pos="9061"/>
             </w:tabs>
@@ -4365,7 +4365,7 @@
           <w:hyperlink w:anchor="_Toc224904884" w:history="1">
             <w:r>
               <w:rPr>
-                <w:rStyle w:val="Hypertextovodkaz"/>
+                <w:rStyle w:val="Hyperlink"/>
                 <w:noProof/>
                 <w:lang w:val="cs-CZ"/>
               </w:rPr>
@@ -4423,7 +4423,7 @@
         </w:p>
         <w:p>
           <w:pPr>
-            <w:pStyle w:val="Obsah3"/>
+            <w:pStyle w:val="TOC3"/>
             <w:tabs>
               <w:tab w:val="right" w:leader="dot" w:pos="9061"/>
             </w:tabs>
@@ -4437,7 +4437,7 @@
           <w:hyperlink w:anchor="_Toc224904885" w:history="1">
             <w:r>
               <w:rPr>
-                <w:rStyle w:val="Hypertextovodkaz"/>
+                <w:rStyle w:val="Hyperlink"/>
                 <w:noProof/>
                 <w:lang w:val="cs-CZ"/>
               </w:rPr>
@@ -4495,7 +4495,7 @@
         </w:p>
         <w:p>
           <w:pPr>
-            <w:pStyle w:val="Obsah1"/>
+            <w:pStyle w:val="TOC1"/>
             <w:tabs>
               <w:tab w:val="right" w:leader="dot" w:pos="9061"/>
             </w:tabs>
@@ -4509,7 +4509,7 @@
           <w:hyperlink w:anchor="_Toc224904886" w:history="1">
             <w:r>
               <w:rPr>
-                <w:rStyle w:val="Hypertextovodkaz"/>
+                <w:rStyle w:val="Hyperlink"/>
                 <w:noProof/>
                 <w:lang w:val="cs-CZ"/>
               </w:rPr>
@@ -4567,7 +4567,7 @@
         </w:p>
         <w:p>
           <w:pPr>
-            <w:pStyle w:val="Obsah2"/>
+            <w:pStyle w:val="TOC2"/>
             <w:tabs>
               <w:tab w:val="right" w:leader="dot" w:pos="9061"/>
             </w:tabs>
@@ -4581,7 +4581,7 @@
           <w:hyperlink w:anchor="_Toc224904887" w:history="1">
             <w:r>
               <w:rPr>
-                <w:rStyle w:val="Hypertextovodkaz"/>
+                <w:rStyle w:val="Hyperlink"/>
                 <w:noProof/>
                 <w:lang w:val="cs-CZ"/>
               </w:rPr>
@@ -4639,7 +4639,7 @@
         </w:p>
         <w:p>
           <w:pPr>
-            <w:pStyle w:val="Obsah3"/>
+            <w:pStyle w:val="TOC3"/>
             <w:tabs>
               <w:tab w:val="right" w:leader="dot" w:pos="9061"/>
             </w:tabs>
@@ -4653,7 +4653,7 @@
           <w:hyperlink w:anchor="_Toc224904888" w:history="1">
             <w:r>
               <w:rPr>
-                <w:rStyle w:val="Hypertextovodkaz"/>
+                <w:rStyle w:val="Hyperlink"/>
                 <w:noProof/>
                 <w:lang w:val="cs-CZ"/>
               </w:rPr>
@@ -4711,7 +4711,7 @@
         </w:p>
         <w:p>
           <w:pPr>
-            <w:pStyle w:val="Obsah2"/>
+            <w:pStyle w:val="TOC2"/>
             <w:tabs>
               <w:tab w:val="right" w:leader="dot" w:pos="9061"/>
             </w:tabs>
@@ -4725,7 +4725,7 @@
           <w:hyperlink w:anchor="_Toc224904889" w:history="1">
             <w:r>
               <w:rPr>
-                <w:rStyle w:val="Hypertextovodkaz"/>
+                <w:rStyle w:val="Hyperlink"/>
                 <w:noProof/>
                 <w:lang w:val="cs-CZ"/>
               </w:rPr>
@@ -4783,7 +4783,7 @@
         </w:p>
         <w:p>
           <w:pPr>
-            <w:pStyle w:val="Obsah3"/>
+            <w:pStyle w:val="TOC3"/>
             <w:tabs>
               <w:tab w:val="right" w:leader="dot" w:pos="9061"/>
             </w:tabs>
@@ -4797,7 +4797,7 @@
           <w:hyperlink w:anchor="_Toc224904890" w:history="1">
             <w:r>
               <w:rPr>
-                <w:rStyle w:val="Hypertextovodkaz"/>
+                <w:rStyle w:val="Hyperlink"/>
                 <w:noProof/>
                 <w:lang w:val="cs-CZ"/>
               </w:rPr>
@@ -4855,7 +4855,7 @@
         </w:p>
         <w:p>
           <w:pPr>
-            <w:pStyle w:val="Obsah3"/>
+            <w:pStyle w:val="TOC3"/>
             <w:tabs>
               <w:tab w:val="right" w:leader="dot" w:pos="9061"/>
             </w:tabs>
@@ -4869,7 +4869,7 @@
           <w:hyperlink w:anchor="_Toc224904891" w:history="1">
             <w:r>
               <w:rPr>
-                <w:rStyle w:val="Hypertextovodkaz"/>
+                <w:rStyle w:val="Hyperlink"/>
                 <w:noProof/>
                 <w:lang w:val="cs-CZ"/>
               </w:rPr>
@@ -4927,7 +4927,7 @@
         </w:p>
         <w:p>
           <w:pPr>
-            <w:pStyle w:val="Obsah3"/>
+            <w:pStyle w:val="TOC3"/>
             <w:tabs>
               <w:tab w:val="right" w:leader="dot" w:pos="9061"/>
             </w:tabs>
@@ -4941,7 +4941,7 @@
           <w:hyperlink w:anchor="_Toc224904892" w:history="1">
             <w:r>
               <w:rPr>
-                <w:rStyle w:val="Hypertextovodkaz"/>
+                <w:rStyle w:val="Hyperlink"/>
                 <w:noProof/>
                 <w:lang w:val="cs-CZ"/>
               </w:rPr>
@@ -4999,7 +4999,7 @@
         </w:p>
         <w:p>
           <w:pPr>
-            <w:pStyle w:val="Obsah3"/>
+            <w:pStyle w:val="TOC3"/>
             <w:tabs>
               <w:tab w:val="right" w:leader="dot" w:pos="9061"/>
             </w:tabs>
@@ -5013,7 +5013,7 @@
           <w:hyperlink w:anchor="_Toc224904893" w:history="1">
             <w:r>
               <w:rPr>
-                <w:rStyle w:val="Hypertextovodkaz"/>
+                <w:rStyle w:val="Hyperlink"/>
                 <w:noProof/>
                 <w:lang w:val="cs-CZ"/>
               </w:rPr>
@@ -5071,7 +5071,7 @@
         </w:p>
         <w:p>
           <w:pPr>
-            <w:pStyle w:val="Obsah2"/>
+            <w:pStyle w:val="TOC2"/>
             <w:tabs>
               <w:tab w:val="right" w:leader="dot" w:pos="9061"/>
             </w:tabs>
@@ -5085,7 +5085,7 @@
           <w:hyperlink w:anchor="_Toc224904894" w:history="1">
             <w:r>
               <w:rPr>
-                <w:rStyle w:val="Hypertextovodkaz"/>
+                <w:rStyle w:val="Hyperlink"/>
                 <w:noProof/>
                 <w:lang w:val="cs-CZ"/>
               </w:rPr>
@@ -5143,7 +5143,7 @@
         </w:p>
         <w:p>
           <w:pPr>
-            <w:pStyle w:val="Obsah3"/>
+            <w:pStyle w:val="TOC3"/>
             <w:tabs>
               <w:tab w:val="right" w:leader="dot" w:pos="9061"/>
             </w:tabs>
@@ -5157,7 +5157,7 @@
           <w:hyperlink w:anchor="_Toc224904895" w:history="1">
             <w:r>
               <w:rPr>
-                <w:rStyle w:val="Hypertextovodkaz"/>
+                <w:rStyle w:val="Hyperlink"/>
                 <w:noProof/>
                 <w:lang w:val="cs-CZ"/>
               </w:rPr>
@@ -5215,7 +5215,7 @@
         </w:p>
         <w:p>
           <w:pPr>
-            <w:pStyle w:val="Obsah3"/>
+            <w:pStyle w:val="TOC3"/>
             <w:tabs>
               <w:tab w:val="right" w:leader="dot" w:pos="9061"/>
             </w:tabs>
@@ -5229,7 +5229,7 @@
           <w:hyperlink w:anchor="_Toc224904896" w:history="1">
             <w:r>
               <w:rPr>
-                <w:rStyle w:val="Hypertextovodkaz"/>
+                <w:rStyle w:val="Hyperlink"/>
                 <w:noProof/>
                 <w:lang w:val="cs-CZ"/>
               </w:rPr>
@@ -5287,7 +5287,7 @@
         </w:p>
         <w:p>
           <w:pPr>
-            <w:pStyle w:val="Obsah3"/>
+            <w:pStyle w:val="TOC3"/>
             <w:tabs>
               <w:tab w:val="right" w:leader="dot" w:pos="9061"/>
             </w:tabs>
@@ -5301,7 +5301,7 @@
           <w:hyperlink w:anchor="_Toc224904897" w:history="1">
             <w:r>
               <w:rPr>
-                <w:rStyle w:val="Hypertextovodkaz"/>
+                <w:rStyle w:val="Hyperlink"/>
                 <w:noProof/>
                 <w:lang w:val="cs-CZ"/>
               </w:rPr>
@@ -5359,7 +5359,7 @@
         </w:p>
         <w:p>
           <w:pPr>
-            <w:pStyle w:val="Obsah3"/>
+            <w:pStyle w:val="TOC3"/>
             <w:tabs>
               <w:tab w:val="right" w:leader="dot" w:pos="9061"/>
             </w:tabs>
@@ -5373,7 +5373,7 @@
           <w:hyperlink w:anchor="_Toc224904898" w:history="1">
             <w:r>
               <w:rPr>
-                <w:rStyle w:val="Hypertextovodkaz"/>
+                <w:rStyle w:val="Hyperlink"/>
                 <w:noProof/>
                 <w:lang w:val="cs-CZ"/>
               </w:rPr>
@@ -5431,7 +5431,7 @@
         </w:p>
         <w:p>
           <w:pPr>
-            <w:pStyle w:val="Obsah2"/>
+            <w:pStyle w:val="TOC2"/>
             <w:tabs>
               <w:tab w:val="right" w:leader="dot" w:pos="9061"/>
             </w:tabs>
@@ -5445,7 +5445,7 @@
           <w:hyperlink w:anchor="_Toc224904899" w:history="1">
             <w:r>
               <w:rPr>
-                <w:rStyle w:val="Hypertextovodkaz"/>
+                <w:rStyle w:val="Hyperlink"/>
                 <w:noProof/>
                 <w:lang w:val="cs-CZ"/>
               </w:rPr>
@@ -5503,7 +5503,7 @@
         </w:p>
         <w:p>
           <w:pPr>
-            <w:pStyle w:val="Obsah3"/>
+            <w:pStyle w:val="TOC3"/>
             <w:tabs>
               <w:tab w:val="right" w:leader="dot" w:pos="9061"/>
             </w:tabs>
@@ -5517,7 +5517,7 @@
           <w:hyperlink w:anchor="_Toc224904900" w:history="1">
             <w:r>
               <w:rPr>
-                <w:rStyle w:val="Hypertextovodkaz"/>
+                <w:rStyle w:val="Hyperlink"/>
                 <w:noProof/>
                 <w:lang w:val="cs-CZ"/>
               </w:rPr>
@@ -5575,7 +5575,7 @@
         </w:p>
         <w:p>
           <w:pPr>
-            <w:pStyle w:val="Obsah4"/>
+            <w:pStyle w:val="TOC4"/>
             <w:tabs>
               <w:tab w:val="right" w:leader="dot" w:pos="9061"/>
             </w:tabs>
@@ -5589,7 +5589,7 @@
           <w:hyperlink w:anchor="_Toc224904901" w:history="1">
             <w:r>
               <w:rPr>
-                <w:rStyle w:val="Hypertextovodkaz"/>
+                <w:rStyle w:val="Hyperlink"/>
                 <w:noProof/>
                 <w:lang w:val="cs-CZ"/>
               </w:rPr>
@@ -5647,7 +5647,7 @@
         </w:p>
         <w:p>
           <w:pPr>
-            <w:pStyle w:val="Obsah4"/>
+            <w:pStyle w:val="TOC4"/>
             <w:tabs>
               <w:tab w:val="right" w:leader="dot" w:pos="9061"/>
             </w:tabs>
@@ -5661,7 +5661,7 @@
           <w:hyperlink w:anchor="_Toc224904902" w:history="1">
             <w:r>
               <w:rPr>
-                <w:rStyle w:val="Hypertextovodkaz"/>
+                <w:rStyle w:val="Hyperlink"/>
                 <w:noProof/>
                 <w:lang w:val="cs-CZ"/>
               </w:rPr>
@@ -5719,7 +5719,7 @@
         </w:p>
         <w:p>
           <w:pPr>
-            <w:pStyle w:val="Obsah4"/>
+            <w:pStyle w:val="TOC4"/>
             <w:tabs>
               <w:tab w:val="right" w:leader="dot" w:pos="9061"/>
             </w:tabs>
@@ -5733,7 +5733,7 @@
           <w:hyperlink w:anchor="_Toc224904903" w:history="1">
             <w:r>
               <w:rPr>
-                <w:rStyle w:val="Hypertextovodkaz"/>
+                <w:rStyle w:val="Hyperlink"/>
                 <w:noProof/>
                 <w:lang w:val="cs-CZ"/>
               </w:rPr>
@@ -5791,7 +5791,7 @@
         </w:p>
         <w:p>
           <w:pPr>
-            <w:pStyle w:val="Obsah4"/>
+            <w:pStyle w:val="TOC4"/>
             <w:tabs>
               <w:tab w:val="right" w:leader="dot" w:pos="9061"/>
             </w:tabs>
@@ -5805,7 +5805,7 @@
           <w:hyperlink w:anchor="_Toc224904904" w:history="1">
             <w:r>
               <w:rPr>
-                <w:rStyle w:val="Hypertextovodkaz"/>
+                <w:rStyle w:val="Hyperlink"/>
                 <w:noProof/>
                 <w:lang w:val="cs-CZ"/>
               </w:rPr>
@@ -5863,7 +5863,7 @@
         </w:p>
         <w:p>
           <w:pPr>
-            <w:pStyle w:val="Obsah4"/>
+            <w:pStyle w:val="TOC4"/>
             <w:tabs>
               <w:tab w:val="right" w:leader="dot" w:pos="9061"/>
             </w:tabs>
@@ -5877,7 +5877,7 @@
           <w:hyperlink w:anchor="_Toc224904905" w:history="1">
             <w:r>
               <w:rPr>
-                <w:rStyle w:val="Hypertextovodkaz"/>
+                <w:rStyle w:val="Hyperlink"/>
                 <w:noProof/>
                 <w:lang w:val="cs-CZ"/>
               </w:rPr>
@@ -5935,7 +5935,7 @@
         </w:p>
         <w:p>
           <w:pPr>
-            <w:pStyle w:val="Obsah3"/>
+            <w:pStyle w:val="TOC3"/>
             <w:tabs>
               <w:tab w:val="right" w:leader="dot" w:pos="9061"/>
             </w:tabs>
@@ -5949,7 +5949,7 @@
           <w:hyperlink w:anchor="_Toc224904906" w:history="1">
             <w:r>
               <w:rPr>
-                <w:rStyle w:val="Hypertextovodkaz"/>
+                <w:rStyle w:val="Hyperlink"/>
                 <w:noProof/>
                 <w:lang w:val="cs-CZ"/>
               </w:rPr>
@@ -6007,7 +6007,7 @@
         </w:p>
         <w:p>
           <w:pPr>
-            <w:pStyle w:val="Obsah3"/>
+            <w:pStyle w:val="TOC3"/>
             <w:tabs>
               <w:tab w:val="right" w:leader="dot" w:pos="9061"/>
             </w:tabs>
@@ -6021,7 +6021,7 @@
           <w:hyperlink w:anchor="_Toc224904907" w:history="1">
             <w:r>
               <w:rPr>
-                <w:rStyle w:val="Hypertextovodkaz"/>
+                <w:rStyle w:val="Hyperlink"/>
                 <w:noProof/>
                 <w:lang w:val="cs-CZ"/>
               </w:rPr>
@@ -6079,7 +6079,7 @@
         </w:p>
         <w:p>
           <w:pPr>
-            <w:pStyle w:val="Obsah3"/>
+            <w:pStyle w:val="TOC3"/>
             <w:tabs>
               <w:tab w:val="right" w:leader="dot" w:pos="9061"/>
             </w:tabs>
@@ -6093,7 +6093,7 @@
           <w:hyperlink w:anchor="_Toc224904908" w:history="1">
             <w:r>
               <w:rPr>
-                <w:rStyle w:val="Hypertextovodkaz"/>
+                <w:rStyle w:val="Hyperlink"/>
                 <w:noProof/>
                 <w:lang w:val="cs-CZ"/>
               </w:rPr>
@@ -6151,7 +6151,7 @@
         </w:p>
         <w:p>
           <w:pPr>
-            <w:pStyle w:val="Obsah3"/>
+            <w:pStyle w:val="TOC3"/>
             <w:tabs>
               <w:tab w:val="right" w:leader="dot" w:pos="9061"/>
             </w:tabs>
@@ -6165,7 +6165,7 @@
           <w:hyperlink w:anchor="_Toc224904909" w:history="1">
             <w:r>
               <w:rPr>
-                <w:rStyle w:val="Hypertextovodkaz"/>
+                <w:rStyle w:val="Hyperlink"/>
                 <w:noProof/>
                 <w:lang w:val="cs-CZ"/>
               </w:rPr>
@@ -6223,7 +6223,7 @@
         </w:p>
         <w:p>
           <w:pPr>
-            <w:pStyle w:val="Obsah3"/>
+            <w:pStyle w:val="TOC3"/>
             <w:tabs>
               <w:tab w:val="right" w:leader="dot" w:pos="9061"/>
             </w:tabs>
@@ -6237,7 +6237,7 @@
           <w:hyperlink w:anchor="_Toc224904910" w:history="1">
             <w:r>
               <w:rPr>
-                <w:rStyle w:val="Hypertextovodkaz"/>
+                <w:rStyle w:val="Hyperlink"/>
                 <w:noProof/>
                 <w:lang w:val="cs-CZ"/>
               </w:rPr>
@@ -6295,7 +6295,7 @@
         </w:p>
         <w:p>
           <w:pPr>
-            <w:pStyle w:val="Obsah3"/>
+            <w:pStyle w:val="TOC3"/>
             <w:tabs>
               <w:tab w:val="right" w:leader="dot" w:pos="9061"/>
             </w:tabs>
@@ -6309,7 +6309,7 @@
           <w:hyperlink w:anchor="_Toc224904911" w:history="1">
             <w:r>
               <w:rPr>
-                <w:rStyle w:val="Hypertextovodkaz"/>
+                <w:rStyle w:val="Hyperlink"/>
                 <w:noProof/>
                 <w:lang w:val="cs-CZ"/>
               </w:rPr>
@@ -6367,7 +6367,7 @@
         </w:p>
         <w:p>
           <w:pPr>
-            <w:pStyle w:val="Obsah1"/>
+            <w:pStyle w:val="TOC1"/>
             <w:tabs>
               <w:tab w:val="right" w:leader="dot" w:pos="9061"/>
             </w:tabs>
@@ -6381,7 +6381,7 @@
           <w:hyperlink w:anchor="_Toc224904912" w:history="1">
             <w:r>
               <w:rPr>
-                <w:rStyle w:val="Hypertextovodkaz"/>
+                <w:rStyle w:val="Hyperlink"/>
                 <w:noProof/>
                 <w:lang w:val="cs-CZ"/>
               </w:rPr>
@@ -6439,7 +6439,7 @@
         </w:p>
         <w:p>
           <w:pPr>
-            <w:pStyle w:val="Obsah1"/>
+            <w:pStyle w:val="TOC1"/>
             <w:tabs>
               <w:tab w:val="right" w:leader="dot" w:pos="9061"/>
             </w:tabs>
@@ -6453,7 +6453,7 @@
           <w:hyperlink w:anchor="_Toc224904913" w:history="1">
             <w:r>
               <w:rPr>
-                <w:rStyle w:val="Hypertextovodkaz"/>
+                <w:rStyle w:val="Hyperlink"/>
                 <w:noProof/>
                 <w:lang w:val="cs-CZ"/>
               </w:rPr>
@@ -6518,7 +6518,7 @@
     </w:sdt>
     <w:p>
       <w:pPr>
-        <w:pStyle w:val="Nadpis1"/>
+        <w:pStyle w:val="Heading1"/>
         <w:rPr>
           <w:lang w:val="cs-CZ"/>
         </w:rPr>
@@ -6535,7 +6535,7 @@
     </w:p>
     <w:p>
       <w:pPr>
-        <w:pStyle w:val="Seznamobrzk"/>
+        <w:pStyle w:val="TableofFigures"/>
         <w:tabs>
           <w:tab w:val="right" w:leader="dot" w:pos="9061"/>
         </w:tabs>
@@ -6558,7 +6558,7 @@
       <w:hyperlink w:anchor="_Toc224904914" w:history="1">
         <w:r>
           <w:rPr>
-            <w:rStyle w:val="Hypertextovodkaz"/>
+            <w:rStyle w:val="Hyperlink"/>
             <w:noProof/>
             <w:lang w:val="cs-CZ"/>
           </w:rPr>
@@ -6616,7 +6616,7 @@
     </w:p>
     <w:p>
       <w:pPr>
-        <w:pStyle w:val="Seznamobrzk"/>
+        <w:pStyle w:val="TableofFigures"/>
         <w:tabs>
           <w:tab w:val="right" w:leader="dot" w:pos="9061"/>
         </w:tabs>
@@ -6630,7 +6630,7 @@
       <w:hyperlink w:anchor="_Toc224904915" w:history="1">
         <w:r>
           <w:rPr>
-            <w:rStyle w:val="Hypertextovodkaz"/>
+            <w:rStyle w:val="Hyperlink"/>
             <w:noProof/>
             <w:lang w:val="cs-CZ"/>
           </w:rPr>
@@ -6688,7 +6688,7 @@
     </w:p>
     <w:p>
       <w:pPr>
-        <w:pStyle w:val="Seznamobrzk"/>
+        <w:pStyle w:val="TableofFigures"/>
         <w:tabs>
           <w:tab w:val="right" w:leader="dot" w:pos="9061"/>
         </w:tabs>
@@ -6702,7 +6702,7 @@
       <w:hyperlink w:anchor="_Toc224904916" w:history="1">
         <w:r>
           <w:rPr>
-            <w:rStyle w:val="Hypertextovodkaz"/>
+            <w:rStyle w:val="Hyperlink"/>
             <w:noProof/>
             <w:lang w:val="cs-CZ"/>
           </w:rPr>
@@ -6760,7 +6760,7 @@
     </w:p>
     <w:p>
       <w:pPr>
-        <w:pStyle w:val="Seznamobrzk"/>
+        <w:pStyle w:val="TableofFigures"/>
         <w:tabs>
           <w:tab w:val="right" w:leader="dot" w:pos="9061"/>
         </w:tabs>
@@ -6774,7 +6774,7 @@
       <w:hyperlink w:anchor="_Toc224904917" w:history="1">
         <w:r>
           <w:rPr>
-            <w:rStyle w:val="Hypertextovodkaz"/>
+            <w:rStyle w:val="Hyperlink"/>
             <w:noProof/>
             <w:lang w:val="cs-CZ"/>
           </w:rPr>
@@ -6832,7 +6832,7 @@
     </w:p>
     <w:p>
       <w:pPr>
-        <w:pStyle w:val="Seznamobrzk"/>
+        <w:pStyle w:val="TableofFigures"/>
         <w:tabs>
           <w:tab w:val="right" w:leader="dot" w:pos="9061"/>
         </w:tabs>
@@ -6846,7 +6846,7 @@
       <w:hyperlink w:anchor="_Toc224904918" w:history="1">
         <w:r>
           <w:rPr>
-            <w:rStyle w:val="Hypertextovodkaz"/>
+            <w:rStyle w:val="Hyperlink"/>
             <w:noProof/>
             <w:lang w:val="cs-CZ"/>
           </w:rPr>
@@ -6904,7 +6904,7 @@
     </w:p>
     <w:p>
       <w:pPr>
-        <w:pStyle w:val="Seznamobrzk"/>
+        <w:pStyle w:val="TableofFigures"/>
         <w:tabs>
           <w:tab w:val="right" w:leader="dot" w:pos="9061"/>
         </w:tabs>
@@ -6918,7 +6918,7 @@
       <w:hyperlink w:anchor="_Toc224904919" w:history="1">
         <w:r>
           <w:rPr>
-            <w:rStyle w:val="Hypertextovodkaz"/>
+            <w:rStyle w:val="Hyperlink"/>
             <w:noProof/>
             <w:lang w:val="cs-CZ"/>
           </w:rPr>
@@ -6976,7 +6976,7 @@
     </w:p>
     <w:p>
       <w:pPr>
-        <w:pStyle w:val="Seznamobrzk"/>
+        <w:pStyle w:val="TableofFigures"/>
         <w:tabs>
           <w:tab w:val="right" w:leader="dot" w:pos="9061"/>
         </w:tabs>
@@ -6990,7 +6990,7 @@
       <w:hyperlink w:anchor="_Toc224904920" w:history="1">
         <w:r>
           <w:rPr>
-            <w:rStyle w:val="Hypertextovodkaz"/>
+            <w:rStyle w:val="Hyperlink"/>
             <w:noProof/>
             <w:lang w:val="cs-CZ"/>
           </w:rPr>
@@ -7048,7 +7048,7 @@
     </w:p>
     <w:p>
       <w:pPr>
-        <w:pStyle w:val="Seznamobrzk"/>
+        <w:pStyle w:val="TableofFigures"/>
         <w:tabs>
           <w:tab w:val="right" w:leader="dot" w:pos="9061"/>
         </w:tabs>
@@ -7062,7 +7062,7 @@
       <w:hyperlink w:anchor="_Toc224904921" w:history="1">
         <w:r>
           <w:rPr>
-            <w:rStyle w:val="Hypertextovodkaz"/>
+            <w:rStyle w:val="Hyperlink"/>
             <w:noProof/>
             <w:lang w:val="cs-CZ"/>
           </w:rPr>
@@ -7120,7 +7120,7 @@
     </w:p>
     <w:p>
       <w:pPr>
-        <w:pStyle w:val="Seznamobrzk"/>
+        <w:pStyle w:val="TableofFigures"/>
         <w:tabs>
           <w:tab w:val="right" w:leader="dot" w:pos="9061"/>
         </w:tabs>
@@ -7134,7 +7134,7 @@
       <w:hyperlink w:anchor="_Toc224904922" w:history="1">
         <w:r>
           <w:rPr>
-            <w:rStyle w:val="Hypertextovodkaz"/>
+            <w:rStyle w:val="Hyperlink"/>
             <w:noProof/>
             <w:lang w:val="cs-CZ"/>
           </w:rPr>
@@ -7192,7 +7192,7 @@
     </w:p>
     <w:p>
       <w:pPr>
-        <w:pStyle w:val="Seznamobrzk"/>
+        <w:pStyle w:val="TableofFigures"/>
         <w:tabs>
           <w:tab w:val="right" w:leader="dot" w:pos="9061"/>
         </w:tabs>
@@ -7206,7 +7206,7 @@
       <w:hyperlink w:anchor="_Toc224904923" w:history="1">
         <w:r>
           <w:rPr>
-            <w:rStyle w:val="Hypertextovodkaz"/>
+            <w:rStyle w:val="Hyperlink"/>
             <w:noProof/>
             <w:lang w:val="cs-CZ"/>
           </w:rPr>
@@ -7264,7 +7264,7 @@
     </w:p>
     <w:p>
       <w:pPr>
-        <w:pStyle w:val="Seznamobrzk"/>
+        <w:pStyle w:val="TableofFigures"/>
         <w:tabs>
           <w:tab w:val="right" w:leader="dot" w:pos="9061"/>
         </w:tabs>
@@ -7278,7 +7278,7 @@
       <w:hyperlink w:anchor="_Toc224904924" w:history="1">
         <w:r>
           <w:rPr>
-            <w:rStyle w:val="Hypertextovodkaz"/>
+            <w:rStyle w:val="Hyperlink"/>
             <w:noProof/>
             <w:lang w:val="cs-CZ"/>
           </w:rPr>
@@ -7336,7 +7336,7 @@
     </w:p>
     <w:p>
       <w:pPr>
-        <w:pStyle w:val="Seznamobrzk"/>
+        <w:pStyle w:val="TableofFigures"/>
         <w:tabs>
           <w:tab w:val="right" w:leader="dot" w:pos="9061"/>
         </w:tabs>
@@ -7350,7 +7350,7 @@
       <w:hyperlink w:anchor="_Toc224904925" w:history="1">
         <w:r>
           <w:rPr>
-            <w:rStyle w:val="Hypertextovodkaz"/>
+            <w:rStyle w:val="Hyperlink"/>
             <w:noProof/>
             <w:lang w:val="cs-CZ"/>
           </w:rPr>
@@ -7408,7 +7408,7 @@
     </w:p>
     <w:p>
       <w:pPr>
-        <w:pStyle w:val="Seznamobrzk"/>
+        <w:pStyle w:val="TableofFigures"/>
         <w:tabs>
           <w:tab w:val="right" w:leader="dot" w:pos="9061"/>
         </w:tabs>
@@ -7422,7 +7422,7 @@
       <w:hyperlink w:anchor="_Toc224904926" w:history="1">
         <w:r>
           <w:rPr>
-            <w:rStyle w:val="Hypertextovodkaz"/>
+            <w:rStyle w:val="Hyperlink"/>
             <w:noProof/>
             <w:lang w:val="cs-CZ"/>
           </w:rPr>
@@ -7480,7 +7480,7 @@
     </w:p>
     <w:p>
       <w:pPr>
-        <w:pStyle w:val="Seznamobrzk"/>
+        <w:pStyle w:val="TableofFigures"/>
         <w:tabs>
           <w:tab w:val="right" w:leader="dot" w:pos="9061"/>
         </w:tabs>
@@ -7494,7 +7494,7 @@
       <w:hyperlink w:anchor="_Toc224904927" w:history="1">
         <w:r>
           <w:rPr>
-            <w:rStyle w:val="Hypertextovodkaz"/>
+            <w:rStyle w:val="Hyperlink"/>
             <w:noProof/>
             <w:lang w:val="cs-CZ"/>
           </w:rPr>
@@ -7552,7 +7552,7 @@
     </w:p>
     <w:p>
       <w:pPr>
-        <w:pStyle w:val="Seznamobrzk"/>
+        <w:pStyle w:val="TableofFigures"/>
         <w:tabs>
           <w:tab w:val="right" w:leader="dot" w:pos="9061"/>
         </w:tabs>
@@ -7566,7 +7566,7 @@
       <w:hyperlink w:anchor="_Toc224904928" w:history="1">
         <w:r>
           <w:rPr>
-            <w:rStyle w:val="Hypertextovodkaz"/>
+            <w:rStyle w:val="Hyperlink"/>
             <w:noProof/>
             <w:lang w:val="cs-CZ"/>
           </w:rPr>
@@ -7624,7 +7624,7 @@
     </w:p>
     <w:p>
       <w:pPr>
-        <w:pStyle w:val="Seznamobrzk"/>
+        <w:pStyle w:val="TableofFigures"/>
         <w:tabs>
           <w:tab w:val="right" w:leader="dot" w:pos="9061"/>
         </w:tabs>
@@ -7638,7 +7638,7 @@
       <w:hyperlink w:anchor="_Toc224904929" w:history="1">
         <w:r>
           <w:rPr>
-            <w:rStyle w:val="Hypertextovodkaz"/>
+            <w:rStyle w:val="Hyperlink"/>
             <w:noProof/>
             <w:lang w:val="cs-CZ"/>
           </w:rPr>
@@ -7696,7 +7696,7 @@
     </w:p>
     <w:p>
       <w:pPr>
-        <w:pStyle w:val="Seznamobrzk"/>
+        <w:pStyle w:val="TableofFigures"/>
         <w:tabs>
           <w:tab w:val="right" w:leader="dot" w:pos="9061"/>
         </w:tabs>
@@ -7710,7 +7710,7 @@
       <w:hyperlink w:anchor="_Toc224904930" w:history="1">
         <w:r>
           <w:rPr>
-            <w:rStyle w:val="Hypertextovodkaz"/>
+            <w:rStyle w:val="Hyperlink"/>
             <w:noProof/>
             <w:lang w:val="cs-CZ"/>
           </w:rPr>
@@ -7768,7 +7768,7 @@
     </w:p>
     <w:p>
       <w:pPr>
-        <w:pStyle w:val="Seznamobrzk"/>
+        <w:pStyle w:val="TableofFigures"/>
         <w:tabs>
           <w:tab w:val="right" w:leader="dot" w:pos="9061"/>
         </w:tabs>
@@ -7782,7 +7782,7 @@
       <w:hyperlink w:anchor="_Toc224904931" w:history="1">
         <w:r>
           <w:rPr>
-            <w:rStyle w:val="Hypertextovodkaz"/>
+            <w:rStyle w:val="Hyperlink"/>
             <w:noProof/>
             <w:lang w:val="cs-CZ"/>
           </w:rPr>
@@ -7840,7 +7840,7 @@
     </w:p>
     <w:p>
       <w:pPr>
-        <w:pStyle w:val="Seznamobrzk"/>
+        <w:pStyle w:val="TableofFigures"/>
         <w:tabs>
           <w:tab w:val="right" w:leader="dot" w:pos="9061"/>
         </w:tabs>
@@ -7854,7 +7854,7 @@
       <w:hyperlink w:anchor="_Toc224904932" w:history="1">
         <w:r>
           <w:rPr>
-            <w:rStyle w:val="Hypertextovodkaz"/>
+            <w:rStyle w:val="Hyperlink"/>
             <w:noProof/>
             <w:lang w:val="cs-CZ"/>
           </w:rPr>
@@ -7912,7 +7912,7 @@
     </w:p>
     <w:p>
       <w:pPr>
-        <w:pStyle w:val="Seznamobrzk"/>
+        <w:pStyle w:val="TableofFigures"/>
         <w:tabs>
           <w:tab w:val="right" w:leader="dot" w:pos="9061"/>
         </w:tabs>
@@ -7926,7 +7926,7 @@
       <w:hyperlink w:anchor="_Toc224904933" w:history="1">
         <w:r>
           <w:rPr>
-            <w:rStyle w:val="Hypertextovodkaz"/>
+            <w:rStyle w:val="Hyperlink"/>
             <w:noProof/>
             <w:lang w:val="cs-CZ"/>
           </w:rPr>
@@ -7984,7 +7984,7 @@
     </w:p>
     <w:p>
       <w:pPr>
-        <w:pStyle w:val="Seznamobrzk"/>
+        <w:pStyle w:val="TableofFigures"/>
         <w:tabs>
           <w:tab w:val="right" w:leader="dot" w:pos="9061"/>
         </w:tabs>
@@ -7998,7 +7998,7 @@
       <w:hyperlink w:anchor="_Toc224904934" w:history="1">
         <w:r>
           <w:rPr>
-            <w:rStyle w:val="Hypertextovodkaz"/>
+            <w:rStyle w:val="Hyperlink"/>
             <w:noProof/>
             <w:lang w:val="cs-CZ"/>
           </w:rPr>
@@ -8056,7 +8056,7 @@
     </w:p>
     <w:p>
       <w:pPr>
-        <w:pStyle w:val="Seznamobrzk"/>
+        <w:pStyle w:val="TableofFigures"/>
         <w:tabs>
           <w:tab w:val="right" w:leader="dot" w:pos="9061"/>
         </w:tabs>
@@ -8070,7 +8070,7 @@
       <w:hyperlink w:anchor="_Toc224904935" w:history="1">
         <w:r>
           <w:rPr>
-            <w:rStyle w:val="Hypertextovodkaz"/>
+            <w:rStyle w:val="Hyperlink"/>
             <w:noProof/>
             <w:lang w:val="cs-CZ"/>
           </w:rPr>
@@ -8128,7 +8128,7 @@
     </w:p>
     <w:p>
       <w:pPr>
-        <w:pStyle w:val="Seznamobrzk"/>
+        <w:pStyle w:val="TableofFigures"/>
         <w:tabs>
           <w:tab w:val="right" w:leader="dot" w:pos="9061"/>
         </w:tabs>
@@ -8142,7 +8142,7 @@
       <w:hyperlink w:anchor="_Toc224904936" w:history="1">
         <w:r>
           <w:rPr>
-            <w:rStyle w:val="Hypertextovodkaz"/>
+            <w:rStyle w:val="Hyperlink"/>
             <w:noProof/>
             <w:lang w:val="cs-CZ"/>
           </w:rPr>
@@ -8200,7 +8200,7 @@
     </w:p>
     <w:p>
       <w:pPr>
-        <w:pStyle w:val="Seznamobrzk"/>
+        <w:pStyle w:val="TableofFigures"/>
         <w:tabs>
           <w:tab w:val="right" w:leader="dot" w:pos="9061"/>
         </w:tabs>
@@ -8214,7 +8214,7 @@
       <w:hyperlink w:anchor="_Toc224904937" w:history="1">
         <w:r>
           <w:rPr>
-            <w:rStyle w:val="Hypertextovodkaz"/>
+            <w:rStyle w:val="Hyperlink"/>
             <w:noProof/>
             <w:lang w:val="cs-CZ"/>
           </w:rPr>
@@ -8272,7 +8272,7 @@
     </w:p>
     <w:p>
       <w:pPr>
-        <w:pStyle w:val="Seznamobrzk"/>
+        <w:pStyle w:val="TableofFigures"/>
         <w:tabs>
           <w:tab w:val="right" w:leader="dot" w:pos="9061"/>
         </w:tabs>
@@ -8286,7 +8286,7 @@
       <w:hyperlink w:anchor="_Toc224904938" w:history="1">
         <w:r>
           <w:rPr>
-            <w:rStyle w:val="Hypertextovodkaz"/>
+            <w:rStyle w:val="Hyperlink"/>
             <w:noProof/>
             <w:lang w:val="cs-CZ"/>
           </w:rPr>
@@ -8344,7 +8344,7 @@
     </w:p>
     <w:p>
       <w:pPr>
-        <w:pStyle w:val="Seznamobrzk"/>
+        <w:pStyle w:val="TableofFigures"/>
         <w:tabs>
           <w:tab w:val="right" w:leader="dot" w:pos="9061"/>
         </w:tabs>
@@ -8358,7 +8358,7 @@
       <w:hyperlink w:anchor="_Toc224904939" w:history="1">
         <w:r>
           <w:rPr>
-            <w:rStyle w:val="Hypertextovodkaz"/>
+            <w:rStyle w:val="Hyperlink"/>
             <w:noProof/>
             <w:lang w:val="cs-CZ"/>
           </w:rPr>
@@ -8366,7 +8366,7 @@
         </w:r>
         <w:r>
           <w:rPr>
-            <w:rStyle w:val="Hypertextovodkaz"/>
+            <w:rStyle w:val="Hyperlink"/>
             <w:rFonts w:ascii="Consolas" w:hAnsi="Consolas"/>
             <w:noProof/>
             <w:highlight w:val="lightGray"/>
@@ -8376,7 +8376,7 @@
         </w:r>
         <w:r>
           <w:rPr>
-            <w:rStyle w:val="Hypertextovodkaz"/>
+            <w:rStyle w:val="Hyperlink"/>
             <w:noProof/>
             <w:lang w:val="cs-CZ"/>
           </w:rPr>
@@ -8434,7 +8434,7 @@
     </w:p>
     <w:p>
       <w:pPr>
-        <w:pStyle w:val="Seznamobrzk"/>
+        <w:pStyle w:val="TableofFigures"/>
         <w:tabs>
           <w:tab w:val="right" w:leader="dot" w:pos="9061"/>
         </w:tabs>
@@ -8448,7 +8448,7 @@
       <w:hyperlink w:anchor="_Toc224904940" w:history="1">
         <w:r>
           <w:rPr>
-            <w:rStyle w:val="Hypertextovodkaz"/>
+            <w:rStyle w:val="Hyperlink"/>
             <w:noProof/>
             <w:lang w:val="cs-CZ"/>
           </w:rPr>
@@ -8506,7 +8506,7 @@
     </w:p>
     <w:p>
       <w:pPr>
-        <w:pStyle w:val="Seznamobrzk"/>
+        <w:pStyle w:val="TableofFigures"/>
         <w:tabs>
           <w:tab w:val="right" w:leader="dot" w:pos="9061"/>
         </w:tabs>
@@ -8520,7 +8520,7 @@
       <w:hyperlink w:anchor="_Toc224904941" w:history="1">
         <w:r>
           <w:rPr>
-            <w:rStyle w:val="Hypertextovodkaz"/>
+            <w:rStyle w:val="Hyperlink"/>
             <w:noProof/>
             <w:lang w:val="cs-CZ"/>
           </w:rPr>
@@ -8578,7 +8578,7 @@
     </w:p>
     <w:p>
       <w:pPr>
-        <w:pStyle w:val="Seznamobrzk"/>
+        <w:pStyle w:val="TableofFigures"/>
         <w:tabs>
           <w:tab w:val="right" w:leader="dot" w:pos="9061"/>
         </w:tabs>
@@ -8592,7 +8592,7 @@
       <w:hyperlink w:anchor="_Toc224904942" w:history="1">
         <w:r>
           <w:rPr>
-            <w:rStyle w:val="Hypertextovodkaz"/>
+            <w:rStyle w:val="Hyperlink"/>
             <w:noProof/>
             <w:lang w:val="cs-CZ"/>
           </w:rPr>
@@ -8650,7 +8650,7 @@
     </w:p>
     <w:p>
       <w:pPr>
-        <w:pStyle w:val="Seznamobrzk"/>
+        <w:pStyle w:val="TableofFigures"/>
         <w:tabs>
           <w:tab w:val="right" w:leader="dot" w:pos="9061"/>
         </w:tabs>
@@ -8664,7 +8664,7 @@
       <w:hyperlink w:anchor="_Toc224904943" w:history="1">
         <w:r>
           <w:rPr>
-            <w:rStyle w:val="Hypertextovodkaz"/>
+            <w:rStyle w:val="Hyperlink"/>
             <w:noProof/>
             <w:lang w:val="cs-CZ"/>
           </w:rPr>
@@ -8672,7 +8672,7 @@
         </w:r>
         <w:r>
           <w:rPr>
-            <w:rStyle w:val="Hypertextovodkaz"/>
+            <w:rStyle w:val="Hyperlink"/>
             <w:rFonts w:ascii="Consolas" w:hAnsi="Consolas"/>
             <w:noProof/>
             <w:highlight w:val="lightGray"/>
@@ -8682,7 +8682,7 @@
         </w:r>
         <w:r>
           <w:rPr>
-            <w:rStyle w:val="Hypertextovodkaz"/>
+            <w:rStyle w:val="Hyperlink"/>
             <w:noProof/>
             <w:lang w:val="cs-CZ"/>
           </w:rPr>
@@ -8690,7 +8690,7 @@
         </w:r>
         <w:r>
           <w:rPr>
-            <w:rStyle w:val="Hypertextovodkaz"/>
+            <w:rStyle w:val="Hyperlink"/>
             <w:rFonts w:ascii="Consolas" w:hAnsi="Consolas"/>
             <w:noProof/>
             <w:highlight w:val="lightGray"/>
@@ -8700,7 +8700,7 @@
         </w:r>
         <w:r>
           <w:rPr>
-            <w:rStyle w:val="Hypertextovodkaz"/>
+            <w:rStyle w:val="Hyperlink"/>
             <w:noProof/>
             <w:lang w:val="cs-CZ"/>
           </w:rPr>
@@ -8758,7 +8758,7 @@
     </w:p>
     <w:p>
       <w:pPr>
-        <w:pStyle w:val="Seznamobrzk"/>
+        <w:pStyle w:val="TableofFigures"/>
         <w:tabs>
           <w:tab w:val="right" w:leader="dot" w:pos="9061"/>
         </w:tabs>
@@ -8772,7 +8772,7 @@
       <w:hyperlink w:anchor="_Toc224904944" w:history="1">
         <w:r>
           <w:rPr>
-            <w:rStyle w:val="Hypertextovodkaz"/>
+            <w:rStyle w:val="Hyperlink"/>
             <w:noProof/>
             <w:lang w:val="cs-CZ"/>
           </w:rPr>
@@ -8830,7 +8830,7 @@
     </w:p>
     <w:p>
       <w:pPr>
-        <w:pStyle w:val="Seznamobrzk"/>
+        <w:pStyle w:val="TableofFigures"/>
         <w:tabs>
           <w:tab w:val="right" w:leader="dot" w:pos="9061"/>
         </w:tabs>
@@ -8844,7 +8844,7 @@
       <w:hyperlink w:anchor="_Toc224904945" w:history="1">
         <w:r>
           <w:rPr>
-            <w:rStyle w:val="Hypertextovodkaz"/>
+            <w:rStyle w:val="Hyperlink"/>
             <w:noProof/>
             <w:lang w:val="cs-CZ"/>
           </w:rPr>
@@ -8902,7 +8902,7 @@
     </w:p>
     <w:p>
       <w:pPr>
-        <w:pStyle w:val="Seznamobrzk"/>
+        <w:pStyle w:val="TableofFigures"/>
         <w:tabs>
           <w:tab w:val="right" w:leader="dot" w:pos="9061"/>
         </w:tabs>
@@ -8916,7 +8916,7 @@
       <w:hyperlink w:anchor="_Toc224904946" w:history="1">
         <w:r>
           <w:rPr>
-            <w:rStyle w:val="Hypertextovodkaz"/>
+            <w:rStyle w:val="Hyperlink"/>
             <w:noProof/>
             <w:lang w:val="cs-CZ"/>
           </w:rPr>
@@ -8974,7 +8974,7 @@
     </w:p>
     <w:p>
       <w:pPr>
-        <w:pStyle w:val="Seznamobrzk"/>
+        <w:pStyle w:val="TableofFigures"/>
         <w:tabs>
           <w:tab w:val="right" w:leader="dot" w:pos="9061"/>
         </w:tabs>
@@ -8988,7 +8988,7 @@
       <w:hyperlink w:anchor="_Toc224904947" w:history="1">
         <w:r>
           <w:rPr>
-            <w:rStyle w:val="Hypertextovodkaz"/>
+            <w:rStyle w:val="Hyperlink"/>
             <w:noProof/>
             <w:lang w:val="cs-CZ"/>
           </w:rPr>
@@ -9046,7 +9046,7 @@
     </w:p>
     <w:p>
       <w:pPr>
-        <w:pStyle w:val="Seznamobrzk"/>
+        <w:pStyle w:val="TableofFigures"/>
         <w:tabs>
           <w:tab w:val="right" w:leader="dot" w:pos="9061"/>
         </w:tabs>
@@ -9060,7 +9060,7 @@
       <w:hyperlink w:anchor="_Toc224904948" w:history="1">
         <w:r>
           <w:rPr>
-            <w:rStyle w:val="Hypertextovodkaz"/>
+            <w:rStyle w:val="Hyperlink"/>
             <w:noProof/>
             <w:lang w:val="cs-CZ"/>
           </w:rPr>
@@ -9118,7 +9118,7 @@
     </w:p>
     <w:p>
       <w:pPr>
-        <w:pStyle w:val="Seznamobrzk"/>
+        <w:pStyle w:val="TableofFigures"/>
         <w:tabs>
           <w:tab w:val="right" w:leader="dot" w:pos="9061"/>
         </w:tabs>
@@ -9132,7 +9132,7 @@
       <w:hyperlink w:anchor="_Toc224904949" w:history="1">
         <w:r>
           <w:rPr>
-            <w:rStyle w:val="Hypertextovodkaz"/>
+            <w:rStyle w:val="Hyperlink"/>
             <w:noProof/>
             <w:lang w:val="cs-CZ"/>
           </w:rPr>
@@ -9190,7 +9190,7 @@
     </w:p>
     <w:p>
       <w:pPr>
-        <w:pStyle w:val="Seznamobrzk"/>
+        <w:pStyle w:val="TableofFigures"/>
         <w:tabs>
           <w:tab w:val="right" w:leader="dot" w:pos="9061"/>
         </w:tabs>
@@ -9204,7 +9204,7 @@
       <w:hyperlink w:anchor="_Toc224904950" w:history="1">
         <w:r>
           <w:rPr>
-            <w:rStyle w:val="Hypertextovodkaz"/>
+            <w:rStyle w:val="Hyperlink"/>
             <w:noProof/>
             <w:lang w:val="cs-CZ"/>
           </w:rPr>
@@ -9262,7 +9262,7 @@
     </w:p>
     <w:p>
       <w:pPr>
-        <w:pStyle w:val="Seznamobrzk"/>
+        <w:pStyle w:val="TableofFigures"/>
         <w:tabs>
           <w:tab w:val="right" w:leader="dot" w:pos="9061"/>
         </w:tabs>
@@ -9276,7 +9276,7 @@
       <w:hyperlink w:anchor="_Toc224904951" w:history="1">
         <w:r>
           <w:rPr>
-            <w:rStyle w:val="Hypertextovodkaz"/>
+            <w:rStyle w:val="Hyperlink"/>
             <w:noProof/>
             <w:lang w:val="cs-CZ"/>
           </w:rPr>
@@ -9334,7 +9334,7 @@
     </w:p>
     <w:p>
       <w:pPr>
-        <w:pStyle w:val="Seznamobrzk"/>
+        <w:pStyle w:val="TableofFigures"/>
         <w:tabs>
           <w:tab w:val="right" w:leader="dot" w:pos="9061"/>
         </w:tabs>
@@ -9348,7 +9348,7 @@
       <w:hyperlink w:anchor="_Toc224904952" w:history="1">
         <w:r>
           <w:rPr>
-            <w:rStyle w:val="Hypertextovodkaz"/>
+            <w:rStyle w:val="Hyperlink"/>
             <w:noProof/>
             <w:lang w:val="cs-CZ"/>
           </w:rPr>
@@ -9406,7 +9406,7 @@
     </w:p>
     <w:p>
       <w:pPr>
-        <w:pStyle w:val="Seznamobrzk"/>
+        <w:pStyle w:val="TableofFigures"/>
         <w:tabs>
           <w:tab w:val="right" w:leader="dot" w:pos="9061"/>
         </w:tabs>
@@ -9420,7 +9420,7 @@
       <w:hyperlink w:anchor="_Toc224904953" w:history="1">
         <w:r>
           <w:rPr>
-            <w:rStyle w:val="Hypertextovodkaz"/>
+            <w:rStyle w:val="Hyperlink"/>
             <w:noProof/>
             <w:lang w:val="cs-CZ"/>
           </w:rPr>
@@ -9478,7 +9478,7 @@
     </w:p>
     <w:p>
       <w:pPr>
-        <w:pStyle w:val="Seznamobrzk"/>
+        <w:pStyle w:val="TableofFigures"/>
         <w:tabs>
           <w:tab w:val="right" w:leader="dot" w:pos="9061"/>
         </w:tabs>
@@ -9492,7 +9492,7 @@
       <w:hyperlink w:anchor="_Toc224904954" w:history="1">
         <w:r>
           <w:rPr>
-            <w:rStyle w:val="Hypertextovodkaz"/>
+            <w:rStyle w:val="Hyperlink"/>
             <w:noProof/>
             <w:lang w:val="cs-CZ"/>
           </w:rPr>
@@ -9550,7 +9550,7 @@
     </w:p>
     <w:p>
       <w:pPr>
-        <w:pStyle w:val="Seznamobrzk"/>
+        <w:pStyle w:val="TableofFigures"/>
         <w:tabs>
           <w:tab w:val="right" w:leader="dot" w:pos="9061"/>
         </w:tabs>
@@ -9564,7 +9564,7 @@
       <w:hyperlink w:anchor="_Toc224904955" w:history="1">
         <w:r>
           <w:rPr>
-            <w:rStyle w:val="Hypertextovodkaz"/>
+            <w:rStyle w:val="Hyperlink"/>
             <w:noProof/>
             <w:lang w:val="cs-CZ"/>
           </w:rPr>
@@ -9622,7 +9622,7 @@
     </w:p>
     <w:p>
       <w:pPr>
-        <w:pStyle w:val="Seznamobrzk"/>
+        <w:pStyle w:val="TableofFigures"/>
         <w:tabs>
           <w:tab w:val="right" w:leader="dot" w:pos="9061"/>
         </w:tabs>
@@ -9636,7 +9636,7 @@
       <w:hyperlink w:anchor="_Toc224904956" w:history="1">
         <w:r>
           <w:rPr>
-            <w:rStyle w:val="Hypertextovodkaz"/>
+            <w:rStyle w:val="Hyperlink"/>
             <w:noProof/>
             <w:lang w:val="cs-CZ"/>
           </w:rPr>
@@ -9694,7 +9694,7 @@
     </w:p>
     <w:p>
       <w:pPr>
-        <w:pStyle w:val="Seznamobrzk"/>
+        <w:pStyle w:val="TableofFigures"/>
         <w:tabs>
           <w:tab w:val="right" w:leader="dot" w:pos="9061"/>
         </w:tabs>
@@ -9708,7 +9708,7 @@
       <w:hyperlink w:anchor="_Toc224904957" w:history="1">
         <w:r>
           <w:rPr>
-            <w:rStyle w:val="Hypertextovodkaz"/>
+            <w:rStyle w:val="Hyperlink"/>
             <w:noProof/>
             <w:lang w:val="cs-CZ"/>
           </w:rPr>
@@ -9766,7 +9766,7 @@
     </w:p>
     <w:p>
       <w:pPr>
-        <w:pStyle w:val="Seznamobrzk"/>
+        <w:pStyle w:val="TableofFigures"/>
         <w:tabs>
           <w:tab w:val="right" w:leader="dot" w:pos="9061"/>
         </w:tabs>
@@ -9780,7 +9780,7 @@
       <w:hyperlink w:anchor="_Toc224904958" w:history="1">
         <w:r>
           <w:rPr>
-            <w:rStyle w:val="Hypertextovodkaz"/>
+            <w:rStyle w:val="Hyperlink"/>
             <w:noProof/>
             <w:lang w:val="cs-CZ"/>
           </w:rPr>
@@ -9838,7 +9838,7 @@
     </w:p>
     <w:p>
       <w:pPr>
-        <w:pStyle w:val="Seznamobrzk"/>
+        <w:pStyle w:val="TableofFigures"/>
         <w:tabs>
           <w:tab w:val="right" w:leader="dot" w:pos="9061"/>
         </w:tabs>
@@ -9852,7 +9852,7 @@
       <w:hyperlink w:anchor="_Toc224904959" w:history="1">
         <w:r>
           <w:rPr>
-            <w:rStyle w:val="Hypertextovodkaz"/>
+            <w:rStyle w:val="Hyperlink"/>
             <w:noProof/>
             <w:lang w:val="cs-CZ"/>
           </w:rPr>
@@ -9910,7 +9910,7 @@
     </w:p>
     <w:p>
       <w:pPr>
-        <w:pStyle w:val="Seznamobrzk"/>
+        <w:pStyle w:val="TableofFigures"/>
         <w:tabs>
           <w:tab w:val="right" w:leader="dot" w:pos="9061"/>
         </w:tabs>
@@ -9924,7 +9924,7 @@
       <w:hyperlink w:anchor="_Toc224904960" w:history="1">
         <w:r>
           <w:rPr>
-            <w:rStyle w:val="Hypertextovodkaz"/>
+            <w:rStyle w:val="Hyperlink"/>
             <w:noProof/>
             <w:lang w:val="cs-CZ"/>
           </w:rPr>
@@ -9982,7 +9982,7 @@
     </w:p>
     <w:p>
       <w:pPr>
-        <w:pStyle w:val="Seznamobrzk"/>
+        <w:pStyle w:val="TableofFigures"/>
         <w:tabs>
           <w:tab w:val="right" w:leader="dot" w:pos="9061"/>
         </w:tabs>
@@ -9996,7 +9996,7 @@
       <w:hyperlink w:anchor="_Toc224904961" w:history="1">
         <w:r>
           <w:rPr>
-            <w:rStyle w:val="Hypertextovodkaz"/>
+            <w:rStyle w:val="Hyperlink"/>
             <w:noProof/>
             <w:lang w:val="cs-CZ"/>
           </w:rPr>
@@ -10054,7 +10054,7 @@
     </w:p>
     <w:p>
       <w:pPr>
-        <w:pStyle w:val="Seznamobrzk"/>
+        <w:pStyle w:val="TableofFigures"/>
         <w:tabs>
           <w:tab w:val="right" w:leader="dot" w:pos="9061"/>
         </w:tabs>
@@ -10068,7 +10068,7 @@
       <w:hyperlink w:anchor="_Toc224904962" w:history="1">
         <w:r>
           <w:rPr>
-            <w:rStyle w:val="Hypertextovodkaz"/>
+            <w:rStyle w:val="Hyperlink"/>
             <w:noProof/>
             <w:lang w:val="cs-CZ"/>
           </w:rPr>
@@ -10126,7 +10126,7 @@
     </w:p>
     <w:p>
       <w:pPr>
-        <w:pStyle w:val="Seznamobrzk"/>
+        <w:pStyle w:val="TableofFigures"/>
         <w:tabs>
           <w:tab w:val="right" w:leader="dot" w:pos="9061"/>
         </w:tabs>
@@ -10140,7 +10140,7 @@
       <w:hyperlink w:anchor="_Toc224904963" w:history="1">
         <w:r>
           <w:rPr>
-            <w:rStyle w:val="Hypertextovodkaz"/>
+            <w:rStyle w:val="Hyperlink"/>
             <w:noProof/>
             <w:lang w:val="cs-CZ"/>
           </w:rPr>
@@ -10198,7 +10198,7 @@
     </w:p>
     <w:p>
       <w:pPr>
-        <w:pStyle w:val="Seznamobrzk"/>
+        <w:pStyle w:val="TableofFigures"/>
         <w:tabs>
           <w:tab w:val="right" w:leader="dot" w:pos="9061"/>
         </w:tabs>
@@ -10212,7 +10212,7 @@
       <w:hyperlink w:anchor="_Toc224904964" w:history="1">
         <w:r>
           <w:rPr>
-            <w:rStyle w:val="Hypertextovodkaz"/>
+            <w:rStyle w:val="Hyperlink"/>
             <w:noProof/>
             <w:lang w:val="cs-CZ"/>
           </w:rPr>
@@ -10270,7 +10270,7 @@
     </w:p>
     <w:p>
       <w:pPr>
-        <w:pStyle w:val="Seznamobrzk"/>
+        <w:pStyle w:val="TableofFigures"/>
         <w:tabs>
           <w:tab w:val="right" w:leader="dot" w:pos="9061"/>
         </w:tabs>
@@ -10284,7 +10284,7 @@
       <w:hyperlink w:anchor="_Toc224904965" w:history="1">
         <w:r>
           <w:rPr>
-            <w:rStyle w:val="Hypertextovodkaz"/>
+            <w:rStyle w:val="Hyperlink"/>
             <w:noProof/>
             <w:lang w:val="cs-CZ"/>
           </w:rPr>
@@ -10342,7 +10342,7 @@
     </w:p>
     <w:p>
       <w:pPr>
-        <w:pStyle w:val="Seznamobrzk"/>
+        <w:pStyle w:val="TableofFigures"/>
         <w:tabs>
           <w:tab w:val="right" w:leader="dot" w:pos="9061"/>
         </w:tabs>
@@ -10356,7 +10356,7 @@
       <w:hyperlink w:anchor="_Toc224904966" w:history="1">
         <w:r>
           <w:rPr>
-            <w:rStyle w:val="Hypertextovodkaz"/>
+            <w:rStyle w:val="Hyperlink"/>
             <w:noProof/>
             <w:lang w:val="cs-CZ"/>
           </w:rPr>
@@ -10414,7 +10414,7 @@
     </w:p>
     <w:p>
       <w:pPr>
-        <w:pStyle w:val="Seznamobrzk"/>
+        <w:pStyle w:val="TableofFigures"/>
         <w:tabs>
           <w:tab w:val="right" w:leader="dot" w:pos="9061"/>
         </w:tabs>
@@ -10428,7 +10428,7 @@
       <w:hyperlink w:anchor="_Toc224904967" w:history="1">
         <w:r>
           <w:rPr>
-            <w:rStyle w:val="Hypertextovodkaz"/>
+            <w:rStyle w:val="Hyperlink"/>
             <w:noProof/>
             <w:lang w:val="cs-CZ"/>
           </w:rPr>
@@ -10486,7 +10486,7 @@
     </w:p>
     <w:p>
       <w:pPr>
-        <w:pStyle w:val="Seznamobrzk"/>
+        <w:pStyle w:val="TableofFigures"/>
         <w:tabs>
           <w:tab w:val="right" w:leader="dot" w:pos="9061"/>
         </w:tabs>
@@ -10500,7 +10500,7 @@
       <w:hyperlink w:anchor="_Toc224904968" w:history="1">
         <w:r>
           <w:rPr>
-            <w:rStyle w:val="Hypertextovodkaz"/>
+            <w:rStyle w:val="Hyperlink"/>
             <w:noProof/>
             <w:lang w:val="cs-CZ"/>
           </w:rPr>
@@ -10558,7 +10558,7 @@
     </w:p>
     <w:p>
       <w:pPr>
-        <w:pStyle w:val="Seznamobrzk"/>
+        <w:pStyle w:val="TableofFigures"/>
         <w:tabs>
           <w:tab w:val="right" w:leader="dot" w:pos="9061"/>
         </w:tabs>
@@ -10572,7 +10572,7 @@
       <w:hyperlink w:anchor="_Toc224904969" w:history="1">
         <w:r>
           <w:rPr>
-            <w:rStyle w:val="Hypertextovodkaz"/>
+            <w:rStyle w:val="Hyperlink"/>
             <w:noProof/>
             <w:lang w:val="cs-CZ"/>
           </w:rPr>
@@ -10630,7 +10630,7 @@
     </w:p>
     <w:p>
       <w:pPr>
-        <w:pStyle w:val="Seznamobrzk"/>
+        <w:pStyle w:val="TableofFigures"/>
         <w:tabs>
           <w:tab w:val="right" w:leader="dot" w:pos="9061"/>
         </w:tabs>
@@ -10644,7 +10644,7 @@
       <w:hyperlink w:anchor="_Toc224904970" w:history="1">
         <w:r>
           <w:rPr>
-            <w:rStyle w:val="Hypertextovodkaz"/>
+            <w:rStyle w:val="Hyperlink"/>
             <w:noProof/>
             <w:lang w:val="cs-CZ"/>
           </w:rPr>
@@ -10702,7 +10702,7 @@
     </w:p>
     <w:p>
       <w:pPr>
-        <w:pStyle w:val="Seznamobrzk"/>
+        <w:pStyle w:val="TableofFigures"/>
         <w:tabs>
           <w:tab w:val="right" w:leader="dot" w:pos="9061"/>
         </w:tabs>
@@ -10716,7 +10716,7 @@
       <w:hyperlink w:anchor="_Toc224904971" w:history="1">
         <w:r>
           <w:rPr>
-            <w:rStyle w:val="Hypertextovodkaz"/>
+            <w:rStyle w:val="Hyperlink"/>
             <w:noProof/>
             <w:lang w:val="cs-CZ"/>
           </w:rPr>
@@ -10774,7 +10774,7 @@
     </w:p>
     <w:p>
       <w:pPr>
-        <w:pStyle w:val="Seznamobrzk"/>
+        <w:pStyle w:val="TableofFigures"/>
         <w:tabs>
           <w:tab w:val="right" w:leader="dot" w:pos="9061"/>
         </w:tabs>
@@ -10788,7 +10788,7 @@
       <w:hyperlink w:anchor="_Toc224904972" w:history="1">
         <w:r>
           <w:rPr>
-            <w:rStyle w:val="Hypertextovodkaz"/>
+            <w:rStyle w:val="Hyperlink"/>
             <w:noProof/>
             <w:lang w:val="cs-CZ"/>
           </w:rPr>
@@ -10846,7 +10846,7 @@
     </w:p>
     <w:p>
       <w:pPr>
-        <w:pStyle w:val="Seznamobrzk"/>
+        <w:pStyle w:val="TableofFigures"/>
         <w:tabs>
           <w:tab w:val="right" w:leader="dot" w:pos="9061"/>
         </w:tabs>
@@ -10860,7 +10860,7 @@
       <w:hyperlink w:anchor="_Toc224904973" w:history="1">
         <w:r>
           <w:rPr>
-            <w:rStyle w:val="Hypertextovodkaz"/>
+            <w:rStyle w:val="Hyperlink"/>
             <w:noProof/>
             <w:lang w:val="cs-CZ"/>
           </w:rPr>
@@ -10918,7 +10918,7 @@
     </w:p>
     <w:p>
       <w:pPr>
-        <w:pStyle w:val="Seznamobrzk"/>
+        <w:pStyle w:val="TableofFigures"/>
         <w:tabs>
           <w:tab w:val="right" w:leader="dot" w:pos="9061"/>
         </w:tabs>
@@ -10932,7 +10932,7 @@
       <w:hyperlink w:anchor="_Toc224904974" w:history="1">
         <w:r>
           <w:rPr>
-            <w:rStyle w:val="Hypertextovodkaz"/>
+            <w:rStyle w:val="Hyperlink"/>
             <w:noProof/>
             <w:lang w:val="cs-CZ"/>
           </w:rPr>
@@ -11008,7 +11008,7 @@
     </w:p>
     <w:p>
       <w:pPr>
-        <w:pStyle w:val="Nadpis1"/>
+        <w:pStyle w:val="Heading1"/>
         <w:rPr>
           <w:lang w:val="cs-CZ"/>
         </w:rPr>
@@ -11145,7 +11145,7 @@
     </w:p>
     <w:p>
       <w:pPr>
-        <w:pStyle w:val="Nadpis1"/>
+        <w:pStyle w:val="Heading1"/>
         <w:rPr>
           <w:lang w:val="cs-CZ"/>
         </w:rPr>
@@ -11238,7 +11238,7 @@
     </w:p>
     <w:p>
       <w:pPr>
-        <w:pStyle w:val="Nadpis2"/>
+        <w:pStyle w:val="Heading2"/>
         <w:rPr>
           <w:lang w:val="cs-CZ"/>
         </w:rPr>
@@ -12136,7 +12136,7 @@
     </w:p>
     <w:p>
       <w:pPr>
-        <w:pStyle w:val="Nadpis2"/>
+        <w:pStyle w:val="Heading2"/>
         <w:rPr>
           <w:lang w:val="cs-CZ"/>
         </w:rPr>
@@ -13188,7 +13188,7 @@
     </w:p>
     <w:p>
       <w:pPr>
-        <w:pStyle w:val="Nadpis2"/>
+        <w:pStyle w:val="Heading2"/>
         <w:rPr>
           <w:lang w:val="cs-CZ"/>
         </w:rPr>
@@ -13388,7 +13388,43 @@
         <w:rPr>
           <w:lang w:val="cs-CZ"/>
         </w:rPr>
-        <w:t>podpoře skrze knihovny i dokumentaci, jsem ho zvolil jako vhodnou platformu pro tento projekt.</w:t>
+        <w:t xml:space="preserve">podpoře skrze knihovny i dokumentaci, </w:t>
+      </w:r>
+      <w:r>
+        <w:rPr>
+          <w:lang w:val="cs-CZ"/>
+        </w:rPr>
+        <w:t xml:space="preserve">byl vybrán </w:t>
+      </w:r>
+      <w:r>
+        <w:rPr>
+          <w:lang w:val="cs-CZ"/>
+        </w:rPr>
+        <w:t>jako vhodn</w:t>
+      </w:r>
+      <w:r>
+        <w:rPr>
+          <w:lang w:val="cs-CZ"/>
+        </w:rPr>
+        <w:t>á</w:t>
+      </w:r>
+      <w:r>
+        <w:rPr>
+          <w:lang w:val="cs-CZ"/>
+        </w:rPr>
+        <w:t xml:space="preserve"> platform</w:t>
+      </w:r>
+      <w:r>
+        <w:rPr>
+          <w:lang w:val="cs-CZ"/>
+        </w:rPr>
+        <w:t>a</w:t>
+      </w:r>
+      <w:r>
+        <w:rPr>
+          <w:lang w:val="cs-CZ"/>
+        </w:rPr>
+        <w:t xml:space="preserve"> pro tento projekt.</w:t>
       </w:r>
       <w:r>
         <w:rPr>
@@ -13396,40 +13432,35 @@
         </w:rPr>
         <w:t xml:space="preserve"> </w:t>
       </w:r>
-      <w:commentRangeStart w:id="15"/>
-      <w:r>
-        <w:rPr>
-          <w:lang w:val="cs-CZ"/>
-        </w:rPr>
-        <w:t xml:space="preserve">Obzvláště jeho datasheet je ten nejupravenější, nejkrásnější, nejobsáhlejší, nejčitelnější dokument, </w:t>
-      </w:r>
-      <w:r>
-        <w:rPr>
-          <w:lang w:val="cs-CZ"/>
-        </w:rPr>
-        <w:t xml:space="preserve">kterým kdy byl </w:t>
-      </w:r>
-      <w:r>
-        <w:rPr>
-          <w:lang w:val="cs-CZ"/>
-        </w:rPr>
-        <w:t xml:space="preserve">můj zrak </w:t>
-      </w:r>
-      <w:r>
-        <w:rPr>
-          <w:lang w:val="cs-CZ"/>
-        </w:rPr>
-        <w:t>požehnán.</w:t>
-      </w:r>
-      <w:commentRangeEnd w:id="15"/>
-      <w:r>
-        <w:rPr>
-          <w:rStyle w:val="Odkaznakoment"/>
-          <w:sz w:val="22"/>
-          <w:szCs w:val="24"/>
-          <w:lang w:val="cs-CZ"/>
-        </w:rPr>
-        <w:commentReference w:id="15"/>
+      <w:r>
+        <w:rPr>
+          <w:lang w:val="cs-CZ"/>
+        </w:rPr>
+        <w:t>J</w:t>
+      </w:r>
+      <w:r>
+        <w:rPr>
+          <w:lang w:val="cs-CZ"/>
+        </w:rPr>
+        <w:t>eho datasheet je</w:t>
+      </w:r>
+      <w:r>
+        <w:rPr>
+          <w:lang w:val="cs-CZ"/>
+        </w:rPr>
+        <w:t xml:space="preserve"> navíc</w:t>
+      </w:r>
+      <w:r>
+        <w:rPr>
+          <w:lang w:val="cs-CZ"/>
+        </w:rPr>
+        <w:t xml:space="preserve"> </w:t>
+      </w:r>
+      <w:r>
+        <w:rPr>
+          <w:lang w:val="cs-CZ"/>
+        </w:rPr>
+        <w:t>velmi kvalitně napsaný a dobře čitelný.</w:t>
       </w:r>
     </w:p>
     <w:p>
@@ -14513,12 +14544,12 @@
     </w:p>
     <w:p>
       <w:pPr>
-        <w:pStyle w:val="Nadpis2"/>
+        <w:pStyle w:val="Heading2"/>
         <w:rPr>
           <w:lang w:val="cs-CZ"/>
         </w:rPr>
       </w:pPr>
-      <w:bookmarkStart w:id="16" w:name="_Toc224904862"/>
+      <w:bookmarkStart w:id="15" w:name="_Toc224904862"/>
       <w:r>
         <w:rPr>
           <w:lang w:val="cs-CZ"/>
@@ -14537,7 +14568,7 @@
         </w:rPr>
         <w:t>Protokoly</w:t>
       </w:r>
-      <w:bookmarkEnd w:id="16"/>
+      <w:bookmarkEnd w:id="15"/>
     </w:p>
     <w:p>
       <w:pPr>
@@ -14600,12 +14631,12 @@
     </w:p>
     <w:p>
       <w:pPr>
-        <w:pStyle w:val="Nadpis3"/>
+        <w:pStyle w:val="Heading3"/>
         <w:rPr>
           <w:lang w:val="cs-CZ"/>
         </w:rPr>
       </w:pPr>
-      <w:bookmarkStart w:id="17" w:name="_Toc224904863"/>
+      <w:bookmarkStart w:id="16" w:name="_Toc224904863"/>
       <w:r>
         <w:rPr>
           <w:lang w:val="cs-CZ"/>
@@ -14618,7 +14649,7 @@
         </w:rPr>
         <w:t>.1 UART</w:t>
       </w:r>
-      <w:bookmarkEnd w:id="17"/>
+      <w:bookmarkEnd w:id="16"/>
     </w:p>
     <w:p>
       <w:pPr>
@@ -14974,7 +15005,6 @@
         <w:keepNext/>
         <w:jc w:val="both"/>
       </w:pPr>
-      <w:commentRangeStart w:id="18"/>
       <w:r>
         <w:rPr>
           <w:noProof/>
@@ -15035,26 +15065,17 @@
           </wp:inline>
         </w:drawing>
       </w:r>
-      <w:commentRangeEnd w:id="18"/>
-      <w:r>
-        <w:rPr>
-          <w:rStyle w:val="Odkaznakoment"/>
-          <w:sz w:val="22"/>
-          <w:szCs w:val="24"/>
-        </w:rPr>
-        <w:commentReference w:id="18"/>
-      </w:r>
     </w:p>
     <w:p>
       <w:pPr>
-        <w:pStyle w:val="Titulek"/>
+        <w:pStyle w:val="Caption"/>
         <w:jc w:val="both"/>
         <w:rPr>
           <w:color w:val="EE0000"/>
           <w:lang w:val="cs-CZ"/>
         </w:rPr>
       </w:pPr>
-      <w:bookmarkStart w:id="19" w:name="_Toc224904914"/>
+      <w:bookmarkStart w:id="17" w:name="_Toc224904914"/>
       <w:r>
         <w:rPr>
           <w:lang w:val="cs-CZ"/>
@@ -15122,7 +15143,7 @@
         </w:rPr>
         <w:t xml:space="preserve"> Zdroj: vlastní, skrze logický analyzátor PulseView.</w:t>
       </w:r>
-      <w:bookmarkEnd w:id="19"/>
+      <w:bookmarkEnd w:id="17"/>
     </w:p>
     <w:p>
       <w:pPr>
@@ -15447,7 +15468,7 @@
           <w:lang w:val="cs-CZ"/>
         </w:rPr>
         <w:drawing>
-          <wp:inline distT="0" distB="0" distL="0" distR="0" wp14:anchorId="06B67C93" wp14:editId="19A8AA40">
+          <wp:inline distT="0" distB="0" distL="0" distR="0" wp14:anchorId="06B67C93" wp14:editId="5D814D7B">
             <wp:extent cx="6839585" cy="1112252"/>
             <wp:effectExtent l="0" t="0" r="0" b="0"/>
             <wp:docPr id="1200818239" name="Picture 5"/>
@@ -15503,13 +15524,13 @@
     </w:p>
     <w:p>
       <w:pPr>
-        <w:pStyle w:val="Titulek"/>
+        <w:pStyle w:val="Caption"/>
         <w:jc w:val="both"/>
         <w:rPr>
           <w:lang w:val="cs-CZ"/>
         </w:rPr>
       </w:pPr>
-      <w:bookmarkStart w:id="20" w:name="_Toc224904915"/>
+      <w:bookmarkStart w:id="18" w:name="_Toc224904915"/>
       <w:r>
         <w:rPr>
           <w:lang w:val="cs-CZ"/>
@@ -15583,7 +15604,7 @@
         </w:rPr>
         <w:t>, skrze logický analyzátor PulseView.</w:t>
       </w:r>
-      <w:bookmarkEnd w:id="20"/>
+      <w:bookmarkEnd w:id="18"/>
     </w:p>
     <w:p>
       <w:pPr>
@@ -16717,12 +16738,12 @@
     </w:p>
     <w:p>
       <w:pPr>
-        <w:pStyle w:val="Nadpis3"/>
+        <w:pStyle w:val="Heading3"/>
         <w:rPr>
           <w:lang w:val="cs-CZ"/>
         </w:rPr>
       </w:pPr>
-      <w:bookmarkStart w:id="21" w:name="_Toc224904864"/>
+      <w:bookmarkStart w:id="19" w:name="_Toc224904864"/>
       <w:r>
         <w:rPr>
           <w:lang w:val="cs-CZ"/>
@@ -16748,7 +16769,7 @@
         </w:rPr>
         <w:t>C</w:t>
       </w:r>
-      <w:bookmarkEnd w:id="21"/>
+      <w:bookmarkEnd w:id="19"/>
     </w:p>
     <w:p>
       <w:pPr>
@@ -18241,12 +18262,12 @@
     </w:p>
     <w:p>
       <w:pPr>
-        <w:pStyle w:val="Nadpis3"/>
+        <w:pStyle w:val="Heading3"/>
         <w:rPr>
           <w:lang w:val="cs-CZ"/>
         </w:rPr>
       </w:pPr>
-      <w:bookmarkStart w:id="22" w:name="_Toc224904865"/>
+      <w:bookmarkStart w:id="20" w:name="_Toc224904865"/>
       <w:r>
         <w:rPr>
           <w:lang w:val="cs-CZ"/>
@@ -18260,7 +18281,7 @@
         </w:rPr>
         <w:t>.3 SWD</w:t>
       </w:r>
-      <w:bookmarkEnd w:id="22"/>
+      <w:bookmarkEnd w:id="20"/>
     </w:p>
     <w:p>
       <w:pPr>
@@ -18379,12 +18400,12 @@
     </w:p>
     <w:p>
       <w:pPr>
-        <w:pStyle w:val="Nadpis2"/>
+        <w:pStyle w:val="Heading2"/>
         <w:rPr>
           <w:lang w:val="cs-CZ"/>
         </w:rPr>
       </w:pPr>
-      <w:bookmarkStart w:id="23" w:name="_Toc224904866"/>
+      <w:bookmarkStart w:id="21" w:name="_Toc224904866"/>
       <w:r>
         <w:rPr>
           <w:lang w:val="cs-CZ"/>
@@ -18397,7 +18418,7 @@
         </w:rPr>
         <w:t xml:space="preserve"> OLED displej SSD1306</w:t>
       </w:r>
-      <w:bookmarkEnd w:id="23"/>
+      <w:bookmarkEnd w:id="21"/>
     </w:p>
     <w:p>
       <w:pPr>
@@ -19203,12 +19224,12 @@
     </w:p>
     <w:p>
       <w:pPr>
-        <w:pStyle w:val="Nadpis2"/>
+        <w:pStyle w:val="Heading2"/>
         <w:rPr>
           <w:lang w:val="cs-CZ"/>
         </w:rPr>
       </w:pPr>
-      <w:bookmarkStart w:id="24" w:name="_Toc224904867"/>
+      <w:bookmarkStart w:id="22" w:name="_Toc224904867"/>
       <w:r>
         <w:rPr>
           <w:lang w:val="cs-CZ"/>
@@ -19221,7 +19242,7 @@
         </w:rPr>
         <w:t xml:space="preserve"> Programovací jazyk Rust</w:t>
       </w:r>
-      <w:bookmarkEnd w:id="24"/>
+      <w:bookmarkEnd w:id="22"/>
     </w:p>
     <w:p>
       <w:pPr>
@@ -19381,7 +19402,7 @@
       <w:hyperlink r:id="rId15" w:history="1">
         <w:r>
           <w:rPr>
-            <w:rStyle w:val="Hypertextovodkaz"/>
+            <w:rStyle w:val="Hyperlink"/>
             <w:lang w:val="cs-CZ"/>
           </w:rPr>
           <w:t>https://doc.rust-lang.org/book/ch18-01-what-is-oo.html</w:t>
@@ -19396,12 +19417,12 @@
     </w:p>
     <w:p>
       <w:pPr>
-        <w:pStyle w:val="Nadpis3"/>
+        <w:pStyle w:val="Heading3"/>
         <w:rPr>
           <w:lang w:val="cs-CZ"/>
         </w:rPr>
       </w:pPr>
-      <w:bookmarkStart w:id="25" w:name="_Toc224904868"/>
+      <w:bookmarkStart w:id="23" w:name="_Toc224904868"/>
       <w:r>
         <w:rPr>
           <w:lang w:val="cs-CZ"/>
@@ -19414,7 +19435,7 @@
         </w:rPr>
         <w:t>.1 Správa paměti</w:t>
       </w:r>
-      <w:bookmarkEnd w:id="25"/>
+      <w:bookmarkEnd w:id="23"/>
     </w:p>
     <w:p>
       <w:pPr>
@@ -21069,12 +21090,12 @@
     </w:p>
     <w:p>
       <w:pPr>
-        <w:pStyle w:val="Nadpis3"/>
+        <w:pStyle w:val="Heading3"/>
         <w:rPr>
           <w:lang w:val="cs-CZ"/>
         </w:rPr>
       </w:pPr>
-      <w:bookmarkStart w:id="26" w:name="_Toc224904869"/>
+      <w:bookmarkStart w:id="24" w:name="_Toc224904869"/>
       <w:r>
         <w:rPr>
           <w:lang w:val="cs-CZ"/>
@@ -21099,16 +21120,16 @@
         </w:rPr>
         <w:t>roměnné</w:t>
       </w:r>
-      <w:bookmarkEnd w:id="26"/>
+      <w:bookmarkEnd w:id="24"/>
     </w:p>
     <w:p>
       <w:pPr>
-        <w:pStyle w:val="Nadpis4"/>
+        <w:pStyle w:val="Heading4"/>
         <w:rPr>
           <w:lang w:val="cs-CZ"/>
         </w:rPr>
       </w:pPr>
-      <w:bookmarkStart w:id="27" w:name="_Toc224904870"/>
+      <w:bookmarkStart w:id="25" w:name="_Toc224904870"/>
       <w:r>
         <w:rPr>
           <w:lang w:val="cs-CZ"/>
@@ -21133,7 +21154,7 @@
         </w:rPr>
         <w:t xml:space="preserve"> a vlastnictví</w:t>
       </w:r>
-      <w:bookmarkEnd w:id="27"/>
+      <w:bookmarkEnd w:id="25"/>
     </w:p>
     <w:p>
       <w:pPr>
@@ -21533,13 +21554,13 @@
     </w:p>
     <w:p>
       <w:pPr>
-        <w:pStyle w:val="Titulek"/>
+        <w:pStyle w:val="Caption"/>
         <w:jc w:val="both"/>
         <w:rPr>
           <w:lang w:val="cs-CZ"/>
         </w:rPr>
       </w:pPr>
-      <w:bookmarkStart w:id="28" w:name="_Toc224904916"/>
+      <w:bookmarkStart w:id="26" w:name="_Toc224904916"/>
       <w:r>
         <w:rPr>
           <w:lang w:val="cs-CZ"/>
@@ -21625,7 +21646,7 @@
         </w:rPr>
         <w:t>.</w:t>
       </w:r>
-      <w:bookmarkEnd w:id="28"/>
+      <w:bookmarkEnd w:id="26"/>
     </w:p>
     <w:p>
       <w:pPr>
@@ -21729,12 +21750,12 @@
     </w:p>
     <w:p>
       <w:pPr>
-        <w:pStyle w:val="Titulek"/>
+        <w:pStyle w:val="Caption"/>
         <w:rPr>
           <w:lang w:val="cs-CZ"/>
         </w:rPr>
       </w:pPr>
-      <w:bookmarkStart w:id="29" w:name="_Toc224904917"/>
+      <w:bookmarkStart w:id="27" w:name="_Toc224904917"/>
       <w:r>
         <w:rPr>
           <w:lang w:val="cs-CZ"/>
@@ -21802,7 +21823,7 @@
         </w:rPr>
         <w:t>.</w:t>
       </w:r>
-      <w:bookmarkEnd w:id="29"/>
+      <w:bookmarkEnd w:id="27"/>
     </w:p>
     <w:p>
       <w:pPr>
@@ -21885,13 +21906,13 @@
     </w:p>
     <w:p>
       <w:pPr>
-        <w:pStyle w:val="Titulek"/>
+        <w:pStyle w:val="Caption"/>
         <w:jc w:val="both"/>
         <w:rPr>
           <w:lang w:val="cs-CZ"/>
         </w:rPr>
       </w:pPr>
-      <w:bookmarkStart w:id="30" w:name="_Toc224904918"/>
+      <w:bookmarkStart w:id="28" w:name="_Toc224904918"/>
       <w:r>
         <w:rPr>
           <w:lang w:val="cs-CZ"/>
@@ -21947,16 +21968,16 @@
         </w:rPr>
         <w:t>. Zdroj: vlastní.</w:t>
       </w:r>
-      <w:bookmarkEnd w:id="30"/>
+      <w:bookmarkEnd w:id="28"/>
     </w:p>
     <w:p>
       <w:pPr>
-        <w:pStyle w:val="Nadpis4"/>
+        <w:pStyle w:val="Heading4"/>
         <w:rPr>
           <w:lang w:val="cs-CZ"/>
         </w:rPr>
       </w:pPr>
-      <w:bookmarkStart w:id="31" w:name="_Toc224904871"/>
+      <w:bookmarkStart w:id="29" w:name="_Toc224904871"/>
       <w:r>
         <w:rPr>
           <w:lang w:val="cs-CZ"/>
@@ -21970,7 +21991,7 @@
         </w:rPr>
         <w:t>.2.2 Stínování a měnitelnost</w:t>
       </w:r>
-      <w:bookmarkEnd w:id="31"/>
+      <w:bookmarkEnd w:id="29"/>
     </w:p>
     <w:p>
       <w:pPr>
@@ -22115,13 +22136,13 @@
     </w:p>
     <w:p>
       <w:pPr>
-        <w:pStyle w:val="Titulek"/>
+        <w:pStyle w:val="Caption"/>
         <w:jc w:val="both"/>
         <w:rPr>
           <w:lang w:val="cs-CZ"/>
         </w:rPr>
       </w:pPr>
-      <w:bookmarkStart w:id="32" w:name="_Toc224904919"/>
+      <w:bookmarkStart w:id="30" w:name="_Toc224904919"/>
       <w:r>
         <w:rPr>
           <w:lang w:val="cs-CZ"/>
@@ -22177,7 +22198,7 @@
         </w:rPr>
         <w:t>. Zdroj: vlastní.</w:t>
       </w:r>
-      <w:bookmarkEnd w:id="32"/>
+      <w:bookmarkEnd w:id="30"/>
     </w:p>
     <w:p>
       <w:pPr>
@@ -22269,13 +22290,13 @@
     </w:p>
     <w:p>
       <w:pPr>
-        <w:pStyle w:val="Titulek"/>
+        <w:pStyle w:val="Caption"/>
         <w:jc w:val="both"/>
         <w:rPr>
           <w:lang w:val="cs-CZ"/>
         </w:rPr>
       </w:pPr>
-      <w:bookmarkStart w:id="33" w:name="_Toc224904920"/>
+      <w:bookmarkStart w:id="31" w:name="_Toc224904920"/>
       <w:r>
         <w:rPr>
           <w:lang w:val="cs-CZ"/>
@@ -22319,7 +22340,7 @@
         </w:rPr>
         <w:t>: Vzorek kódu, kde měníme hodnotu proměnné a který selže. Zdroj: vlastní.</w:t>
       </w:r>
-      <w:bookmarkEnd w:id="33"/>
+      <w:bookmarkEnd w:id="31"/>
     </w:p>
     <w:p>
       <w:pPr>
@@ -22457,13 +22478,13 @@
     </w:p>
     <w:p>
       <w:pPr>
-        <w:pStyle w:val="Titulek"/>
+        <w:pStyle w:val="Caption"/>
         <w:jc w:val="both"/>
         <w:rPr>
           <w:lang w:val="cs-CZ"/>
         </w:rPr>
       </w:pPr>
-      <w:bookmarkStart w:id="34" w:name="_Toc224904921"/>
+      <w:bookmarkStart w:id="32" w:name="_Toc224904921"/>
       <w:r>
         <w:rPr>
           <w:lang w:val="cs-CZ"/>
@@ -22519,7 +22540,7 @@
         </w:rPr>
         <w:t>. Zdroj: vlastní.</w:t>
       </w:r>
-      <w:bookmarkEnd w:id="34"/>
+      <w:bookmarkEnd w:id="32"/>
     </w:p>
     <w:p>
       <w:pPr>
@@ -22650,13 +22671,13 @@
     </w:p>
     <w:p>
       <w:pPr>
-        <w:pStyle w:val="Titulek"/>
+        <w:pStyle w:val="Caption"/>
         <w:jc w:val="both"/>
         <w:rPr>
           <w:lang w:val="cs-CZ"/>
         </w:rPr>
       </w:pPr>
-      <w:bookmarkStart w:id="35" w:name="_Toc224904922"/>
+      <w:bookmarkStart w:id="33" w:name="_Toc224904922"/>
       <w:r>
         <w:rPr>
           <w:lang w:val="cs-CZ"/>
@@ -22700,16 +22721,16 @@
         </w:rPr>
         <w:t>: Upravený vzorek kódu s klíčovým slovem mut. Zdroj: vlastní.</w:t>
       </w:r>
-      <w:bookmarkEnd w:id="35"/>
+      <w:bookmarkEnd w:id="33"/>
     </w:p>
     <w:p>
       <w:pPr>
-        <w:pStyle w:val="Nadpis4"/>
+        <w:pStyle w:val="Heading4"/>
         <w:rPr>
           <w:lang w:val="cs-CZ"/>
         </w:rPr>
       </w:pPr>
-      <w:bookmarkStart w:id="36" w:name="_Toc224904872"/>
+      <w:bookmarkStart w:id="34" w:name="_Toc224904872"/>
       <w:r>
         <w:rPr>
           <w:lang w:val="cs-CZ"/>
@@ -22734,7 +22755,7 @@
         </w:rPr>
         <w:t xml:space="preserve"> inference</w:t>
       </w:r>
-      <w:bookmarkEnd w:id="36"/>
+      <w:bookmarkEnd w:id="34"/>
     </w:p>
     <w:p>
       <w:pPr>
@@ -22925,13 +22946,13 @@
     </w:p>
     <w:p>
       <w:pPr>
-        <w:pStyle w:val="Titulek"/>
+        <w:pStyle w:val="Caption"/>
         <w:jc w:val="both"/>
         <w:rPr>
           <w:lang w:val="cs-CZ"/>
         </w:rPr>
       </w:pPr>
-      <w:bookmarkStart w:id="37" w:name="_Toc224904923"/>
+      <w:bookmarkStart w:id="35" w:name="_Toc224904923"/>
       <w:r>
         <w:rPr>
           <w:lang w:val="cs-CZ"/>
@@ -22975,7 +22996,7 @@
         </w:rPr>
         <w:t>: Příklady explicitního i inferovaného určení typu proměnné. Zdroj: vlastní.</w:t>
       </w:r>
-      <w:bookmarkEnd w:id="37"/>
+      <w:bookmarkEnd w:id="35"/>
     </w:p>
     <w:p>
       <w:pPr>
@@ -23594,13 +23615,13 @@
     </w:p>
     <w:p>
       <w:pPr>
-        <w:pStyle w:val="Titulek"/>
+        <w:pStyle w:val="Caption"/>
         <w:jc w:val="both"/>
         <w:rPr>
           <w:lang w:val="cs-CZ"/>
         </w:rPr>
       </w:pPr>
-      <w:bookmarkStart w:id="38" w:name="_Toc224904924"/>
+      <w:bookmarkStart w:id="36" w:name="_Toc224904924"/>
       <w:r>
         <w:rPr>
           <w:lang w:val="cs-CZ"/>
@@ -23650,7 +23671,7 @@
         </w:rPr>
         <w:t xml:space="preserve"> Zdroj: vlastní.</w:t>
       </w:r>
-      <w:bookmarkEnd w:id="38"/>
+      <w:bookmarkEnd w:id="36"/>
     </w:p>
     <w:p>
       <w:pPr>
@@ -23758,13 +23779,13 @@
     </w:p>
     <w:p>
       <w:pPr>
-        <w:pStyle w:val="Titulek"/>
+        <w:pStyle w:val="Caption"/>
         <w:jc w:val="both"/>
         <w:rPr>
           <w:lang w:val="cs-CZ"/>
         </w:rPr>
       </w:pPr>
-      <w:bookmarkStart w:id="39" w:name="_Toc224904925"/>
+      <w:bookmarkStart w:id="37" w:name="_Toc224904925"/>
       <w:r>
         <w:rPr>
           <w:lang w:val="cs-CZ"/>
@@ -23815,7 +23836,7 @@
         </w:rPr>
         <w:t xml:space="preserve"> Zdroj: vlastní.</w:t>
       </w:r>
-      <w:bookmarkEnd w:id="39"/>
+      <w:bookmarkEnd w:id="37"/>
     </w:p>
     <w:p>
       <w:pPr>
@@ -23978,7 +23999,7 @@
       </w:r>
       <w:r>
         <w:rPr>
-          <w:rStyle w:val="Znakapoznpodarou"/>
+          <w:rStyle w:val="FootnoteReference"/>
           <w:lang w:val="cs-CZ"/>
         </w:rPr>
         <w:footnoteReference w:id="1"/>
@@ -24540,13 +24561,13 @@
     </w:p>
     <w:p>
       <w:pPr>
-        <w:pStyle w:val="Titulek"/>
+        <w:pStyle w:val="Caption"/>
         <w:jc w:val="both"/>
         <w:rPr>
           <w:lang w:val="cs-CZ"/>
         </w:rPr>
       </w:pPr>
-      <w:bookmarkStart w:id="40" w:name="_Toc224904926"/>
+      <w:bookmarkStart w:id="38" w:name="_Toc224904926"/>
       <w:r>
         <w:rPr>
           <w:lang w:val="cs-CZ"/>
@@ -24590,16 +24611,16 @@
         </w:rPr>
         <w:t>: Příklad použití dalších primitivních typů. Zdroj: vlastní.</w:t>
       </w:r>
-      <w:bookmarkEnd w:id="40"/>
+      <w:bookmarkEnd w:id="38"/>
     </w:p>
     <w:p>
       <w:pPr>
-        <w:pStyle w:val="Nadpis4"/>
+        <w:pStyle w:val="Heading4"/>
         <w:rPr>
           <w:lang w:val="cs-CZ"/>
         </w:rPr>
       </w:pPr>
-      <w:bookmarkStart w:id="41" w:name="_Toc224904873"/>
+      <w:bookmarkStart w:id="39" w:name="_Toc224904873"/>
       <w:r>
         <w:rPr>
           <w:lang w:val="cs-CZ"/>
@@ -24612,7 +24633,7 @@
         </w:rPr>
         <w:t>.2.4 Neinicializované proměnné</w:t>
       </w:r>
-      <w:bookmarkEnd w:id="41"/>
+      <w:bookmarkEnd w:id="39"/>
     </w:p>
     <w:p>
       <w:pPr>
@@ -24795,12 +24816,12 @@
     </w:p>
     <w:p>
       <w:pPr>
-        <w:pStyle w:val="Titulek"/>
+        <w:pStyle w:val="Caption"/>
         <w:rPr>
           <w:lang w:val="cs-CZ"/>
         </w:rPr>
       </w:pPr>
-      <w:bookmarkStart w:id="42" w:name="_Toc224904927"/>
+      <w:bookmarkStart w:id="40" w:name="_Toc224904927"/>
       <w:r>
         <w:rPr>
           <w:lang w:val="cs-CZ"/>
@@ -24844,7 +24865,7 @@
         </w:rPr>
         <w:t>: Vzorek kódu s neinicializovanými proměnnými. Zdroj: vlastní.</w:t>
       </w:r>
-      <w:bookmarkEnd w:id="42"/>
+      <w:bookmarkEnd w:id="40"/>
     </w:p>
     <w:p>
       <w:pPr>
@@ -24951,13 +24972,13 @@
     </w:p>
     <w:p>
       <w:pPr>
-        <w:pStyle w:val="Titulek"/>
+        <w:pStyle w:val="Caption"/>
         <w:jc w:val="both"/>
         <w:rPr>
           <w:lang w:val="cs-CZ"/>
         </w:rPr>
       </w:pPr>
-      <w:bookmarkStart w:id="43" w:name="_Toc224904928"/>
+      <w:bookmarkStart w:id="41" w:name="_Toc224904928"/>
       <w:r>
         <w:rPr>
           <w:lang w:val="cs-CZ"/>
@@ -25001,7 +25022,7 @@
         </w:rPr>
         <w:t>: Vzorek kódu je špatný, protože se pokouší číst hodnotu proměnné před inicializací. Zdroj: vlastní.</w:t>
       </w:r>
-      <w:bookmarkEnd w:id="43"/>
+      <w:bookmarkEnd w:id="41"/>
     </w:p>
     <w:p>
       <w:pPr>
@@ -25059,12 +25080,12 @@
     </w:p>
     <w:p>
       <w:pPr>
-        <w:pStyle w:val="Titulek"/>
+        <w:pStyle w:val="Caption"/>
         <w:rPr>
           <w:lang w:val="cs-CZ"/>
         </w:rPr>
       </w:pPr>
-      <w:bookmarkStart w:id="44" w:name="_Toc224904929"/>
+      <w:bookmarkStart w:id="42" w:name="_Toc224904929"/>
       <w:r>
         <w:rPr>
           <w:lang w:val="cs-CZ"/>
@@ -25120,7 +25141,7 @@
         </w:rPr>
         <w:t>. Zdroj: vlastní.</w:t>
       </w:r>
-      <w:bookmarkEnd w:id="44"/>
+      <w:bookmarkEnd w:id="42"/>
     </w:p>
     <w:p>
       <w:pPr>
@@ -25243,13 +25264,13 @@
     </w:p>
     <w:p>
       <w:pPr>
-        <w:pStyle w:val="Nadpis4"/>
+        <w:pStyle w:val="Heading4"/>
         <w:rPr>
           <w:lang w:val="cs-CZ"/>
         </w:rPr>
       </w:pPr>
-      <w:bookmarkStart w:id="45" w:name="_Hlk216522912"/>
-      <w:bookmarkStart w:id="46" w:name="_Toc224904874"/>
+      <w:bookmarkStart w:id="43" w:name="_Hlk216522912"/>
+      <w:bookmarkStart w:id="44" w:name="_Toc224904874"/>
       <w:r>
         <w:rPr>
           <w:lang w:val="cs-CZ"/>
@@ -25268,14 +25289,14 @@
         </w:rPr>
         <w:t>5</w:t>
       </w:r>
-      <w:bookmarkEnd w:id="45"/>
+      <w:bookmarkEnd w:id="43"/>
       <w:r>
         <w:rPr>
           <w:lang w:val="cs-CZ"/>
         </w:rPr>
         <w:t xml:space="preserve"> Reference</w:t>
       </w:r>
-      <w:bookmarkEnd w:id="46"/>
+      <w:bookmarkEnd w:id="44"/>
     </w:p>
     <w:p>
       <w:pPr>
@@ -25482,13 +25503,13 @@
     </w:p>
     <w:p>
       <w:pPr>
-        <w:pStyle w:val="Titulek"/>
+        <w:pStyle w:val="Caption"/>
         <w:jc w:val="both"/>
         <w:rPr>
           <w:lang w:val="cs-CZ"/>
         </w:rPr>
       </w:pPr>
-      <w:bookmarkStart w:id="47" w:name="_Toc224904930"/>
+      <w:bookmarkStart w:id="45" w:name="_Toc224904930"/>
       <w:r>
         <w:rPr>
           <w:lang w:val="cs-CZ"/>
@@ -25532,7 +25553,7 @@
         </w:rPr>
         <w:t>: Vzorek kódu ukazující předávání přes hodnotu. Zdroj: vlastní.</w:t>
       </w:r>
-      <w:bookmarkEnd w:id="47"/>
+      <w:bookmarkEnd w:id="45"/>
     </w:p>
     <w:p>
       <w:pPr>
@@ -25601,13 +25622,13 @@
     </w:p>
     <w:p>
       <w:pPr>
-        <w:pStyle w:val="Titulek"/>
+        <w:pStyle w:val="Caption"/>
         <w:jc w:val="both"/>
         <w:rPr>
           <w:lang w:val="cs-CZ"/>
         </w:rPr>
       </w:pPr>
-      <w:bookmarkStart w:id="48" w:name="_Toc224904931"/>
+      <w:bookmarkStart w:id="46" w:name="_Toc224904931"/>
       <w:r>
         <w:rPr>
           <w:lang w:val="cs-CZ"/>
@@ -25663,7 +25684,7 @@
         </w:rPr>
         <w:t xml:space="preserve"> přes hodnotu ztrácíme vlastnictví nad proměnnou. Zdroj: vlastní.</w:t>
       </w:r>
-      <w:bookmarkEnd w:id="48"/>
+      <w:bookmarkEnd w:id="46"/>
     </w:p>
     <w:p>
       <w:pPr>
@@ -26312,13 +26333,13 @@
     </w:p>
     <w:p>
       <w:pPr>
-        <w:pStyle w:val="Titulek"/>
+        <w:pStyle w:val="Caption"/>
         <w:jc w:val="both"/>
         <w:rPr>
           <w:lang w:val="cs-CZ"/>
         </w:rPr>
       </w:pPr>
-      <w:bookmarkStart w:id="49" w:name="_Toc224904932"/>
+      <w:bookmarkStart w:id="47" w:name="_Toc224904932"/>
       <w:r>
         <w:rPr>
           <w:lang w:val="cs-CZ"/>
@@ -26362,7 +26383,7 @@
         </w:rPr>
         <w:t>: Vzor kódu s předáváním přes referenci. Zdroj: vlastní.</w:t>
       </w:r>
-      <w:bookmarkEnd w:id="49"/>
+      <w:bookmarkEnd w:id="47"/>
     </w:p>
     <w:p>
       <w:pPr>
@@ -26454,28 +26475,11 @@
         </w:rPr>
         <w:t xml:space="preserve"> </w:t>
       </w:r>
-      <w:commentRangeStart w:id="50"/>
-      <w:r>
-        <w:rPr>
-          <w:lang w:val="cs-CZ"/>
-        </w:rPr>
-        <w:t xml:space="preserve">v tuto chvíli </w:t>
-      </w:r>
-      <w:r>
-        <w:rPr>
-          <w:lang w:val="cs-CZ"/>
-        </w:rPr>
-        <w:t>přichází opět do hry</w:t>
-      </w:r>
-      <w:commentRangeEnd w:id="50"/>
-      <w:r>
-        <w:rPr>
-          <w:rStyle w:val="Odkaznakoment"/>
-          <w:sz w:val="22"/>
-          <w:szCs w:val="24"/>
-          <w:lang w:val="cs-CZ"/>
-        </w:rPr>
-        <w:commentReference w:id="50"/>
+      <w:r>
+        <w:rPr>
+          <w:lang w:val="cs-CZ"/>
+        </w:rPr>
+        <w:t>zde je opět uplatněn</w:t>
       </w:r>
       <w:r>
         <w:rPr>
@@ -26493,22 +26497,24 @@
         <w:rPr>
           <w:lang w:val="cs-CZ"/>
         </w:rPr>
+        <w:t xml:space="preserve">právě </w:t>
+      </w:r>
+      <w:r>
+        <w:rPr>
+          <w:lang w:val="cs-CZ"/>
+        </w:rPr>
         <w:t xml:space="preserve">hlavně </w:t>
       </w:r>
       <w:r>
         <w:rPr>
           <w:lang w:val="cs-CZ"/>
         </w:rPr>
-        <w:t xml:space="preserve">právě </w:t>
-      </w:r>
-      <w:r>
-        <w:rPr>
-          <w:lang w:val="cs-CZ"/>
-        </w:rPr>
         <w:t xml:space="preserve">kontrola </w:t>
       </w:r>
       <w:r>
         <w:rPr>
+          <w:i/>
+          <w:iCs/>
           <w:lang w:val="cs-CZ"/>
         </w:rPr>
         <w:t>půjčování</w:t>
@@ -26517,12 +26523,6 @@
         <w:rPr>
           <w:lang w:val="cs-CZ"/>
         </w:rPr>
-        <w:t>, ne vlastnictví</w:t>
-      </w:r>
-      <w:r>
-        <w:rPr>
-          <w:lang w:val="cs-CZ"/>
-        </w:rPr>
         <w:t>. Kontroluje je</w:t>
       </w:r>
       <w:r>
@@ -26576,7 +26576,7 @@
       </w:r>
       <w:r>
         <w:rPr>
-          <w:rStyle w:val="Znakapoznpodarou"/>
+          <w:rStyle w:val="FootnoteReference"/>
           <w:lang w:val="cs-CZ"/>
         </w:rPr>
         <w:footnoteReference w:id="2"/>
@@ -26673,13 +26673,13 @@
     </w:p>
     <w:p>
       <w:pPr>
-        <w:pStyle w:val="Titulek"/>
+        <w:pStyle w:val="Caption"/>
         <w:jc w:val="both"/>
         <w:rPr>
           <w:lang w:val="cs-CZ"/>
         </w:rPr>
       </w:pPr>
-      <w:bookmarkStart w:id="52" w:name="_Toc224904933"/>
+      <w:bookmarkStart w:id="49" w:name="_Toc224904933"/>
       <w:r>
         <w:rPr>
           <w:lang w:val="cs-CZ"/>
@@ -26747,7 +26747,7 @@
         </w:rPr>
         <w:t>, protože reference má delší životnost než proměnná samotná. Zdroj: vlastní.</w:t>
       </w:r>
-      <w:bookmarkEnd w:id="52"/>
+      <w:bookmarkEnd w:id="49"/>
     </w:p>
     <w:p>
       <w:pPr>
@@ -26798,13 +26798,13 @@
     </w:p>
     <w:p>
       <w:pPr>
-        <w:pStyle w:val="Titulek"/>
+        <w:pStyle w:val="Caption"/>
         <w:jc w:val="both"/>
         <w:rPr>
           <w:lang w:val="cs-CZ"/>
         </w:rPr>
       </w:pPr>
-      <w:bookmarkStart w:id="53" w:name="_Toc224904934"/>
+      <w:bookmarkStart w:id="50" w:name="_Toc224904934"/>
       <w:r>
         <w:rPr>
           <w:lang w:val="cs-CZ"/>
@@ -26860,7 +26860,7 @@
         </w:rPr>
         <w:t>. Zdroj: vlastní.</w:t>
       </w:r>
-      <w:bookmarkEnd w:id="53"/>
+      <w:bookmarkEnd w:id="50"/>
     </w:p>
     <w:p>
       <w:pPr>
@@ -26974,7 +26974,7 @@
       </w:r>
       <w:r>
         <w:rPr>
-          <w:rStyle w:val="Znakapoznpodarou"/>
+          <w:rStyle w:val="FootnoteReference"/>
           <w:lang w:val="cs-CZ"/>
         </w:rPr>
         <w:footnoteReference w:id="3"/>
@@ -27244,13 +27244,13 @@
     </w:p>
     <w:p>
       <w:pPr>
-        <w:pStyle w:val="Titulek"/>
+        <w:pStyle w:val="Caption"/>
         <w:jc w:val="both"/>
         <w:rPr>
           <w:lang w:val="cs-CZ"/>
         </w:rPr>
       </w:pPr>
-      <w:bookmarkStart w:id="54" w:name="_Toc224904935"/>
+      <w:bookmarkStart w:id="51" w:name="_Toc224904935"/>
       <w:r>
         <w:rPr>
           <w:lang w:val="cs-CZ"/>
@@ -27294,7 +27294,7 @@
         </w:rPr>
         <w:t>: Tento vzorek kódu je neplatný, protože nedeklaruje životnost reference uvnitř struktury. Zdroj: vlastní.</w:t>
       </w:r>
-      <w:bookmarkEnd w:id="54"/>
+      <w:bookmarkEnd w:id="51"/>
     </w:p>
     <w:p>
       <w:pPr>
@@ -27345,13 +27345,13 @@
     </w:p>
     <w:p>
       <w:pPr>
-        <w:pStyle w:val="Titulek"/>
+        <w:pStyle w:val="Caption"/>
         <w:jc w:val="both"/>
         <w:rPr>
           <w:lang w:val="cs-CZ"/>
         </w:rPr>
       </w:pPr>
-      <w:bookmarkStart w:id="55" w:name="_Toc224904936"/>
+      <w:bookmarkStart w:id="52" w:name="_Toc224904936"/>
       <w:r>
         <w:rPr>
           <w:lang w:val="cs-CZ"/>
@@ -27395,7 +27395,7 @@
         </w:rPr>
         <w:t>: Kompilátor nám v chybové hlášce radí, jak deklarovat životnost. Zdroj: vlastní.</w:t>
       </w:r>
-      <w:bookmarkEnd w:id="55"/>
+      <w:bookmarkEnd w:id="52"/>
     </w:p>
     <w:p>
       <w:pPr>
@@ -27424,7 +27424,7 @@
       </w:r>
       <w:r>
         <w:rPr>
-          <w:rStyle w:val="Znakapoznpodarou"/>
+          <w:rStyle w:val="FootnoteReference"/>
           <w:lang w:val="cs-CZ"/>
         </w:rPr>
         <w:footnoteReference w:id="4"/>
@@ -27854,13 +27854,13 @@
     </w:p>
     <w:p>
       <w:pPr>
-        <w:pStyle w:val="Titulek"/>
+        <w:pStyle w:val="Caption"/>
         <w:jc w:val="both"/>
         <w:rPr>
           <w:lang w:val="cs-CZ"/>
         </w:rPr>
       </w:pPr>
-      <w:bookmarkStart w:id="56" w:name="_Toc224904937"/>
+      <w:bookmarkStart w:id="53" w:name="_Toc224904937"/>
       <w:r>
         <w:rPr>
           <w:lang w:val="cs-CZ"/>
@@ -27904,7 +27904,7 @@
         </w:rPr>
         <w:t>: Vzorek kódu, kde se snažíme zároveň mít měnitelnou i neměnnou referenci. Zdroj: vlastní.</w:t>
       </w:r>
-      <w:bookmarkEnd w:id="56"/>
+      <w:bookmarkEnd w:id="53"/>
     </w:p>
     <w:p>
       <w:pPr>
@@ -27962,13 +27962,13 @@
     </w:p>
     <w:p>
       <w:pPr>
-        <w:pStyle w:val="Titulek"/>
+        <w:pStyle w:val="Caption"/>
         <w:jc w:val="both"/>
         <w:rPr>
           <w:lang w:val="cs-CZ"/>
         </w:rPr>
       </w:pPr>
-      <w:bookmarkStart w:id="57" w:name="_Toc224904938"/>
+      <w:bookmarkStart w:id="54" w:name="_Toc224904938"/>
       <w:r>
         <w:rPr>
           <w:lang w:val="cs-CZ"/>
@@ -28012,7 +28012,7 @@
         </w:rPr>
         <w:t>: Chybová hláška po pokusu o kompilaci kódu z obrázku 23. Zdroj: vlastní.</w:t>
       </w:r>
-      <w:bookmarkEnd w:id="57"/>
+      <w:bookmarkEnd w:id="54"/>
     </w:p>
     <w:p>
       <w:pPr>
@@ -28063,13 +28063,13 @@
     </w:p>
     <w:p>
       <w:pPr>
-        <w:pStyle w:val="Titulek"/>
+        <w:pStyle w:val="Caption"/>
         <w:jc w:val="both"/>
         <w:rPr>
           <w:lang w:val="cs-CZ"/>
         </w:rPr>
       </w:pPr>
-      <w:bookmarkStart w:id="58" w:name="_Toc224904939"/>
+      <w:bookmarkStart w:id="55" w:name="_Toc224904939"/>
       <w:r>
         <w:rPr>
           <w:lang w:val="cs-CZ"/>
@@ -28149,7 +28149,7 @@
         </w:rPr>
         <w:t>. Zdroj: vlastní.</w:t>
       </w:r>
-      <w:bookmarkEnd w:id="58"/>
+      <w:bookmarkEnd w:id="55"/>
     </w:p>
     <w:p>
       <w:pPr>
@@ -28228,12 +28228,12 @@
     </w:p>
     <w:p>
       <w:pPr>
-        <w:pStyle w:val="Nadpis3"/>
+        <w:pStyle w:val="Heading3"/>
         <w:rPr>
           <w:lang w:val="cs-CZ"/>
         </w:rPr>
       </w:pPr>
-      <w:bookmarkStart w:id="59" w:name="_Toc224904875"/>
+      <w:bookmarkStart w:id="56" w:name="_Toc224904875"/>
       <w:r>
         <w:rPr>
           <w:lang w:val="cs-CZ"/>
@@ -28258,7 +28258,7 @@
         </w:rPr>
         <w:t xml:space="preserve"> enumy</w:t>
       </w:r>
-      <w:bookmarkEnd w:id="59"/>
+      <w:bookmarkEnd w:id="56"/>
     </w:p>
     <w:p>
       <w:pPr>
@@ -28330,12 +28330,12 @@
     </w:p>
     <w:p>
       <w:pPr>
-        <w:pStyle w:val="Nadpis4"/>
+        <w:pStyle w:val="Heading4"/>
         <w:rPr>
           <w:lang w:val="cs-CZ"/>
         </w:rPr>
       </w:pPr>
-      <w:bookmarkStart w:id="60" w:name="_Toc224904876"/>
+      <w:bookmarkStart w:id="57" w:name="_Toc224904876"/>
       <w:r>
         <w:rPr>
           <w:lang w:val="cs-CZ"/>
@@ -28348,7 +28348,7 @@
         </w:rPr>
         <w:t>.3.1 Struktury</w:t>
       </w:r>
-      <w:bookmarkEnd w:id="60"/>
+      <w:bookmarkEnd w:id="57"/>
     </w:p>
     <w:p>
       <w:pPr>
@@ -28523,13 +28523,13 @@
     </w:p>
     <w:p>
       <w:pPr>
-        <w:pStyle w:val="Titulek"/>
+        <w:pStyle w:val="Caption"/>
         <w:jc w:val="both"/>
         <w:rPr>
           <w:lang w:val="cs-CZ"/>
         </w:rPr>
       </w:pPr>
-      <w:bookmarkStart w:id="61" w:name="_Toc224904940"/>
+      <w:bookmarkStart w:id="58" w:name="_Toc224904940"/>
       <w:r>
         <w:rPr>
           <w:lang w:val="cs-CZ"/>
@@ -28633,7 +28633,7 @@
         </w:rPr>
         <w:t>, kapitola 5.1</w:t>
       </w:r>
-      <w:bookmarkEnd w:id="61"/>
+      <w:bookmarkEnd w:id="58"/>
     </w:p>
     <w:p>
       <w:pPr>
@@ -28690,13 +28690,13 @@
     </w:p>
     <w:p>
       <w:pPr>
-        <w:pStyle w:val="Titulek"/>
+        <w:pStyle w:val="Caption"/>
         <w:jc w:val="both"/>
         <w:rPr>
           <w:lang w:val="cs-CZ"/>
         </w:rPr>
       </w:pPr>
-      <w:bookmarkStart w:id="62" w:name="_Toc224904941"/>
+      <w:bookmarkStart w:id="59" w:name="_Toc224904941"/>
       <w:r>
         <w:rPr>
           <w:lang w:val="cs-CZ"/>
@@ -28794,7 +28794,7 @@
         </w:rPr>
         <w:t>, kapitola 5.1</w:t>
       </w:r>
-      <w:bookmarkEnd w:id="62"/>
+      <w:bookmarkEnd w:id="59"/>
     </w:p>
     <w:p>
       <w:pPr>
@@ -29218,13 +29218,13 @@
     </w:p>
     <w:p>
       <w:pPr>
-        <w:pStyle w:val="Titulek"/>
+        <w:pStyle w:val="Caption"/>
         <w:jc w:val="both"/>
         <w:rPr>
           <w:lang w:val="cs-CZ"/>
         </w:rPr>
       </w:pPr>
-      <w:bookmarkStart w:id="63" w:name="_Toc224904942"/>
+      <w:bookmarkStart w:id="60" w:name="_Toc224904942"/>
       <w:r>
         <w:rPr>
           <w:lang w:val="cs-CZ"/>
@@ -29322,7 +29322,7 @@
         </w:rPr>
         <w:t>, upraveno</w:t>
       </w:r>
-      <w:bookmarkEnd w:id="63"/>
+      <w:bookmarkEnd w:id="60"/>
     </w:p>
     <w:p>
       <w:pPr>
@@ -29587,13 +29587,13 @@
     </w:p>
     <w:p>
       <w:pPr>
-        <w:pStyle w:val="Titulek"/>
+        <w:pStyle w:val="Caption"/>
         <w:jc w:val="both"/>
         <w:rPr>
           <w:lang w:val="cs-CZ"/>
         </w:rPr>
       </w:pPr>
-      <w:bookmarkStart w:id="64" w:name="_Toc224904943"/>
+      <w:bookmarkStart w:id="61" w:name="_Toc224904943"/>
       <w:r>
         <w:rPr>
           <w:lang w:val="cs-CZ"/>
@@ -29721,16 +29721,16 @@
         </w:rPr>
         <w:t>, kapitola 5.3</w:t>
       </w:r>
-      <w:bookmarkEnd w:id="64"/>
+      <w:bookmarkEnd w:id="61"/>
     </w:p>
     <w:p>
       <w:pPr>
-        <w:pStyle w:val="Nadpis4"/>
+        <w:pStyle w:val="Heading4"/>
         <w:rPr>
           <w:lang w:val="cs-CZ"/>
         </w:rPr>
       </w:pPr>
-      <w:bookmarkStart w:id="65" w:name="_Toc224904877"/>
+      <w:bookmarkStart w:id="62" w:name="_Toc224904877"/>
       <w:r>
         <w:rPr>
           <w:lang w:val="cs-CZ"/>
@@ -29762,7 +29762,7 @@
         </w:rPr>
         <w:t xml:space="preserve"> enumy</w:t>
       </w:r>
-      <w:bookmarkEnd w:id="65"/>
+      <w:bookmarkEnd w:id="62"/>
     </w:p>
     <w:p>
       <w:pPr>
@@ -30015,13 +30015,13 @@
     </w:p>
     <w:p>
       <w:pPr>
-        <w:pStyle w:val="Titulek"/>
+        <w:pStyle w:val="Caption"/>
         <w:jc w:val="both"/>
         <w:rPr>
           <w:lang w:val="cs-CZ"/>
         </w:rPr>
       </w:pPr>
-      <w:bookmarkStart w:id="66" w:name="_Toc224904944"/>
+      <w:bookmarkStart w:id="63" w:name="_Toc224904944"/>
       <w:r>
         <w:rPr>
           <w:lang w:val="cs-CZ"/>
@@ -30071,7 +30071,7 @@
         </w:rPr>
         <w:t xml:space="preserve"> Zdroj: vlastní.</w:t>
       </w:r>
-      <w:bookmarkEnd w:id="66"/>
+      <w:bookmarkEnd w:id="63"/>
     </w:p>
     <w:p>
       <w:pPr>
@@ -30173,13 +30173,13 @@
     </w:p>
     <w:p>
       <w:pPr>
-        <w:pStyle w:val="Titulek"/>
+        <w:pStyle w:val="Caption"/>
         <w:jc w:val="both"/>
         <w:rPr>
           <w:lang w:val="cs-CZ"/>
         </w:rPr>
       </w:pPr>
-      <w:bookmarkStart w:id="67" w:name="_Toc224904945"/>
+      <w:bookmarkStart w:id="64" w:name="_Toc224904945"/>
       <w:r>
         <w:rPr>
           <w:lang w:val="cs-CZ"/>
@@ -30291,7 +30291,7 @@
         </w:rPr>
         <w:t>, kapitola 6.1</w:t>
       </w:r>
-      <w:bookmarkEnd w:id="67"/>
+      <w:bookmarkEnd w:id="64"/>
     </w:p>
     <w:p>
       <w:pPr>
@@ -30500,13 +30500,13 @@
     </w:p>
     <w:p>
       <w:pPr>
-        <w:pStyle w:val="Titulek"/>
+        <w:pStyle w:val="Caption"/>
         <w:jc w:val="both"/>
         <w:rPr>
           <w:lang w:val="cs-CZ"/>
         </w:rPr>
       </w:pPr>
-      <w:bookmarkStart w:id="68" w:name="_Toc224904946"/>
+      <w:bookmarkStart w:id="65" w:name="_Toc224904946"/>
       <w:r>
         <w:rPr>
           <w:lang w:val="cs-CZ"/>
@@ -30580,16 +30580,16 @@
         </w:rPr>
         <w:t xml:space="preserve"> vlastní.</w:t>
       </w:r>
-      <w:bookmarkEnd w:id="68"/>
+      <w:bookmarkEnd w:id="65"/>
     </w:p>
     <w:p>
       <w:pPr>
-        <w:pStyle w:val="Nadpis4"/>
+        <w:pStyle w:val="Heading4"/>
         <w:rPr>
           <w:lang w:val="cs-CZ"/>
         </w:rPr>
       </w:pPr>
-      <w:bookmarkStart w:id="69" w:name="_Toc224904878"/>
+      <w:bookmarkStart w:id="66" w:name="_Toc224904878"/>
       <w:r>
         <w:rPr>
           <w:lang w:val="cs-CZ"/>
@@ -30621,7 +30621,7 @@
         </w:rPr>
         <w:t>pro zpracovávání chyb</w:t>
       </w:r>
-      <w:bookmarkEnd w:id="69"/>
+      <w:bookmarkEnd w:id="66"/>
     </w:p>
     <w:p>
       <w:pPr>
@@ -31173,13 +31173,13 @@
     </w:p>
     <w:p>
       <w:pPr>
-        <w:pStyle w:val="Titulek"/>
+        <w:pStyle w:val="Caption"/>
         <w:jc w:val="both"/>
         <w:rPr>
           <w:lang w:val="cs-CZ"/>
         </w:rPr>
       </w:pPr>
-      <w:bookmarkStart w:id="70" w:name="_Toc224904947"/>
+      <w:bookmarkStart w:id="67" w:name="_Toc224904947"/>
       <w:r>
         <w:rPr>
           <w:lang w:val="cs-CZ"/>
@@ -31289,7 +31289,7 @@
         </w:rPr>
         <w:t>, kapitola 6.1</w:t>
       </w:r>
-      <w:bookmarkEnd w:id="70"/>
+      <w:bookmarkEnd w:id="67"/>
     </w:p>
     <w:p>
       <w:pPr>
@@ -31631,13 +31631,13 @@
     </w:p>
     <w:p>
       <w:pPr>
-        <w:pStyle w:val="Titulek"/>
+        <w:pStyle w:val="Caption"/>
         <w:jc w:val="both"/>
         <w:rPr>
           <w:lang w:val="cs-CZ"/>
         </w:rPr>
       </w:pPr>
-      <w:bookmarkStart w:id="71" w:name="_Toc224904948"/>
+      <w:bookmarkStart w:id="68" w:name="_Toc224904948"/>
       <w:r>
         <w:rPr>
           <w:lang w:val="cs-CZ"/>
@@ -31729,7 +31729,7 @@
         </w:rPr>
         <w:t>, kapitola 9.2</w:t>
       </w:r>
-      <w:bookmarkEnd w:id="71"/>
+      <w:bookmarkEnd w:id="68"/>
     </w:p>
     <w:p>
       <w:pPr>
@@ -31975,13 +31975,13 @@
     </w:p>
     <w:p>
       <w:pPr>
-        <w:pStyle w:val="Titulek"/>
+        <w:pStyle w:val="Caption"/>
         <w:jc w:val="both"/>
         <w:rPr>
           <w:lang w:val="cs-CZ"/>
         </w:rPr>
       </w:pPr>
-      <w:bookmarkStart w:id="72" w:name="_Toc224904949"/>
+      <w:bookmarkStart w:id="69" w:name="_Toc224904949"/>
       <w:r>
         <w:rPr>
           <w:lang w:val="cs-CZ"/>
@@ -32079,7 +32079,7 @@
         </w:rPr>
         <w:t>. Importy vynechány</w:t>
       </w:r>
-      <w:bookmarkEnd w:id="72"/>
+      <w:bookmarkEnd w:id="69"/>
     </w:p>
     <w:p>
       <w:pPr>
@@ -32165,7 +32165,7 @@
         </w:rPr>
         <w:lastRenderedPageBreak/>
         <w:drawing>
-          <wp:inline distT="0" distB="0" distL="0" distR="0" wp14:anchorId="3960EB28" wp14:editId="21E2ECF1">
+          <wp:inline distT="0" distB="0" distL="0" distR="0" wp14:anchorId="3960EB28" wp14:editId="0393F096">
             <wp:extent cx="2179122" cy="1050588"/>
             <wp:effectExtent l="0" t="0" r="0" b="0"/>
             <wp:docPr id="9" name="Obrázek 9"/>
@@ -32209,13 +32209,13 @@
     </w:p>
     <w:p>
       <w:pPr>
-        <w:pStyle w:val="Titulek"/>
+        <w:pStyle w:val="Caption"/>
         <w:jc w:val="both"/>
         <w:rPr>
           <w:lang w:val="cs-CZ"/>
         </w:rPr>
       </w:pPr>
-      <w:bookmarkStart w:id="73" w:name="_Toc224904950"/>
+      <w:bookmarkStart w:id="70" w:name="_Toc224904950"/>
       <w:r>
         <w:rPr>
           <w:lang w:val="cs-CZ"/>
@@ -32259,7 +32259,7 @@
         </w:rPr>
         <w:t>: Tento program zpanikaří, protože se pokusí o přístup prvku v poli mimo rozsah. Zdroj: (Klabnik, a další, 2025), kapitola 9.1, upraveno</w:t>
       </w:r>
-      <w:bookmarkEnd w:id="73"/>
+      <w:bookmarkEnd w:id="70"/>
     </w:p>
     <w:p>
       <w:pPr>
@@ -32313,13 +32313,13 @@
     </w:p>
     <w:p>
       <w:pPr>
-        <w:pStyle w:val="Titulek"/>
+        <w:pStyle w:val="Caption"/>
         <w:jc w:val="both"/>
         <w:rPr>
           <w:lang w:val="cs-CZ"/>
         </w:rPr>
       </w:pPr>
-      <w:bookmarkStart w:id="74" w:name="_Toc224904951"/>
+      <w:bookmarkStart w:id="71" w:name="_Toc224904951"/>
       <w:r>
         <w:rPr>
           <w:lang w:val="cs-CZ"/>
@@ -32382,16 +32382,16 @@
         </w:rPr>
         <w:t xml:space="preserve"> Zdroj: vlastní</w:t>
       </w:r>
-      <w:bookmarkEnd w:id="74"/>
+      <w:bookmarkEnd w:id="71"/>
     </w:p>
     <w:p>
       <w:pPr>
-        <w:pStyle w:val="Nadpis4"/>
+        <w:pStyle w:val="Heading4"/>
         <w:rPr>
           <w:lang w:val="cs-CZ"/>
         </w:rPr>
       </w:pPr>
-      <w:bookmarkStart w:id="75" w:name="_Toc224904879"/>
+      <w:bookmarkStart w:id="72" w:name="_Toc224904879"/>
       <w:r>
         <w:rPr>
           <w:lang w:val="cs-CZ"/>
@@ -32404,7 +32404,7 @@
         </w:rPr>
         <w:t>.3.4 Match výrazy, vzorce</w:t>
       </w:r>
-      <w:bookmarkEnd w:id="75"/>
+      <w:bookmarkEnd w:id="72"/>
     </w:p>
     <w:p>
       <w:pPr>
@@ -32499,7 +32499,7 @@
         <w:rPr>
           <w:lang w:val="cs-CZ"/>
         </w:rPr>
-        <w:t>. Match-e přijímají na svém začátku nějakou hodnotu a pak jdou jeden řádek po druhém, testujíce danou hodnotu na shodu se vzorcem. U první shody pak match spustí blok kódu</w:t>
+        <w:t>. Matche přijímají na svém začátku nějakou hodnotu a pak jdou jeden řádek po druhém, testujíce danou hodnotu na shodu se vzorcem. U první shody pak match spustí blok kódu</w:t>
       </w:r>
       <w:r>
         <w:rPr>
@@ -32627,28 +32627,11 @@
         </w:rPr>
         <w:t xml:space="preserve">proveden tak, že výraz dodaný </w:t>
       </w:r>
-      <w:commentRangeStart w:id="76"/>
-      <w:r>
-        <w:rPr>
-          <w:lang w:val="cs-CZ"/>
-        </w:rPr>
-        <w:t>match-i</w:t>
-      </w:r>
-      <w:commentRangeEnd w:id="76"/>
-      <w:r>
-        <w:rPr>
-          <w:rStyle w:val="Odkaznakoment"/>
-          <w:sz w:val="22"/>
-          <w:szCs w:val="24"/>
-          <w:lang w:val="cs-CZ"/>
-        </w:rPr>
-        <w:commentReference w:id="76"/>
-      </w:r>
-      <w:r>
-        <w:rPr>
-          <w:lang w:val="cs-CZ"/>
-        </w:rPr>
-        <w:t xml:space="preserve"> je vyřešen – je získána jeho hodnota, a pak jde match od prvního bloku dolů a kontroluje, zda je získaná hodnota rovna hodnotě, kterou jsme označili daný blok</w:t>
+      <w:r>
+        <w:rPr>
+          <w:lang w:val="cs-CZ"/>
+        </w:rPr>
+        <w:t>matchi je vyřešen – je získána jeho hodnota, a pak jde match od prvního bloku dolů a kontroluje, zda je získaná hodnota rovna hodnotě, kterou jsme označili daný blok</w:t>
       </w:r>
       <w:r>
         <w:rPr>
@@ -33162,13 +33145,13 @@
     </w:p>
     <w:p>
       <w:pPr>
-        <w:pStyle w:val="Titulek"/>
+        <w:pStyle w:val="Caption"/>
         <w:jc w:val="both"/>
         <w:rPr>
           <w:lang w:val="cs-CZ"/>
         </w:rPr>
       </w:pPr>
-      <w:bookmarkStart w:id="77" w:name="_Toc224904952"/>
+      <w:bookmarkStart w:id="73" w:name="_Toc224904952"/>
       <w:r>
         <w:rPr>
           <w:lang w:val="cs-CZ"/>
@@ -33210,7 +33193,7 @@
         <w:rPr>
           <w:lang w:val="cs-CZ"/>
         </w:rPr>
-        <w:t xml:space="preserve">: Příklad použití match-e. Zdroj: </w:t>
+        <w:t xml:space="preserve">: Příklad použití matche. Zdroj: </w:t>
       </w:r>
       <w:sdt>
         <w:sdtPr>
@@ -33260,7 +33243,7 @@
         </w:rPr>
         <w:t>, kapitola 9.2, upraveno</w:t>
       </w:r>
-      <w:bookmarkEnd w:id="77"/>
+      <w:bookmarkEnd w:id="73"/>
     </w:p>
     <w:p>
       <w:pPr>
@@ -33583,13 +33566,13 @@
     </w:p>
     <w:p>
       <w:pPr>
-        <w:pStyle w:val="Titulek"/>
+        <w:pStyle w:val="Caption"/>
         <w:jc w:val="both"/>
         <w:rPr>
           <w:lang w:val="cs-CZ"/>
         </w:rPr>
       </w:pPr>
-      <w:bookmarkStart w:id="78" w:name="_Toc224904953"/>
+      <w:bookmarkStart w:id="74" w:name="_Toc224904953"/>
       <w:r>
         <w:rPr>
           <w:lang w:val="cs-CZ"/>
@@ -33681,7 +33664,7 @@
         </w:rPr>
         <w:t>, kapitola 9.2. Importy vynechány</w:t>
       </w:r>
-      <w:bookmarkEnd w:id="78"/>
+      <w:bookmarkEnd w:id="74"/>
     </w:p>
     <w:p>
       <w:pPr>
@@ -33894,7 +33877,7 @@
         <w:rPr>
           <w:lang w:val="cs-CZ"/>
         </w:rPr>
-        <w:t>-e</w:t>
+        <w:t>e</w:t>
       </w:r>
       <w:r>
         <w:rPr>
@@ -33959,13 +33942,13 @@
     </w:p>
     <w:p>
       <w:pPr>
-        <w:pStyle w:val="Titulek"/>
+        <w:pStyle w:val="Caption"/>
         <w:jc w:val="both"/>
         <w:rPr>
           <w:lang w:val="cs-CZ"/>
         </w:rPr>
       </w:pPr>
-      <w:bookmarkStart w:id="79" w:name="_Toc224904954"/>
+      <w:bookmarkStart w:id="75" w:name="_Toc224904954"/>
       <w:r>
         <w:rPr>
           <w:lang w:val="cs-CZ"/>
@@ -34016,16 +33999,16 @@
         </w:rPr>
         <w:t>. Zdroj: vlastní</w:t>
       </w:r>
-      <w:bookmarkEnd w:id="79"/>
+      <w:bookmarkEnd w:id="75"/>
     </w:p>
     <w:p>
       <w:pPr>
-        <w:pStyle w:val="Nadpis3"/>
+        <w:pStyle w:val="Heading3"/>
         <w:rPr>
           <w:lang w:val="cs-CZ"/>
         </w:rPr>
       </w:pPr>
-      <w:bookmarkStart w:id="80" w:name="_Toc224904880"/>
+      <w:bookmarkStart w:id="76" w:name="_Toc224904880"/>
       <w:r>
         <w:rPr>
           <w:lang w:val="cs-CZ"/>
@@ -34056,7 +34039,7 @@
         </w:rPr>
         <w:t xml:space="preserve"> a traity</w:t>
       </w:r>
-      <w:bookmarkEnd w:id="80"/>
+      <w:bookmarkEnd w:id="76"/>
     </w:p>
     <w:p>
       <w:pPr>
@@ -34498,13 +34481,13 @@
     </w:p>
     <w:p>
       <w:pPr>
-        <w:pStyle w:val="Titulek"/>
+        <w:pStyle w:val="Caption"/>
         <w:jc w:val="both"/>
         <w:rPr>
           <w:lang w:val="cs-CZ"/>
         </w:rPr>
       </w:pPr>
-      <w:bookmarkStart w:id="81" w:name="_Toc224904955"/>
+      <w:bookmarkStart w:id="77" w:name="_Toc224904955"/>
       <w:r>
         <w:rPr>
           <w:lang w:val="cs-CZ"/>
@@ -34548,7 +34531,7 @@
         </w:rPr>
         <w:t>: Příklad zadání typů v generickém enumu Option. Zdroj: vlastní</w:t>
       </w:r>
-      <w:bookmarkEnd w:id="81"/>
+      <w:bookmarkEnd w:id="77"/>
     </w:p>
     <w:p>
       <w:pPr>
@@ -34892,13 +34875,13 @@
     </w:p>
     <w:p>
       <w:pPr>
-        <w:pStyle w:val="Titulek"/>
+        <w:pStyle w:val="Caption"/>
         <w:jc w:val="both"/>
         <w:rPr>
           <w:lang w:val="cs-CZ"/>
         </w:rPr>
       </w:pPr>
-      <w:bookmarkStart w:id="82" w:name="_Toc224904956"/>
+      <w:bookmarkStart w:id="78" w:name="_Toc224904956"/>
       <w:r>
         <w:rPr>
           <w:lang w:val="cs-CZ"/>
@@ -34990,7 +34973,7 @@
         </w:rPr>
         <w:t>, kapitola 10.1, upraveno</w:t>
       </w:r>
-      <w:bookmarkEnd w:id="82"/>
+      <w:bookmarkEnd w:id="78"/>
     </w:p>
     <w:p>
       <w:pPr>
@@ -35041,13 +35024,13 @@
     </w:p>
     <w:p>
       <w:pPr>
-        <w:pStyle w:val="Titulek"/>
+        <w:pStyle w:val="Caption"/>
         <w:jc w:val="both"/>
         <w:rPr>
           <w:lang w:val="cs-CZ"/>
         </w:rPr>
       </w:pPr>
-      <w:bookmarkStart w:id="83" w:name="_Toc224904957"/>
+      <w:bookmarkStart w:id="79" w:name="_Toc224904957"/>
       <w:r>
         <w:rPr>
           <w:lang w:val="cs-CZ"/>
@@ -35103,7 +35086,7 @@
         </w:rPr>
         <w:t>. Zdroj: vlastní</w:t>
       </w:r>
-      <w:bookmarkEnd w:id="83"/>
+      <w:bookmarkEnd w:id="79"/>
     </w:p>
     <w:p>
       <w:pPr>
@@ -35307,13 +35290,13 @@
     </w:p>
     <w:p>
       <w:pPr>
-        <w:pStyle w:val="Titulek"/>
+        <w:pStyle w:val="Caption"/>
         <w:jc w:val="both"/>
         <w:rPr>
           <w:lang w:val="cs-CZ"/>
         </w:rPr>
       </w:pPr>
-      <w:bookmarkStart w:id="84" w:name="_Toc224904958"/>
+      <w:bookmarkStart w:id="80" w:name="_Toc224904958"/>
       <w:r>
         <w:rPr>
           <w:lang w:val="cs-CZ"/>
@@ -35405,7 +35388,7 @@
         </w:rPr>
         <w:t>, kapitola 10.2</w:t>
       </w:r>
-      <w:bookmarkEnd w:id="84"/>
+      <w:bookmarkEnd w:id="80"/>
     </w:p>
     <w:p>
       <w:pPr>
@@ -35488,13 +35471,13 @@
     </w:p>
     <w:p>
       <w:pPr>
-        <w:pStyle w:val="Titulek"/>
+        <w:pStyle w:val="Caption"/>
         <w:jc w:val="both"/>
         <w:rPr>
           <w:lang w:val="cs-CZ"/>
         </w:rPr>
       </w:pPr>
-      <w:bookmarkStart w:id="85" w:name="_Toc224904959"/>
+      <w:bookmarkStart w:id="81" w:name="_Toc224904959"/>
       <w:r>
         <w:rPr>
           <w:lang w:val="cs-CZ"/>
@@ -35586,7 +35569,7 @@
         </w:rPr>
         <w:t>, kapitola 10.2, upraveno</w:t>
       </w:r>
-      <w:bookmarkEnd w:id="85"/>
+      <w:bookmarkEnd w:id="81"/>
     </w:p>
     <w:p>
       <w:pPr>
@@ -35746,13 +35729,13 @@
     </w:p>
     <w:p>
       <w:pPr>
-        <w:pStyle w:val="Titulek"/>
+        <w:pStyle w:val="Caption"/>
         <w:jc w:val="both"/>
         <w:rPr>
           <w:lang w:val="cs-CZ"/>
         </w:rPr>
       </w:pPr>
-      <w:bookmarkStart w:id="86" w:name="_Toc224904960"/>
+      <w:bookmarkStart w:id="82" w:name="_Toc224904960"/>
       <w:r>
         <w:rPr>
           <w:lang w:val="cs-CZ"/>
@@ -35808,7 +35791,7 @@
         </w:rPr>
         <w:t>. Zdroj: vlastní</w:t>
       </w:r>
-      <w:bookmarkEnd w:id="86"/>
+      <w:bookmarkEnd w:id="82"/>
     </w:p>
     <w:p>
       <w:pPr>
@@ -36361,22 +36344,11 @@
         </w:rPr>
         <w:t>i</w:t>
       </w:r>
-      <w:commentRangeStart w:id="87"/>
       <w:r>
         <w:rPr>
           <w:lang w:val="cs-CZ"/>
         </w:rPr>
         <w:t>.</w:t>
-      </w:r>
-      <w:commentRangeEnd w:id="87"/>
-      <w:r>
-        <w:rPr>
-          <w:rStyle w:val="Odkaznakoment"/>
-          <w:sz w:val="22"/>
-          <w:szCs w:val="24"/>
-          <w:lang w:val="cs-CZ"/>
-        </w:rPr>
-        <w:commentReference w:id="87"/>
       </w:r>
     </w:p>
     <w:p>
@@ -36384,7 +36356,7 @@
         <w:keepNext/>
         <w:jc w:val="both"/>
       </w:pPr>
-      <w:commentRangeStart w:id="88"/>
+      <w:commentRangeStart w:id="83"/>
       <w:r>
         <w:rPr>
           <w:noProof/>
@@ -36432,25 +36404,25 @@
           </wp:inline>
         </w:drawing>
       </w:r>
-      <w:commentRangeEnd w:id="88"/>
-      <w:r>
-        <w:rPr>
-          <w:rStyle w:val="Odkaznakoment"/>
+      <w:commentRangeEnd w:id="83"/>
+      <w:r>
+        <w:rPr>
+          <w:rStyle w:val="CommentReference"/>
           <w:sz w:val="22"/>
           <w:szCs w:val="24"/>
         </w:rPr>
-        <w:commentReference w:id="88"/>
+        <w:commentReference w:id="83"/>
       </w:r>
     </w:p>
     <w:p>
       <w:pPr>
-        <w:pStyle w:val="Titulek"/>
+        <w:pStyle w:val="Caption"/>
         <w:jc w:val="both"/>
         <w:rPr>
           <w:lang w:val="cs-CZ"/>
         </w:rPr>
       </w:pPr>
-      <w:bookmarkStart w:id="89" w:name="_Toc224904961"/>
+      <w:bookmarkStart w:id="84" w:name="_Toc224904961"/>
       <w:r>
         <w:rPr>
           <w:lang w:val="cs-CZ"/>
@@ -36542,16 +36514,16 @@
         </w:rPr>
         <w:t>, kapitola 10.2, upraveno</w:t>
       </w:r>
-      <w:bookmarkEnd w:id="89"/>
+      <w:bookmarkEnd w:id="84"/>
     </w:p>
     <w:p>
       <w:pPr>
-        <w:pStyle w:val="Nadpis4"/>
+        <w:pStyle w:val="Heading4"/>
         <w:rPr>
           <w:lang w:val="cs-CZ"/>
         </w:rPr>
       </w:pPr>
-      <w:bookmarkStart w:id="90" w:name="_Toc224904881"/>
+      <w:bookmarkStart w:id="85" w:name="_Toc224904881"/>
       <w:r>
         <w:rPr>
           <w:lang w:val="cs-CZ"/>
@@ -36565,7 +36537,7 @@
         </w:rPr>
         <w:t>.4.1 Často používané traity</w:t>
       </w:r>
-      <w:bookmarkEnd w:id="90"/>
+      <w:bookmarkEnd w:id="85"/>
     </w:p>
     <w:p>
       <w:pPr>
@@ -38710,13 +38682,13 @@
     </w:p>
     <w:p>
       <w:pPr>
-        <w:pStyle w:val="Titulek"/>
+        <w:pStyle w:val="Caption"/>
         <w:jc w:val="both"/>
         <w:rPr>
           <w:lang w:val="cs-CZ"/>
         </w:rPr>
       </w:pPr>
-      <w:bookmarkStart w:id="91" w:name="_Toc224904962"/>
+      <w:bookmarkStart w:id="86" w:name="_Toc224904962"/>
       <w:r>
         <w:rPr>
           <w:lang w:val="cs-CZ"/>
@@ -38760,7 +38732,7 @@
         </w:rPr>
         <w:t>: Příklad pro ilustraci rozdílu mezi Debug a Display. Zdroj: vlastní</w:t>
       </w:r>
-      <w:bookmarkEnd w:id="91"/>
+      <w:bookmarkEnd w:id="86"/>
     </w:p>
     <w:p>
       <w:pPr>
@@ -38868,12 +38840,12 @@
     </w:p>
     <w:p>
       <w:pPr>
-        <w:pStyle w:val="Nadpis4"/>
+        <w:pStyle w:val="Heading4"/>
         <w:rPr>
           <w:lang w:val="cs-CZ"/>
         </w:rPr>
       </w:pPr>
-      <w:bookmarkStart w:id="92" w:name="_Toc224904882"/>
+      <w:bookmarkStart w:id="87" w:name="_Toc224904882"/>
       <w:r>
         <w:rPr>
           <w:lang w:val="cs-CZ"/>
@@ -38886,7 +38858,7 @@
         </w:rPr>
         <w:t>.4.2 Iterátory</w:t>
       </w:r>
-      <w:bookmarkEnd w:id="92"/>
+      <w:bookmarkEnd w:id="87"/>
     </w:p>
     <w:p>
       <w:pPr>
@@ -39436,7 +39408,7 @@
       </w:r>
       <w:r>
         <w:rPr>
-          <w:rStyle w:val="Znakapoznpodarou"/>
+          <w:rStyle w:val="FootnoteReference"/>
           <w:lang w:val="cs-CZ"/>
         </w:rPr>
         <w:footnoteReference w:id="5"/>
@@ -39539,7 +39511,7 @@
       </w:r>
       <w:r>
         <w:rPr>
-          <w:rStyle w:val="Znakapoznpodarou"/>
+          <w:rStyle w:val="FootnoteReference"/>
           <w:lang w:val="cs-CZ"/>
         </w:rPr>
         <w:footnoteReference w:id="6"/>
@@ -39628,7 +39600,7 @@
       </w:r>
       <w:r>
         <w:rPr>
-          <w:rStyle w:val="Znakapoznpodarou"/>
+          <w:rStyle w:val="FootnoteReference"/>
           <w:lang w:val="cs-CZ"/>
         </w:rPr>
         <w:footnoteReference w:id="7"/>
@@ -40142,13 +40114,13 @@
     </w:p>
     <w:p>
       <w:pPr>
-        <w:pStyle w:val="Titulek"/>
+        <w:pStyle w:val="Caption"/>
         <w:jc w:val="both"/>
         <w:rPr>
           <w:lang w:val="cs-CZ"/>
         </w:rPr>
       </w:pPr>
-      <w:bookmarkStart w:id="93" w:name="_Toc224904963"/>
+      <w:bookmarkStart w:id="88" w:name="_Toc224904963"/>
       <w:r>
         <w:rPr>
           <w:lang w:val="cs-CZ"/>
@@ -40192,7 +40164,7 @@
         </w:rPr>
         <w:t>: Příklad funkcí s návratovými typy určenými pomocí klíčového slova impl. Zdroj: vlastní</w:t>
       </w:r>
-      <w:bookmarkEnd w:id="93"/>
+      <w:bookmarkEnd w:id="88"/>
     </w:p>
     <w:p>
       <w:pPr>
@@ -40350,12 +40322,12 @@
     </w:p>
     <w:p>
       <w:pPr>
-        <w:pStyle w:val="Nadpis3"/>
+        <w:pStyle w:val="Heading3"/>
         <w:rPr>
           <w:lang w:val="cs-CZ"/>
         </w:rPr>
       </w:pPr>
-      <w:bookmarkStart w:id="94" w:name="_Toc224904883"/>
+      <w:bookmarkStart w:id="89" w:name="_Toc224904883"/>
       <w:r>
         <w:rPr>
           <w:lang w:val="cs-CZ"/>
@@ -40369,41 +40341,13 @@
         </w:rPr>
         <w:t xml:space="preserve">.5 </w:t>
       </w:r>
-      <w:commentRangeStart w:id="95"/>
-      <w:commentRangeStart w:id="96"/>
       <w:r>
         <w:rPr>
           <w:lang w:val="cs-CZ"/>
         </w:rPr>
         <w:t>Closure</w:t>
       </w:r>
-      <w:r>
-        <w:rPr>
-          <w:lang w:val="cs-CZ"/>
-        </w:rPr>
-        <w:t>-y</w:t>
-      </w:r>
-      <w:commentRangeEnd w:id="95"/>
-      <w:r>
-        <w:rPr>
-          <w:rStyle w:val="Odkaznakoment"/>
-          <w:sz w:val="28"/>
-          <w:szCs w:val="28"/>
-          <w:lang w:val="cs-CZ"/>
-        </w:rPr>
-        <w:commentReference w:id="95"/>
-      </w:r>
-      <w:commentRangeEnd w:id="96"/>
-      <w:r>
-        <w:rPr>
-          <w:rStyle w:val="Odkaznakoment"/>
-          <w:sz w:val="28"/>
-          <w:szCs w:val="28"/>
-          <w:lang w:val="cs-CZ"/>
-        </w:rPr>
-        <w:commentReference w:id="96"/>
-      </w:r>
-      <w:bookmarkEnd w:id="94"/>
+      <w:bookmarkEnd w:id="89"/>
     </w:p>
     <w:p>
       <w:pPr>
@@ -40548,7 +40492,7 @@
         <w:rPr>
           <w:lang w:val="cs-CZ"/>
         </w:rPr>
-        <w:t xml:space="preserve"> vidíme syntaxi definice closure-ů</w:t>
+        <w:t xml:space="preserve"> vidíme syntaxi definice closure</w:t>
       </w:r>
       <w:r>
         <w:rPr>
@@ -40612,13 +40556,13 @@
     </w:p>
     <w:p>
       <w:pPr>
-        <w:pStyle w:val="Titulek"/>
+        <w:pStyle w:val="Caption"/>
         <w:jc w:val="both"/>
         <w:rPr>
           <w:lang w:val="cs-CZ"/>
         </w:rPr>
       </w:pPr>
-      <w:bookmarkStart w:id="97" w:name="_Toc224904964"/>
+      <w:bookmarkStart w:id="90" w:name="_Toc224904964"/>
       <w:r>
         <w:rPr>
           <w:lang w:val="cs-CZ"/>
@@ -40660,7 +40604,7 @@
         <w:rPr>
           <w:lang w:val="cs-CZ"/>
         </w:rPr>
-        <w:t xml:space="preserve">: Definice closure-ů. Zdroj: </w:t>
+        <w:t xml:space="preserve">: Definice closure. Zdroj: </w:t>
       </w:r>
       <w:sdt>
         <w:sdtPr>
@@ -40710,7 +40654,7 @@
         </w:rPr>
         <w:t>, kapitola 13.1, upraveno</w:t>
       </w:r>
-      <w:bookmarkEnd w:id="97"/>
+      <w:bookmarkEnd w:id="90"/>
     </w:p>
     <w:p>
       <w:pPr>
@@ -40823,13 +40767,13 @@
     </w:p>
     <w:p>
       <w:pPr>
-        <w:pStyle w:val="Titulek"/>
+        <w:pStyle w:val="Caption"/>
         <w:jc w:val="both"/>
         <w:rPr>
           <w:lang w:val="cs-CZ"/>
         </w:rPr>
       </w:pPr>
-      <w:bookmarkStart w:id="98" w:name="_Toc224904965"/>
+      <w:bookmarkStart w:id="91" w:name="_Toc224904965"/>
       <w:r>
         <w:rPr>
           <w:lang w:val="cs-CZ"/>
@@ -40883,19 +40827,7 @@
         <w:rPr>
           <w:lang w:val="cs-CZ"/>
         </w:rPr>
-        <w:t xml:space="preserve"> použití closure</w:t>
-      </w:r>
-      <w:r>
-        <w:rPr>
-          <w:lang w:val="cs-CZ"/>
-        </w:rPr>
-        <w:t>-u</w:t>
-      </w:r>
-      <w:r>
-        <w:rPr>
-          <w:lang w:val="cs-CZ"/>
-        </w:rPr>
-        <w:t xml:space="preserve">. Zdroj: </w:t>
+        <w:t xml:space="preserve"> použití closure. Zdroj: </w:t>
       </w:r>
       <w:sdt>
         <w:sdtPr>
@@ -40945,7 +40877,7 @@
         </w:rPr>
         <w:t>, kapitola 13.1</w:t>
       </w:r>
-      <w:bookmarkEnd w:id="98"/>
+      <w:bookmarkEnd w:id="91"/>
     </w:p>
     <w:p>
       <w:pPr>
@@ -40997,13 +40929,13 @@
     </w:p>
     <w:p>
       <w:pPr>
-        <w:pStyle w:val="Titulek"/>
+        <w:pStyle w:val="Caption"/>
         <w:jc w:val="both"/>
         <w:rPr>
           <w:lang w:val="cs-CZ"/>
         </w:rPr>
       </w:pPr>
-      <w:bookmarkStart w:id="99" w:name="_Toc224904966"/>
+      <w:bookmarkStart w:id="92" w:name="_Toc224904966"/>
       <w:r>
         <w:rPr>
           <w:lang w:val="cs-CZ"/>
@@ -41059,7 +40991,7 @@
         </w:rPr>
         <w:t>. Zdroj: vlastní</w:t>
       </w:r>
-      <w:bookmarkEnd w:id="99"/>
+      <w:bookmarkEnd w:id="92"/>
     </w:p>
     <w:p>
       <w:pPr>
@@ -41222,19 +41154,7 @@
         <w:rPr>
           <w:lang w:val="cs-CZ"/>
         </w:rPr>
-        <w:t>Closure</w:t>
-      </w:r>
-      <w:r>
-        <w:rPr>
-          <w:lang w:val="cs-CZ"/>
-        </w:rPr>
-        <w:t>-y</w:t>
-      </w:r>
-      <w:r>
-        <w:rPr>
-          <w:lang w:val="cs-CZ"/>
-        </w:rPr>
-        <w:t xml:space="preserve"> se však od</w:t>
+        <w:t>Closure se však od</w:t>
       </w:r>
       <w:r>
         <w:rPr>
@@ -41384,19 +41304,7 @@
         <w:rPr>
           <w:lang w:val="cs-CZ"/>
         </w:rPr>
-        <w:t>Tudíž při každé deklaraci closure</w:t>
-      </w:r>
-      <w:r>
-        <w:rPr>
-          <w:lang w:val="cs-CZ"/>
-        </w:rPr>
-        <w:t>-u</w:t>
-      </w:r>
-      <w:r>
-        <w:rPr>
-          <w:lang w:val="cs-CZ"/>
-        </w:rPr>
-        <w:t xml:space="preserve"> vznikne </w:t>
+        <w:t xml:space="preserve">Tudíž při každé deklaraci closure vznikne </w:t>
       </w:r>
       <w:r>
         <w:rPr>
@@ -41444,7 +41352,7 @@
       </w:r>
       <w:r>
         <w:rPr>
-          <w:rStyle w:val="Znakapoznpodarou"/>
+          <w:rStyle w:val="FootnoteReference"/>
           <w:lang w:val="cs-CZ"/>
         </w:rPr>
         <w:footnoteReference w:id="8"/>
@@ -41483,7 +41391,7 @@
         <w:rPr>
           <w:lang w:val="cs-CZ"/>
         </w:rPr>
-        <w:t xml:space="preserve"> (při přímém předávání closure-u jako parametru</w:t>
+        <w:t xml:space="preserve"> (při přímém předávání closure jako parametru</w:t>
       </w:r>
       <w:r>
         <w:rPr>
@@ -41604,13 +41512,13 @@
     </w:p>
     <w:p>
       <w:pPr>
-        <w:pStyle w:val="Titulek"/>
+        <w:pStyle w:val="Caption"/>
         <w:jc w:val="both"/>
         <w:rPr>
           <w:lang w:val="cs-CZ"/>
         </w:rPr>
       </w:pPr>
-      <w:bookmarkStart w:id="100" w:name="_Toc224904967"/>
+      <w:bookmarkStart w:id="93" w:name="_Toc224904967"/>
       <w:r>
         <w:rPr>
           <w:lang w:val="cs-CZ"/>
@@ -41654,7 +41562,7 @@
         </w:rPr>
         <w:t>: Tento kód se nezkompiluje kvůli pokusu o koexistenci měnitelné a neměnné reference. Zdroj: vlastní</w:t>
       </w:r>
-      <w:bookmarkEnd w:id="100"/>
+      <w:bookmarkEnd w:id="93"/>
     </w:p>
     <w:p>
       <w:pPr>
@@ -41705,13 +41613,13 @@
     </w:p>
     <w:p>
       <w:pPr>
-        <w:pStyle w:val="Titulek"/>
+        <w:pStyle w:val="Caption"/>
         <w:jc w:val="both"/>
         <w:rPr>
           <w:lang w:val="cs-CZ"/>
         </w:rPr>
       </w:pPr>
-      <w:bookmarkStart w:id="101" w:name="_Toc224904968"/>
+      <w:bookmarkStart w:id="94" w:name="_Toc224904968"/>
       <w:r>
         <w:rPr>
           <w:lang w:val="cs-CZ"/>
@@ -41767,7 +41675,7 @@
         </w:rPr>
         <w:t>. Zdroj: vlastní</w:t>
       </w:r>
-      <w:bookmarkEnd w:id="101"/>
+      <w:bookmarkEnd w:id="94"/>
     </w:p>
     <w:p>
       <w:pPr>
@@ -41786,7 +41694,7 @@
         <w:rPr>
           <w:lang w:val="cs-CZ"/>
         </w:rPr>
-        <w:t xml:space="preserve">předat closure-u potřebné proměnné z prostředí přes hodnotu, </w:t>
+        <w:t xml:space="preserve">předat closure potřebné proměnné z prostředí přes hodnotu, </w:t>
       </w:r>
       <w:r>
         <w:rPr>
@@ -41885,6 +41793,12 @@
           <w:lang w:val="cs-CZ"/>
         </w:rPr>
         <w:t>“</w:t>
+      </w:r>
+      <w:r>
+        <w:rPr>
+          <w:lang w:val="cs-CZ"/>
+        </w:rPr>
+        <w:t>.</w:t>
       </w:r>
       <w:r>
         <w:rPr>
@@ -41950,12 +41864,6 @@
         <w:rPr>
           <w:lang w:val="cs-CZ"/>
         </w:rPr>
-        <w:t>.</w:t>
-      </w:r>
-      <w:r>
-        <w:rPr>
-          <w:lang w:val="cs-CZ"/>
-        </w:rPr>
         <w:t xml:space="preserve"> Proměnné, které closure sám předává přes hodnotu</w:t>
       </w:r>
       <w:r>
@@ -42012,7 +41920,7 @@
         <w:rPr>
           <w:lang w:val="cs-CZ"/>
         </w:rPr>
-        <w:t xml:space="preserve"> a jejich vlastnictví je předáno closure-u</w:t>
+        <w:t xml:space="preserve"> a jejich vlastnictví je předáno closure</w:t>
       </w:r>
       <w:r>
         <w:rPr>
@@ -42317,7 +42225,7 @@
       </w:r>
       <w:r>
         <w:rPr>
-          <w:rStyle w:val="Znakapoznpodarou"/>
+          <w:rStyle w:val="FootnoteReference"/>
           <w:lang w:val="cs-CZ"/>
         </w:rPr>
         <w:footnoteReference w:id="9"/>
@@ -42404,13 +42312,13 @@
     </w:p>
     <w:p>
       <w:pPr>
-        <w:pStyle w:val="Titulek"/>
+        <w:pStyle w:val="Caption"/>
         <w:jc w:val="both"/>
         <w:rPr>
           <w:lang w:val="cs-CZ"/>
         </w:rPr>
       </w:pPr>
-      <w:bookmarkStart w:id="102" w:name="_Toc224904969"/>
+      <w:bookmarkStart w:id="95" w:name="_Toc224904969"/>
       <w:r>
         <w:rPr>
           <w:lang w:val="cs-CZ"/>
@@ -42454,16 +42362,16 @@
         </w:rPr>
         <w:t>: Příklad užití klíčového slova move. Zdroj: vlastní</w:t>
       </w:r>
-      <w:bookmarkEnd w:id="102"/>
+      <w:bookmarkEnd w:id="95"/>
     </w:p>
     <w:p>
       <w:pPr>
-        <w:pStyle w:val="Nadpis4"/>
+        <w:pStyle w:val="Heading4"/>
         <w:rPr>
           <w:lang w:val="cs-CZ"/>
         </w:rPr>
       </w:pPr>
-      <w:bookmarkStart w:id="103" w:name="_Toc224904884"/>
+      <w:bookmarkStart w:id="96" w:name="_Toc224904884"/>
       <w:r>
         <w:rPr>
           <w:lang w:val="cs-CZ"/>
@@ -42476,7 +42384,7 @@
         </w:rPr>
         <w:t>.5.1 Ukazatele na funkce a Fn* traity</w:t>
       </w:r>
-      <w:bookmarkEnd w:id="103"/>
+      <w:bookmarkEnd w:id="96"/>
     </w:p>
     <w:p>
       <w:pPr>
@@ -42531,7 +42439,7 @@
         <w:rPr>
           <w:lang w:val="cs-CZ"/>
         </w:rPr>
-        <w:t xml:space="preserve">Funkce i closure-y však mají svůj </w:t>
+        <w:t xml:space="preserve">Funkce i closure však mají svůj </w:t>
       </w:r>
       <w:r>
         <w:rPr>
@@ -42749,7 +42657,7 @@
         <w:rPr>
           <w:lang w:val="cs-CZ"/>
         </w:rPr>
-        <w:t xml:space="preserve"> z opravdových funkcí nebo z closure-ů, které </w:t>
+        <w:t xml:space="preserve"> z opravdových funkcí nebo z closure, které </w:t>
       </w:r>
       <w:r>
         <w:rPr>
@@ -42895,183 +42803,118 @@
         <w:rPr>
           <w:lang w:val="cs-CZ"/>
         </w:rPr>
+        <w:t xml:space="preserve"> a tudíž</w:t>
+      </w:r>
+      <w:r>
+        <w:rPr>
+          <w:lang w:val="cs-CZ"/>
+        </w:rPr>
+        <w:t xml:space="preserve"> je jednoduché je uchovávat</w:t>
+      </w:r>
+      <w:r>
+        <w:rPr>
+          <w:lang w:val="cs-CZ"/>
+        </w:rPr>
+        <w:t xml:space="preserve"> v</w:t>
+      </w:r>
+      <w:r>
+        <w:rPr>
+          <w:lang w:val="cs-CZ"/>
+        </w:rPr>
+        <w:t>e</w:t>
+      </w:r>
+      <w:r>
+        <w:rPr>
+          <w:lang w:val="cs-CZ"/>
+        </w:rPr>
+        <w:t xml:space="preserve"> strukturách nebo jiných </w:t>
+      </w:r>
+      <w:r>
+        <w:rPr>
+          <w:lang w:val="cs-CZ"/>
+        </w:rPr>
+        <w:lastRenderedPageBreak/>
+        <w:t xml:space="preserve">objektech bez potřeby </w:t>
+      </w:r>
+      <w:r>
+        <w:rPr>
+          <w:lang w:val="cs-CZ"/>
+        </w:rPr>
+        <w:t xml:space="preserve">generických parametrů nebo </w:t>
+      </w:r>
+      <w:r>
+        <w:rPr>
+          <w:lang w:val="cs-CZ"/>
+        </w:rPr>
+        <w:t>traitových objektů</w:t>
+      </w:r>
+      <w:r>
+        <w:rPr>
+          <w:rStyle w:val="FootnoteReference"/>
+          <w:lang w:val="cs-CZ"/>
+        </w:rPr>
+        <w:footnoteReference w:id="10"/>
+      </w:r>
+      <w:r>
+        <w:rPr>
+          <w:lang w:val="cs-CZ"/>
+        </w:rPr>
+        <w:t xml:space="preserve">. </w:t>
+      </w:r>
+      <w:r>
+        <w:rPr>
+          <w:lang w:val="cs-CZ"/>
+        </w:rPr>
+        <w:t xml:space="preserve">Právě nepotřebnost generických parametrů je </w:t>
+      </w:r>
+      <w:r>
+        <w:rPr>
+          <w:lang w:val="cs-CZ"/>
+        </w:rPr>
+        <w:t xml:space="preserve">také </w:t>
+      </w:r>
+      <w:r>
+        <w:rPr>
+          <w:lang w:val="cs-CZ"/>
+        </w:rPr>
+        <w:t xml:space="preserve">důvod, proč </w:t>
+      </w:r>
+      <w:r>
+        <w:rPr>
+          <w:lang w:val="cs-CZ"/>
+        </w:rPr>
+        <w:t>jsou jediným vhodným způsobem, jak předávat funkce přes</w:t>
+      </w:r>
+      <w:r>
+        <w:rPr>
+          <w:lang w:val="cs-CZ"/>
+        </w:rPr>
+        <w:t xml:space="preserve"> FFI </w:t>
+      </w:r>
+      <w:r>
+        <w:rPr>
+          <w:lang w:val="cs-CZ"/>
+        </w:rPr>
+        <w:t>(</w:t>
+      </w:r>
+      <w:r>
+        <w:rPr>
+          <w:lang w:val="cs-CZ"/>
+        </w:rPr>
+        <w:t>„foreign function interface“</w:t>
+      </w:r>
+      <w:r>
+        <w:rPr>
+          <w:lang w:val="cs-CZ"/>
+        </w:rPr>
+        <w:t xml:space="preserve"> –</w:t>
+      </w:r>
+      <w:r>
+        <w:rPr>
+          <w:lang w:val="cs-CZ"/>
+        </w:rPr>
         <w:t xml:space="preserve"> </w:t>
       </w:r>
-      <w:commentRangeStart w:id="104"/>
-      <w:r>
-        <w:rPr>
-          <w:lang w:val="cs-CZ"/>
-        </w:rPr>
-        <w:t xml:space="preserve">a </w:t>
-      </w:r>
-      <w:r>
-        <w:rPr>
-          <w:lang w:val="cs-CZ"/>
-        </w:rPr>
-        <w:t xml:space="preserve">jsou </w:t>
-      </w:r>
-      <w:r>
-        <w:rPr>
-          <w:lang w:val="cs-CZ"/>
-        </w:rPr>
-        <w:t xml:space="preserve">tudíž </w:t>
-      </w:r>
-      <w:r>
-        <w:rPr>
-          <w:lang w:val="cs-CZ"/>
-        </w:rPr>
-        <w:t xml:space="preserve">vhodné </w:t>
-      </w:r>
-      <w:r>
-        <w:rPr>
-          <w:lang w:val="cs-CZ"/>
-        </w:rPr>
-        <w:t>na</w:t>
-      </w:r>
-      <w:r>
-        <w:rPr>
-          <w:lang w:val="cs-CZ"/>
-        </w:rPr>
-        <w:t xml:space="preserve"> to, být</w:t>
-      </w:r>
-      <w:r>
-        <w:rPr>
-          <w:lang w:val="cs-CZ"/>
-        </w:rPr>
-        <w:t xml:space="preserve"> uchová</w:t>
-      </w:r>
-      <w:r>
-        <w:rPr>
-          <w:lang w:val="cs-CZ"/>
-        </w:rPr>
-        <w:t>ny</w:t>
-      </w:r>
-      <w:r>
-        <w:rPr>
-          <w:lang w:val="cs-CZ"/>
-        </w:rPr>
-        <w:t xml:space="preserve"> </w:t>
-      </w:r>
-      <w:commentRangeEnd w:id="104"/>
-      <w:r>
-        <w:rPr>
-          <w:rStyle w:val="Odkaznakoment"/>
-          <w:sz w:val="22"/>
-          <w:szCs w:val="24"/>
-          <w:lang w:val="cs-CZ"/>
-        </w:rPr>
-        <w:commentReference w:id="104"/>
-      </w:r>
-      <w:r>
-        <w:rPr>
-          <w:lang w:val="cs-CZ"/>
-        </w:rPr>
-        <w:t>v</w:t>
-      </w:r>
-      <w:r>
-        <w:rPr>
-          <w:lang w:val="cs-CZ"/>
-        </w:rPr>
-        <w:t>e</w:t>
-      </w:r>
-      <w:r>
-        <w:rPr>
-          <w:lang w:val="cs-CZ"/>
-        </w:rPr>
-        <w:t xml:space="preserve"> strukturách nebo </w:t>
-      </w:r>
-      <w:r>
-        <w:rPr>
-          <w:lang w:val="cs-CZ"/>
-        </w:rPr>
-        <w:lastRenderedPageBreak/>
-        <w:t xml:space="preserve">jiných </w:t>
-      </w:r>
-      <w:r>
-        <w:rPr>
-          <w:lang w:val="cs-CZ"/>
-        </w:rPr>
-        <w:t xml:space="preserve">objektech bez potřeby </w:t>
-      </w:r>
-      <w:r>
-        <w:rPr>
-          <w:lang w:val="cs-CZ"/>
-        </w:rPr>
-        <w:t xml:space="preserve">generických parametrů nebo </w:t>
-      </w:r>
-      <w:r>
-        <w:rPr>
-          <w:lang w:val="cs-CZ"/>
-        </w:rPr>
-        <w:t>traitových objektů</w:t>
-      </w:r>
-      <w:r>
-        <w:rPr>
-          <w:rStyle w:val="Znakapoznpodarou"/>
-          <w:lang w:val="cs-CZ"/>
-        </w:rPr>
-        <w:footnoteReference w:id="10"/>
-      </w:r>
-      <w:r>
-        <w:rPr>
-          <w:lang w:val="cs-CZ"/>
-        </w:rPr>
-        <w:t xml:space="preserve">. </w:t>
-      </w:r>
-      <w:r>
-        <w:rPr>
-          <w:lang w:val="cs-CZ"/>
-        </w:rPr>
-        <w:t xml:space="preserve">Právě nepotřebnost generických parametrů je </w:t>
-      </w:r>
-      <w:r>
-        <w:rPr>
-          <w:lang w:val="cs-CZ"/>
-        </w:rPr>
-        <w:t xml:space="preserve">také </w:t>
-      </w:r>
-      <w:r>
-        <w:rPr>
-          <w:lang w:val="cs-CZ"/>
-        </w:rPr>
-        <w:t xml:space="preserve">důvod, proč </w:t>
-      </w:r>
-      <w:r>
-        <w:rPr>
-          <w:lang w:val="cs-CZ"/>
-        </w:rPr>
-        <w:t>jsou jediným vhodným způsobem, jak předávat funkce přes</w:t>
-      </w:r>
-      <w:r>
-        <w:rPr>
-          <w:lang w:val="cs-CZ"/>
-        </w:rPr>
-        <w:t xml:space="preserve"> FFI </w:t>
-      </w:r>
-      <w:r>
-        <w:rPr>
-          <w:lang w:val="cs-CZ"/>
-        </w:rPr>
-        <w:t>(</w:t>
-      </w:r>
-      <w:r>
-        <w:rPr>
-          <w:lang w:val="cs-CZ"/>
-        </w:rPr>
-        <w:t>„foreign function interface“</w:t>
-      </w:r>
-      <w:r>
-        <w:rPr>
-          <w:lang w:val="cs-CZ"/>
-        </w:rPr>
-        <w:t xml:space="preserve"> –</w:t>
-      </w:r>
-      <w:r>
-        <w:rPr>
-          <w:lang w:val="cs-CZ"/>
-        </w:rPr>
-        <w:t xml:space="preserve"> </w:t>
-      </w:r>
       <w:r>
         <w:rPr>
           <w:lang w:val="cs-CZ"/>
@@ -43160,7 +43003,7 @@
         <w:rPr>
           <w:lang w:val="cs-CZ"/>
         </w:rPr>
-        <w:t>na closure-y</w:t>
+        <w:t>na closure</w:t>
       </w:r>
       <w:r>
         <w:rPr>
@@ -43224,7 +43067,6 @@
           <w:lang w:val="cs-CZ"/>
         </w:rPr>
       </w:pPr>
-      <w:commentRangeStart w:id="105"/>
       <w:r>
         <w:rPr>
           <w:lang w:val="cs-CZ"/>
@@ -43235,29 +43077,13 @@
         <w:rPr>
           <w:lang w:val="cs-CZ"/>
         </w:rPr>
-        <w:t xml:space="preserve"> a closure-y</w:t>
-      </w:r>
-      <w:r>
-        <w:rPr>
-          <w:lang w:val="cs-CZ"/>
-        </w:rPr>
-        <w:t xml:space="preserve"> poskytuje Rust celkem tři</w:t>
-      </w:r>
-      <w:commentRangeEnd w:id="105"/>
-      <w:r>
-        <w:rPr>
-          <w:rStyle w:val="Odkaznakoment"/>
-          <w:sz w:val="22"/>
-          <w:szCs w:val="24"/>
-          <w:lang w:val="cs-CZ"/>
-        </w:rPr>
-        <w:commentReference w:id="105"/>
-      </w:r>
-      <w:r>
-        <w:rPr>
-          <w:lang w:val="cs-CZ"/>
-        </w:rPr>
-        <w:t xml:space="preserve">: </w:t>
+        <w:t xml:space="preserve"> a closure</w:t>
+      </w:r>
+      <w:r>
+        <w:rPr>
+          <w:lang w:val="cs-CZ"/>
+        </w:rPr>
+        <w:t xml:space="preserve"> poskytuje Rust celkem tři: </w:t>
       </w:r>
       <w:r>
         <w:rPr>
@@ -43385,7 +43211,7 @@
         <w:rPr>
           <w:lang w:val="cs-CZ"/>
         </w:rPr>
-        <w:t xml:space="preserve">, a označuje closure-y, </w:t>
+        <w:t xml:space="preserve">, a označuje closure, </w:t>
       </w:r>
       <w:r>
         <w:rPr>
@@ -43461,7 +43287,7 @@
         <w:rPr>
           <w:lang w:val="cs-CZ"/>
         </w:rPr>
-        <w:t xml:space="preserve"> je již omezenější, protože označuje closure-y, které </w:t>
+        <w:t xml:space="preserve"> je již omezenější, protože označuje closure, které </w:t>
       </w:r>
       <w:r>
         <w:rPr>
@@ -43555,7 +43381,7 @@
         <w:rPr>
           <w:lang w:val="cs-CZ"/>
         </w:rPr>
-        <w:t xml:space="preserve">closure-y, které </w:t>
+        <w:t xml:space="preserve">closure, které </w:t>
       </w:r>
       <w:r>
         <w:rPr>
@@ -43579,7 +43405,7 @@
         <w:rPr>
           <w:lang w:val="cs-CZ"/>
         </w:rPr>
-        <w:t xml:space="preserve"> Protože každý closure implementující </w:t>
+        <w:t xml:space="preserve"> Protože </w:t>
       </w:r>
       <w:r>
         <w:rPr>
@@ -43595,7 +43421,19 @@
         <w:rPr>
           <w:lang w:val="cs-CZ"/>
         </w:rPr>
-        <w:t xml:space="preserve"> povinně implementuje i </w:t>
+        <w:t xml:space="preserve"> </w:t>
+      </w:r>
+      <w:r>
+        <w:rPr>
+          <w:lang w:val="cs-CZ"/>
+        </w:rPr>
+        <w:t>vyžaduje implementaci</w:t>
+      </w:r>
+      <w:r>
+        <w:rPr>
+          <w:lang w:val="cs-CZ"/>
+        </w:rPr>
+        <w:t xml:space="preserve"> </w:t>
       </w:r>
       <w:r>
         <w:rPr>
@@ -43621,35 +43459,6 @@
       </w:r>
       <w:r>
         <w:rPr>
-          <w:lang w:val="cs-CZ"/>
-        </w:rPr>
-        <w:t>každý</w:t>
-      </w:r>
-      <w:commentRangeStart w:id="106"/>
-      <w:r>
-        <w:rPr>
-          <w:lang w:val="cs-CZ"/>
-        </w:rPr>
-        <w:t xml:space="preserve"> </w:t>
-      </w:r>
-      <w:commentRangeEnd w:id="106"/>
-      <w:r>
-        <w:rPr>
-          <w:rStyle w:val="Odkaznakoment"/>
-          <w:sz w:val="22"/>
-          <w:szCs w:val="24"/>
-          <w:lang w:val="cs-CZ"/>
-        </w:rPr>
-        <w:commentReference w:id="106"/>
-      </w:r>
-      <w:r>
-        <w:rPr>
-          <w:lang w:val="cs-CZ"/>
-        </w:rPr>
-        <w:t xml:space="preserve">implementující </w:t>
-      </w:r>
-      <w:r>
-        <w:rPr>
           <w:rFonts w:ascii="Consolas" w:hAnsi="Consolas"/>
           <w:sz w:val="20"/>
           <w:szCs w:val="20"/>
@@ -43662,7 +43471,13 @@
         <w:rPr>
           <w:lang w:val="cs-CZ"/>
         </w:rPr>
-        <w:t xml:space="preserve"> povinně implementuje </w:t>
+        <w:t xml:space="preserve"> </w:t>
+      </w:r>
+      <w:r>
+        <w:rPr>
+          <w:lang w:val="cs-CZ"/>
+        </w:rPr>
+        <w:t xml:space="preserve">vyžaduje implementaci </w:t>
       </w:r>
       <w:r>
         <w:rPr>
@@ -43850,7 +43665,29 @@
         <w:rPr>
           <w:lang w:val="cs-CZ"/>
         </w:rPr>
-        <w:t xml:space="preserve">. </w:t>
+        <w:t xml:space="preserve"> (což odpovídá traitu </w:t>
+      </w:r>
+      <w:r>
+        <w:rPr>
+          <w:rFonts w:ascii="Consolas" w:hAnsi="Consolas"/>
+          <w:sz w:val="20"/>
+          <w:szCs w:val="20"/>
+          <w:highlight w:val="lightGray"/>
+          <w:lang w:val="cs-CZ"/>
+        </w:rPr>
+        <w:t>Fn</w:t>
+      </w:r>
+      <w:r>
+        <w:rPr>
+          <w:lang w:val="cs-CZ"/>
+        </w:rPr>
+        <w:t>)</w:t>
+      </w:r>
+      <w:r>
+        <w:rPr>
+          <w:lang w:val="cs-CZ"/>
+        </w:rPr>
+        <w:t>.</w:t>
       </w:r>
     </w:p>
     <w:p>
@@ -43969,13 +43806,13 @@
     </w:p>
     <w:p>
       <w:pPr>
-        <w:pStyle w:val="Titulek"/>
+        <w:pStyle w:val="Caption"/>
         <w:jc w:val="both"/>
         <w:rPr>
           <w:lang w:val="cs-CZ"/>
         </w:rPr>
       </w:pPr>
-      <w:bookmarkStart w:id="107" w:name="_Toc224904970"/>
+      <w:bookmarkStart w:id="97" w:name="_Toc224904970"/>
       <w:r>
         <w:rPr>
           <w:lang w:val="cs-CZ"/>
@@ -44019,16 +43856,16 @@
         </w:rPr>
         <w:t>: Příklad syntaxe traitů Fn* a ukazatelů na funkce. Zdroj: vlastní</w:t>
       </w:r>
-      <w:bookmarkEnd w:id="107"/>
+      <w:bookmarkEnd w:id="97"/>
     </w:p>
     <w:p>
       <w:pPr>
-        <w:pStyle w:val="Nadpis3"/>
+        <w:pStyle w:val="Heading3"/>
         <w:rPr>
           <w:lang w:val="cs-CZ"/>
         </w:rPr>
       </w:pPr>
-      <w:bookmarkStart w:id="108" w:name="_Toc224904885"/>
+      <w:bookmarkStart w:id="98" w:name="_Toc224904885"/>
       <w:r>
         <w:rPr>
           <w:lang w:val="cs-CZ"/>
@@ -44041,7 +43878,7 @@
         </w:rPr>
         <w:t>.6 Moduly</w:t>
       </w:r>
-      <w:bookmarkEnd w:id="108"/>
+      <w:bookmarkEnd w:id="98"/>
     </w:p>
     <w:p>
       <w:pPr>
@@ -44395,12 +44232,12 @@
     </w:p>
     <w:p>
       <w:pPr>
-        <w:pStyle w:val="Nadpis1"/>
+        <w:pStyle w:val="Heading1"/>
         <w:rPr>
           <w:lang w:val="cs-CZ"/>
         </w:rPr>
       </w:pPr>
-      <w:bookmarkStart w:id="109" w:name="_Toc224904886"/>
+      <w:bookmarkStart w:id="99" w:name="_Toc224904886"/>
       <w:r>
         <w:rPr>
           <w:lang w:val="cs-CZ"/>
@@ -44408,23 +44245,23 @@
         <w:lastRenderedPageBreak/>
         <w:t>PRAKTICKÁ ČÁST</w:t>
       </w:r>
-      <w:bookmarkEnd w:id="109"/>
+      <w:bookmarkEnd w:id="99"/>
     </w:p>
     <w:p>
       <w:pPr>
-        <w:pStyle w:val="Nadpis2"/>
+        <w:pStyle w:val="Heading2"/>
         <w:rPr>
           <w:lang w:val="cs-CZ"/>
         </w:rPr>
       </w:pPr>
-      <w:bookmarkStart w:id="110" w:name="_Toc224904887"/>
+      <w:bookmarkStart w:id="100" w:name="_Toc224904887"/>
       <w:r>
         <w:rPr>
           <w:lang w:val="cs-CZ"/>
         </w:rPr>
         <w:t>1. Hardware</w:t>
       </w:r>
-      <w:bookmarkEnd w:id="110"/>
+      <w:bookmarkEnd w:id="100"/>
     </w:p>
     <w:p>
       <w:pPr>
@@ -44766,14 +44603,14 @@
     </w:p>
     <w:p>
       <w:pPr>
-        <w:pStyle w:val="Titulek"/>
+        <w:pStyle w:val="Caption"/>
         <w:jc w:val="both"/>
         <w:rPr>
           <w:noProof/>
           <w:lang w:val="cs-CZ"/>
         </w:rPr>
       </w:pPr>
-      <w:bookmarkStart w:id="111" w:name="_Toc224904971"/>
+      <w:bookmarkStart w:id="101" w:name="_Toc224904971"/>
       <w:r>
         <w:rPr>
           <w:lang w:val="cs-CZ"/>
@@ -44817,7 +44654,7 @@
         </w:rPr>
         <w:t>: Schéma zapojení hardwaru. Zdroj: vlastní, skrze schematický editor balíku KiCad</w:t>
       </w:r>
-      <w:bookmarkEnd w:id="111"/>
+      <w:bookmarkEnd w:id="101"/>
     </w:p>
     <w:p>
       <w:pPr>
@@ -44867,19 +44704,19 @@
     </w:p>
     <w:p>
       <w:pPr>
-        <w:pStyle w:val="Nadpis3"/>
+        <w:pStyle w:val="Heading3"/>
         <w:rPr>
           <w:lang w:val="cs-CZ"/>
         </w:rPr>
       </w:pPr>
-      <w:bookmarkStart w:id="112" w:name="_Toc224904888"/>
+      <w:bookmarkStart w:id="102" w:name="_Toc224904888"/>
       <w:r>
         <w:rPr>
           <w:lang w:val="cs-CZ"/>
         </w:rPr>
         <w:t>1.1 Napájení</w:t>
       </w:r>
-      <w:bookmarkEnd w:id="112"/>
+      <w:bookmarkEnd w:id="102"/>
     </w:p>
     <w:p>
       <w:pPr>
@@ -45115,19 +44952,19 @@
     </w:p>
     <w:p>
       <w:pPr>
-        <w:pStyle w:val="Nadpis2"/>
+        <w:pStyle w:val="Heading2"/>
         <w:rPr>
           <w:lang w:val="cs-CZ"/>
         </w:rPr>
       </w:pPr>
-      <w:bookmarkStart w:id="113" w:name="_Toc224904889"/>
+      <w:bookmarkStart w:id="103" w:name="_Toc224904889"/>
       <w:r>
         <w:rPr>
           <w:lang w:val="cs-CZ"/>
         </w:rPr>
         <w:t>2 Podpůrné nástroje</w:t>
       </w:r>
-      <w:bookmarkEnd w:id="113"/>
+      <w:bookmarkEnd w:id="103"/>
     </w:p>
     <w:p>
       <w:pPr>
@@ -45174,11 +45011,14 @@
         </w:rPr>
         <w:t xml:space="preserve">Pro start projektu byla použita </w:t>
       </w:r>
-      <w:commentRangeStart w:id="114"/>
+      <w:commentRangeStart w:id="104"/>
       <w:r>
         <w:fldChar w:fldCharType="begin"/>
       </w:r>
       <w:r>
+        <w:rPr>
+          <w:lang w:val="cs-CZ"/>
+        </w:rPr>
         <w:instrText>HYPERLINK "https://github.com/rp-rs/rp2040-project-template"</w:instrText>
       </w:r>
       <w:r>
@@ -45186,24 +45026,27 @@
       </w:r>
       <w:r>
         <w:rPr>
-          <w:rStyle w:val="Hypertextovodkaz"/>
+          <w:rStyle w:val="Hyperlink"/>
           <w:lang w:val="cs-CZ"/>
         </w:rPr>
         <w:t>oficiální šablona</w:t>
       </w:r>
       <w:r>
         <w:rPr>
-          <w:rStyle w:val="Hypertextovodkaz"/>
+          <w:rStyle w:val="Hyperlink"/>
           <w:lang w:val="cs-CZ"/>
         </w:rPr>
         <w:fldChar w:fldCharType="end"/>
       </w:r>
-      <w:commentRangeEnd w:id="114"/>
-      <w:r>
-        <w:rPr>
-          <w:rStyle w:val="Odkaznakoment"/>
-        </w:rPr>
-        <w:commentReference w:id="114"/>
+      <w:commentRangeEnd w:id="104"/>
+      <w:r>
+        <w:rPr>
+          <w:rStyle w:val="CommentReference"/>
+          <w:sz w:val="22"/>
+          <w:szCs w:val="24"/>
+          <w:lang w:val="cs-CZ"/>
+        </w:rPr>
+        <w:commentReference w:id="104"/>
       </w:r>
       <w:r>
         <w:rPr>
@@ -45220,19 +45063,19 @@
     </w:p>
     <w:p>
       <w:pPr>
-        <w:pStyle w:val="Nadpis3"/>
+        <w:pStyle w:val="Heading3"/>
         <w:rPr>
           <w:lang w:val="cs-CZ"/>
         </w:rPr>
       </w:pPr>
-      <w:bookmarkStart w:id="115" w:name="_Toc224904890"/>
+      <w:bookmarkStart w:id="105" w:name="_Toc224904890"/>
       <w:r>
         <w:rPr>
           <w:lang w:val="cs-CZ"/>
         </w:rPr>
         <w:t>2.1 Cargo</w:t>
       </w:r>
-      <w:bookmarkEnd w:id="115"/>
+      <w:bookmarkEnd w:id="105"/>
     </w:p>
     <w:p>
       <w:pPr>
@@ -45399,22 +45242,15 @@
         </w:rPr>
         <w:t xml:space="preserve">nástroj zvaný </w:t>
       </w:r>
-      <w:commentRangeStart w:id="116"/>
-      <w:r>
-        <w:rPr>
+      <w:r>
+        <w:rPr>
+          <w:rFonts w:ascii="Consolas" w:hAnsi="Consolas"/>
+          <w:sz w:val="20"/>
+          <w:szCs w:val="20"/>
+          <w:highlight w:val="lightGray"/>
           <w:lang w:val="cs-CZ"/>
         </w:rPr>
         <w:t>rustup</w:t>
-      </w:r>
-      <w:commentRangeEnd w:id="116"/>
-      <w:r>
-        <w:rPr>
-          <w:rStyle w:val="Odkaznakoment"/>
-          <w:sz w:val="22"/>
-          <w:szCs w:val="24"/>
-          <w:lang w:val="cs-CZ"/>
-        </w:rPr>
-        <w:commentReference w:id="116"/>
       </w:r>
       <w:r>
         <w:rPr>
@@ -45509,7 +45345,23 @@
         <w:rPr>
           <w:lang w:val="cs-CZ"/>
         </w:rPr>
-        <w:t>přečte konfigurační soubory a invokuje kompilátor jazyka Rust, rustc, se všemi potřebnými parametry</w:t>
+        <w:t xml:space="preserve">přečte konfigurační soubory a invokuje kompilátor jazyka Rust, </w:t>
+      </w:r>
+      <w:r>
+        <w:rPr>
+          <w:rFonts w:ascii="Consolas" w:hAnsi="Consolas"/>
+          <w:sz w:val="20"/>
+          <w:szCs w:val="20"/>
+          <w:highlight w:val="lightGray"/>
+          <w:lang w:val="cs-CZ"/>
+        </w:rPr>
+        <w:t>rustc</w:t>
+      </w:r>
+      <w:r>
+        <w:rPr>
+          <w:lang w:val="cs-CZ"/>
+        </w:rPr>
+        <w:t>, se všemi potřebnými parametry</w:t>
       </w:r>
       <w:r>
         <w:rPr>
@@ -45589,7 +45441,7 @@
       </w:r>
       <w:r>
         <w:rPr>
-          <w:rStyle w:val="Znakapoznpodarou"/>
+          <w:rStyle w:val="FootnoteReference"/>
           <w:lang w:val="cs-CZ"/>
         </w:rPr>
         <w:footnoteReference w:id="11"/>
@@ -45674,7 +45526,7 @@
       </w:r>
       <w:r>
         <w:rPr>
-          <w:rStyle w:val="Znakapoznpodarou"/>
+          <w:rStyle w:val="FootnoteReference"/>
           <w:lang w:val="cs-CZ"/>
         </w:rPr>
         <w:footnoteReference w:id="12"/>
@@ -45871,7 +45723,7 @@
       </w:r>
       <w:r>
         <w:rPr>
-          <w:rStyle w:val="Znakapoznpodarou"/>
+          <w:rStyle w:val="FootnoteReference"/>
           <w:lang w:val="cs-CZ"/>
         </w:rPr>
         <w:footnoteReference w:id="13"/>
@@ -45891,19 +45743,19 @@
     </w:p>
     <w:p>
       <w:pPr>
-        <w:pStyle w:val="Nadpis3"/>
+        <w:pStyle w:val="Heading3"/>
         <w:rPr>
           <w:lang w:val="cs-CZ"/>
         </w:rPr>
       </w:pPr>
-      <w:bookmarkStart w:id="117" w:name="_Toc224904891"/>
+      <w:bookmarkStart w:id="106" w:name="_Toc224904891"/>
       <w:r>
         <w:rPr>
           <w:lang w:val="cs-CZ"/>
         </w:rPr>
         <w:t>2.2 probe-rs</w:t>
       </w:r>
-      <w:bookmarkEnd w:id="117"/>
+      <w:bookmarkEnd w:id="106"/>
     </w:p>
     <w:p>
       <w:pPr>
@@ -46035,36 +45887,7 @@
         <w:rPr>
           <w:lang w:val="cs-CZ"/>
         </w:rPr>
-        <w:t>aby před nahráváním zkontroloval, jestli již čip neobsahuje shodnou verzi programu (což šetří omezenou životnost flash čipu, aby nebyl přepisován, když dvakrát za sebou spustíme program, aniž bychom ho upravili</w:t>
-      </w:r>
-      <w:commentRangeStart w:id="118"/>
-      <w:r>
-        <w:rPr>
-          <w:lang w:val="cs-CZ"/>
-        </w:rPr>
-        <w:t>,</w:t>
-      </w:r>
-      <w:r>
-        <w:rPr>
-          <w:lang w:val="cs-CZ"/>
-        </w:rPr>
-        <w:t>)</w:t>
-      </w:r>
-      <w:commentRangeEnd w:id="118"/>
-      <w:r>
-        <w:rPr>
-          <w:rStyle w:val="Odkaznakoment"/>
-          <w:sz w:val="22"/>
-          <w:szCs w:val="24"/>
-          <w:lang w:val="cs-CZ"/>
-        </w:rPr>
-        <w:commentReference w:id="118"/>
-      </w:r>
-      <w:r>
-        <w:rPr>
-          <w:lang w:val="cs-CZ"/>
-        </w:rPr>
-        <w:t xml:space="preserve"> a </w:t>
+        <w:t xml:space="preserve">aby před nahráváním zkontroloval, jestli již čip neobsahuje shodnou verzi programu (což šetří omezenou životnost flash čipu, aby nebyl přepisován, když dvakrát za sebou spustíme program, aniž bychom ho upravili) a </w:t>
       </w:r>
       <w:r>
         <w:rPr>
@@ -46333,19 +46156,19 @@
     </w:p>
     <w:p>
       <w:pPr>
-        <w:pStyle w:val="Nadpis3"/>
+        <w:pStyle w:val="Heading3"/>
         <w:rPr>
           <w:lang w:val="cs-CZ"/>
         </w:rPr>
       </w:pPr>
-      <w:bookmarkStart w:id="119" w:name="_Toc224904892"/>
+      <w:bookmarkStart w:id="107" w:name="_Toc224904892"/>
       <w:r>
         <w:rPr>
           <w:lang w:val="cs-CZ"/>
         </w:rPr>
         <w:t>2.3 Linker</w:t>
       </w:r>
-      <w:bookmarkEnd w:id="119"/>
+      <w:bookmarkEnd w:id="107"/>
     </w:p>
     <w:p>
       <w:pPr>
@@ -46376,35 +46199,6 @@
         </w:rPr>
         <w:t xml:space="preserve"> nakonfigurovaný </w:t>
       </w:r>
-      <w:commentRangeStart w:id="120"/>
-      <w:r>
-        <w:rPr>
-          <w:lang w:val="cs-CZ"/>
-        </w:rPr>
-        <w:t>flip-link</w:t>
-      </w:r>
-      <w:commentRangeEnd w:id="120"/>
-      <w:r>
-        <w:rPr>
-          <w:rStyle w:val="Odkaznakoment"/>
-          <w:sz w:val="22"/>
-          <w:szCs w:val="24"/>
-          <w:lang w:val="cs-CZ"/>
-        </w:rPr>
-        <w:commentReference w:id="120"/>
-      </w:r>
-      <w:r>
-        <w:rPr>
-          <w:lang w:val="cs-CZ"/>
-        </w:rPr>
-        <w:t xml:space="preserve">, </w:t>
-      </w:r>
-      <w:r>
-        <w:rPr>
-          <w:lang w:val="cs-CZ"/>
-        </w:rPr>
-        <w:t xml:space="preserve">který je potřeba nainstalovat jako samostatnou utilitu příkazem </w:t>
-      </w:r>
       <w:r>
         <w:rPr>
           <w:rFonts w:ascii="Consolas" w:hAnsi="Consolas"/>
@@ -46413,6 +46207,28 @@
           <w:highlight w:val="lightGray"/>
           <w:lang w:val="cs-CZ"/>
         </w:rPr>
+        <w:t>flip-link</w:t>
+      </w:r>
+      <w:r>
+        <w:rPr>
+          <w:lang w:val="cs-CZ"/>
+        </w:rPr>
+        <w:t xml:space="preserve">, </w:t>
+      </w:r>
+      <w:r>
+        <w:rPr>
+          <w:lang w:val="cs-CZ"/>
+        </w:rPr>
+        <w:t xml:space="preserve">který je potřeba nainstalovat jako samostatnou utilitu příkazem </w:t>
+      </w:r>
+      <w:r>
+        <w:rPr>
+          <w:rFonts w:ascii="Consolas" w:hAnsi="Consolas"/>
+          <w:sz w:val="20"/>
+          <w:szCs w:val="20"/>
+          <w:highlight w:val="lightGray"/>
+          <w:lang w:val="cs-CZ"/>
+        </w:rPr>
         <w:t>cargo install flip-link</w:t>
       </w:r>
       <w:r>
@@ -46443,13 +46259,13 @@
         <w:rPr>
           <w:lang w:val="cs-CZ"/>
         </w:rPr>
-        <w:t xml:space="preserve"> Na zásobník volání, popsaný detailněji </w:t>
-      </w:r>
-      <w:r>
-        <w:rPr>
-          <w:lang w:val="cs-CZ"/>
-        </w:rPr>
-        <w:t xml:space="preserve">výše </w:t>
+        <w:t xml:space="preserve"> Na zásobník volání, popsaný detailněji</w:t>
+      </w:r>
+      <w:r>
+        <w:rPr>
+          <w:lang w:val="cs-CZ"/>
+        </w:rPr>
+        <w:t xml:space="preserve"> </w:t>
       </w:r>
       <w:r>
         <w:rPr>
@@ -46467,7 +46283,19 @@
         <w:rPr>
           <w:lang w:val="cs-CZ"/>
         </w:rPr>
-        <w:t>.1, je totiž ukládána většina proměnných, ale paměť RAM není neomezená</w:t>
+        <w:t>.1</w:t>
+      </w:r>
+      <w:r>
+        <w:rPr>
+          <w:lang w:val="cs-CZ"/>
+        </w:rPr>
+        <w:t xml:space="preserve"> v teoretické části</w:t>
+      </w:r>
+      <w:r>
+        <w:rPr>
+          <w:lang w:val="cs-CZ"/>
+        </w:rPr>
+        <w:t>, je totiž ukládána většina proměnných, ale paměť RAM není neomezená</w:t>
       </w:r>
       <w:r>
         <w:rPr>
@@ -46567,7 +46395,7 @@
       </w:r>
       <w:r>
         <w:rPr>
-          <w:rStyle w:val="Znakapoznpodarou"/>
+          <w:rStyle w:val="FootnoteReference"/>
           <w:lang w:val="cs-CZ"/>
         </w:rPr>
         <w:footnoteReference w:id="14"/>
@@ -46820,13 +46648,13 @@
     </w:p>
     <w:p>
       <w:pPr>
-        <w:pStyle w:val="Titulek"/>
+        <w:pStyle w:val="Caption"/>
         <w:jc w:val="both"/>
         <w:rPr>
           <w:lang w:val="cs-CZ"/>
         </w:rPr>
       </w:pPr>
-      <w:bookmarkStart w:id="121" w:name="_Toc224904972"/>
+      <w:bookmarkStart w:id="108" w:name="_Toc224904972"/>
       <w:r>
         <w:rPr>
           <w:lang w:val="cs-CZ"/>
@@ -46873,12 +46701,12 @@
       <w:hyperlink r:id="rId74" w:history="1">
         <w:r>
           <w:rPr>
-            <w:rStyle w:val="Hypertextovodkaz"/>
+            <w:rStyle w:val="Hyperlink"/>
             <w:lang w:val="cs-CZ"/>
           </w:rPr>
           <w:t>https://github.com/knurling-rs/flip-link/raw/main/assets/overflow.svg</w:t>
         </w:r>
-        <w:bookmarkEnd w:id="121"/>
+        <w:bookmarkEnd w:id="108"/>
       </w:hyperlink>
     </w:p>
     <w:p>
@@ -46946,12 +46774,12 @@
     </w:p>
     <w:p>
       <w:pPr>
-        <w:pStyle w:val="Titulek"/>
+        <w:pStyle w:val="Caption"/>
         <w:rPr>
           <w:lang w:val="cs-CZ"/>
         </w:rPr>
       </w:pPr>
-      <w:bookmarkStart w:id="122" w:name="_Toc224904973"/>
+      <w:bookmarkStart w:id="109" w:name="_Toc224904973"/>
       <w:r>
         <w:rPr>
           <w:lang w:val="cs-CZ"/>
@@ -46998,12 +46826,12 @@
       <w:hyperlink r:id="rId77" w:history="1">
         <w:r>
           <w:rPr>
-            <w:rStyle w:val="Hypertextovodkaz"/>
+            <w:rStyle w:val="Hyperlink"/>
             <w:lang w:val="cs-CZ"/>
           </w:rPr>
           <w:t>https://github.com/knurling-rs/flip-link/raw/main/assets/flipped.svg</w:t>
         </w:r>
-        <w:bookmarkEnd w:id="122"/>
+        <w:bookmarkEnd w:id="109"/>
       </w:hyperlink>
     </w:p>
     <w:p>
@@ -47360,13 +47188,13 @@
     </w:p>
     <w:p>
       <w:pPr>
-        <w:pStyle w:val="Titulek"/>
+        <w:pStyle w:val="Caption"/>
         <w:jc w:val="both"/>
         <w:rPr>
           <w:lang w:val="cs-CZ"/>
         </w:rPr>
       </w:pPr>
-      <w:bookmarkStart w:id="123" w:name="_Toc224904974"/>
+      <w:bookmarkStart w:id="110" w:name="_Toc224904974"/>
       <w:r>
         <w:rPr>
           <w:lang w:val="cs-CZ"/>
@@ -47410,23 +47238,23 @@
         </w:rPr>
         <w:t>: Rozložení paměti, se značkami adres popsaných v datasheetu. Zdroj: vlastní</w:t>
       </w:r>
-      <w:bookmarkEnd w:id="123"/>
+      <w:bookmarkEnd w:id="110"/>
     </w:p>
     <w:p>
       <w:pPr>
-        <w:pStyle w:val="Nadpis3"/>
+        <w:pStyle w:val="Heading3"/>
         <w:rPr>
           <w:lang w:val="cs-CZ"/>
         </w:rPr>
       </w:pPr>
-      <w:bookmarkStart w:id="124" w:name="_Toc224904893"/>
+      <w:bookmarkStart w:id="111" w:name="_Toc224904893"/>
       <w:r>
         <w:rPr>
           <w:lang w:val="cs-CZ"/>
         </w:rPr>
         <w:t>2.4 Ostatní soubory</w:t>
       </w:r>
-      <w:bookmarkEnd w:id="124"/>
+      <w:bookmarkEnd w:id="111"/>
     </w:p>
     <w:p>
       <w:pPr>
@@ -47803,35 +47631,35 @@
     </w:p>
     <w:p>
       <w:pPr>
-        <w:pStyle w:val="Nadpis2"/>
+        <w:pStyle w:val="Heading2"/>
         <w:rPr>
           <w:lang w:val="cs-CZ"/>
         </w:rPr>
       </w:pPr>
-      <w:bookmarkStart w:id="125" w:name="_Toc224904894"/>
+      <w:bookmarkStart w:id="112" w:name="_Toc224904894"/>
       <w:r>
         <w:rPr>
           <w:lang w:val="cs-CZ"/>
         </w:rPr>
         <w:t>3 Knihovny</w:t>
       </w:r>
-      <w:bookmarkEnd w:id="125"/>
+      <w:bookmarkEnd w:id="112"/>
     </w:p>
     <w:p>
       <w:pPr>
-        <w:pStyle w:val="Nadpis3"/>
+        <w:pStyle w:val="Heading3"/>
         <w:rPr>
           <w:lang w:val="cs-CZ"/>
         </w:rPr>
       </w:pPr>
-      <w:bookmarkStart w:id="126" w:name="_Toc224904895"/>
+      <w:bookmarkStart w:id="113" w:name="_Toc224904895"/>
       <w:r>
         <w:rPr>
           <w:lang w:val="cs-CZ"/>
         </w:rPr>
         <w:t>3.1 HAL</w:t>
       </w:r>
-      <w:bookmarkEnd w:id="126"/>
+      <w:bookmarkEnd w:id="113"/>
     </w:p>
     <w:p>
       <w:pPr>
@@ -48275,20 +48103,18 @@
     </w:p>
     <w:p>
       <w:pPr>
-        <w:pStyle w:val="Nadpis3"/>
+        <w:pStyle w:val="Heading3"/>
         <w:rPr>
           <w:lang w:val="cs-CZ"/>
         </w:rPr>
       </w:pPr>
-      <w:bookmarkStart w:id="127" w:name="_Toc224904896"/>
+      <w:bookmarkStart w:id="114" w:name="_Toc224904896"/>
       <w:r>
         <w:rPr>
           <w:lang w:val="cs-CZ"/>
         </w:rPr>
         <w:t xml:space="preserve">3.2 </w:t>
       </w:r>
-      <w:commentRangeStart w:id="128"/>
-      <w:commentRangeStart w:id="129"/>
       <w:r>
         <w:rPr>
           <w:lang w:val="cs-CZ"/>
@@ -48301,27 +48127,7 @@
         </w:rPr>
         <w:t>efmt</w:t>
       </w:r>
-      <w:commentRangeEnd w:id="128"/>
-      <w:r>
-        <w:rPr>
-          <w:rStyle w:val="Odkaznakoment"/>
-          <w:sz w:val="28"/>
-          <w:szCs w:val="28"/>
-          <w:lang w:val="cs-CZ"/>
-        </w:rPr>
-        <w:commentReference w:id="128"/>
-      </w:r>
-      <w:commentRangeEnd w:id="129"/>
-      <w:r>
-        <w:rPr>
-          <w:rStyle w:val="Odkaznakoment"/>
-          <w:sz w:val="28"/>
-          <w:szCs w:val="28"/>
-          <w:lang w:val="cs-CZ"/>
-        </w:rPr>
-        <w:commentReference w:id="129"/>
-      </w:r>
-      <w:bookmarkEnd w:id="127"/>
+      <w:bookmarkEnd w:id="114"/>
     </w:p>
     <w:p>
       <w:pPr>
@@ -48656,19 +48462,19 @@
     </w:p>
     <w:p>
       <w:pPr>
-        <w:pStyle w:val="Nadpis3"/>
+        <w:pStyle w:val="Heading3"/>
         <w:rPr>
           <w:lang w:val="cs-CZ"/>
         </w:rPr>
       </w:pPr>
-      <w:bookmarkStart w:id="130" w:name="_Toc224904897"/>
+      <w:bookmarkStart w:id="115" w:name="_Toc224904897"/>
       <w:r>
         <w:rPr>
           <w:lang w:val="cs-CZ"/>
         </w:rPr>
         <w:t>3.3 Grafika</w:t>
       </w:r>
-      <w:bookmarkEnd w:id="130"/>
+      <w:bookmarkEnd w:id="115"/>
     </w:p>
     <w:p>
       <w:pPr>
@@ -48840,30 +48646,7 @@
         <w:rPr>
           <w:lang w:val="cs-CZ"/>
         </w:rPr>
-        <w:t xml:space="preserve">Naše </w:t>
-      </w:r>
-      <w:commentRangeStart w:id="131"/>
-      <w:r>
-        <w:rPr>
-          <w:lang w:val="cs-CZ"/>
-        </w:rPr>
-        <w:t>grafická vrstva</w:t>
-      </w:r>
-      <w:commentRangeEnd w:id="131"/>
-      <w:r>
-        <w:rPr>
-          <w:rStyle w:val="Odkaznakoment"/>
-          <w:sz w:val="22"/>
-          <w:szCs w:val="24"/>
-          <w:lang w:val="cs-CZ"/>
-        </w:rPr>
-        <w:commentReference w:id="131"/>
-      </w:r>
-      <w:r>
-        <w:rPr>
-          <w:lang w:val="cs-CZ"/>
-        </w:rPr>
-        <w:t xml:space="preserve"> </w:t>
+        <w:t xml:space="preserve">Naše grafická vrstva </w:t>
       </w:r>
       <w:r>
         <w:rPr>
@@ -48992,12 +48775,12 @@
     </w:p>
     <w:p>
       <w:pPr>
-        <w:pStyle w:val="Nadpis3"/>
+        <w:pStyle w:val="Heading3"/>
         <w:rPr>
           <w:lang w:val="cs-CZ"/>
         </w:rPr>
       </w:pPr>
-      <w:bookmarkStart w:id="132" w:name="_Toc224904898"/>
+      <w:bookmarkStart w:id="116" w:name="_Toc224904898"/>
       <w:r>
         <w:rPr>
           <w:lang w:val="cs-CZ"/>
@@ -49010,7 +48793,7 @@
         </w:rPr>
         <w:t xml:space="preserve"> Ostatní</w:t>
       </w:r>
-      <w:bookmarkEnd w:id="132"/>
+      <w:bookmarkEnd w:id="116"/>
     </w:p>
     <w:p>
       <w:pPr>
@@ -49241,12 +49024,12 @@
     </w:p>
     <w:p>
       <w:pPr>
-        <w:pStyle w:val="Nadpis2"/>
+        <w:pStyle w:val="Heading2"/>
         <w:rPr>
           <w:lang w:val="cs-CZ"/>
         </w:rPr>
       </w:pPr>
-      <w:bookmarkStart w:id="133" w:name="_Toc224904899"/>
+      <w:bookmarkStart w:id="117" w:name="_Toc224904899"/>
       <w:r>
         <w:rPr>
           <w:lang w:val="cs-CZ"/>
@@ -49259,7 +49042,7 @@
         </w:rPr>
         <w:t xml:space="preserve"> Aplikační kód</w:t>
       </w:r>
-      <w:bookmarkEnd w:id="133"/>
+      <w:bookmarkEnd w:id="117"/>
     </w:p>
     <w:p>
       <w:pPr>
@@ -49315,12 +49098,12 @@
     </w:p>
     <w:p>
       <w:pPr>
-        <w:pStyle w:val="Nadpis3"/>
+        <w:pStyle w:val="Heading3"/>
         <w:rPr>
           <w:lang w:val="cs-CZ"/>
         </w:rPr>
       </w:pPr>
-      <w:bookmarkStart w:id="134" w:name="_Toc224904900"/>
+      <w:bookmarkStart w:id="118" w:name="_Toc224904900"/>
       <w:r>
         <w:rPr>
           <w:lang w:val="cs-CZ"/>
@@ -49333,23 +49116,23 @@
         </w:rPr>
         <w:t>main.rs</w:t>
       </w:r>
-      <w:bookmarkEnd w:id="134"/>
+      <w:bookmarkEnd w:id="118"/>
     </w:p>
     <w:p>
       <w:pPr>
-        <w:pStyle w:val="Nadpis4"/>
+        <w:pStyle w:val="Heading4"/>
         <w:rPr>
           <w:lang w:val="cs-CZ"/>
         </w:rPr>
       </w:pPr>
-      <w:bookmarkStart w:id="135" w:name="_Toc224904901"/>
+      <w:bookmarkStart w:id="119" w:name="_Toc224904901"/>
       <w:r>
         <w:rPr>
           <w:lang w:val="cs-CZ"/>
         </w:rPr>
         <w:t>4.1.1 Okolní deklarace</w:t>
       </w:r>
-      <w:bookmarkEnd w:id="135"/>
+      <w:bookmarkEnd w:id="119"/>
     </w:p>
     <w:p>
       <w:pPr>
@@ -50122,47 +49905,66 @@
         <w:rPr>
           <w:lang w:val="cs-CZ"/>
         </w:rPr>
-        <w:t xml:space="preserve"> pouze říká, aby byl obsah funkce vložen přímo do kódu, a aby nebyla funkce zavolána jako bězná funkce (= aby ji kompilátor tzv. inlinoval), což </w:t>
-      </w:r>
-      <w:commentRangeStart w:id="136"/>
-      <w:r>
-        <w:rPr>
-          <w:lang w:val="cs-CZ"/>
-        </w:rPr>
-        <w:t>(nepatrně)</w:t>
-      </w:r>
-      <w:commentRangeEnd w:id="136"/>
-      <w:r>
-        <w:rPr>
-          <w:rStyle w:val="Odkaznakoment"/>
-          <w:sz w:val="22"/>
-          <w:szCs w:val="24"/>
-          <w:lang w:val="cs-CZ"/>
-        </w:rPr>
-        <w:commentReference w:id="136"/>
-      </w:r>
-      <w:r>
-        <w:rPr>
-          <w:lang w:val="cs-CZ"/>
-        </w:rPr>
-        <w:t xml:space="preserve"> snižuje latenci při pokusu o čtení času.</w:t>
+        <w:t xml:space="preserve"> pouze říká, aby byl obsah funkce vložen přímo do kódu</w:t>
+      </w:r>
+      <w:r>
+        <w:rPr>
+          <w:lang w:val="cs-CZ"/>
+        </w:rPr>
+        <w:t>, kde je funkce volána</w:t>
+      </w:r>
+      <w:r>
+        <w:rPr>
+          <w:lang w:val="cs-CZ"/>
+        </w:rPr>
+        <w:t>, a aby nebyla zavolána jako bě</w:t>
+      </w:r>
+      <w:r>
+        <w:rPr>
+          <w:lang w:val="cs-CZ"/>
+        </w:rPr>
+        <w:t>ž</w:t>
+      </w:r>
+      <w:r>
+        <w:rPr>
+          <w:lang w:val="cs-CZ"/>
+        </w:rPr>
+        <w:t>ná funkce (= aby ji kompilátor tzv. inlinoval), což snižuje latenci při pokusu o čtení času</w:t>
+      </w:r>
+      <w:r>
+        <w:rPr>
+          <w:lang w:val="cs-CZ"/>
+        </w:rPr>
+        <w:t>, protože není třeba podstupovat všechny procedury při volání funkcí (jako uložení návratové adresy na zásobník volání</w:t>
+      </w:r>
+      <w:r>
+        <w:rPr>
+          <w:lang w:val="cs-CZ"/>
+        </w:rPr>
+        <w:t>, aby procesor po konci funkce věděl, kam se má vrátit vykonávat instrukce</w:t>
+      </w:r>
+      <w:r>
+        <w:rPr>
+          <w:lang w:val="cs-CZ"/>
+        </w:rPr>
+        <w:t>).</w:t>
       </w:r>
     </w:p>
     <w:p>
       <w:pPr>
-        <w:pStyle w:val="Nadpis4"/>
+        <w:pStyle w:val="Heading4"/>
         <w:rPr>
           <w:lang w:val="cs-CZ"/>
         </w:rPr>
       </w:pPr>
-      <w:bookmarkStart w:id="137" w:name="_Toc224904902"/>
+      <w:bookmarkStart w:id="120" w:name="_Toc224904902"/>
       <w:r>
         <w:rPr>
           <w:lang w:val="cs-CZ"/>
         </w:rPr>
         <w:t>4.1.2 Inicializace</w:t>
       </w:r>
-      <w:bookmarkEnd w:id="137"/>
+      <w:bookmarkEnd w:id="120"/>
     </w:p>
     <w:p>
       <w:pPr>
@@ -50541,19 +50343,19 @@
     </w:p>
     <w:p>
       <w:pPr>
-        <w:pStyle w:val="Nadpis4"/>
+        <w:pStyle w:val="Heading4"/>
         <w:rPr>
           <w:lang w:val="cs-CZ"/>
         </w:rPr>
       </w:pPr>
-      <w:bookmarkStart w:id="138" w:name="_Toc224904903"/>
+      <w:bookmarkStart w:id="121" w:name="_Toc224904903"/>
       <w:r>
         <w:rPr>
           <w:lang w:val="cs-CZ"/>
         </w:rPr>
         <w:t>4.1.3 Hlavní smyčka</w:t>
       </w:r>
-      <w:bookmarkEnd w:id="138"/>
+      <w:bookmarkEnd w:id="121"/>
     </w:p>
     <w:p>
       <w:pPr>
@@ -51010,12 +50812,12 @@
     </w:p>
     <w:p>
       <w:pPr>
-        <w:pStyle w:val="Nadpis4"/>
+        <w:pStyle w:val="Heading4"/>
         <w:rPr>
           <w:lang w:val="cs-CZ"/>
         </w:rPr>
       </w:pPr>
-      <w:bookmarkStart w:id="139" w:name="_Toc224904904"/>
+      <w:bookmarkStart w:id="122" w:name="_Toc224904904"/>
       <w:r>
         <w:rPr>
           <w:lang w:val="cs-CZ"/>
@@ -51046,7 +50848,7 @@
         </w:rPr>
         <w:t>()</w:t>
       </w:r>
-      <w:bookmarkEnd w:id="139"/>
+      <w:bookmarkEnd w:id="122"/>
     </w:p>
     <w:p>
       <w:pPr>
@@ -51146,12 +50948,12 @@
     </w:p>
     <w:p>
       <w:pPr>
-        <w:pStyle w:val="Nadpis4"/>
+        <w:pStyle w:val="Heading4"/>
         <w:rPr>
           <w:lang w:val="cs-CZ"/>
         </w:rPr>
       </w:pPr>
-      <w:bookmarkStart w:id="140" w:name="_Toc224904905"/>
+      <w:bookmarkStart w:id="123" w:name="_Toc224904905"/>
       <w:r>
         <w:rPr>
           <w:lang w:val="cs-CZ"/>
@@ -51170,7 +50972,7 @@
         </w:rPr>
         <w:t>()</w:t>
       </w:r>
-      <w:bookmarkEnd w:id="140"/>
+      <w:bookmarkEnd w:id="123"/>
     </w:p>
     <w:p>
       <w:pPr>
@@ -51262,12 +51064,12 @@
     </w:p>
     <w:p>
       <w:pPr>
-        <w:pStyle w:val="Nadpis3"/>
+        <w:pStyle w:val="Heading3"/>
         <w:rPr>
           <w:lang w:val="cs-CZ"/>
         </w:rPr>
       </w:pPr>
-      <w:bookmarkStart w:id="141" w:name="_Toc224904906"/>
+      <w:bookmarkStart w:id="124" w:name="_Toc224904906"/>
       <w:r>
         <w:rPr>
           <w:lang w:val="cs-CZ"/>
@@ -51281,7 +51083,7 @@
         </w:rPr>
         <w:t>command_mode.rs</w:t>
       </w:r>
-      <w:bookmarkEnd w:id="141"/>
+      <w:bookmarkEnd w:id="124"/>
     </w:p>
     <w:p>
       <w:pPr>
@@ -52350,12 +52152,12 @@
     </w:p>
     <w:p>
       <w:pPr>
-        <w:pStyle w:val="Nadpis3"/>
+        <w:pStyle w:val="Heading3"/>
         <w:rPr>
           <w:lang w:val="cs-CZ"/>
         </w:rPr>
       </w:pPr>
-      <w:bookmarkStart w:id="142" w:name="_Toc224904907"/>
+      <w:bookmarkStart w:id="125" w:name="_Toc224904907"/>
       <w:r>
         <w:rPr>
           <w:lang w:val="cs-CZ"/>
@@ -52368,7 +52170,7 @@
         </w:rPr>
         <w:t>custom_error.rs</w:t>
       </w:r>
-      <w:bookmarkEnd w:id="142"/>
+      <w:bookmarkEnd w:id="125"/>
     </w:p>
     <w:p>
       <w:pPr>
@@ -52511,7 +52313,6 @@
         </w:rPr>
         <w:t xml:space="preserve">nám umožňuje navracet chyby pomocí </w:t>
       </w:r>
-      <w:commentRangeStart w:id="143"/>
       <w:r>
         <w:rPr>
           <w:rFonts w:ascii="Consolas" w:hAnsi="Consolas"/>
@@ -52526,22 +52327,6 @@
         <w:rPr>
           <w:lang w:val="cs-CZ"/>
         </w:rPr>
-        <w:t>-ů</w:t>
-      </w:r>
-      <w:commentRangeEnd w:id="143"/>
-      <w:r>
-        <w:rPr>
-          <w:rStyle w:val="Odkaznakoment"/>
-          <w:sz w:val="22"/>
-          <w:szCs w:val="24"/>
-          <w:lang w:val="cs-CZ"/>
-        </w:rPr>
-        <w:commentReference w:id="143"/>
-      </w:r>
-      <w:r>
-        <w:rPr>
-          <w:lang w:val="cs-CZ"/>
-        </w:rPr>
         <w:t xml:space="preserve"> a </w:t>
       </w:r>
       <w:r>
@@ -52558,7 +52343,7 @@
         <w:rPr>
           <w:lang w:val="cs-CZ"/>
         </w:rPr>
-        <w:t xml:space="preserve">-ů, ale </w:t>
+        <w:t xml:space="preserve">, ale </w:t>
       </w:r>
       <w:r>
         <w:rPr>
@@ -52628,7 +52413,7 @@
       </w:r>
       <w:r>
         <w:rPr>
-          <w:rStyle w:val="Znakapoznpodarou"/>
+          <w:rStyle w:val="FootnoteReference"/>
           <w:lang w:val="cs-CZ"/>
         </w:rPr>
         <w:footnoteReference w:id="15"/>
@@ -52904,12 +52689,12 @@
     </w:p>
     <w:p>
       <w:pPr>
-        <w:pStyle w:val="Nadpis3"/>
+        <w:pStyle w:val="Heading3"/>
         <w:rPr>
           <w:lang w:val="cs-CZ"/>
         </w:rPr>
       </w:pPr>
-      <w:bookmarkStart w:id="144" w:name="_Toc224904908"/>
+      <w:bookmarkStart w:id="126" w:name="_Toc224904908"/>
       <w:r>
         <w:rPr>
           <w:lang w:val="cs-CZ"/>
@@ -52923,7 +52708,7 @@
         </w:rPr>
         <w:t>decfix.rs</w:t>
       </w:r>
-      <w:bookmarkEnd w:id="144"/>
+      <w:bookmarkEnd w:id="126"/>
     </w:p>
     <w:p>
       <w:pPr>
@@ -53551,63 +53336,7 @@
               <w:rFonts w:ascii="Cambria Math" w:eastAsiaTheme="minorEastAsia" w:hAnsi="Cambria Math"/>
               <w:lang w:val="cs-CZ"/>
             </w:rPr>
-            <m:t>-9 223 372 036,854 775</m:t>
-          </m:r>
-          <m:r>
-            <w:rPr>
-              <w:rFonts w:ascii="Cambria Math" w:eastAsiaTheme="minorEastAsia" w:hAnsi="Cambria Math"/>
-              <w:lang w:val="cs-CZ"/>
-            </w:rPr>
-            <m:t> </m:t>
-          </m:r>
-          <m:r>
-            <w:rPr>
-              <w:rFonts w:ascii="Cambria Math" w:eastAsiaTheme="minorEastAsia" w:hAnsi="Cambria Math"/>
-              <w:lang w:val="cs-CZ"/>
-            </w:rPr>
-            <m:t>808</m:t>
-          </m:r>
-          <m:r>
-            <w:rPr>
-              <w:rFonts w:ascii="Cambria Math" w:eastAsiaTheme="minorEastAsia" w:hAnsi="Cambria Math"/>
-              <w:lang w:val="cs-CZ"/>
-            </w:rPr>
-            <m:t>≤x≤</m:t>
-          </m:r>
-          <m:r>
-            <w:rPr>
-              <w:rFonts w:ascii="Cambria Math" w:eastAsiaTheme="minorEastAsia" w:hAnsi="Cambria Math"/>
-              <w:lang w:val="cs-CZ"/>
-            </w:rPr>
-            <m:t>9 223 372 036,854</m:t>
-          </m:r>
-          <m:r>
-            <w:rPr>
-              <w:rFonts w:ascii="Cambria Math" w:eastAsiaTheme="minorEastAsia" w:hAnsi="Cambria Math"/>
-              <w:lang w:val="cs-CZ"/>
-            </w:rPr>
-            <m:t xml:space="preserve"> </m:t>
-          </m:r>
-          <m:r>
-            <w:rPr>
-              <w:rFonts w:ascii="Cambria Math" w:eastAsiaTheme="minorEastAsia" w:hAnsi="Cambria Math"/>
-              <w:lang w:val="cs-CZ"/>
-            </w:rPr>
-            <m:t>775</m:t>
-          </m:r>
-          <m:r>
-            <w:rPr>
-              <w:rFonts w:ascii="Cambria Math" w:eastAsiaTheme="minorEastAsia" w:hAnsi="Cambria Math"/>
-              <w:lang w:val="cs-CZ"/>
-            </w:rPr>
-            <m:t xml:space="preserve"> </m:t>
-          </m:r>
-          <m:r>
-            <w:rPr>
-              <w:rFonts w:ascii="Cambria Math" w:eastAsiaTheme="minorEastAsia" w:hAnsi="Cambria Math"/>
-              <w:lang w:val="cs-CZ"/>
-            </w:rPr>
-            <m:t>807</m:t>
+            <m:t>-9 223 372 036,854 775 808≤x≤9 223 372 036,854 775 807</m:t>
           </m:r>
         </m:oMath>
       </m:oMathPara>
@@ -54838,12 +54567,12 @@
     </w:p>
     <w:p>
       <w:pPr>
-        <w:pStyle w:val="Nadpis3"/>
+        <w:pStyle w:val="Heading3"/>
         <w:rPr>
           <w:lang w:val="cs-CZ"/>
         </w:rPr>
       </w:pPr>
-      <w:bookmarkStart w:id="145" w:name="_Toc224904909"/>
+      <w:bookmarkStart w:id="127" w:name="_Toc224904909"/>
       <w:r>
         <w:rPr>
           <w:lang w:val="cs-CZ"/>
@@ -54856,7 +54585,7 @@
         </w:rPr>
         <w:t>stack.rs</w:t>
       </w:r>
-      <w:bookmarkEnd w:id="145"/>
+      <w:bookmarkEnd w:id="127"/>
     </w:p>
     <w:p>
       <w:pPr>
@@ -55852,30 +55581,7 @@
         <w:rPr>
           <w:lang w:val="cs-CZ"/>
         </w:rPr>
-        <w:t xml:space="preserve"> se dotáže na délku </w:t>
-      </w:r>
-      <w:commentRangeStart w:id="146"/>
-      <w:r>
-        <w:rPr>
-          <w:lang w:val="cs-CZ"/>
-        </w:rPr>
-        <w:t>(nebo výšku?)</w:t>
-      </w:r>
-      <w:commentRangeEnd w:id="146"/>
-      <w:r>
-        <w:rPr>
-          <w:rStyle w:val="Odkaznakoment"/>
-          <w:sz w:val="22"/>
-          <w:szCs w:val="24"/>
-          <w:lang w:val="cs-CZ"/>
-        </w:rPr>
-        <w:commentReference w:id="146"/>
-      </w:r>
-      <w:r>
-        <w:rPr>
-          <w:lang w:val="cs-CZ"/>
-        </w:rPr>
-        <w:t xml:space="preserve"> zásobníku, a metoda </w:t>
+        <w:t xml:space="preserve"> se dotáže na délku zásobníku, a metoda </w:t>
       </w:r>
       <w:r>
         <w:rPr>
@@ -56024,12 +55730,12 @@
     </w:p>
     <w:p>
       <w:pPr>
-        <w:pStyle w:val="Nadpis3"/>
+        <w:pStyle w:val="Heading3"/>
         <w:rPr>
           <w:lang w:val="cs-CZ"/>
         </w:rPr>
       </w:pPr>
-      <w:bookmarkStart w:id="147" w:name="_Toc224904910"/>
+      <w:bookmarkStart w:id="128" w:name="_Toc224904910"/>
       <w:r>
         <w:rPr>
           <w:lang w:val="cs-CZ"/>
@@ -56042,7 +55748,7 @@
         </w:rPr>
         <w:t>textbox.rs</w:t>
       </w:r>
-      <w:bookmarkEnd w:id="147"/>
+      <w:bookmarkEnd w:id="128"/>
     </w:p>
     <w:p>
       <w:pPr>
@@ -56941,12 +56647,12 @@
     </w:p>
     <w:p>
       <w:pPr>
-        <w:pStyle w:val="Nadpis3"/>
+        <w:pStyle w:val="Heading3"/>
         <w:rPr>
           <w:lang w:val="cs-CZ"/>
         </w:rPr>
       </w:pPr>
-      <w:bookmarkStart w:id="148" w:name="_Toc224904911"/>
+      <w:bookmarkStart w:id="129" w:name="_Toc224904911"/>
       <w:r>
         <w:rPr>
           <w:lang w:val="cs-CZ"/>
@@ -56959,7 +56665,7 @@
         </w:rPr>
         <w:t>Další soubory</w:t>
       </w:r>
-      <w:bookmarkEnd w:id="148"/>
+      <w:bookmarkEnd w:id="129"/>
     </w:p>
     <w:p>
       <w:pPr>
@@ -57007,12 +56713,12 @@
     </w:p>
     <w:p>
       <w:pPr>
-        <w:pStyle w:val="Nadpis1"/>
+        <w:pStyle w:val="Heading1"/>
         <w:rPr>
           <w:lang w:val="cs-CZ"/>
         </w:rPr>
       </w:pPr>
-      <w:bookmarkStart w:id="149" w:name="_Toc224904912"/>
+      <w:bookmarkStart w:id="130" w:name="_Toc224904912"/>
       <w:r>
         <w:rPr>
           <w:lang w:val="cs-CZ"/>
@@ -57020,7 +56726,7 @@
         <w:lastRenderedPageBreak/>
         <w:t>ZÁVĚR</w:t>
       </w:r>
-      <w:bookmarkEnd w:id="149"/>
+      <w:bookmarkEnd w:id="130"/>
     </w:p>
     <w:p>
       <w:pPr>
@@ -57053,19 +56759,22 @@
         </w:rPr>
         <w:t xml:space="preserve">kvůli jeho nepraktičnosti a jednoduchosti jsem se rozhodl vyzkoušet </w:t>
       </w:r>
-      <w:commentRangeStart w:id="150"/>
+      <w:commentRangeStart w:id="131"/>
       <w:r>
         <w:rPr>
           <w:lang w:val="cs-CZ"/>
         </w:rPr>
         <w:t>ten</w:t>
       </w:r>
-      <w:commentRangeEnd w:id="150"/>
-      <w:r>
-        <w:rPr>
-          <w:rStyle w:val="Odkaznakoment"/>
-        </w:rPr>
-        <w:commentReference w:id="150"/>
+      <w:commentRangeEnd w:id="131"/>
+      <w:r>
+        <w:rPr>
+          <w:rStyle w:val="CommentReference"/>
+          <w:sz w:val="22"/>
+          <w:szCs w:val="24"/>
+          <w:lang w:val="cs-CZ"/>
+        </w:rPr>
+        <w:commentReference w:id="131"/>
       </w:r>
       <w:r>
         <w:rPr>
@@ -57510,6 +57219,7 @@
     </w:p>
     <w:p>
       <w:pPr>
+        <w:jc w:val="both"/>
         <w:rPr>
           <w:lang w:val="cs-CZ"/>
         </w:rPr>
@@ -57518,6 +57228,133 @@
         <w:rPr>
           <w:lang w:val="cs-CZ"/>
         </w:rPr>
+        <w:t xml:space="preserve">Během tvorby projektu jsem používal mnoho nástrojů, od </w:t>
+      </w:r>
+      <w:r>
+        <w:rPr>
+          <w:lang w:val="cs-CZ"/>
+        </w:rPr>
+        <w:t>našeptávač</w:t>
+      </w:r>
+      <w:r>
+        <w:rPr>
+          <w:lang w:val="cs-CZ"/>
+        </w:rPr>
+        <w:t>e</w:t>
+      </w:r>
+      <w:r>
+        <w:rPr>
+          <w:lang w:val="cs-CZ"/>
+        </w:rPr>
+        <w:t xml:space="preserve"> („autocomplete“)</w:t>
+      </w:r>
+      <w:r>
+        <w:rPr>
+          <w:lang w:val="cs-CZ"/>
+        </w:rPr>
+        <w:t xml:space="preserve"> přes ladicí software až po nástroj</w:t>
+      </w:r>
+      <w:r>
+        <w:rPr>
+          <w:lang w:val="cs-CZ"/>
+        </w:rPr>
+        <w:t xml:space="preserve"> GitHub Copilot</w:t>
+      </w:r>
+      <w:r>
+        <w:rPr>
+          <w:lang w:val="cs-CZ"/>
+        </w:rPr>
+        <w:t xml:space="preserve"> využívající </w:t>
+      </w:r>
+      <w:r>
+        <w:rPr>
+          <w:lang w:val="cs-CZ"/>
+        </w:rPr>
+        <w:t xml:space="preserve">strojového učení. </w:t>
+      </w:r>
+      <w:r>
+        <w:rPr>
+          <w:lang w:val="cs-CZ"/>
+        </w:rPr>
+        <w:t xml:space="preserve">Copilot </w:t>
+      </w:r>
+      <w:r>
+        <w:rPr>
+          <w:lang w:val="cs-CZ"/>
+        </w:rPr>
+        <w:t xml:space="preserve">funguje jako „inteligentní našeptávač“ doplňující kód na základě polohy kurzoru a okolního kontextu, který pak programátor může stisknutím klávesy </w:t>
+      </w:r>
+      <w:r>
+        <w:rPr>
+          <w:rFonts w:ascii="Consolas" w:hAnsi="Consolas"/>
+          <w:sz w:val="20"/>
+          <w:szCs w:val="20"/>
+          <w:highlight w:val="lightGray"/>
+          <w:lang w:val="cs-CZ"/>
+        </w:rPr>
+        <w:t>Tab</w:t>
+      </w:r>
+      <w:r>
+        <w:rPr>
+          <w:lang w:val="cs-CZ"/>
+        </w:rPr>
+        <w:t xml:space="preserve"> přijmout</w:t>
+      </w:r>
+      <w:r>
+        <w:rPr>
+          <w:lang w:val="cs-CZ"/>
+        </w:rPr>
+        <w:t>, a jako běžný chat</w:t>
+      </w:r>
+      <w:r>
+        <w:rPr>
+          <w:lang w:val="cs-CZ"/>
+        </w:rPr>
+        <w:t>bot</w:t>
+      </w:r>
+      <w:r>
+        <w:rPr>
+          <w:lang w:val="cs-CZ"/>
+        </w:rPr>
+        <w:t xml:space="preserve"> zodpovídající otázky.</w:t>
+      </w:r>
+      <w:r>
+        <w:rPr>
+          <w:lang w:val="cs-CZ"/>
+        </w:rPr>
+        <w:t xml:space="preserve"> Přes to jsem </w:t>
+      </w:r>
+      <w:r>
+        <w:rPr>
+          <w:lang w:val="cs-CZ"/>
+        </w:rPr>
+        <w:t>jej však</w:t>
+      </w:r>
+      <w:r>
+        <w:rPr>
+          <w:lang w:val="cs-CZ"/>
+        </w:rPr>
+        <w:t xml:space="preserve"> používal pouze v míře natolik omezené, že se stále mohu prohlásit za </w:t>
+      </w:r>
+      <w:r>
+        <w:rPr>
+          <w:lang w:val="cs-CZ"/>
+        </w:rPr>
+        <w:t>originálního autora kódu, a Copilot jsem používal pouze jako nástroj – nezadal jsem pouze umělé inteligenci, aby kód napsala za mě.</w:t>
+      </w:r>
+    </w:p>
+    <w:p>
+      <w:pPr>
+        <w:jc w:val="both"/>
+        <w:rPr>
+          <w:lang w:val="cs-CZ"/>
+        </w:rPr>
+      </w:pPr>
+      <w:r>
+        <w:rPr>
+          <w:lang w:val="cs-CZ"/>
+        </w:rPr>
+        <w:lastRenderedPageBreak/>
         <w:t xml:space="preserve">Výsledkem celého projektu je funkční, otestovaná kalkulačka přijímající vstup v RPN zápisu. Kalkulačka se nedopouští </w:t>
       </w:r>
       <w:r>
@@ -57526,8 +57363,50 @@
         </w:rPr>
         <w:t xml:space="preserve">matematických chyb ve svém rozsahu přesnosti. </w:t>
       </w:r>
+      <w:r>
+        <w:rPr>
+          <w:lang w:val="cs-CZ"/>
+        </w:rPr>
+        <w:t xml:space="preserve">Kromě </w:t>
+      </w:r>
+      <w:r>
+        <w:rPr>
+          <w:lang w:val="cs-CZ"/>
+        </w:rPr>
+        <w:t xml:space="preserve">matematických operací rovněž umožňuje pracovat se samotným zásobníkem – duplikovat, prohazovat a odstraňovat </w:t>
+      </w:r>
+      <w:r>
+        <w:rPr>
+          <w:lang w:val="cs-CZ"/>
+        </w:rPr>
+        <w:t>položky – bez jejich úpravy matematickými operacemi.</w:t>
+      </w:r>
+      <w:r>
+        <w:rPr>
+          <w:lang w:val="cs-CZ"/>
+        </w:rPr>
+        <w:t xml:space="preserve"> Kód kalkulačky je robustní, zpracovává chyby bez okamžitého </w:t>
+      </w:r>
+      <w:r>
+        <w:rPr>
+          <w:lang w:val="cs-CZ"/>
+        </w:rPr>
+        <w:t>pádu a je dostatečně čitelný a udržovatelný</w:t>
+      </w:r>
+      <w:r>
+        <w:rPr>
+          <w:lang w:val="cs-CZ"/>
+        </w:rPr>
+        <w:t>, umožňující jednoduché budoucí úpravy.</w:t>
+      </w:r>
+      <w:r>
+        <w:rPr>
+          <w:lang w:val="cs-CZ"/>
+        </w:rPr>
+        <w:t xml:space="preserve"> V místech, kde je to třeba, je dále kód opatřen komentáři a rudimentární dokumentací metod a funkcí.</w:t>
+      </w:r>
     </w:p>
-    <w:bookmarkStart w:id="151" w:name="_Toc224904913" w:displacedByCustomXml="next"/>
+    <w:bookmarkStart w:id="132" w:name="_Toc224904913" w:displacedByCustomXml="next"/>
     <w:sdt>
       <w:sdtPr>
         <w:rPr>
@@ -57551,7 +57430,7 @@
       <w:sdtContent>
         <w:p>
           <w:pPr>
-            <w:pStyle w:val="Nadpis1"/>
+            <w:pStyle w:val="Heading1"/>
             <w:rPr>
               <w:lang w:val="cs-CZ"/>
             </w:rPr>
@@ -57562,7 +57441,7 @@
             </w:rPr>
             <w:t>Zdroje</w:t>
           </w:r>
-          <w:bookmarkEnd w:id="151"/>
+          <w:bookmarkEnd w:id="132"/>
         </w:p>
         <w:sdt>
           <w:sdtPr>
@@ -57572,7 +57451,7 @@
           <w:sdtContent>
             <w:p>
               <w:pPr>
-                <w:pStyle w:val="Bibliografie"/>
+                <w:pStyle w:val="Bibliography"/>
                 <w:rPr>
                   <w:noProof/>
                   <w:kern w:val="0"/>
@@ -57623,7 +57502,7 @@
             </w:p>
             <w:p>
               <w:pPr>
-                <w:pStyle w:val="Bibliografie"/>
+                <w:pStyle w:val="Bibliography"/>
                 <w:rPr>
                   <w:noProof/>
                 </w:rPr>
@@ -57645,9 +57524,10 @@
             </w:p>
             <w:p>
               <w:pPr>
-                <w:pStyle w:val="Bibliografie"/>
+                <w:pStyle w:val="Bibliography"/>
                 <w:rPr>
                   <w:noProof/>
+                  <w:lang w:val="de-DE"/>
                 </w:rPr>
               </w:pPr>
               <w:r>
@@ -57662,12 +57542,19 @@
                 <w:rPr>
                   <w:noProof/>
                 </w:rPr>
-                <w:t xml:space="preserve"> The Rust Programming Language. [Online] 2025. https://doc.rust-lang.org/stable/book/title-page.html.</w:t>
+                <w:t xml:space="preserve"> The Rust Programming Language. </w:t>
+              </w:r>
+              <w:r>
+                <w:rPr>
+                  <w:noProof/>
+                  <w:lang w:val="de-DE"/>
+                </w:rPr>
+                <w:t>[Online] 2025. https://doc.rust-lang.org/stable/book/title-page.html.</w:t>
               </w:r>
             </w:p>
             <w:p>
               <w:pPr>
-                <w:pStyle w:val="Bibliografie"/>
+                <w:pStyle w:val="Bibliography"/>
                 <w:rPr>
                   <w:noProof/>
                 </w:rPr>
@@ -57703,7 +57590,7 @@
             </w:p>
             <w:p>
               <w:pPr>
-                <w:pStyle w:val="Bibliografie"/>
+                <w:pStyle w:val="Bibliography"/>
                 <w:rPr>
                   <w:noProof/>
                 </w:rPr>
@@ -57739,7 +57626,7 @@
             </w:p>
             <w:p>
               <w:pPr>
-                <w:pStyle w:val="Bibliografie"/>
+                <w:pStyle w:val="Bibliography"/>
                 <w:rPr>
                   <w:noProof/>
                 </w:rPr>
@@ -57761,7 +57648,7 @@
             </w:p>
             <w:p>
               <w:pPr>
-                <w:pStyle w:val="Bibliografie"/>
+                <w:pStyle w:val="Bibliography"/>
                 <w:rPr>
                   <w:noProof/>
                 </w:rPr>
@@ -57783,9 +57670,10 @@
             </w:p>
             <w:p>
               <w:pPr>
-                <w:pStyle w:val="Bibliografie"/>
+                <w:pStyle w:val="Bibliography"/>
                 <w:rPr>
                   <w:noProof/>
+                  <w:lang w:val="de-DE"/>
                 </w:rPr>
               </w:pPr>
               <w:r>
@@ -57800,12 +57688,19 @@
                 <w:rPr>
                   <w:noProof/>
                 </w:rPr>
-                <w:t xml:space="preserve"> The Rust Standard Library Documentation. [Online] 2025. https://doc.rust-lang.org/stable/std/index.html.</w:t>
+                <w:t xml:space="preserve"> The Rust Standard Library Documentation. </w:t>
+              </w:r>
+              <w:r>
+                <w:rPr>
+                  <w:noProof/>
+                  <w:lang w:val="de-DE"/>
+                </w:rPr>
+                <w:t>[Online] 2025. https://doc.rust-lang.org/stable/std/index.html.</w:t>
               </w:r>
             </w:p>
             <w:p>
               <w:pPr>
-                <w:pStyle w:val="Bibliografie"/>
+                <w:pStyle w:val="Bibliography"/>
                 <w:rPr>
                   <w:noProof/>
                 </w:rPr>
@@ -57841,9 +57736,10 @@
             </w:p>
             <w:p>
               <w:pPr>
-                <w:pStyle w:val="Bibliografie"/>
+                <w:pStyle w:val="Bibliography"/>
                 <w:rPr>
                   <w:noProof/>
+                  <w:lang w:val="de-DE"/>
                 </w:rPr>
               </w:pPr>
               <w:r>
@@ -57871,6 +57767,7 @@
               <w:r>
                 <w:rPr>
                   <w:noProof/>
+                  <w:lang w:val="de-DE"/>
                 </w:rPr>
                 <w:t>[Online] Datum neznámé. [Citace: 20. únor 2026.] https://mathcenter.oxford.emory.edu/site/cs171/shuntingYardAlgorithm/.</w:t>
               </w:r>
@@ -57902,15 +57799,15 @@
 </file>
 
 <file path=word/comments.xml><?xml version="1.0" encoding="utf-8"?>
-<w:comments xmlns:wpc="http://schemas.microsoft.com/office/word/2010/wordprocessingCanvas" xmlns:cx="http://schemas.microsoft.com/office/drawing/2014/chartex" xmlns:cx1="http://schemas.microsoft.com/office/drawing/2015/9/8/chartex" xmlns:cx2="http://schemas.microsoft.com/office/drawing/2015/10/21/chartex" xmlns:cx3="http://schemas.microsoft.com/office/drawing/2016/5/9/chartex" xmlns:cx4="http://schemas.microsoft.com/office/drawing/2016/5/10/chartex" xmlns:cx5="http://schemas.microsoft.com/office/drawing/2016/5/11/chartex" xmlns:cx6="http://schemas.microsoft.com/office/drawing/2016/5/12/chartex" xmlns:cx7="http://schemas.microsoft.com/office/drawing/2016/5/13/chartex" xmlns:cx8="http://schemas.microsoft.com/office/drawing/2016/5/14/chartex" xmlns:mc="http://schemas.openxmlformats.org/markup-compatibility/2006" xmlns:aink="http://schemas.microsoft.com/office/drawing/2016/ink" xmlns:am3d="http://schemas.microsoft.com/office/drawing/2017/model3d" xmlns:o="urn:schemas-microsoft-com:office:office" xmlns:oel="http://schemas.microsoft.com/office/2019/extlst" xmlns:r="http://schemas.openxmlformats.org/officeDocument/2006/relationships" xmlns:m="http://schemas.openxmlformats.org/officeDocument/2006/math" xmlns:v="urn:schemas-microsoft-com:vml" xmlns:wp14="http://schemas.microsoft.com/office/word/2010/wordprocessingDrawing" xmlns:wp="http://schemas.openxmlformats.org/drawingml/2006/wordprocessingDrawing" xmlns:w10="urn:schemas-microsoft-com:office:word" xmlns:w="http://schemas.openxmlformats.org/wordprocessingml/2006/main" xmlns:w14="http://schemas.microsoft.com/office/word/2010/wordml" xmlns:w15="http://schemas.microsoft.com/office/word/2012/wordml" xmlns:w16cex="http://schemas.microsoft.com/office/word/2018/wordml/cex" xmlns:w16cid="http://schemas.microsoft.com/office/word/2016/wordml/cid" xmlns:w16="http://schemas.microsoft.com/office/word/2018/wordml" xmlns:w16sdtdh="http://schemas.microsoft.com/office/word/2020/wordml/sdtdatahash" xmlns:w16se="http://schemas.microsoft.com/office/word/2015/wordml/symex" xmlns:wpg="http://schemas.microsoft.com/office/word/2010/wordprocessingGroup" xmlns:wpi="http://schemas.microsoft.com/office/word/2010/wordprocessingInk" xmlns:wne="http://schemas.microsoft.com/office/word/2006/wordml" xmlns:wps="http://schemas.microsoft.com/office/word/2010/wordprocessingShape" mc:Ignorable="w14 w15 w16se w16cid w16 w16cex w16sdtdh wp14">
+<w:comments xmlns:wpc="http://schemas.microsoft.com/office/word/2010/wordprocessingCanvas" xmlns:cx="http://schemas.microsoft.com/office/drawing/2014/chartex" xmlns:cx1="http://schemas.microsoft.com/office/drawing/2015/9/8/chartex" xmlns:cx2="http://schemas.microsoft.com/office/drawing/2015/10/21/chartex" xmlns:cx3="http://schemas.microsoft.com/office/drawing/2016/5/9/chartex" xmlns:cx4="http://schemas.microsoft.com/office/drawing/2016/5/10/chartex" xmlns:cx5="http://schemas.microsoft.com/office/drawing/2016/5/11/chartex" xmlns:cx6="http://schemas.microsoft.com/office/drawing/2016/5/12/chartex" xmlns:cx7="http://schemas.microsoft.com/office/drawing/2016/5/13/chartex" xmlns:cx8="http://schemas.microsoft.com/office/drawing/2016/5/14/chartex" xmlns:mc="http://schemas.openxmlformats.org/markup-compatibility/2006" xmlns:aink="http://schemas.microsoft.com/office/drawing/2016/ink" xmlns:am3d="http://schemas.microsoft.com/office/drawing/2017/model3d" xmlns:o="urn:schemas-microsoft-com:office:office" xmlns:oel="http://schemas.microsoft.com/office/2019/extlst" xmlns:r="http://schemas.openxmlformats.org/officeDocument/2006/relationships" xmlns:m="http://schemas.openxmlformats.org/officeDocument/2006/math" xmlns:v="urn:schemas-microsoft-com:vml" xmlns:wp14="http://schemas.microsoft.com/office/word/2010/wordprocessingDrawing" xmlns:wp="http://schemas.openxmlformats.org/drawingml/2006/wordprocessingDrawing" xmlns:w10="urn:schemas-microsoft-com:office:word" xmlns:w="http://schemas.openxmlformats.org/wordprocessingml/2006/main" xmlns:w14="http://schemas.microsoft.com/office/word/2010/wordml" xmlns:w15="http://schemas.microsoft.com/office/word/2012/wordml" xmlns:w16cex="http://schemas.microsoft.com/office/word/2018/wordml/cex" xmlns:w16cid="http://schemas.microsoft.com/office/word/2016/wordml/cid" xmlns:w16="http://schemas.microsoft.com/office/word/2018/wordml" xmlns:w16du="http://schemas.microsoft.com/office/word/2023/wordml/word16du" xmlns:w16sdtdh="http://schemas.microsoft.com/office/word/2020/wordml/sdtdatahash" xmlns:w16sdtfl="http://schemas.microsoft.com/office/word/2024/wordml/sdtformatlock" xmlns:w16se="http://schemas.microsoft.com/office/word/2015/wordml/symex" xmlns:wpg="http://schemas.microsoft.com/office/word/2010/wordprocessingGroup" xmlns:wpi="http://schemas.microsoft.com/office/word/2010/wordprocessingInk" xmlns:wne="http://schemas.microsoft.com/office/word/2006/wordml" xmlns:wps="http://schemas.microsoft.com/office/word/2010/wordprocessingShape" mc:Ignorable="w14 w15 w16se w16cid w16 w16cex w16sdtdh w16sdtfl w16du wp14">
   <w:comment w:id="2" w:author="Ondřej Běhal" w:date="2025-09-19T12:57:00Z" w:initials="OB">
     <w:p>
       <w:pPr>
-        <w:pStyle w:val="Textkomente"/>
+        <w:pStyle w:val="CommentText"/>
       </w:pPr>
       <w:r>
         <w:rPr>
-          <w:rStyle w:val="Odkaznakoment"/>
+          <w:rStyle w:val="CommentReference"/>
         </w:rPr>
         <w:annotationRef/>
       </w:r>
@@ -57922,361 +57819,51 @@
       </w:r>
     </w:p>
   </w:comment>
-  <w:comment w:id="15" w:author="Ondřej Běhal [2]" w:date="2025-10-26T14:33:00Z" w:initials="OB">
+  <w:comment w:id="83" w:author="Ondřej Běhal [2]" w:date="2025-12-13T16:48:00Z" w:initials="OB">
     <w:p>
       <w:pPr>
-        <w:pStyle w:val="Textkomente"/>
+        <w:pStyle w:val="CommentText"/>
       </w:pPr>
       <w:r>
         <w:rPr>
-          <w:rStyle w:val="Odkaznakoment"/>
-        </w:rPr>
-        <w:annotationRef/>
-      </w:r>
-      <w:r>
-        <w:t>Nějak méně poeticky říct totéž: je to úžasně, překrásně, skvěle napsaný datasheet.</w:t>
-      </w:r>
-    </w:p>
-  </w:comment>
-  <w:comment w:id="18" w:author="Ondřej Běhal [2]" w:date="2025-12-13T19:04:00Z" w:initials="OB">
-    <w:p>
-      <w:pPr>
-        <w:pStyle w:val="Textkomente"/>
-      </w:pPr>
-      <w:r>
-        <w:rPr>
-          <w:rStyle w:val="Odkaznakoment"/>
-        </w:rPr>
-        <w:annotationRef/>
-      </w:r>
-      <w:r>
-        <w:t>TODO: Pro kvalitní tisk bude možná potřeba mnoho obrázků, zvláště kódu, vyrenderovat na bílém pozadí ve vysokém rozlišení, ne screenshoty jako doposud.</w:t>
-      </w:r>
-    </w:p>
-  </w:comment>
-  <w:comment w:id="50" w:author="Ondřej Běhal [2]" w:date="2025-11-18T11:32:00Z" w:initials="OB">
-    <w:p>
-      <w:pPr>
-        <w:pStyle w:val="Textkomente"/>
-      </w:pPr>
-      <w:r>
-        <w:rPr>
-          <w:rStyle w:val="Odkaznakoment"/>
-        </w:rPr>
-        <w:annotationRef/>
-      </w:r>
-      <w:r>
-        <w:t>Nějak spisovně/formálně?</w:t>
-      </w:r>
-    </w:p>
-  </w:comment>
-  <w:comment w:id="76" w:author="Ondřej Běhal [2]" w:date="2025-12-11T16:02:00Z" w:initials="OB">
-    <w:p>
-      <w:pPr>
-        <w:pStyle w:val="Textkomente"/>
-      </w:pPr>
-      <w:r>
-        <w:rPr>
-          <w:rStyle w:val="Odkaznakoment"/>
-        </w:rPr>
-        <w:annotationRef/>
-      </w:r>
-      <w:r>
-        <w:t>Jak skloňovat?</w:t>
-      </w:r>
-    </w:p>
-  </w:comment>
-  <w:comment w:id="87" w:author="Ondřej Běhal [2]" w:date="2025-12-13T19:03:00Z" w:initials="OB">
-    <w:p>
-      <w:pPr>
-        <w:pStyle w:val="Textkomente"/>
-      </w:pPr>
-      <w:r>
-        <w:rPr>
-          <w:rStyle w:val="Odkaznakoment"/>
-        </w:rPr>
-        <w:annotationRef/>
-      </w:r>
-      <w:r>
-        <w:t>Je možné, že kvůli velikosti obrázku 4</w:t>
-      </w:r>
-      <w:r>
-        <w:t>8</w:t>
-      </w:r>
-      <w:r>
-        <w:t xml:space="preserve"> tady bude hodně volného místa, je potřeba s tím nějak pracovat a poměnit velikosti obrázků.</w:t>
-      </w:r>
-    </w:p>
-  </w:comment>
-  <w:comment w:id="88" w:author="Ondřej Běhal [2]" w:date="2025-12-13T16:48:00Z" w:initials="OB">
-    <w:p>
-      <w:pPr>
-        <w:pStyle w:val="Textkomente"/>
-      </w:pPr>
-      <w:r>
-        <w:rPr>
-          <w:rStyle w:val="Odkaznakoment"/>
+          <w:rStyle w:val="CommentReference"/>
         </w:rPr>
         <w:annotationRef/>
       </w:r>
       <w:hyperlink r:id="rId1" w:history="1">
         <w:r>
           <w:rPr>
-            <w:rStyle w:val="Hypertextovodkaz"/>
+            <w:rStyle w:val="Hyperlink"/>
           </w:rPr>
           <w:t>https://highlightcode.parryqiu.com/</w:t>
         </w:r>
       </w:hyperlink>
     </w:p>
   </w:comment>
-  <w:comment w:id="95" w:author="Ondřej Běhal [2]" w:date="2025-12-19T23:17:00Z" w:initials="OB">
+  <w:comment w:id="104" w:author="Ondřej Běhal" w:date="2026-03-20T12:26:00Z" w:initials="OB">
     <w:p>
       <w:pPr>
-        <w:pStyle w:val="Textkomente"/>
+        <w:pStyle w:val="CommentText"/>
       </w:pPr>
       <w:r>
         <w:rPr>
-          <w:rStyle w:val="Odkaznakoment"/>
+          <w:rStyle w:val="CommentReference"/>
         </w:rPr>
         <w:annotationRef/>
       </w:r>
       <w:r>
-        <w:t>Jak skloňovat??</w:t>
+        <w:t>Link ok?</w:t>
       </w:r>
     </w:p>
   </w:comment>
-  <w:comment w:id="96" w:author="Ondřej Běhal [2]" w:date="2025-12-19T23:37:00Z" w:initials="OB">
+  <w:comment w:id="131" w:author="Ondřej Běhal" w:date="2026-03-13T12:43:00Z" w:initials="OB">
     <w:p>
       <w:pPr>
-        <w:pStyle w:val="Textkomente"/>
+        <w:pStyle w:val="CommentText"/>
       </w:pPr>
       <w:r>
         <w:rPr>
-          <w:rStyle w:val="Odkaznakoment"/>
-        </w:rPr>
-        <w:annotationRef/>
-      </w:r>
-      <w:r>
-        <w:t>Zatím skloňuju jako „hrad“</w:t>
-      </w:r>
-    </w:p>
-  </w:comment>
-  <w:comment w:id="104" w:author="Ondřej Běhal [2]" w:date="2026-01-27T15:26:00Z" w:initials="OB">
-    <w:p>
-      <w:pPr>
-        <w:pStyle w:val="Textkomente"/>
-      </w:pPr>
-      <w:r>
-        <w:rPr>
-          <w:rStyle w:val="Odkaznakoment"/>
-        </w:rPr>
-        <w:annotationRef/>
-      </w:r>
-      <w:r>
-        <w:t>„jsou tudíž vhodné na uchovávání“ mi nejde přes jazyk</w:t>
-      </w:r>
-    </w:p>
-  </w:comment>
-  <w:comment w:id="105" w:author="Ondřej Běhal [2]" w:date="2025-12-20T15:25:00Z" w:initials="OB">
-    <w:p>
-      <w:pPr>
-        <w:pStyle w:val="Textkomente"/>
-      </w:pPr>
-      <w:r>
-        <w:rPr>
-          <w:rStyle w:val="Odkaznakoment"/>
-        </w:rPr>
-        <w:annotationRef/>
-      </w:r>
-      <w:r>
-        <w:t>Je inverzní slovosled OK?</w:t>
-      </w:r>
-    </w:p>
-  </w:comment>
-  <w:comment w:id="106" w:author="Ondřej Běhal [2]" w:date="2025-12-20T16:48:00Z" w:initials="OB">
-    <w:p>
-      <w:pPr>
-        <w:pStyle w:val="Textkomente"/>
-      </w:pPr>
-      <w:r>
-        <w:rPr>
-          <w:rStyle w:val="Odkaznakoment"/>
-        </w:rPr>
-        <w:annotationRef/>
-      </w:r>
-      <w:r>
-        <w:t>Elipsa: OK??</w:t>
-      </w:r>
-    </w:p>
-  </w:comment>
-  <w:comment w:id="114" w:author="Ondřej Běhal" w:date="2026-03-20T12:26:00Z" w:initials="OB">
-    <w:p>
-      <w:pPr>
-        <w:pStyle w:val="Textkomente"/>
-      </w:pPr>
-      <w:r>
-        <w:rPr>
-          <w:rStyle w:val="Odkaznakoment"/>
-        </w:rPr>
-        <w:annotationRef/>
-      </w:r>
-      <w:r>
-        <w:t>Link ok?</w:t>
-      </w:r>
-    </w:p>
-  </w:comment>
-  <w:comment w:id="116" w:author="Ondřej Běhal [2]" w:date="2026-02-01T12:24:00Z" w:initials="OB">
-    <w:p>
-      <w:pPr>
-        <w:pStyle w:val="Textkomente"/>
-      </w:pPr>
-      <w:r>
-        <w:rPr>
-          <w:rStyle w:val="Odkaznakoment"/>
-        </w:rPr>
-        <w:annotationRef/>
-      </w:r>
-      <w:r>
-        <w:t>Stylizováno s malým písmenem na začátku</w:t>
-      </w:r>
-    </w:p>
-  </w:comment>
-  <w:comment w:id="118" w:author="Ondřej Běhal [2]" w:date="2026-02-02T15:02:00Z" w:initials="OB">
-    <w:p>
-      <w:pPr>
-        <w:pStyle w:val="Textkomente"/>
-      </w:pPr>
-      <w:r>
-        <w:rPr>
-          <w:rStyle w:val="Odkaznakoment"/>
-        </w:rPr>
-        <w:annotationRef/>
-      </w:r>
-      <w:r>
-        <w:t>Je tohle OK?</w:t>
-      </w:r>
-    </w:p>
-  </w:comment>
-  <w:comment w:id="120" w:author="Ondřej Běhal [2]" w:date="2026-02-02T16:07:00Z" w:initials="OB">
-    <w:p>
-      <w:pPr>
-        <w:pStyle w:val="Textkomente"/>
-      </w:pPr>
-      <w:r>
-        <w:rPr>
-          <w:rStyle w:val="Odkaznakoment"/>
-        </w:rPr>
-        <w:annotationRef/>
-      </w:r>
-      <w:r>
-        <w:t>Také stylizováno se začátečním malým</w:t>
-      </w:r>
-    </w:p>
-  </w:comment>
-  <w:comment w:id="128" w:author="Ondřej Běhal [2]" w:date="2026-02-02T18:53:00Z" w:initials="OB">
-    <w:p>
-      <w:pPr>
-        <w:pStyle w:val="Textkomente"/>
-      </w:pPr>
-      <w:r>
-        <w:rPr>
-          <w:rStyle w:val="Odkaznakoment"/>
-        </w:rPr>
-        <w:annotationRef/>
-      </w:r>
-      <w:r>
-        <w:t>I toto je stylizované s malým počátečním písmenem</w:t>
-      </w:r>
-    </w:p>
-  </w:comment>
-  <w:comment w:id="129" w:author="Ondřej Běhal [2]" w:date="2026-02-04T19:12:00Z" w:initials="OB">
-    <w:p>
-      <w:pPr>
-        <w:pStyle w:val="Textkomente"/>
-      </w:pPr>
-      <w:r>
-        <w:rPr>
-          <w:rStyle w:val="Odkaznakoment"/>
-        </w:rPr>
-        <w:annotationRef/>
-      </w:r>
-      <w:r>
-        <w:t>V dokumentaci je navíc označeno pomocí Markdown-ových bloků kódu</w:t>
-      </w:r>
-    </w:p>
-  </w:comment>
-  <w:comment w:id="131" w:author="Ondřej Běhal" w:date="2026-02-05T13:18:00Z" w:initials="OB">
-    <w:p>
-      <w:pPr>
-        <w:pStyle w:val="Textkomente"/>
-      </w:pPr>
-      <w:r>
-        <w:rPr>
-          <w:rStyle w:val="Odkaznakoment"/>
-        </w:rPr>
-        <w:annotationRef/>
-      </w:r>
-      <w:r>
-        <w:t>Graphics stack</w:t>
-      </w:r>
-    </w:p>
-  </w:comment>
-  <w:comment w:id="136" w:author="Ondřej Běhal" w:date="2026-02-06T13:01:00Z" w:initials="OB">
-    <w:p>
-      <w:pPr>
-        <w:pStyle w:val="Textkomente"/>
-      </w:pPr>
-      <w:r>
-        <w:rPr>
-          <w:rStyle w:val="Odkaznakoment"/>
-        </w:rPr>
-        <w:annotationRef/>
-      </w:r>
-      <w:r>
-        <w:t>Dost možná je to zbytečné a zvětšuje to velikost kódu…</w:t>
-      </w:r>
-    </w:p>
-  </w:comment>
-  <w:comment w:id="143" w:author="Ondřej Běhal [2]" w:date="2026-02-20T20:58:00Z" w:initials="OB">
-    <w:p>
-      <w:pPr>
-        <w:pStyle w:val="Textkomente"/>
-      </w:pPr>
-      <w:r>
-        <w:rPr>
-          <w:rStyle w:val="Odkaznakoment"/>
-        </w:rPr>
-        <w:annotationRef/>
-      </w:r>
-      <w:r>
-        <w:t>Skloňovat?</w:t>
-      </w:r>
-    </w:p>
-  </w:comment>
-  <w:comment w:id="146" w:author="Ondřej Běhal [2]" w:date="2026-02-28T13:16:00Z" w:initials="OB">
-    <w:p>
-      <w:pPr>
-        <w:pStyle w:val="Textkomente"/>
-      </w:pPr>
-      <w:r>
-        <w:rPr>
-          <w:rStyle w:val="Odkaznakoment"/>
-        </w:rPr>
-        <w:annotationRef/>
-      </w:r>
-      <w:r>
-        <w:t>TODO</w:t>
-      </w:r>
-    </w:p>
-  </w:comment>
-  <w:comment w:id="150" w:author="Ondřej Běhal" w:date="2026-03-13T12:43:00Z" w:initials="OB">
-    <w:p>
-      <w:pPr>
-        <w:pStyle w:val="Textkomente"/>
-      </w:pPr>
-      <w:r>
-        <w:rPr>
-          <w:rStyle w:val="Odkaznakoment"/>
+          <w:rStyle w:val="CommentReference"/>
         </w:rPr>
         <w:annotationRef/>
       </w:r>
@@ -58289,91 +57876,34 @@
 </file>
 
 <file path=word/commentsExtended.xml><?xml version="1.0" encoding="utf-8"?>
-<w15:commentsEx xmlns:wpc="http://schemas.microsoft.com/office/word/2010/wordprocessingCanvas" xmlns:cx="http://schemas.microsoft.com/office/drawing/2014/chartex" xmlns:cx1="http://schemas.microsoft.com/office/drawing/2015/9/8/chartex" xmlns:cx2="http://schemas.microsoft.com/office/drawing/2015/10/21/chartex" xmlns:cx3="http://schemas.microsoft.com/office/drawing/2016/5/9/chartex" xmlns:cx4="http://schemas.microsoft.com/office/drawing/2016/5/10/chartex" xmlns:cx5="http://schemas.microsoft.com/office/drawing/2016/5/11/chartex" xmlns:cx6="http://schemas.microsoft.com/office/drawing/2016/5/12/chartex" xmlns:cx7="http://schemas.microsoft.com/office/drawing/2016/5/13/chartex" xmlns:cx8="http://schemas.microsoft.com/office/drawing/2016/5/14/chartex" xmlns:mc="http://schemas.openxmlformats.org/markup-compatibility/2006" xmlns:aink="http://schemas.microsoft.com/office/drawing/2016/ink" xmlns:am3d="http://schemas.microsoft.com/office/drawing/2017/model3d" xmlns:o="urn:schemas-microsoft-com:office:office" xmlns:oel="http://schemas.microsoft.com/office/2019/extlst" xmlns:r="http://schemas.openxmlformats.org/officeDocument/2006/relationships" xmlns:m="http://schemas.openxmlformats.org/officeDocument/2006/math" xmlns:v="urn:schemas-microsoft-com:vml" xmlns:wp14="http://schemas.microsoft.com/office/word/2010/wordprocessingDrawing" xmlns:wp="http://schemas.openxmlformats.org/drawingml/2006/wordprocessingDrawing" xmlns:w10="urn:schemas-microsoft-com:office:word" xmlns:w="http://schemas.openxmlformats.org/wordprocessingml/2006/main" xmlns:w14="http://schemas.microsoft.com/office/word/2010/wordml" xmlns:w15="http://schemas.microsoft.com/office/word/2012/wordml" xmlns:w16cex="http://schemas.microsoft.com/office/word/2018/wordml/cex" xmlns:w16cid="http://schemas.microsoft.com/office/word/2016/wordml/cid" xmlns:w16="http://schemas.microsoft.com/office/word/2018/wordml" xmlns:w16sdtdh="http://schemas.microsoft.com/office/word/2020/wordml/sdtdatahash" xmlns:w16se="http://schemas.microsoft.com/office/word/2015/wordml/symex" xmlns:wpg="http://schemas.microsoft.com/office/word/2010/wordprocessingGroup" xmlns:wpi="http://schemas.microsoft.com/office/word/2010/wordprocessingInk" xmlns:wne="http://schemas.microsoft.com/office/word/2006/wordml" xmlns:wps="http://schemas.microsoft.com/office/word/2010/wordprocessingShape" mc:Ignorable="w14 w15 w16se w16cid w16 w16cex w16sdtdh wp14">
+<w15:commentsEx xmlns:wpc="http://schemas.microsoft.com/office/word/2010/wordprocessingCanvas" xmlns:cx="http://schemas.microsoft.com/office/drawing/2014/chartex" xmlns:cx1="http://schemas.microsoft.com/office/drawing/2015/9/8/chartex" xmlns:cx2="http://schemas.microsoft.com/office/drawing/2015/10/21/chartex" xmlns:cx3="http://schemas.microsoft.com/office/drawing/2016/5/9/chartex" xmlns:cx4="http://schemas.microsoft.com/office/drawing/2016/5/10/chartex" xmlns:cx5="http://schemas.microsoft.com/office/drawing/2016/5/11/chartex" xmlns:cx6="http://schemas.microsoft.com/office/drawing/2016/5/12/chartex" xmlns:cx7="http://schemas.microsoft.com/office/drawing/2016/5/13/chartex" xmlns:cx8="http://schemas.microsoft.com/office/drawing/2016/5/14/chartex" xmlns:mc="http://schemas.openxmlformats.org/markup-compatibility/2006" xmlns:aink="http://schemas.microsoft.com/office/drawing/2016/ink" xmlns:am3d="http://schemas.microsoft.com/office/drawing/2017/model3d" xmlns:o="urn:schemas-microsoft-com:office:office" xmlns:oel="http://schemas.microsoft.com/office/2019/extlst" xmlns:r="http://schemas.openxmlformats.org/officeDocument/2006/relationships" xmlns:m="http://schemas.openxmlformats.org/officeDocument/2006/math" xmlns:v="urn:schemas-microsoft-com:vml" xmlns:wp14="http://schemas.microsoft.com/office/word/2010/wordprocessingDrawing" xmlns:wp="http://schemas.openxmlformats.org/drawingml/2006/wordprocessingDrawing" xmlns:w10="urn:schemas-microsoft-com:office:word" xmlns:w="http://schemas.openxmlformats.org/wordprocessingml/2006/main" xmlns:w14="http://schemas.microsoft.com/office/word/2010/wordml" xmlns:w15="http://schemas.microsoft.com/office/word/2012/wordml" xmlns:w16cex="http://schemas.microsoft.com/office/word/2018/wordml/cex" xmlns:w16cid="http://schemas.microsoft.com/office/word/2016/wordml/cid" xmlns:w16="http://schemas.microsoft.com/office/word/2018/wordml" xmlns:w16du="http://schemas.microsoft.com/office/word/2023/wordml/word16du" xmlns:w16sdtdh="http://schemas.microsoft.com/office/word/2020/wordml/sdtdatahash" xmlns:w16sdtfl="http://schemas.microsoft.com/office/word/2024/wordml/sdtformatlock" xmlns:w16se="http://schemas.microsoft.com/office/word/2015/wordml/symex" xmlns:wpg="http://schemas.microsoft.com/office/word/2010/wordprocessingGroup" xmlns:wpi="http://schemas.microsoft.com/office/word/2010/wordprocessingInk" xmlns:wne="http://schemas.microsoft.com/office/word/2006/wordml" xmlns:wps="http://schemas.microsoft.com/office/word/2010/wordprocessingShape" mc:Ignorable="w14 w15 w16se w16cid w16 w16cex w16sdtdh w16sdtfl w16du wp14">
   <w15:commentEx w15:paraId="02E7C372" w15:done="0"/>
-  <w15:commentEx w15:paraId="535C2B85" w15:done="0"/>
-  <w15:commentEx w15:paraId="0816CEDF" w15:done="0"/>
-  <w15:commentEx w15:paraId="7F2E4279" w15:done="0"/>
-  <w15:commentEx w15:paraId="7B2FAB67" w15:done="0"/>
-  <w15:commentEx w15:paraId="7DBC5779" w15:done="0"/>
   <w15:commentEx w15:paraId="6802BE5C" w15:done="0"/>
-  <w15:commentEx w15:paraId="668150F3" w15:done="0"/>
-  <w15:commentEx w15:paraId="3BCD2D47" w15:paraIdParent="668150F3" w15:done="0"/>
-  <w15:commentEx w15:paraId="42AEA6AF" w15:done="0"/>
-  <w15:commentEx w15:paraId="2FCA2272" w15:done="0"/>
-  <w15:commentEx w15:paraId="56F7A58F" w15:done="0"/>
   <w15:commentEx w15:paraId="6029A921" w15:done="0"/>
-  <w15:commentEx w15:paraId="1580FB00" w15:done="0"/>
-  <w15:commentEx w15:paraId="2C524644" w15:done="0"/>
-  <w15:commentEx w15:paraId="20DB507C" w15:done="0"/>
-  <w15:commentEx w15:paraId="0629C259" w15:done="0"/>
-  <w15:commentEx w15:paraId="54F32B94" w15:paraIdParent="0629C259" w15:done="0"/>
-  <w15:commentEx w15:paraId="725C5961" w15:done="0"/>
-  <w15:commentEx w15:paraId="46D2ACCA" w15:done="0"/>
-  <w15:commentEx w15:paraId="53E51B99" w15:done="0"/>
-  <w15:commentEx w15:paraId="17F0B8C7" w15:done="0"/>
   <w15:commentEx w15:paraId="44FEBA1D" w15:done="0"/>
 </w15:commentsEx>
 </file>
 
 <file path=word/commentsExtensible.xml><?xml version="1.0" encoding="utf-8"?>
-<w16cex:commentsExtensible xmlns:wpc="http://schemas.microsoft.com/office/word/2010/wordprocessingCanvas" xmlns:cx="http://schemas.microsoft.com/office/drawing/2014/chartex" xmlns:cx1="http://schemas.microsoft.com/office/drawing/2015/9/8/chartex" xmlns:cx2="http://schemas.microsoft.com/office/drawing/2015/10/21/chartex" xmlns:cx3="http://schemas.microsoft.com/office/drawing/2016/5/9/chartex" xmlns:cx4="http://schemas.microsoft.com/office/drawing/2016/5/10/chartex" xmlns:cx5="http://schemas.microsoft.com/office/drawing/2016/5/11/chartex" xmlns:cx6="http://schemas.microsoft.com/office/drawing/2016/5/12/chartex" xmlns:cx7="http://schemas.microsoft.com/office/drawing/2016/5/13/chartex" xmlns:cx8="http://schemas.microsoft.com/office/drawing/2016/5/14/chartex" xmlns:cr="http://schemas.microsoft.com/office/comments/2020/reactions" xmlns:mc="http://schemas.openxmlformats.org/markup-compatibility/2006" xmlns:aink="http://schemas.microsoft.com/office/drawing/2016/ink" xmlns:am3d="http://schemas.microsoft.com/office/drawing/2017/model3d" xmlns:o="urn:schemas-microsoft-com:office:office" xmlns:oel="http://schemas.microsoft.com/office/2019/extlst" xmlns:r="http://schemas.openxmlformats.org/officeDocument/2006/relationships" xmlns:m="http://schemas.openxmlformats.org/officeDocument/2006/math" xmlns:v="urn:schemas-microsoft-com:vml" xmlns:wp14="http://schemas.microsoft.com/office/word/2010/wordprocessingDrawing" xmlns:wp="http://schemas.openxmlformats.org/drawingml/2006/wordprocessingDrawing" xmlns:w10="urn:schemas-microsoft-com:office:word" xmlns:w="http://schemas.openxmlformats.org/wordprocessingml/2006/main" xmlns:w14="http://schemas.microsoft.com/office/word/2010/wordml" xmlns:w15="http://schemas.microsoft.com/office/word/2012/wordml" xmlns:w16cex="http://schemas.microsoft.com/office/word/2018/wordml/cex" xmlns:w16cid="http://schemas.microsoft.com/office/word/2016/wordml/cid" xmlns:w16="http://schemas.microsoft.com/office/word/2018/wordml" xmlns:w16sdtdh="http://schemas.microsoft.com/office/word/2020/wordml/sdtdatahash" xmlns:w16se="http://schemas.microsoft.com/office/word/2015/wordml/symex" xmlns:wpg="http://schemas.microsoft.com/office/word/2010/wordprocessingGroup" xmlns:wpi="http://schemas.microsoft.com/office/word/2010/wordprocessingInk" xmlns:wne="http://schemas.microsoft.com/office/word/2006/wordml" xmlns:wps="http://schemas.microsoft.com/office/word/2010/wordprocessingShape" mc:Ignorable="w14 w15 w16se w16cid w16 w16cex w16sdtdh cr wp14">
+<w16cex:commentsExtensible xmlns:wpc="http://schemas.microsoft.com/office/word/2010/wordprocessingCanvas" xmlns:cx="http://schemas.microsoft.com/office/drawing/2014/chartex" xmlns:cx1="http://schemas.microsoft.com/office/drawing/2015/9/8/chartex" xmlns:cx2="http://schemas.microsoft.com/office/drawing/2015/10/21/chartex" xmlns:cx3="http://schemas.microsoft.com/office/drawing/2016/5/9/chartex" xmlns:cx4="http://schemas.microsoft.com/office/drawing/2016/5/10/chartex" xmlns:cx5="http://schemas.microsoft.com/office/drawing/2016/5/11/chartex" xmlns:cx6="http://schemas.microsoft.com/office/drawing/2016/5/12/chartex" xmlns:cx7="http://schemas.microsoft.com/office/drawing/2016/5/13/chartex" xmlns:cx8="http://schemas.microsoft.com/office/drawing/2016/5/14/chartex" xmlns:cr="http://schemas.microsoft.com/office/comments/2020/reactions" xmlns:mc="http://schemas.openxmlformats.org/markup-compatibility/2006" xmlns:aink="http://schemas.microsoft.com/office/drawing/2016/ink" xmlns:am3d="http://schemas.microsoft.com/office/drawing/2017/model3d" xmlns:o="urn:schemas-microsoft-com:office:office" xmlns:oel="http://schemas.microsoft.com/office/2019/extlst" xmlns:r="http://schemas.openxmlformats.org/officeDocument/2006/relationships" xmlns:m="http://schemas.openxmlformats.org/officeDocument/2006/math" xmlns:v="urn:schemas-microsoft-com:vml" xmlns:wp14="http://schemas.microsoft.com/office/word/2010/wordprocessingDrawing" xmlns:wp="http://schemas.openxmlformats.org/drawingml/2006/wordprocessingDrawing" xmlns:w10="urn:schemas-microsoft-com:office:word" xmlns:w="http://schemas.openxmlformats.org/wordprocessingml/2006/main" xmlns:w14="http://schemas.microsoft.com/office/word/2010/wordml" xmlns:w15="http://schemas.microsoft.com/office/word/2012/wordml" xmlns:w16cex="http://schemas.microsoft.com/office/word/2018/wordml/cex" xmlns:w16cid="http://schemas.microsoft.com/office/word/2016/wordml/cid" xmlns:w16="http://schemas.microsoft.com/office/word/2018/wordml" xmlns:w16du="http://schemas.microsoft.com/office/word/2023/wordml/word16du" xmlns:w16sdtdh="http://schemas.microsoft.com/office/word/2020/wordml/sdtdatahash" xmlns:w16sdtfl="http://schemas.microsoft.com/office/word/2024/wordml/sdtformatlock" xmlns:w16se="http://schemas.microsoft.com/office/word/2015/wordml/symex" xmlns:wpg="http://schemas.microsoft.com/office/word/2010/wordprocessingGroup" xmlns:wpi="http://schemas.microsoft.com/office/word/2010/wordprocessingInk" xmlns:wne="http://schemas.microsoft.com/office/word/2006/wordml" xmlns:wps="http://schemas.microsoft.com/office/word/2010/wordprocessingShape" mc:Ignorable="w14 w15 w16se w16cid w16 w16cex w16sdtdh w16sdtfl cr w16du wp14">
   <w16cex:commentExtensible w16cex:durableId="6F12ADD4" w16cex:dateUtc="2025-09-19T10:57:00Z"/>
-  <w16cex:commentExtensible w16cex:durableId="2A40EBA2" w16cex:dateUtc="2025-10-26T13:33:00Z"/>
-  <w16cex:commentExtensible w16cex:durableId="00E6101C" w16cex:dateUtc="2025-12-13T18:04:00Z"/>
-  <w16cex:commentExtensible w16cex:durableId="7B470CDB" w16cex:dateUtc="2025-11-18T10:32:00Z"/>
-  <w16cex:commentExtensible w16cex:durableId="1E98102E" w16cex:dateUtc="2025-12-11T15:02:00Z"/>
-  <w16cex:commentExtensible w16cex:durableId="15290A5F" w16cex:dateUtc="2025-12-13T18:03:00Z"/>
   <w16cex:commentExtensible w16cex:durableId="0D0E667D" w16cex:dateUtc="2025-12-13T15:48:00Z"/>
-  <w16cex:commentExtensible w16cex:durableId="18766D2A" w16cex:dateUtc="2025-12-19T22:17:00Z"/>
-  <w16cex:commentExtensible w16cex:durableId="4D7289F6" w16cex:dateUtc="2025-12-19T22:37:00Z"/>
-  <w16cex:commentExtensible w16cex:durableId="3AC95ECF" w16cex:dateUtc="2026-01-27T14:26:00Z"/>
-  <w16cex:commentExtensible w16cex:durableId="3132F8A7" w16cex:dateUtc="2025-12-20T14:25:00Z"/>
-  <w16cex:commentExtensible w16cex:durableId="78DEB94B" w16cex:dateUtc="2025-12-20T15:48:00Z"/>
   <w16cex:commentExtensible w16cex:durableId="561447AA" w16cex:dateUtc="2026-03-20T11:26:00Z"/>
-  <w16cex:commentExtensible w16cex:durableId="4C685F17" w16cex:dateUtc="2026-02-01T11:24:00Z"/>
-  <w16cex:commentExtensible w16cex:durableId="647B6ED3" w16cex:dateUtc="2026-02-02T14:02:00Z"/>
-  <w16cex:commentExtensible w16cex:durableId="37E66328" w16cex:dateUtc="2026-02-02T15:07:00Z"/>
-  <w16cex:commentExtensible w16cex:durableId="64B4AD99" w16cex:dateUtc="2026-02-02T17:53:00Z"/>
-  <w16cex:commentExtensible w16cex:durableId="21E27CA8" w16cex:dateUtc="2026-02-04T18:12:00Z"/>
-  <w16cex:commentExtensible w16cex:durableId="7C3F9266" w16cex:dateUtc="2026-02-05T12:18:00Z"/>
-  <w16cex:commentExtensible w16cex:durableId="4AA70B3C" w16cex:dateUtc="2026-02-06T12:01:00Z"/>
-  <w16cex:commentExtensible w16cex:durableId="1EFEDE7D" w16cex:dateUtc="2026-02-20T19:58:00Z"/>
-  <w16cex:commentExtensible w16cex:durableId="1D21DD50" w16cex:dateUtc="2026-02-28T12:16:00Z"/>
   <w16cex:commentExtensible w16cex:durableId="0183F347" w16cex:dateUtc="2026-03-13T11:43:00Z"/>
 </w16cex:commentsExtensible>
 </file>
 
 <file path=word/commentsIds.xml><?xml version="1.0" encoding="utf-8"?>
-<w16cid:commentsIds xmlns:wpc="http://schemas.microsoft.com/office/word/2010/wordprocessingCanvas" xmlns:cx="http://schemas.microsoft.com/office/drawing/2014/chartex" xmlns:cx1="http://schemas.microsoft.com/office/drawing/2015/9/8/chartex" xmlns:cx2="http://schemas.microsoft.com/office/drawing/2015/10/21/chartex" xmlns:cx3="http://schemas.microsoft.com/office/drawing/2016/5/9/chartex" xmlns:cx4="http://schemas.microsoft.com/office/drawing/2016/5/10/chartex" xmlns:cx5="http://schemas.microsoft.com/office/drawing/2016/5/11/chartex" xmlns:cx6="http://schemas.microsoft.com/office/drawing/2016/5/12/chartex" xmlns:cx7="http://schemas.microsoft.com/office/drawing/2016/5/13/chartex" xmlns:cx8="http://schemas.microsoft.com/office/drawing/2016/5/14/chartex" xmlns:mc="http://schemas.openxmlformats.org/markup-compatibility/2006" xmlns:aink="http://schemas.microsoft.com/office/drawing/2016/ink" xmlns:am3d="http://schemas.microsoft.com/office/drawing/2017/model3d" xmlns:o="urn:schemas-microsoft-com:office:office" xmlns:oel="http://schemas.microsoft.com/office/2019/extlst" xmlns:r="http://schemas.openxmlformats.org/officeDocument/2006/relationships" xmlns:m="http://schemas.openxmlformats.org/officeDocument/2006/math" xmlns:v="urn:schemas-microsoft-com:vml" xmlns:wp14="http://schemas.microsoft.com/office/word/2010/wordprocessingDrawing" xmlns:wp="http://schemas.openxmlformats.org/drawingml/2006/wordprocessingDrawing" xmlns:w10="urn:schemas-microsoft-com:office:word" xmlns:w="http://schemas.openxmlformats.org/wordprocessingml/2006/main" xmlns:w14="http://schemas.microsoft.com/office/word/2010/wordml" xmlns:w15="http://schemas.microsoft.com/office/word/2012/wordml" xmlns:w16cex="http://schemas.microsoft.com/office/word/2018/wordml/cex" xmlns:w16cid="http://schemas.microsoft.com/office/word/2016/wordml/cid" xmlns:w16="http://schemas.microsoft.com/office/word/2018/wordml" xmlns:w16sdtdh="http://schemas.microsoft.com/office/word/2020/wordml/sdtdatahash" xmlns:w16se="http://schemas.microsoft.com/office/word/2015/wordml/symex" xmlns:wpg="http://schemas.microsoft.com/office/word/2010/wordprocessingGroup" xmlns:wpi="http://schemas.microsoft.com/office/word/2010/wordprocessingInk" xmlns:wne="http://schemas.microsoft.com/office/word/2006/wordml" xmlns:wps="http://schemas.microsoft.com/office/word/2010/wordprocessingShape" mc:Ignorable="w14 w15 w16se w16cid w16 w16cex w16sdtdh wp14">
+<w16cid:commentsIds xmlns:wpc="http://schemas.microsoft.com/office/word/2010/wordprocessingCanvas" xmlns:cx="http://schemas.microsoft.com/office/drawing/2014/chartex" xmlns:cx1="http://schemas.microsoft.com/office/drawing/2015/9/8/chartex" xmlns:cx2="http://schemas.microsoft.com/office/drawing/2015/10/21/chartex" xmlns:cx3="http://schemas.microsoft.com/office/drawing/2016/5/9/chartex" xmlns:cx4="http://schemas.microsoft.com/office/drawing/2016/5/10/chartex" xmlns:cx5="http://schemas.microsoft.com/office/drawing/2016/5/11/chartex" xmlns:cx6="http://schemas.microsoft.com/office/drawing/2016/5/12/chartex" xmlns:cx7="http://schemas.microsoft.com/office/drawing/2016/5/13/chartex" xmlns:cx8="http://schemas.microsoft.com/office/drawing/2016/5/14/chartex" xmlns:mc="http://schemas.openxmlformats.org/markup-compatibility/2006" xmlns:aink="http://schemas.microsoft.com/office/drawing/2016/ink" xmlns:am3d="http://schemas.microsoft.com/office/drawing/2017/model3d" xmlns:o="urn:schemas-microsoft-com:office:office" xmlns:oel="http://schemas.microsoft.com/office/2019/extlst" xmlns:r="http://schemas.openxmlformats.org/officeDocument/2006/relationships" xmlns:m="http://schemas.openxmlformats.org/officeDocument/2006/math" xmlns:v="urn:schemas-microsoft-com:vml" xmlns:wp14="http://schemas.microsoft.com/office/word/2010/wordprocessingDrawing" xmlns:wp="http://schemas.openxmlformats.org/drawingml/2006/wordprocessingDrawing" xmlns:w10="urn:schemas-microsoft-com:office:word" xmlns:w="http://schemas.openxmlformats.org/wordprocessingml/2006/main" xmlns:w14="http://schemas.microsoft.com/office/word/2010/wordml" xmlns:w15="http://schemas.microsoft.com/office/word/2012/wordml" xmlns:w16cex="http://schemas.microsoft.com/office/word/2018/wordml/cex" xmlns:w16cid="http://schemas.microsoft.com/office/word/2016/wordml/cid" xmlns:w16="http://schemas.microsoft.com/office/word/2018/wordml" xmlns:w16du="http://schemas.microsoft.com/office/word/2023/wordml/word16du" xmlns:w16sdtdh="http://schemas.microsoft.com/office/word/2020/wordml/sdtdatahash" xmlns:w16sdtfl="http://schemas.microsoft.com/office/word/2024/wordml/sdtformatlock" xmlns:w16se="http://schemas.microsoft.com/office/word/2015/wordml/symex" xmlns:wpg="http://schemas.microsoft.com/office/word/2010/wordprocessingGroup" xmlns:wpi="http://schemas.microsoft.com/office/word/2010/wordprocessingInk" xmlns:wne="http://schemas.microsoft.com/office/word/2006/wordml" xmlns:wps="http://schemas.microsoft.com/office/word/2010/wordprocessingShape" mc:Ignorable="w14 w15 w16se w16cid w16 w16cex w16sdtdh w16sdtfl w16du wp14">
   <w16cid:commentId w16cid:paraId="02E7C372" w16cid:durableId="6F12ADD4"/>
-  <w16cid:commentId w16cid:paraId="535C2B85" w16cid:durableId="2A40EBA2"/>
-  <w16cid:commentId w16cid:paraId="0816CEDF" w16cid:durableId="00E6101C"/>
-  <w16cid:commentId w16cid:paraId="7F2E4279" w16cid:durableId="7B470CDB"/>
-  <w16cid:commentId w16cid:paraId="7B2FAB67" w16cid:durableId="1E98102E"/>
-  <w16cid:commentId w16cid:paraId="7DBC5779" w16cid:durableId="15290A5F"/>
   <w16cid:commentId w16cid:paraId="6802BE5C" w16cid:durableId="0D0E667D"/>
-  <w16cid:commentId w16cid:paraId="668150F3" w16cid:durableId="18766D2A"/>
-  <w16cid:commentId w16cid:paraId="3BCD2D47" w16cid:durableId="4D7289F6"/>
-  <w16cid:commentId w16cid:paraId="42AEA6AF" w16cid:durableId="3AC95ECF"/>
-  <w16cid:commentId w16cid:paraId="2FCA2272" w16cid:durableId="3132F8A7"/>
-  <w16cid:commentId w16cid:paraId="56F7A58F" w16cid:durableId="78DEB94B"/>
   <w16cid:commentId w16cid:paraId="6029A921" w16cid:durableId="561447AA"/>
-  <w16cid:commentId w16cid:paraId="1580FB00" w16cid:durableId="4C685F17"/>
-  <w16cid:commentId w16cid:paraId="2C524644" w16cid:durableId="647B6ED3"/>
-  <w16cid:commentId w16cid:paraId="20DB507C" w16cid:durableId="37E66328"/>
-  <w16cid:commentId w16cid:paraId="0629C259" w16cid:durableId="64B4AD99"/>
-  <w16cid:commentId w16cid:paraId="54F32B94" w16cid:durableId="21E27CA8"/>
-  <w16cid:commentId w16cid:paraId="725C5961" w16cid:durableId="7C3F9266"/>
-  <w16cid:commentId w16cid:paraId="46D2ACCA" w16cid:durableId="4AA70B3C"/>
-  <w16cid:commentId w16cid:paraId="53E51B99" w16cid:durableId="1EFEDE7D"/>
-  <w16cid:commentId w16cid:paraId="17F0B8C7" w16cid:durableId="1D21DD50"/>
   <w16cid:commentId w16cid:paraId="44FEBA1D" w16cid:durableId="0183F347"/>
 </w16cid:commentsIds>
 </file>
 
 <file path=word/endnotes.xml><?xml version="1.0" encoding="utf-8"?>
-<w:endnotes xmlns:wpc="http://schemas.microsoft.com/office/word/2010/wordprocessingCanvas" xmlns:cx="http://schemas.microsoft.com/office/drawing/2014/chartex" xmlns:cx1="http://schemas.microsoft.com/office/drawing/2015/9/8/chartex" xmlns:cx2="http://schemas.microsoft.com/office/drawing/2015/10/21/chartex" xmlns:cx3="http://schemas.microsoft.com/office/drawing/2016/5/9/chartex" xmlns:cx4="http://schemas.microsoft.com/office/drawing/2016/5/10/chartex" xmlns:cx5="http://schemas.microsoft.com/office/drawing/2016/5/11/chartex" xmlns:cx6="http://schemas.microsoft.com/office/drawing/2016/5/12/chartex" xmlns:cx7="http://schemas.microsoft.com/office/drawing/2016/5/13/chartex" xmlns:cx8="http://schemas.microsoft.com/office/drawing/2016/5/14/chartex" xmlns:mc="http://schemas.openxmlformats.org/markup-compatibility/2006" xmlns:aink="http://schemas.microsoft.com/office/drawing/2016/ink" xmlns:am3d="http://schemas.microsoft.com/office/drawing/2017/model3d" xmlns:o="urn:schemas-microsoft-com:office:office" xmlns:oel="http://schemas.microsoft.com/office/2019/extlst" xmlns:r="http://schemas.openxmlformats.org/officeDocument/2006/relationships" xmlns:m="http://schemas.openxmlformats.org/officeDocument/2006/math" xmlns:v="urn:schemas-microsoft-com:vml" xmlns:wp14="http://schemas.microsoft.com/office/word/2010/wordprocessingDrawing" xmlns:wp="http://schemas.openxmlformats.org/drawingml/2006/wordprocessingDrawing" xmlns:w10="urn:schemas-microsoft-com:office:word" xmlns:w="http://schemas.openxmlformats.org/wordprocessingml/2006/main" xmlns:w14="http://schemas.microsoft.com/office/word/2010/wordml" xmlns:w15="http://schemas.microsoft.com/office/word/2012/wordml" xmlns:w16cex="http://schemas.microsoft.com/office/word/2018/wordml/cex" xmlns:w16cid="http://schemas.microsoft.com/office/word/2016/wordml/cid" xmlns:w16="http://schemas.microsoft.com/office/word/2018/wordml" xmlns:w16sdtdh="http://schemas.microsoft.com/office/word/2020/wordml/sdtdatahash" xmlns:w16se="http://schemas.microsoft.com/office/word/2015/wordml/symex" xmlns:wpg="http://schemas.microsoft.com/office/word/2010/wordprocessingGroup" xmlns:wpi="http://schemas.microsoft.com/office/word/2010/wordprocessingInk" xmlns:wne="http://schemas.microsoft.com/office/word/2006/wordml" xmlns:wps="http://schemas.microsoft.com/office/word/2010/wordprocessingShape" mc:Ignorable="w14 w15 w16se w16cid w16 w16cex w16sdtdh wp14">
+<w:endnotes xmlns:wpc="http://schemas.microsoft.com/office/word/2010/wordprocessingCanvas" xmlns:cx="http://schemas.microsoft.com/office/drawing/2014/chartex" xmlns:cx1="http://schemas.microsoft.com/office/drawing/2015/9/8/chartex" xmlns:cx2="http://schemas.microsoft.com/office/drawing/2015/10/21/chartex" xmlns:cx3="http://schemas.microsoft.com/office/drawing/2016/5/9/chartex" xmlns:cx4="http://schemas.microsoft.com/office/drawing/2016/5/10/chartex" xmlns:cx5="http://schemas.microsoft.com/office/drawing/2016/5/11/chartex" xmlns:cx6="http://schemas.microsoft.com/office/drawing/2016/5/12/chartex" xmlns:cx7="http://schemas.microsoft.com/office/drawing/2016/5/13/chartex" xmlns:cx8="http://schemas.microsoft.com/office/drawing/2016/5/14/chartex" xmlns:mc="http://schemas.openxmlformats.org/markup-compatibility/2006" xmlns:aink="http://schemas.microsoft.com/office/drawing/2016/ink" xmlns:am3d="http://schemas.microsoft.com/office/drawing/2017/model3d" xmlns:o="urn:schemas-microsoft-com:office:office" xmlns:oel="http://schemas.microsoft.com/office/2019/extlst" xmlns:r="http://schemas.openxmlformats.org/officeDocument/2006/relationships" xmlns:m="http://schemas.openxmlformats.org/officeDocument/2006/math" xmlns:v="urn:schemas-microsoft-com:vml" xmlns:wp14="http://schemas.microsoft.com/office/word/2010/wordprocessingDrawing" xmlns:wp="http://schemas.openxmlformats.org/drawingml/2006/wordprocessingDrawing" xmlns:w10="urn:schemas-microsoft-com:office:word" xmlns:w="http://schemas.openxmlformats.org/wordprocessingml/2006/main" xmlns:w14="http://schemas.microsoft.com/office/word/2010/wordml" xmlns:w15="http://schemas.microsoft.com/office/word/2012/wordml" xmlns:w16cex="http://schemas.microsoft.com/office/word/2018/wordml/cex" xmlns:w16cid="http://schemas.microsoft.com/office/word/2016/wordml/cid" xmlns:w16="http://schemas.microsoft.com/office/word/2018/wordml" xmlns:w16du="http://schemas.microsoft.com/office/word/2023/wordml/word16du" xmlns:w16sdtdh="http://schemas.microsoft.com/office/word/2020/wordml/sdtdatahash" xmlns:w16sdtfl="http://schemas.microsoft.com/office/word/2024/wordml/sdtformatlock" xmlns:w16se="http://schemas.microsoft.com/office/word/2015/wordml/symex" xmlns:wpg="http://schemas.microsoft.com/office/word/2010/wordprocessingGroup" xmlns:wpi="http://schemas.microsoft.com/office/word/2010/wordprocessingInk" xmlns:wne="http://schemas.microsoft.com/office/word/2006/wordml" xmlns:wps="http://schemas.microsoft.com/office/word/2010/wordprocessingShape" mc:Ignorable="w14 w15 w16se w16cid w16 w16cex w16sdtdh w16sdtfl w16du wp14">
   <w:endnote w:type="separator" w:id="-1">
     <w:p>
       <w:pPr>
@@ -58398,7 +57928,7 @@
 </file>
 
 <file path=word/footer1.xml><?xml version="1.0" encoding="utf-8"?>
-<w:ftr xmlns:wpc="http://schemas.microsoft.com/office/word/2010/wordprocessingCanvas" xmlns:cx="http://schemas.microsoft.com/office/drawing/2014/chartex" xmlns:cx1="http://schemas.microsoft.com/office/drawing/2015/9/8/chartex" xmlns:cx2="http://schemas.microsoft.com/office/drawing/2015/10/21/chartex" xmlns:cx3="http://schemas.microsoft.com/office/drawing/2016/5/9/chartex" xmlns:cx4="http://schemas.microsoft.com/office/drawing/2016/5/10/chartex" xmlns:cx5="http://schemas.microsoft.com/office/drawing/2016/5/11/chartex" xmlns:cx6="http://schemas.microsoft.com/office/drawing/2016/5/12/chartex" xmlns:cx7="http://schemas.microsoft.com/office/drawing/2016/5/13/chartex" xmlns:cx8="http://schemas.microsoft.com/office/drawing/2016/5/14/chartex" xmlns:mc="http://schemas.openxmlformats.org/markup-compatibility/2006" xmlns:aink="http://schemas.microsoft.com/office/drawing/2016/ink" xmlns:am3d="http://schemas.microsoft.com/office/drawing/2017/model3d" xmlns:o="urn:schemas-microsoft-com:office:office" xmlns:oel="http://schemas.microsoft.com/office/2019/extlst" xmlns:r="http://schemas.openxmlformats.org/officeDocument/2006/relationships" xmlns:m="http://schemas.openxmlformats.org/officeDocument/2006/math" xmlns:v="urn:schemas-microsoft-com:vml" xmlns:wp14="http://schemas.microsoft.com/office/word/2010/wordprocessingDrawing" xmlns:wp="http://schemas.openxmlformats.org/drawingml/2006/wordprocessingDrawing" xmlns:w10="urn:schemas-microsoft-com:office:word" xmlns:w="http://schemas.openxmlformats.org/wordprocessingml/2006/main" xmlns:w14="http://schemas.microsoft.com/office/word/2010/wordml" xmlns:w15="http://schemas.microsoft.com/office/word/2012/wordml" xmlns:w16cex="http://schemas.microsoft.com/office/word/2018/wordml/cex" xmlns:w16cid="http://schemas.microsoft.com/office/word/2016/wordml/cid" xmlns:w16="http://schemas.microsoft.com/office/word/2018/wordml" xmlns:w16sdtdh="http://schemas.microsoft.com/office/word/2020/wordml/sdtdatahash" xmlns:w16se="http://schemas.microsoft.com/office/word/2015/wordml/symex" xmlns:wpg="http://schemas.microsoft.com/office/word/2010/wordprocessingGroup" xmlns:wpi="http://schemas.microsoft.com/office/word/2010/wordprocessingInk" xmlns:wne="http://schemas.microsoft.com/office/word/2006/wordml" xmlns:wps="http://schemas.microsoft.com/office/word/2010/wordprocessingShape" mc:Ignorable="w14 w15 w16se w16cid w16 w16cex w16sdtdh wp14">
+<w:ftr xmlns:wpc="http://schemas.microsoft.com/office/word/2010/wordprocessingCanvas" xmlns:cx="http://schemas.microsoft.com/office/drawing/2014/chartex" xmlns:cx1="http://schemas.microsoft.com/office/drawing/2015/9/8/chartex" xmlns:cx2="http://schemas.microsoft.com/office/drawing/2015/10/21/chartex" xmlns:cx3="http://schemas.microsoft.com/office/drawing/2016/5/9/chartex" xmlns:cx4="http://schemas.microsoft.com/office/drawing/2016/5/10/chartex" xmlns:cx5="http://schemas.microsoft.com/office/drawing/2016/5/11/chartex" xmlns:cx6="http://schemas.microsoft.com/office/drawing/2016/5/12/chartex" xmlns:cx7="http://schemas.microsoft.com/office/drawing/2016/5/13/chartex" xmlns:cx8="http://schemas.microsoft.com/office/drawing/2016/5/14/chartex" xmlns:mc="http://schemas.openxmlformats.org/markup-compatibility/2006" xmlns:aink="http://schemas.microsoft.com/office/drawing/2016/ink" xmlns:am3d="http://schemas.microsoft.com/office/drawing/2017/model3d" xmlns:o="urn:schemas-microsoft-com:office:office" xmlns:oel="http://schemas.microsoft.com/office/2019/extlst" xmlns:r="http://schemas.openxmlformats.org/officeDocument/2006/relationships" xmlns:m="http://schemas.openxmlformats.org/officeDocument/2006/math" xmlns:v="urn:schemas-microsoft-com:vml" xmlns:wp14="http://schemas.microsoft.com/office/word/2010/wordprocessingDrawing" xmlns:wp="http://schemas.openxmlformats.org/drawingml/2006/wordprocessingDrawing" xmlns:w10="urn:schemas-microsoft-com:office:word" xmlns:w="http://schemas.openxmlformats.org/wordprocessingml/2006/main" xmlns:w14="http://schemas.microsoft.com/office/word/2010/wordml" xmlns:w15="http://schemas.microsoft.com/office/word/2012/wordml" xmlns:w16cex="http://schemas.microsoft.com/office/word/2018/wordml/cex" xmlns:w16cid="http://schemas.microsoft.com/office/word/2016/wordml/cid" xmlns:w16="http://schemas.microsoft.com/office/word/2018/wordml" xmlns:w16du="http://schemas.microsoft.com/office/word/2023/wordml/word16du" xmlns:w16sdtdh="http://schemas.microsoft.com/office/word/2020/wordml/sdtdatahash" xmlns:w16sdtfl="http://schemas.microsoft.com/office/word/2024/wordml/sdtformatlock" xmlns:w16se="http://schemas.microsoft.com/office/word/2015/wordml/symex" xmlns:wpg="http://schemas.microsoft.com/office/word/2010/wordprocessingGroup" xmlns:wpi="http://schemas.microsoft.com/office/word/2010/wordprocessingInk" xmlns:wne="http://schemas.microsoft.com/office/word/2006/wordml" xmlns:wps="http://schemas.microsoft.com/office/word/2010/wordprocessingShape" mc:Ignorable="w14 w15 w16se w16cid w16 w16cex w16sdtdh w16sdtfl w16du wp14">
   <w:sdt>
     <w:sdtPr>
       <w:id w:val="1919754593"/>
@@ -58410,7 +57940,7 @@
     <w:sdtContent>
       <w:p>
         <w:pPr>
-          <w:pStyle w:val="Zpat"/>
+          <w:pStyle w:val="Footer"/>
           <w:jc w:val="right"/>
         </w:pPr>
         <w:r>
@@ -58436,14 +57966,14 @@
   </w:sdt>
   <w:p>
     <w:pPr>
-      <w:pStyle w:val="Zpat"/>
+      <w:pStyle w:val="Footer"/>
     </w:pPr>
   </w:p>
 </w:ftr>
 </file>
 
 <file path=word/footnotes.xml><?xml version="1.0" encoding="utf-8"?>
-<w:footnotes xmlns:wpc="http://schemas.microsoft.com/office/word/2010/wordprocessingCanvas" xmlns:cx="http://schemas.microsoft.com/office/drawing/2014/chartex" xmlns:cx1="http://schemas.microsoft.com/office/drawing/2015/9/8/chartex" xmlns:cx2="http://schemas.microsoft.com/office/drawing/2015/10/21/chartex" xmlns:cx3="http://schemas.microsoft.com/office/drawing/2016/5/9/chartex" xmlns:cx4="http://schemas.microsoft.com/office/drawing/2016/5/10/chartex" xmlns:cx5="http://schemas.microsoft.com/office/drawing/2016/5/11/chartex" xmlns:cx6="http://schemas.microsoft.com/office/drawing/2016/5/12/chartex" xmlns:cx7="http://schemas.microsoft.com/office/drawing/2016/5/13/chartex" xmlns:cx8="http://schemas.microsoft.com/office/drawing/2016/5/14/chartex" xmlns:mc="http://schemas.openxmlformats.org/markup-compatibility/2006" xmlns:aink="http://schemas.microsoft.com/office/drawing/2016/ink" xmlns:am3d="http://schemas.microsoft.com/office/drawing/2017/model3d" xmlns:o="urn:schemas-microsoft-com:office:office" xmlns:oel="http://schemas.microsoft.com/office/2019/extlst" xmlns:r="http://schemas.openxmlformats.org/officeDocument/2006/relationships" xmlns:m="http://schemas.openxmlformats.org/officeDocument/2006/math" xmlns:v="urn:schemas-microsoft-com:vml" xmlns:wp14="http://schemas.microsoft.com/office/word/2010/wordprocessingDrawing" xmlns:wp="http://schemas.openxmlformats.org/drawingml/2006/wordprocessingDrawing" xmlns:w10="urn:schemas-microsoft-com:office:word" xmlns:w="http://schemas.openxmlformats.org/wordprocessingml/2006/main" xmlns:w14="http://schemas.microsoft.com/office/word/2010/wordml" xmlns:w15="http://schemas.microsoft.com/office/word/2012/wordml" xmlns:w16cex="http://schemas.microsoft.com/office/word/2018/wordml/cex" xmlns:w16cid="http://schemas.microsoft.com/office/word/2016/wordml/cid" xmlns:w16="http://schemas.microsoft.com/office/word/2018/wordml" xmlns:w16sdtdh="http://schemas.microsoft.com/office/word/2020/wordml/sdtdatahash" xmlns:w16se="http://schemas.microsoft.com/office/word/2015/wordml/symex" xmlns:wpg="http://schemas.microsoft.com/office/word/2010/wordprocessingGroup" xmlns:wpi="http://schemas.microsoft.com/office/word/2010/wordprocessingInk" xmlns:wne="http://schemas.microsoft.com/office/word/2006/wordml" xmlns:wps="http://schemas.microsoft.com/office/word/2010/wordprocessingShape" mc:Ignorable="w14 w15 w16se w16cid w16 w16cex w16sdtdh wp14">
+<w:footnotes xmlns:wpc="http://schemas.microsoft.com/office/word/2010/wordprocessingCanvas" xmlns:cx="http://schemas.microsoft.com/office/drawing/2014/chartex" xmlns:cx1="http://schemas.microsoft.com/office/drawing/2015/9/8/chartex" xmlns:cx2="http://schemas.microsoft.com/office/drawing/2015/10/21/chartex" xmlns:cx3="http://schemas.microsoft.com/office/drawing/2016/5/9/chartex" xmlns:cx4="http://schemas.microsoft.com/office/drawing/2016/5/10/chartex" xmlns:cx5="http://schemas.microsoft.com/office/drawing/2016/5/11/chartex" xmlns:cx6="http://schemas.microsoft.com/office/drawing/2016/5/12/chartex" xmlns:cx7="http://schemas.microsoft.com/office/drawing/2016/5/13/chartex" xmlns:cx8="http://schemas.microsoft.com/office/drawing/2016/5/14/chartex" xmlns:mc="http://schemas.openxmlformats.org/markup-compatibility/2006" xmlns:aink="http://schemas.microsoft.com/office/drawing/2016/ink" xmlns:am3d="http://schemas.microsoft.com/office/drawing/2017/model3d" xmlns:o="urn:schemas-microsoft-com:office:office" xmlns:oel="http://schemas.microsoft.com/office/2019/extlst" xmlns:r="http://schemas.openxmlformats.org/officeDocument/2006/relationships" xmlns:m="http://schemas.openxmlformats.org/officeDocument/2006/math" xmlns:v="urn:schemas-microsoft-com:vml" xmlns:wp14="http://schemas.microsoft.com/office/word/2010/wordprocessingDrawing" xmlns:wp="http://schemas.openxmlformats.org/drawingml/2006/wordprocessingDrawing" xmlns:w10="urn:schemas-microsoft-com:office:word" xmlns:w="http://schemas.openxmlformats.org/wordprocessingml/2006/main" xmlns:w14="http://schemas.microsoft.com/office/word/2010/wordml" xmlns:w15="http://schemas.microsoft.com/office/word/2012/wordml" xmlns:w16cex="http://schemas.microsoft.com/office/word/2018/wordml/cex" xmlns:w16cid="http://schemas.microsoft.com/office/word/2016/wordml/cid" xmlns:w16="http://schemas.microsoft.com/office/word/2018/wordml" xmlns:w16du="http://schemas.microsoft.com/office/word/2023/wordml/word16du" xmlns:w16sdtdh="http://schemas.microsoft.com/office/word/2020/wordml/sdtdatahash" xmlns:w16sdtfl="http://schemas.microsoft.com/office/word/2024/wordml/sdtformatlock" xmlns:w16se="http://schemas.microsoft.com/office/word/2015/wordml/symex" xmlns:wpg="http://schemas.microsoft.com/office/word/2010/wordprocessingGroup" xmlns:wpi="http://schemas.microsoft.com/office/word/2010/wordprocessingInk" xmlns:wne="http://schemas.microsoft.com/office/word/2006/wordml" xmlns:wps="http://schemas.microsoft.com/office/word/2010/wordprocessingShape" mc:Ignorable="w14 w15 w16se w16cid w16 w16cex w16sdtdh w16sdtfl w16du wp14">
   <w:footnote w:type="separator" w:id="-1">
     <w:p>
       <w:pPr>
@@ -58467,14 +57997,14 @@
   <w:footnote w:id="1">
     <w:p>
       <w:pPr>
-        <w:pStyle w:val="Textpoznpodarou"/>
+        <w:pStyle w:val="FootnoteText"/>
         <w:rPr>
           <w:lang w:val="cs-CZ"/>
         </w:rPr>
       </w:pPr>
       <w:r>
         <w:rPr>
-          <w:rStyle w:val="Znakapoznpodarou"/>
+          <w:rStyle w:val="FootnoteReference"/>
           <w:lang w:val="cs-CZ"/>
         </w:rPr>
         <w:footnoteRef/>
@@ -58546,7 +58076,7 @@
   <w:footnote w:id="2">
     <w:p>
       <w:pPr>
-        <w:pStyle w:val="Textpoznpodarou"/>
+        <w:pStyle w:val="FootnoteText"/>
         <w:jc w:val="both"/>
         <w:rPr>
           <w:lang w:val="cs-CZ"/>
@@ -58554,7 +58084,7 @@
       </w:pPr>
       <w:r>
         <w:rPr>
-          <w:rStyle w:val="Znakapoznpodarou"/>
+          <w:rStyle w:val="FootnoteReference"/>
         </w:rPr>
         <w:footnoteRef/>
       </w:r>
@@ -58683,7 +58213,7 @@
     </w:p>
     <w:p>
       <w:pPr>
-        <w:pStyle w:val="Textpoznpodarou"/>
+        <w:pStyle w:val="FootnoteText"/>
         <w:jc w:val="both"/>
         <w:rPr>
           <w:lang w:val="cs-CZ"/>
@@ -58719,7 +58249,7 @@
         </w:rPr>
         <w:t xml:space="preserve"> </w:t>
       </w:r>
-      <w:bookmarkStart w:id="51" w:name="_Hlk217136574"/>
+      <w:bookmarkStart w:id="48" w:name="_Hlk217136574"/>
       <w:r>
         <w:rPr>
           <w:lang w:val="cs-CZ"/>
@@ -58750,7 +58280,7 @@
         </w:rPr>
         <w:t>funkcí napsaných v jiném programovacím jazyce (tzv. FFI – „foreign function interface“)</w:t>
       </w:r>
-      <w:bookmarkEnd w:id="51"/>
+      <w:bookmarkEnd w:id="48"/>
       <w:r>
         <w:rPr>
           <w:lang w:val="cs-CZ"/>
@@ -58762,14 +58292,15 @@
   <w:footnote w:id="3">
     <w:p>
       <w:pPr>
-        <w:pStyle w:val="Textpoznpodarou"/>
+        <w:pStyle w:val="FootnoteText"/>
+        <w:jc w:val="both"/>
         <w:rPr>
           <w:lang w:val="cs-CZ"/>
         </w:rPr>
       </w:pPr>
       <w:r>
         <w:rPr>
-          <w:rStyle w:val="Znakapoznpodarou"/>
+          <w:rStyle w:val="FootnoteReference"/>
         </w:rPr>
         <w:footnoteRef/>
       </w:r>
@@ -58868,14 +58399,15 @@
   <w:footnote w:id="4">
     <w:p>
       <w:pPr>
-        <w:pStyle w:val="Textpoznpodarou"/>
+        <w:pStyle w:val="FootnoteText"/>
+        <w:jc w:val="both"/>
         <w:rPr>
           <w:lang w:val="cs-CZ"/>
         </w:rPr>
       </w:pPr>
       <w:r>
         <w:rPr>
-          <w:rStyle w:val="Znakapoznpodarou"/>
+          <w:rStyle w:val="FootnoteReference"/>
         </w:rPr>
         <w:footnoteRef/>
       </w:r>
@@ -58896,14 +58428,14 @@
   <w:footnote w:id="5">
     <w:p>
       <w:pPr>
-        <w:pStyle w:val="Textpoznpodarou"/>
+        <w:pStyle w:val="FootnoteText"/>
         <w:rPr>
           <w:lang w:val="cs-CZ"/>
         </w:rPr>
       </w:pPr>
       <w:r>
         <w:rPr>
-          <w:rStyle w:val="Znakapoznpodarou"/>
+          <w:rStyle w:val="FootnoteReference"/>
         </w:rPr>
         <w:footnoteRef/>
       </w:r>
@@ -59046,14 +58578,14 @@
   <w:footnote w:id="6">
     <w:p>
       <w:pPr>
-        <w:pStyle w:val="Textpoznpodarou"/>
+        <w:pStyle w:val="FootnoteText"/>
         <w:rPr>
           <w:lang w:val="cs-CZ"/>
         </w:rPr>
       </w:pPr>
       <w:r>
         <w:rPr>
-          <w:rStyle w:val="Znakapoznpodarou"/>
+          <w:rStyle w:val="FootnoteReference"/>
           <w:lang w:val="cs-CZ"/>
         </w:rPr>
         <w:footnoteRef/>
@@ -59223,14 +58755,14 @@
   <w:footnote w:id="7">
     <w:p>
       <w:pPr>
-        <w:pStyle w:val="Textpoznpodarou"/>
+        <w:pStyle w:val="FootnoteText"/>
         <w:rPr>
           <w:lang w:val="cs-CZ"/>
         </w:rPr>
       </w:pPr>
       <w:r>
         <w:rPr>
-          <w:rStyle w:val="Znakapoznpodarou"/>
+          <w:rStyle w:val="FootnoteReference"/>
         </w:rPr>
         <w:footnoteRef/>
       </w:r>
@@ -59305,14 +58837,15 @@
   <w:footnote w:id="8">
     <w:p>
       <w:pPr>
-        <w:pStyle w:val="Textpoznpodarou"/>
+        <w:pStyle w:val="FootnoteText"/>
+        <w:jc w:val="both"/>
         <w:rPr>
           <w:lang w:val="cs-CZ"/>
         </w:rPr>
       </w:pPr>
       <w:r>
         <w:rPr>
-          <w:rStyle w:val="Znakapoznpodarou"/>
+          <w:rStyle w:val="FootnoteReference"/>
         </w:rPr>
         <w:footnoteRef/>
       </w:r>
@@ -59387,14 +58920,15 @@
   <w:footnote w:id="9">
     <w:p>
       <w:pPr>
-        <w:pStyle w:val="Textpoznpodarou"/>
+        <w:pStyle w:val="FootnoteText"/>
+        <w:jc w:val="both"/>
         <w:rPr>
           <w:lang w:val="cs-CZ"/>
         </w:rPr>
       </w:pPr>
       <w:r>
         <w:rPr>
-          <w:rStyle w:val="Znakapoznpodarou"/>
+          <w:rStyle w:val="FootnoteReference"/>
         </w:rPr>
         <w:footnoteRef/>
       </w:r>
@@ -59539,14 +59073,15 @@
   <w:footnote w:id="10">
     <w:p>
       <w:pPr>
-        <w:pStyle w:val="Textpoznpodarou"/>
+        <w:pStyle w:val="FootnoteText"/>
+        <w:jc w:val="both"/>
         <w:rPr>
           <w:lang w:val="cs-CZ"/>
         </w:rPr>
       </w:pPr>
       <w:r>
         <w:rPr>
-          <w:rStyle w:val="Znakapoznpodarou"/>
+          <w:rStyle w:val="FootnoteReference"/>
         </w:rPr>
         <w:footnoteRef/>
       </w:r>
@@ -59578,7 +59113,75 @@
         <w:rPr>
           <w:lang w:val="cs-CZ"/>
         </w:rPr>
-        <w:t xml:space="preserve"> V našem projektu je nevyužíváme.</w:t>
+        <w:t xml:space="preserve"> Umožňují tak, aby např. jedno pole obsahující traitové objekty obsahovalo</w:t>
+      </w:r>
+      <w:r>
+        <w:rPr>
+          <w:lang w:val="cs-CZ"/>
+        </w:rPr>
+        <w:t xml:space="preserve"> objekty</w:t>
+      </w:r>
+      <w:r>
+        <w:rPr>
+          <w:lang w:val="cs-CZ"/>
+        </w:rPr>
+        <w:t xml:space="preserve"> </w:t>
+      </w:r>
+      <w:r>
+        <w:rPr>
+          <w:u w:val="single"/>
+          <w:lang w:val="cs-CZ"/>
+        </w:rPr>
+        <w:t>různ</w:t>
+      </w:r>
+      <w:r>
+        <w:rPr>
+          <w:u w:val="single"/>
+          <w:lang w:val="cs-CZ"/>
+        </w:rPr>
+        <w:t>ých</w:t>
+      </w:r>
+      <w:r>
+        <w:rPr>
+          <w:lang w:val="cs-CZ"/>
+        </w:rPr>
+        <w:t xml:space="preserve"> </w:t>
+      </w:r>
+      <w:r>
+        <w:rPr>
+          <w:lang w:val="cs-CZ"/>
+        </w:rPr>
+        <w:t>typů, všechny</w:t>
+      </w:r>
+      <w:r>
+        <w:rPr>
+          <w:lang w:val="cs-CZ"/>
+        </w:rPr>
+        <w:t xml:space="preserve"> implementující daný trait, namísto toho, aby všechny objekty </w:t>
+      </w:r>
+      <w:r>
+        <w:rPr>
+          <w:lang w:val="cs-CZ"/>
+        </w:rPr>
+        <w:t xml:space="preserve">musely být </w:t>
+      </w:r>
+      <w:r>
+        <w:rPr>
+          <w:lang w:val="cs-CZ"/>
+        </w:rPr>
+        <w:t>stejného typu.</w:t>
+      </w:r>
+      <w:r>
+        <w:rPr>
+          <w:lang w:val="cs-CZ"/>
+        </w:rPr>
+        <w:br/>
+      </w:r>
+      <w:r>
+        <w:rPr>
+          <w:lang w:val="cs-CZ"/>
+        </w:rPr>
+        <w:t>V našem projektu je nevyužíváme.</w:t>
       </w:r>
       <w:r>
         <w:rPr>
@@ -59591,14 +59194,14 @@
   <w:footnote w:id="11">
     <w:p>
       <w:pPr>
-        <w:pStyle w:val="Textpoznpodarou"/>
+        <w:pStyle w:val="FootnoteText"/>
         <w:rPr>
           <w:lang w:val="cs-CZ"/>
         </w:rPr>
       </w:pPr>
       <w:r>
         <w:rPr>
-          <w:rStyle w:val="Znakapoznpodarou"/>
+          <w:rStyle w:val="FootnoteReference"/>
           <w:lang w:val="cs-CZ"/>
         </w:rPr>
         <w:footnoteRef/>
@@ -59644,14 +59247,14 @@
   <w:footnote w:id="12">
     <w:p>
       <w:pPr>
-        <w:pStyle w:val="Textpoznpodarou"/>
+        <w:pStyle w:val="FootnoteText"/>
         <w:rPr>
           <w:lang w:val="cs-CZ"/>
         </w:rPr>
       </w:pPr>
       <w:r>
         <w:rPr>
-          <w:rStyle w:val="Znakapoznpodarou"/>
+          <w:rStyle w:val="FootnoteReference"/>
         </w:rPr>
         <w:footnoteRef/>
       </w:r>
@@ -59672,14 +59275,14 @@
   <w:footnote w:id="13">
     <w:p>
       <w:pPr>
-        <w:pStyle w:val="Textpoznpodarou"/>
+        <w:pStyle w:val="FootnoteText"/>
         <w:rPr>
           <w:lang w:val="cs-CZ"/>
         </w:rPr>
       </w:pPr>
       <w:r>
         <w:rPr>
-          <w:rStyle w:val="Znakapoznpodarou"/>
+          <w:rStyle w:val="FootnoteReference"/>
         </w:rPr>
         <w:footnoteRef/>
       </w:r>
@@ -59730,14 +59333,14 @@
   <w:footnote w:id="14">
     <w:p>
       <w:pPr>
-        <w:pStyle w:val="Textpoznpodarou"/>
+        <w:pStyle w:val="FootnoteText"/>
         <w:rPr>
           <w:lang w:val="cs-CZ"/>
         </w:rPr>
       </w:pPr>
       <w:r>
         <w:rPr>
-          <w:rStyle w:val="Znakapoznpodarou"/>
+          <w:rStyle w:val="FootnoteReference"/>
         </w:rPr>
         <w:footnoteRef/>
       </w:r>
@@ -59820,14 +59423,14 @@
   <w:footnote w:id="15">
     <w:p>
       <w:pPr>
-        <w:pStyle w:val="Textpoznpodarou"/>
+        <w:pStyle w:val="FootnoteText"/>
         <w:rPr>
           <w:lang w:val="cs-CZ"/>
         </w:rPr>
       </w:pPr>
       <w:r>
         <w:rPr>
-          <w:rStyle w:val="Znakapoznpodarou"/>
+          <w:rStyle w:val="FootnoteReference"/>
         </w:rPr>
         <w:footnoteRef/>
       </w:r>
@@ -59933,7 +59536,7 @@
 </file>
 
 <file path=word/numbering.xml><?xml version="1.0" encoding="utf-8"?>
-<w:numbering xmlns:wpc="http://schemas.microsoft.com/office/word/2010/wordprocessingCanvas" xmlns:cx="http://schemas.microsoft.com/office/drawing/2014/chartex" xmlns:cx1="http://schemas.microsoft.com/office/drawing/2015/9/8/chartex" xmlns:cx2="http://schemas.microsoft.com/office/drawing/2015/10/21/chartex" xmlns:cx3="http://schemas.microsoft.com/office/drawing/2016/5/9/chartex" xmlns:cx4="http://schemas.microsoft.com/office/drawing/2016/5/10/chartex" xmlns:cx5="http://schemas.microsoft.com/office/drawing/2016/5/11/chartex" xmlns:cx6="http://schemas.microsoft.com/office/drawing/2016/5/12/chartex" xmlns:cx7="http://schemas.microsoft.com/office/drawing/2016/5/13/chartex" xmlns:cx8="http://schemas.microsoft.com/office/drawing/2016/5/14/chartex" xmlns:mc="http://schemas.openxmlformats.org/markup-compatibility/2006" xmlns:aink="http://schemas.microsoft.com/office/drawing/2016/ink" xmlns:am3d="http://schemas.microsoft.com/office/drawing/2017/model3d" xmlns:o="urn:schemas-microsoft-com:office:office" xmlns:oel="http://schemas.microsoft.com/office/2019/extlst" xmlns:r="http://schemas.openxmlformats.org/officeDocument/2006/relationships" xmlns:m="http://schemas.openxmlformats.org/officeDocument/2006/math" xmlns:v="urn:schemas-microsoft-com:vml" xmlns:wp14="http://schemas.microsoft.com/office/word/2010/wordprocessingDrawing" xmlns:wp="http://schemas.openxmlformats.org/drawingml/2006/wordprocessingDrawing" xmlns:w10="urn:schemas-microsoft-com:office:word" xmlns:w="http://schemas.openxmlformats.org/wordprocessingml/2006/main" xmlns:w14="http://schemas.microsoft.com/office/word/2010/wordml" xmlns:w15="http://schemas.microsoft.com/office/word/2012/wordml" xmlns:w16cex="http://schemas.microsoft.com/office/word/2018/wordml/cex" xmlns:w16cid="http://schemas.microsoft.com/office/word/2016/wordml/cid" xmlns:w16="http://schemas.microsoft.com/office/word/2018/wordml" xmlns:w16sdtdh="http://schemas.microsoft.com/office/word/2020/wordml/sdtdatahash" xmlns:w16se="http://schemas.microsoft.com/office/word/2015/wordml/symex" xmlns:wpg="http://schemas.microsoft.com/office/word/2010/wordprocessingGroup" xmlns:wpi="http://schemas.microsoft.com/office/word/2010/wordprocessingInk" xmlns:wne="http://schemas.microsoft.com/office/word/2006/wordml" xmlns:wps="http://schemas.microsoft.com/office/word/2010/wordprocessingShape" mc:Ignorable="w14 w15 w16se w16cid w16 w16cex w16sdtdh wp14">
+<w:numbering xmlns:wpc="http://schemas.microsoft.com/office/word/2010/wordprocessingCanvas" xmlns:cx="http://schemas.microsoft.com/office/drawing/2014/chartex" xmlns:cx1="http://schemas.microsoft.com/office/drawing/2015/9/8/chartex" xmlns:cx2="http://schemas.microsoft.com/office/drawing/2015/10/21/chartex" xmlns:cx3="http://schemas.microsoft.com/office/drawing/2016/5/9/chartex" xmlns:cx4="http://schemas.microsoft.com/office/drawing/2016/5/10/chartex" xmlns:cx5="http://schemas.microsoft.com/office/drawing/2016/5/11/chartex" xmlns:cx6="http://schemas.microsoft.com/office/drawing/2016/5/12/chartex" xmlns:cx7="http://schemas.microsoft.com/office/drawing/2016/5/13/chartex" xmlns:cx8="http://schemas.microsoft.com/office/drawing/2016/5/14/chartex" xmlns:mc="http://schemas.openxmlformats.org/markup-compatibility/2006" xmlns:aink="http://schemas.microsoft.com/office/drawing/2016/ink" xmlns:am3d="http://schemas.microsoft.com/office/drawing/2017/model3d" xmlns:o="urn:schemas-microsoft-com:office:office" xmlns:oel="http://schemas.microsoft.com/office/2019/extlst" xmlns:r="http://schemas.openxmlformats.org/officeDocument/2006/relationships" xmlns:m="http://schemas.openxmlformats.org/officeDocument/2006/math" xmlns:v="urn:schemas-microsoft-com:vml" xmlns:wp14="http://schemas.microsoft.com/office/word/2010/wordprocessingDrawing" xmlns:wp="http://schemas.openxmlformats.org/drawingml/2006/wordprocessingDrawing" xmlns:w10="urn:schemas-microsoft-com:office:word" xmlns:w="http://schemas.openxmlformats.org/wordprocessingml/2006/main" xmlns:w14="http://schemas.microsoft.com/office/word/2010/wordml" xmlns:w15="http://schemas.microsoft.com/office/word/2012/wordml" xmlns:w16cex="http://schemas.microsoft.com/office/word/2018/wordml/cex" xmlns:w16cid="http://schemas.microsoft.com/office/word/2016/wordml/cid" xmlns:w16="http://schemas.microsoft.com/office/word/2018/wordml" xmlns:w16du="http://schemas.microsoft.com/office/word/2023/wordml/word16du" xmlns:w16sdtdh="http://schemas.microsoft.com/office/word/2020/wordml/sdtdatahash" xmlns:w16sdtfl="http://schemas.microsoft.com/office/word/2024/wordml/sdtformatlock" xmlns:w16se="http://schemas.microsoft.com/office/word/2015/wordml/symex" xmlns:wpg="http://schemas.microsoft.com/office/word/2010/wordprocessingGroup" xmlns:wpi="http://schemas.microsoft.com/office/word/2010/wordprocessingInk" xmlns:wne="http://schemas.microsoft.com/office/word/2006/wordml" xmlns:wps="http://schemas.microsoft.com/office/word/2010/wordprocessingShape" mc:Ignorable="w14 w15 w16se w16cid w16 w16cex w16sdtdh w16sdtfl w16du wp14">
   <w:abstractNum w:abstractNumId="0" w15:restartNumberingAfterBreak="0">
     <w:nsid w:val="330A4393"/>
     <w:multiLevelType w:val="hybridMultilevel"/>
@@ -60214,7 +59817,7 @@
 </file>
 
 <file path=word/people.xml><?xml version="1.0" encoding="utf-8"?>
-<w15:people xmlns:wpc="http://schemas.microsoft.com/office/word/2010/wordprocessingCanvas" xmlns:cx="http://schemas.microsoft.com/office/drawing/2014/chartex" xmlns:cx1="http://schemas.microsoft.com/office/drawing/2015/9/8/chartex" xmlns:cx2="http://schemas.microsoft.com/office/drawing/2015/10/21/chartex" xmlns:cx3="http://schemas.microsoft.com/office/drawing/2016/5/9/chartex" xmlns:cx4="http://schemas.microsoft.com/office/drawing/2016/5/10/chartex" xmlns:cx5="http://schemas.microsoft.com/office/drawing/2016/5/11/chartex" xmlns:cx6="http://schemas.microsoft.com/office/drawing/2016/5/12/chartex" xmlns:cx7="http://schemas.microsoft.com/office/drawing/2016/5/13/chartex" xmlns:cx8="http://schemas.microsoft.com/office/drawing/2016/5/14/chartex" xmlns:mc="http://schemas.openxmlformats.org/markup-compatibility/2006" xmlns:aink="http://schemas.microsoft.com/office/drawing/2016/ink" xmlns:am3d="http://schemas.microsoft.com/office/drawing/2017/model3d" xmlns:o="urn:schemas-microsoft-com:office:office" xmlns:oel="http://schemas.microsoft.com/office/2019/extlst" xmlns:r="http://schemas.openxmlformats.org/officeDocument/2006/relationships" xmlns:m="http://schemas.openxmlformats.org/officeDocument/2006/math" xmlns:v="urn:schemas-microsoft-com:vml" xmlns:wp14="http://schemas.microsoft.com/office/word/2010/wordprocessingDrawing" xmlns:wp="http://schemas.openxmlformats.org/drawingml/2006/wordprocessingDrawing" xmlns:w10="urn:schemas-microsoft-com:office:word" xmlns:w="http://schemas.openxmlformats.org/wordprocessingml/2006/main" xmlns:w14="http://schemas.microsoft.com/office/word/2010/wordml" xmlns:w15="http://schemas.microsoft.com/office/word/2012/wordml" xmlns:w16cex="http://schemas.microsoft.com/office/word/2018/wordml/cex" xmlns:w16cid="http://schemas.microsoft.com/office/word/2016/wordml/cid" xmlns:w16="http://schemas.microsoft.com/office/word/2018/wordml" xmlns:w16sdtdh="http://schemas.microsoft.com/office/word/2020/wordml/sdtdatahash" xmlns:w16se="http://schemas.microsoft.com/office/word/2015/wordml/symex" xmlns:wpg="http://schemas.microsoft.com/office/word/2010/wordprocessingGroup" xmlns:wpi="http://schemas.microsoft.com/office/word/2010/wordprocessingInk" xmlns:wne="http://schemas.microsoft.com/office/word/2006/wordml" xmlns:wps="http://schemas.microsoft.com/office/word/2010/wordprocessingShape" mc:Ignorable="w14 w15 w16se w16cid w16 w16cex w16sdtdh wp14">
+<w15:people xmlns:wpc="http://schemas.microsoft.com/office/word/2010/wordprocessingCanvas" xmlns:cx="http://schemas.microsoft.com/office/drawing/2014/chartex" xmlns:cx1="http://schemas.microsoft.com/office/drawing/2015/9/8/chartex" xmlns:cx2="http://schemas.microsoft.com/office/drawing/2015/10/21/chartex" xmlns:cx3="http://schemas.microsoft.com/office/drawing/2016/5/9/chartex" xmlns:cx4="http://schemas.microsoft.com/office/drawing/2016/5/10/chartex" xmlns:cx5="http://schemas.microsoft.com/office/drawing/2016/5/11/chartex" xmlns:cx6="http://schemas.microsoft.com/office/drawing/2016/5/12/chartex" xmlns:cx7="http://schemas.microsoft.com/office/drawing/2016/5/13/chartex" xmlns:cx8="http://schemas.microsoft.com/office/drawing/2016/5/14/chartex" xmlns:mc="http://schemas.openxmlformats.org/markup-compatibility/2006" xmlns:aink="http://schemas.microsoft.com/office/drawing/2016/ink" xmlns:am3d="http://schemas.microsoft.com/office/drawing/2017/model3d" xmlns:o="urn:schemas-microsoft-com:office:office" xmlns:oel="http://schemas.microsoft.com/office/2019/extlst" xmlns:r="http://schemas.openxmlformats.org/officeDocument/2006/relationships" xmlns:m="http://schemas.openxmlformats.org/officeDocument/2006/math" xmlns:v="urn:schemas-microsoft-com:vml" xmlns:wp14="http://schemas.microsoft.com/office/word/2010/wordprocessingDrawing" xmlns:wp="http://schemas.openxmlformats.org/drawingml/2006/wordprocessingDrawing" xmlns:w10="urn:schemas-microsoft-com:office:word" xmlns:w="http://schemas.openxmlformats.org/wordprocessingml/2006/main" xmlns:w14="http://schemas.microsoft.com/office/word/2010/wordml" xmlns:w15="http://schemas.microsoft.com/office/word/2012/wordml" xmlns:w16cex="http://schemas.microsoft.com/office/word/2018/wordml/cex" xmlns:w16cid="http://schemas.microsoft.com/office/word/2016/wordml/cid" xmlns:w16="http://schemas.microsoft.com/office/word/2018/wordml" xmlns:w16du="http://schemas.microsoft.com/office/word/2023/wordml/word16du" xmlns:w16sdtdh="http://schemas.microsoft.com/office/word/2020/wordml/sdtdatahash" xmlns:w16sdtfl="http://schemas.microsoft.com/office/word/2024/wordml/sdtformatlock" xmlns:w16se="http://schemas.microsoft.com/office/word/2015/wordml/symex" xmlns:wpg="http://schemas.microsoft.com/office/word/2010/wordprocessingGroup" xmlns:wpi="http://schemas.microsoft.com/office/word/2010/wordprocessingInk" xmlns:wne="http://schemas.microsoft.com/office/word/2006/wordml" xmlns:wps="http://schemas.microsoft.com/office/word/2010/wordprocessingShape" mc:Ignorable="w14 w15 w16se w16cid w16 w16cex w16sdtdh w16sdtfl w16du wp14">
   <w15:person w15:author="Ondřej Běhal">
     <w15:presenceInfo w15:providerId="AD" w15:userId="S-1-5-21-3001955226-1882575930-2905052992-1412"/>
   </w15:person>
@@ -60225,7 +59828,7 @@
 </file>
 
 <file path=word/styles.xml><?xml version="1.0" encoding="utf-8"?>
-<w:styles xmlns:mc="http://schemas.openxmlformats.org/markup-compatibility/2006" xmlns:r="http://schemas.openxmlformats.org/officeDocument/2006/relationships" xmlns:w="http://schemas.openxmlformats.org/wordprocessingml/2006/main" xmlns:w14="http://schemas.microsoft.com/office/word/2010/wordml" xmlns:w15="http://schemas.microsoft.com/office/word/2012/wordml" xmlns:w16cex="http://schemas.microsoft.com/office/word/2018/wordml/cex" xmlns:w16cid="http://schemas.microsoft.com/office/word/2016/wordml/cid" xmlns:w16="http://schemas.microsoft.com/office/word/2018/wordml" xmlns:w16sdtdh="http://schemas.microsoft.com/office/word/2020/wordml/sdtdatahash" xmlns:w16se="http://schemas.microsoft.com/office/word/2015/wordml/symex" mc:Ignorable="w14 w15 w16se w16cid w16 w16cex w16sdtdh">
+<w:styles xmlns:mc="http://schemas.openxmlformats.org/markup-compatibility/2006" xmlns:r="http://schemas.openxmlformats.org/officeDocument/2006/relationships" xmlns:w="http://schemas.openxmlformats.org/wordprocessingml/2006/main" xmlns:w14="http://schemas.microsoft.com/office/word/2010/wordml" xmlns:w15="http://schemas.microsoft.com/office/word/2012/wordml" xmlns:w16cex="http://schemas.microsoft.com/office/word/2018/wordml/cex" xmlns:w16cid="http://schemas.microsoft.com/office/word/2016/wordml/cid" xmlns:w16="http://schemas.microsoft.com/office/word/2018/wordml" xmlns:w16du="http://schemas.microsoft.com/office/word/2023/wordml/word16du" xmlns:w16sdtdh="http://schemas.microsoft.com/office/word/2020/wordml/sdtdatahash" xmlns:w16sdtfl="http://schemas.microsoft.com/office/word/2024/wordml/sdtformatlock" xmlns:w16se="http://schemas.microsoft.com/office/word/2015/wordml/symex" mc:Ignorable="w14 w15 w16se w16cid w16 w16cex w16sdtdh w16sdtfl w16du">
   <w:docDefaults>
     <w:rPrDefault>
       <w:rPr>
@@ -60621,7 +60224,7 @@
     <w:lsdException w:name="Unresolved Mention" w:semiHidden="1" w:unhideWhenUsed="1"/>
     <w:lsdException w:name="Smart Link" w:semiHidden="1" w:unhideWhenUsed="1"/>
   </w:latentStyles>
-  <w:style w:type="paragraph" w:default="1" w:styleId="Normln">
+  <w:style w:type="paragraph" w:default="1" w:styleId="Normal">
     <w:name w:val="Normal"/>
     <w:qFormat/>
     <w:rsid w:val="00921FFF"/>
@@ -60633,11 +60236,11 @@
       <w:sz w:val="22"/>
     </w:rPr>
   </w:style>
-  <w:style w:type="paragraph" w:styleId="Nadpis1">
+  <w:style w:type="paragraph" w:styleId="Heading1">
     <w:name w:val="heading 1"/>
-    <w:basedOn w:val="Normln"/>
-    <w:next w:val="Normln"/>
-    <w:link w:val="Nadpis1Char"/>
+    <w:basedOn w:val="Normal"/>
+    <w:next w:val="Normal"/>
+    <w:link w:val="Heading1Char"/>
     <w:uiPriority w:val="9"/>
     <w:qFormat/>
     <w:rsid w:val="009924B2"/>
@@ -60655,11 +60258,11 @@
       <w:szCs w:val="40"/>
     </w:rPr>
   </w:style>
-  <w:style w:type="paragraph" w:styleId="Nadpis2">
+  <w:style w:type="paragraph" w:styleId="Heading2">
     <w:name w:val="heading 2"/>
-    <w:basedOn w:val="Normln"/>
-    <w:next w:val="Normln"/>
-    <w:link w:val="Nadpis2Char"/>
+    <w:basedOn w:val="Normal"/>
+    <w:next w:val="Normal"/>
+    <w:link w:val="Heading2Char"/>
     <w:uiPriority w:val="9"/>
     <w:unhideWhenUsed/>
     <w:qFormat/>
@@ -60677,11 +60280,11 @@
       <w:szCs w:val="32"/>
     </w:rPr>
   </w:style>
-  <w:style w:type="paragraph" w:styleId="Nadpis3">
+  <w:style w:type="paragraph" w:styleId="Heading3">
     <w:name w:val="heading 3"/>
-    <w:basedOn w:val="Normln"/>
-    <w:next w:val="Normln"/>
-    <w:link w:val="Nadpis3Char"/>
+    <w:basedOn w:val="Normal"/>
+    <w:next w:val="Normal"/>
+    <w:link w:val="Heading3Char"/>
     <w:uiPriority w:val="9"/>
     <w:unhideWhenUsed/>
     <w:qFormat/>
@@ -60699,11 +60302,11 @@
       <w:szCs w:val="28"/>
     </w:rPr>
   </w:style>
-  <w:style w:type="paragraph" w:styleId="Nadpis4">
+  <w:style w:type="paragraph" w:styleId="Heading4">
     <w:name w:val="heading 4"/>
-    <w:basedOn w:val="Normln"/>
-    <w:next w:val="Normln"/>
-    <w:link w:val="Nadpis4Char"/>
+    <w:basedOn w:val="Normal"/>
+    <w:next w:val="Normal"/>
+    <w:link w:val="Heading4Char"/>
     <w:uiPriority w:val="9"/>
     <w:unhideWhenUsed/>
     <w:qFormat/>
@@ -60721,11 +60324,11 @@
       <w:color w:val="0F4761" w:themeColor="accent1" w:themeShade="BF"/>
     </w:rPr>
   </w:style>
-  <w:style w:type="paragraph" w:styleId="Nadpis5">
+  <w:style w:type="paragraph" w:styleId="Heading5">
     <w:name w:val="heading 5"/>
-    <w:basedOn w:val="Normln"/>
-    <w:next w:val="Normln"/>
-    <w:link w:val="Nadpis5Char"/>
+    <w:basedOn w:val="Normal"/>
+    <w:next w:val="Normal"/>
+    <w:link w:val="Heading5Char"/>
     <w:uiPriority w:val="9"/>
     <w:unhideWhenUsed/>
     <w:qFormat/>
@@ -60741,11 +60344,11 @@
       <w:color w:val="0F4761" w:themeColor="accent1" w:themeShade="BF"/>
     </w:rPr>
   </w:style>
-  <w:style w:type="paragraph" w:styleId="Nadpis6">
+  <w:style w:type="paragraph" w:styleId="Heading6">
     <w:name w:val="heading 6"/>
-    <w:basedOn w:val="Normln"/>
-    <w:next w:val="Normln"/>
-    <w:link w:val="Nadpis6Char"/>
+    <w:basedOn w:val="Normal"/>
+    <w:next w:val="Normal"/>
+    <w:link w:val="Heading6Char"/>
     <w:uiPriority w:val="9"/>
     <w:semiHidden/>
     <w:unhideWhenUsed/>
@@ -60764,11 +60367,11 @@
       <w:color w:val="595959" w:themeColor="text1" w:themeTint="A6"/>
     </w:rPr>
   </w:style>
-  <w:style w:type="paragraph" w:styleId="Nadpis7">
+  <w:style w:type="paragraph" w:styleId="Heading7">
     <w:name w:val="heading 7"/>
-    <w:basedOn w:val="Normln"/>
-    <w:next w:val="Normln"/>
-    <w:link w:val="Nadpis7Char"/>
+    <w:basedOn w:val="Normal"/>
+    <w:next w:val="Normal"/>
+    <w:link w:val="Heading7Char"/>
     <w:uiPriority w:val="9"/>
     <w:semiHidden/>
     <w:unhideWhenUsed/>
@@ -60785,11 +60388,11 @@
       <w:color w:val="595959" w:themeColor="text1" w:themeTint="A6"/>
     </w:rPr>
   </w:style>
-  <w:style w:type="paragraph" w:styleId="Nadpis8">
+  <w:style w:type="paragraph" w:styleId="Heading8">
     <w:name w:val="heading 8"/>
-    <w:basedOn w:val="Normln"/>
-    <w:next w:val="Normln"/>
-    <w:link w:val="Nadpis8Char"/>
+    <w:basedOn w:val="Normal"/>
+    <w:next w:val="Normal"/>
+    <w:link w:val="Heading8Char"/>
     <w:uiPriority w:val="9"/>
     <w:semiHidden/>
     <w:unhideWhenUsed/>
@@ -60808,11 +60411,11 @@
       <w:color w:val="272727" w:themeColor="text1" w:themeTint="D8"/>
     </w:rPr>
   </w:style>
-  <w:style w:type="paragraph" w:styleId="Nadpis9">
+  <w:style w:type="paragraph" w:styleId="Heading9">
     <w:name w:val="heading 9"/>
-    <w:basedOn w:val="Normln"/>
-    <w:next w:val="Normln"/>
-    <w:link w:val="Nadpis9Char"/>
+    <w:basedOn w:val="Normal"/>
+    <w:next w:val="Normal"/>
+    <w:link w:val="Heading9Char"/>
     <w:uiPriority w:val="9"/>
     <w:semiHidden/>
     <w:unhideWhenUsed/>
@@ -60829,12 +60432,13 @@
       <w:color w:val="272727" w:themeColor="text1" w:themeTint="D8"/>
     </w:rPr>
   </w:style>
-  <w:style w:type="character" w:default="1" w:styleId="Standardnpsmoodstavce">
+  <w:style w:type="character" w:default="1" w:styleId="DefaultParagraphFont">
     <w:name w:val="Default Paragraph Font"/>
     <w:uiPriority w:val="1"/>
+    <w:semiHidden/>
     <w:unhideWhenUsed/>
   </w:style>
-  <w:style w:type="table" w:default="1" w:styleId="Normlntabulka">
+  <w:style w:type="table" w:default="1" w:styleId="TableNormal">
     <w:name w:val="Normal Table"/>
     <w:uiPriority w:val="99"/>
     <w:semiHidden/>
@@ -60849,16 +60453,16 @@
       </w:tblCellMar>
     </w:tblPr>
   </w:style>
-  <w:style w:type="numbering" w:default="1" w:styleId="Bezseznamu">
+  <w:style w:type="numbering" w:default="1" w:styleId="NoList">
     <w:name w:val="No List"/>
     <w:uiPriority w:val="99"/>
     <w:semiHidden/>
     <w:unhideWhenUsed/>
   </w:style>
-  <w:style w:type="character" w:customStyle="1" w:styleId="Nadpis1Char">
-    <w:name w:val="Nadpis 1 Char"/>
-    <w:basedOn w:val="Standardnpsmoodstavce"/>
-    <w:link w:val="Nadpis1"/>
+  <w:style w:type="character" w:customStyle="1" w:styleId="Heading1Char">
+    <w:name w:val="Heading 1 Char"/>
+    <w:basedOn w:val="DefaultParagraphFont"/>
+    <w:link w:val="Heading1"/>
     <w:uiPriority w:val="9"/>
     <w:rsid w:val="009924B2"/>
     <w:rPr>
@@ -60868,10 +60472,10 @@
       <w:szCs w:val="40"/>
     </w:rPr>
   </w:style>
-  <w:style w:type="character" w:customStyle="1" w:styleId="Nadpis2Char">
-    <w:name w:val="Nadpis 2 Char"/>
-    <w:basedOn w:val="Standardnpsmoodstavce"/>
-    <w:link w:val="Nadpis2"/>
+  <w:style w:type="character" w:customStyle="1" w:styleId="Heading2Char">
+    <w:name w:val="Heading 2 Char"/>
+    <w:basedOn w:val="DefaultParagraphFont"/>
+    <w:link w:val="Heading2"/>
     <w:uiPriority w:val="9"/>
     <w:rsid w:val="00230B14"/>
     <w:rPr>
@@ -60881,10 +60485,10 @@
       <w:szCs w:val="32"/>
     </w:rPr>
   </w:style>
-  <w:style w:type="character" w:customStyle="1" w:styleId="Nadpis3Char">
-    <w:name w:val="Nadpis 3 Char"/>
-    <w:basedOn w:val="Standardnpsmoodstavce"/>
-    <w:link w:val="Nadpis3"/>
+  <w:style w:type="character" w:customStyle="1" w:styleId="Heading3Char">
+    <w:name w:val="Heading 3 Char"/>
+    <w:basedOn w:val="DefaultParagraphFont"/>
+    <w:link w:val="Heading3"/>
     <w:uiPriority w:val="9"/>
     <w:rsid w:val="00230B14"/>
     <w:rPr>
@@ -60894,10 +60498,10 @@
       <w:szCs w:val="28"/>
     </w:rPr>
   </w:style>
-  <w:style w:type="character" w:customStyle="1" w:styleId="Nadpis4Char">
-    <w:name w:val="Nadpis 4 Char"/>
-    <w:basedOn w:val="Standardnpsmoodstavce"/>
-    <w:link w:val="Nadpis4"/>
+  <w:style w:type="character" w:customStyle="1" w:styleId="Heading4Char">
+    <w:name w:val="Heading 4 Char"/>
+    <w:basedOn w:val="DefaultParagraphFont"/>
+    <w:link w:val="Heading4"/>
     <w:uiPriority w:val="9"/>
     <w:rsid w:val="00230B14"/>
     <w:rPr>
@@ -60907,10 +60511,10 @@
       <w:color w:val="0F4761" w:themeColor="accent1" w:themeShade="BF"/>
     </w:rPr>
   </w:style>
-  <w:style w:type="character" w:customStyle="1" w:styleId="Nadpis5Char">
-    <w:name w:val="Nadpis 5 Char"/>
-    <w:basedOn w:val="Standardnpsmoodstavce"/>
-    <w:link w:val="Nadpis5"/>
+  <w:style w:type="character" w:customStyle="1" w:styleId="Heading5Char">
+    <w:name w:val="Heading 5 Char"/>
+    <w:basedOn w:val="DefaultParagraphFont"/>
+    <w:link w:val="Heading5"/>
     <w:uiPriority w:val="9"/>
     <w:rsid w:val="00230B14"/>
     <w:rPr>
@@ -60918,10 +60522,10 @@
       <w:color w:val="0F4761" w:themeColor="accent1" w:themeShade="BF"/>
     </w:rPr>
   </w:style>
-  <w:style w:type="character" w:customStyle="1" w:styleId="Nadpis6Char">
-    <w:name w:val="Nadpis 6 Char"/>
-    <w:basedOn w:val="Standardnpsmoodstavce"/>
-    <w:link w:val="Nadpis6"/>
+  <w:style w:type="character" w:customStyle="1" w:styleId="Heading6Char">
+    <w:name w:val="Heading 6 Char"/>
+    <w:basedOn w:val="DefaultParagraphFont"/>
+    <w:link w:val="Heading6"/>
     <w:uiPriority w:val="9"/>
     <w:semiHidden/>
     <w:rsid w:val="00230B14"/>
@@ -60932,10 +60536,10 @@
       <w:color w:val="595959" w:themeColor="text1" w:themeTint="A6"/>
     </w:rPr>
   </w:style>
-  <w:style w:type="character" w:customStyle="1" w:styleId="Nadpis7Char">
-    <w:name w:val="Nadpis 7 Char"/>
-    <w:basedOn w:val="Standardnpsmoodstavce"/>
-    <w:link w:val="Nadpis7"/>
+  <w:style w:type="character" w:customStyle="1" w:styleId="Heading7Char">
+    <w:name w:val="Heading 7 Char"/>
+    <w:basedOn w:val="DefaultParagraphFont"/>
+    <w:link w:val="Heading7"/>
     <w:uiPriority w:val="9"/>
     <w:semiHidden/>
     <w:rsid w:val="00230B14"/>
@@ -60944,10 +60548,10 @@
       <w:color w:val="595959" w:themeColor="text1" w:themeTint="A6"/>
     </w:rPr>
   </w:style>
-  <w:style w:type="character" w:customStyle="1" w:styleId="Nadpis8Char">
-    <w:name w:val="Nadpis 8 Char"/>
-    <w:basedOn w:val="Standardnpsmoodstavce"/>
-    <w:link w:val="Nadpis8"/>
+  <w:style w:type="character" w:customStyle="1" w:styleId="Heading8Char">
+    <w:name w:val="Heading 8 Char"/>
+    <w:basedOn w:val="DefaultParagraphFont"/>
+    <w:link w:val="Heading8"/>
     <w:uiPriority w:val="9"/>
     <w:semiHidden/>
     <w:rsid w:val="00230B14"/>
@@ -60958,10 +60562,10 @@
       <w:color w:val="272727" w:themeColor="text1" w:themeTint="D8"/>
     </w:rPr>
   </w:style>
-  <w:style w:type="character" w:customStyle="1" w:styleId="Nadpis9Char">
-    <w:name w:val="Nadpis 9 Char"/>
-    <w:basedOn w:val="Standardnpsmoodstavce"/>
-    <w:link w:val="Nadpis9"/>
+  <w:style w:type="character" w:customStyle="1" w:styleId="Heading9Char">
+    <w:name w:val="Heading 9 Char"/>
+    <w:basedOn w:val="DefaultParagraphFont"/>
+    <w:link w:val="Heading9"/>
     <w:uiPriority w:val="9"/>
     <w:semiHidden/>
     <w:rsid w:val="00230B14"/>
@@ -60970,11 +60574,11 @@
       <w:color w:val="272727" w:themeColor="text1" w:themeTint="D8"/>
     </w:rPr>
   </w:style>
-  <w:style w:type="paragraph" w:styleId="Nzev">
+  <w:style w:type="paragraph" w:styleId="Title">
     <w:name w:val="Title"/>
-    <w:basedOn w:val="Normln"/>
-    <w:next w:val="Normln"/>
-    <w:link w:val="NzevChar"/>
+    <w:basedOn w:val="Normal"/>
+    <w:next w:val="Normal"/>
+    <w:link w:val="TitleChar"/>
     <w:uiPriority w:val="10"/>
     <w:qFormat/>
     <w:rsid w:val="00230B14"/>
@@ -60990,10 +60594,10 @@
       <w:szCs w:val="56"/>
     </w:rPr>
   </w:style>
-  <w:style w:type="character" w:customStyle="1" w:styleId="NzevChar">
-    <w:name w:val="Název Char"/>
-    <w:basedOn w:val="Standardnpsmoodstavce"/>
-    <w:link w:val="Nzev"/>
+  <w:style w:type="character" w:customStyle="1" w:styleId="TitleChar">
+    <w:name w:val="Title Char"/>
+    <w:basedOn w:val="DefaultParagraphFont"/>
+    <w:link w:val="Title"/>
     <w:uiPriority w:val="10"/>
     <w:rsid w:val="00230B14"/>
     <w:rPr>
@@ -61004,11 +60608,11 @@
       <w:szCs w:val="56"/>
     </w:rPr>
   </w:style>
-  <w:style w:type="paragraph" w:styleId="Podnadpis">
+  <w:style w:type="paragraph" w:styleId="Subtitle">
     <w:name w:val="Subtitle"/>
-    <w:basedOn w:val="Normln"/>
-    <w:next w:val="Normln"/>
-    <w:link w:val="PodnadpisChar"/>
+    <w:basedOn w:val="Normal"/>
+    <w:next w:val="Normal"/>
+    <w:link w:val="SubtitleChar"/>
     <w:uiPriority w:val="11"/>
     <w:qFormat/>
     <w:rsid w:val="00230B14"/>
@@ -61025,10 +60629,10 @@
       <w:szCs w:val="28"/>
     </w:rPr>
   </w:style>
-  <w:style w:type="character" w:customStyle="1" w:styleId="PodnadpisChar">
-    <w:name w:val="Podnadpis Char"/>
-    <w:basedOn w:val="Standardnpsmoodstavce"/>
-    <w:link w:val="Podnadpis"/>
+  <w:style w:type="character" w:customStyle="1" w:styleId="SubtitleChar">
+    <w:name w:val="Subtitle Char"/>
+    <w:basedOn w:val="DefaultParagraphFont"/>
+    <w:link w:val="Subtitle"/>
     <w:uiPriority w:val="11"/>
     <w:rsid w:val="00230B14"/>
     <w:rPr>
@@ -61039,11 +60643,11 @@
       <w:szCs w:val="28"/>
     </w:rPr>
   </w:style>
-  <w:style w:type="paragraph" w:styleId="Citt">
+  <w:style w:type="paragraph" w:styleId="Quote">
     <w:name w:val="Quote"/>
-    <w:basedOn w:val="Normln"/>
-    <w:next w:val="Normln"/>
-    <w:link w:val="CittChar"/>
+    <w:basedOn w:val="Normal"/>
+    <w:next w:val="Normal"/>
+    <w:link w:val="QuoteChar"/>
     <w:uiPriority w:val="29"/>
     <w:qFormat/>
     <w:rsid w:val="00230B14"/>
@@ -61057,10 +60661,10 @@
       <w:color w:val="404040" w:themeColor="text1" w:themeTint="BF"/>
     </w:rPr>
   </w:style>
-  <w:style w:type="character" w:customStyle="1" w:styleId="CittChar">
-    <w:name w:val="Citát Char"/>
-    <w:basedOn w:val="Standardnpsmoodstavce"/>
-    <w:link w:val="Citt"/>
+  <w:style w:type="character" w:customStyle="1" w:styleId="QuoteChar">
+    <w:name w:val="Quote Char"/>
+    <w:basedOn w:val="DefaultParagraphFont"/>
+    <w:link w:val="Quote"/>
     <w:uiPriority w:val="29"/>
     <w:rsid w:val="00230B14"/>
     <w:rPr>
@@ -61069,9 +60673,9 @@
       <w:color w:val="404040" w:themeColor="text1" w:themeTint="BF"/>
     </w:rPr>
   </w:style>
-  <w:style w:type="paragraph" w:styleId="Odstavecseseznamem">
+  <w:style w:type="paragraph" w:styleId="ListParagraph">
     <w:name w:val="List Paragraph"/>
-    <w:basedOn w:val="Normln"/>
+    <w:basedOn w:val="Normal"/>
     <w:uiPriority w:val="34"/>
     <w:qFormat/>
     <w:rsid w:val="00230B14"/>
@@ -61080,9 +60684,9 @@
       <w:contextualSpacing/>
     </w:pPr>
   </w:style>
-  <w:style w:type="character" w:styleId="Zdraznnintenzivn">
+  <w:style w:type="character" w:styleId="IntenseEmphasis">
     <w:name w:val="Intense Emphasis"/>
-    <w:basedOn w:val="Standardnpsmoodstavce"/>
+    <w:basedOn w:val="DefaultParagraphFont"/>
     <w:uiPriority w:val="21"/>
     <w:qFormat/>
     <w:rsid w:val="00230B14"/>
@@ -61092,11 +60696,11 @@
       <w:color w:val="0F4761" w:themeColor="accent1" w:themeShade="BF"/>
     </w:rPr>
   </w:style>
-  <w:style w:type="paragraph" w:styleId="Vrazncitt">
+  <w:style w:type="paragraph" w:styleId="IntenseQuote">
     <w:name w:val="Intense Quote"/>
-    <w:basedOn w:val="Normln"/>
-    <w:next w:val="Normln"/>
-    <w:link w:val="VrazncittChar"/>
+    <w:basedOn w:val="Normal"/>
+    <w:next w:val="Normal"/>
+    <w:link w:val="IntenseQuoteChar"/>
     <w:uiPriority w:val="30"/>
     <w:qFormat/>
     <w:rsid w:val="00230B14"/>
@@ -61115,10 +60719,10 @@
       <w:color w:val="0F4761" w:themeColor="accent1" w:themeShade="BF"/>
     </w:rPr>
   </w:style>
-  <w:style w:type="character" w:customStyle="1" w:styleId="VrazncittChar">
-    <w:name w:val="Výrazný citát Char"/>
-    <w:basedOn w:val="Standardnpsmoodstavce"/>
-    <w:link w:val="Vrazncitt"/>
+  <w:style w:type="character" w:customStyle="1" w:styleId="IntenseQuoteChar">
+    <w:name w:val="Intense Quote Char"/>
+    <w:basedOn w:val="DefaultParagraphFont"/>
+    <w:link w:val="IntenseQuote"/>
     <w:uiPriority w:val="30"/>
     <w:rsid w:val="00230B14"/>
     <w:rPr>
@@ -61127,9 +60731,9 @@
       <w:color w:val="0F4761" w:themeColor="accent1" w:themeShade="BF"/>
     </w:rPr>
   </w:style>
-  <w:style w:type="character" w:styleId="Odkazintenzivn">
+  <w:style w:type="character" w:styleId="IntenseReference">
     <w:name w:val="Intense Reference"/>
-    <w:basedOn w:val="Standardnpsmoodstavce"/>
+    <w:basedOn w:val="DefaultParagraphFont"/>
     <w:uiPriority w:val="32"/>
     <w:qFormat/>
     <w:rsid w:val="00230B14"/>
@@ -61141,9 +60745,9 @@
       <w:spacing w:val="5"/>
     </w:rPr>
   </w:style>
-  <w:style w:type="paragraph" w:styleId="Bezmezer">
+  <w:style w:type="paragraph" w:styleId="NoSpacing">
     <w:name w:val="No Spacing"/>
-    <w:link w:val="BezmezerChar"/>
+    <w:link w:val="NoSpacingChar"/>
     <w:uiPriority w:val="1"/>
     <w:qFormat/>
     <w:rsid w:val="003B1ACB"/>
@@ -61158,10 +60762,10 @@
       <w14:ligatures w14:val="none"/>
     </w:rPr>
   </w:style>
-  <w:style w:type="character" w:customStyle="1" w:styleId="BezmezerChar">
-    <w:name w:val="Bez mezer Char"/>
-    <w:basedOn w:val="Standardnpsmoodstavce"/>
-    <w:link w:val="Bezmezer"/>
+  <w:style w:type="character" w:customStyle="1" w:styleId="NoSpacingChar">
+    <w:name w:val="No Spacing Char"/>
+    <w:basedOn w:val="DefaultParagraphFont"/>
+    <w:link w:val="NoSpacing"/>
     <w:uiPriority w:val="1"/>
     <w:rsid w:val="003B1ACB"/>
     <w:rPr>
@@ -61172,10 +60776,10 @@
       <w14:ligatures w14:val="none"/>
     </w:rPr>
   </w:style>
-  <w:style w:type="paragraph" w:styleId="Zhlav">
+  <w:style w:type="paragraph" w:styleId="Header">
     <w:name w:val="header"/>
-    <w:basedOn w:val="Normln"/>
-    <w:link w:val="ZhlavChar"/>
+    <w:basedOn w:val="Normal"/>
+    <w:link w:val="HeaderChar"/>
     <w:uiPriority w:val="99"/>
     <w:unhideWhenUsed/>
     <w:rsid w:val="00252027"/>
@@ -61187,10 +60791,10 @@
       <w:spacing w:after="0" w:line="240" w:lineRule="auto"/>
     </w:pPr>
   </w:style>
-  <w:style w:type="character" w:customStyle="1" w:styleId="ZhlavChar">
-    <w:name w:val="Záhlaví Char"/>
-    <w:basedOn w:val="Standardnpsmoodstavce"/>
-    <w:link w:val="Zhlav"/>
+  <w:style w:type="character" w:customStyle="1" w:styleId="HeaderChar">
+    <w:name w:val="Header Char"/>
+    <w:basedOn w:val="DefaultParagraphFont"/>
+    <w:link w:val="Header"/>
     <w:uiPriority w:val="99"/>
     <w:rsid w:val="00252027"/>
     <w:rPr>
@@ -61198,10 +60802,10 @@
       <w:sz w:val="22"/>
     </w:rPr>
   </w:style>
-  <w:style w:type="paragraph" w:styleId="Zpat">
+  <w:style w:type="paragraph" w:styleId="Footer">
     <w:name w:val="footer"/>
-    <w:basedOn w:val="Normln"/>
-    <w:link w:val="ZpatChar"/>
+    <w:basedOn w:val="Normal"/>
+    <w:link w:val="FooterChar"/>
     <w:uiPriority w:val="99"/>
     <w:unhideWhenUsed/>
     <w:rsid w:val="00252027"/>
@@ -61213,10 +60817,10 @@
       <w:spacing w:after="0" w:line="240" w:lineRule="auto"/>
     </w:pPr>
   </w:style>
-  <w:style w:type="character" w:customStyle="1" w:styleId="ZpatChar">
-    <w:name w:val="Zápatí Char"/>
-    <w:basedOn w:val="Standardnpsmoodstavce"/>
-    <w:link w:val="Zpat"/>
+  <w:style w:type="character" w:customStyle="1" w:styleId="FooterChar">
+    <w:name w:val="Footer Char"/>
+    <w:basedOn w:val="DefaultParagraphFont"/>
+    <w:link w:val="Footer"/>
     <w:uiPriority w:val="99"/>
     <w:rsid w:val="00252027"/>
     <w:rPr>
@@ -61224,9 +60828,9 @@
       <w:sz w:val="22"/>
     </w:rPr>
   </w:style>
-  <w:style w:type="table" w:styleId="Mkatabulky">
+  <w:style w:type="table" w:styleId="TableGrid">
     <w:name w:val="Table Grid"/>
-    <w:basedOn w:val="Normlntabulka"/>
+    <w:basedOn w:val="TableNormal"/>
     <w:uiPriority w:val="39"/>
     <w:rsid w:val="00735A6B"/>
     <w:pPr>
@@ -61250,10 +60854,10 @@
       </w:tblBorders>
     </w:tblPr>
   </w:style>
-  <w:style w:type="paragraph" w:styleId="Nadpisobsahu">
+  <w:style w:type="paragraph" w:styleId="TOCHeading">
     <w:name w:val="TOC Heading"/>
-    <w:basedOn w:val="Nadpis1"/>
-    <w:next w:val="Normln"/>
+    <w:basedOn w:val="Heading1"/>
+    <w:next w:val="Normal"/>
     <w:uiPriority w:val="39"/>
     <w:unhideWhenUsed/>
     <w:qFormat/>
@@ -61269,10 +60873,10 @@
       <w14:ligatures w14:val="none"/>
     </w:rPr>
   </w:style>
-  <w:style w:type="paragraph" w:styleId="Obsah1">
+  <w:style w:type="paragraph" w:styleId="TOC1">
     <w:name w:val="toc 1"/>
-    <w:basedOn w:val="Normln"/>
-    <w:next w:val="Normln"/>
+    <w:basedOn w:val="Normal"/>
+    <w:next w:val="Normal"/>
     <w:autoRedefine/>
     <w:uiPriority w:val="39"/>
     <w:unhideWhenUsed/>
@@ -61281,10 +60885,10 @@
       <w:spacing w:after="100"/>
     </w:pPr>
   </w:style>
-  <w:style w:type="paragraph" w:styleId="Obsah2">
+  <w:style w:type="paragraph" w:styleId="TOC2">
     <w:name w:val="toc 2"/>
-    <w:basedOn w:val="Normln"/>
-    <w:next w:val="Normln"/>
+    <w:basedOn w:val="Normal"/>
+    <w:next w:val="Normal"/>
     <w:autoRedefine/>
     <w:uiPriority w:val="39"/>
     <w:unhideWhenUsed/>
@@ -61294,9 +60898,9 @@
       <w:ind w:left="220"/>
     </w:pPr>
   </w:style>
-  <w:style w:type="character" w:styleId="Hypertextovodkaz">
+  <w:style w:type="character" w:styleId="Hyperlink">
     <w:name w:val="Hyperlink"/>
-    <w:basedOn w:val="Standardnpsmoodstavce"/>
+    <w:basedOn w:val="DefaultParagraphFont"/>
     <w:uiPriority w:val="99"/>
     <w:unhideWhenUsed/>
     <w:rsid w:val="00D57FB1"/>
@@ -61305,10 +60909,10 @@
       <w:u w:val="single"/>
     </w:rPr>
   </w:style>
-  <w:style w:type="paragraph" w:styleId="Seznamobrzk">
+  <w:style w:type="paragraph" w:styleId="TableofFigures">
     <w:name w:val="table of figures"/>
-    <w:basedOn w:val="Normln"/>
-    <w:next w:val="Normln"/>
+    <w:basedOn w:val="Normal"/>
+    <w:next w:val="Normal"/>
     <w:uiPriority w:val="99"/>
     <w:unhideWhenUsed/>
     <w:rsid w:val="00D57FB1"/>
@@ -61316,9 +60920,9 @@
       <w:spacing w:after="0"/>
     </w:pPr>
   </w:style>
-  <w:style w:type="character" w:styleId="Odkaznakoment">
+  <w:style w:type="character" w:styleId="CommentReference">
     <w:name w:val="annotation reference"/>
-    <w:basedOn w:val="Standardnpsmoodstavce"/>
+    <w:basedOn w:val="DefaultParagraphFont"/>
     <w:uiPriority w:val="99"/>
     <w:semiHidden/>
     <w:unhideWhenUsed/>
@@ -61328,10 +60932,10 @@
       <w:szCs w:val="16"/>
     </w:rPr>
   </w:style>
-  <w:style w:type="paragraph" w:styleId="Textkomente">
+  <w:style w:type="paragraph" w:styleId="CommentText">
     <w:name w:val="annotation text"/>
-    <w:basedOn w:val="Normln"/>
-    <w:link w:val="TextkomenteChar"/>
+    <w:basedOn w:val="Normal"/>
+    <w:link w:val="CommentTextChar"/>
     <w:uiPriority w:val="99"/>
     <w:unhideWhenUsed/>
     <w:rsid w:val="00007C3C"/>
@@ -61343,10 +60947,10 @@
       <w:szCs w:val="20"/>
     </w:rPr>
   </w:style>
-  <w:style w:type="character" w:customStyle="1" w:styleId="TextkomenteChar">
-    <w:name w:val="Text komentáře Char"/>
-    <w:basedOn w:val="Standardnpsmoodstavce"/>
-    <w:link w:val="Textkomente"/>
+  <w:style w:type="character" w:customStyle="1" w:styleId="CommentTextChar">
+    <w:name w:val="Comment Text Char"/>
+    <w:basedOn w:val="DefaultParagraphFont"/>
+    <w:link w:val="CommentText"/>
     <w:uiPriority w:val="99"/>
     <w:rsid w:val="00007C3C"/>
     <w:rPr>
@@ -61355,11 +60959,11 @@
       <w:szCs w:val="20"/>
     </w:rPr>
   </w:style>
-  <w:style w:type="paragraph" w:styleId="Pedmtkomente">
+  <w:style w:type="paragraph" w:styleId="CommentSubject">
     <w:name w:val="annotation subject"/>
-    <w:basedOn w:val="Textkomente"/>
-    <w:next w:val="Textkomente"/>
-    <w:link w:val="PedmtkomenteChar"/>
+    <w:basedOn w:val="CommentText"/>
+    <w:next w:val="CommentText"/>
+    <w:link w:val="CommentSubjectChar"/>
     <w:uiPriority w:val="99"/>
     <w:semiHidden/>
     <w:unhideWhenUsed/>
@@ -61369,10 +60973,10 @@
       <w:bCs/>
     </w:rPr>
   </w:style>
-  <w:style w:type="character" w:customStyle="1" w:styleId="PedmtkomenteChar">
-    <w:name w:val="Předmět komentáře Char"/>
-    <w:basedOn w:val="TextkomenteChar"/>
-    <w:link w:val="Pedmtkomente"/>
+  <w:style w:type="character" w:customStyle="1" w:styleId="CommentSubjectChar">
+    <w:name w:val="Comment Subject Char"/>
+    <w:basedOn w:val="CommentTextChar"/>
+    <w:link w:val="CommentSubject"/>
     <w:uiPriority w:val="99"/>
     <w:semiHidden/>
     <w:rsid w:val="00007C3C"/>
@@ -61384,18 +60988,18 @@
       <w:szCs w:val="20"/>
     </w:rPr>
   </w:style>
-  <w:style w:type="paragraph" w:styleId="Bibliografie">
+  <w:style w:type="paragraph" w:styleId="Bibliography">
     <w:name w:val="Bibliography"/>
-    <w:basedOn w:val="Normln"/>
-    <w:next w:val="Normln"/>
+    <w:basedOn w:val="Normal"/>
+    <w:next w:val="Normal"/>
     <w:uiPriority w:val="37"/>
     <w:unhideWhenUsed/>
     <w:rsid w:val="00175D10"/>
   </w:style>
-  <w:style w:type="paragraph" w:styleId="Titulek">
+  <w:style w:type="paragraph" w:styleId="Caption">
     <w:name w:val="caption"/>
-    <w:basedOn w:val="Normln"/>
-    <w:next w:val="Normln"/>
+    <w:basedOn w:val="Normal"/>
+    <w:next w:val="Normal"/>
     <w:uiPriority w:val="35"/>
     <w:unhideWhenUsed/>
     <w:qFormat/>
@@ -61411,9 +61015,9 @@
       <w:szCs w:val="18"/>
     </w:rPr>
   </w:style>
-  <w:style w:type="character" w:styleId="Zstupntext">
+  <w:style w:type="character" w:styleId="PlaceholderText">
     <w:name w:val="Placeholder Text"/>
-    <w:basedOn w:val="Standardnpsmoodstavce"/>
+    <w:basedOn w:val="DefaultParagraphFont"/>
     <w:uiPriority w:val="99"/>
     <w:semiHidden/>
     <w:rsid w:val="00987757"/>
@@ -61421,9 +61025,9 @@
       <w:color w:val="666666"/>
     </w:rPr>
   </w:style>
-  <w:style w:type="character" w:styleId="Nevyeenzmnka">
+  <w:style w:type="character" w:styleId="UnresolvedMention">
     <w:name w:val="Unresolved Mention"/>
-    <w:basedOn w:val="Standardnpsmoodstavce"/>
+    <w:basedOn w:val="DefaultParagraphFont"/>
     <w:uiPriority w:val="99"/>
     <w:semiHidden/>
     <w:unhideWhenUsed/>
@@ -61435,7 +61039,7 @@
   </w:style>
   <w:style w:type="paragraph" w:customStyle="1" w:styleId="Codeexcerpt">
     <w:name w:val="Code excerpt"/>
-    <w:basedOn w:val="Normln"/>
+    <w:basedOn w:val="Normal"/>
     <w:link w:val="CodeexcerptChar"/>
     <w:rsid w:val="00431DE6"/>
     <w:pPr>
@@ -61448,7 +61052,7 @@
   </w:style>
   <w:style w:type="character" w:customStyle="1" w:styleId="CodeexcerptChar">
     <w:name w:val="Code excerpt Char"/>
-    <w:basedOn w:val="Standardnpsmoodstavce"/>
+    <w:basedOn w:val="DefaultParagraphFont"/>
     <w:link w:val="Codeexcerpt"/>
     <w:rsid w:val="00431DE6"/>
     <w:rPr>
@@ -61457,10 +61061,10 @@
       <w:lang w:val="cs-CZ"/>
     </w:rPr>
   </w:style>
-  <w:style w:type="paragraph" w:styleId="Obsah3">
+  <w:style w:type="paragraph" w:styleId="TOC3">
     <w:name w:val="toc 3"/>
-    <w:basedOn w:val="Normln"/>
-    <w:next w:val="Normln"/>
+    <w:basedOn w:val="Normal"/>
+    <w:next w:val="Normal"/>
     <w:autoRedefine/>
     <w:uiPriority w:val="39"/>
     <w:unhideWhenUsed/>
@@ -61470,10 +61074,10 @@
       <w:ind w:left="440"/>
     </w:pPr>
   </w:style>
-  <w:style w:type="paragraph" w:styleId="Textpoznpodarou">
+  <w:style w:type="paragraph" w:styleId="FootnoteText">
     <w:name w:val="footnote text"/>
-    <w:basedOn w:val="Normln"/>
-    <w:link w:val="TextpoznpodarouChar"/>
+    <w:basedOn w:val="Normal"/>
+    <w:link w:val="FootnoteTextChar"/>
     <w:uiPriority w:val="99"/>
     <w:semiHidden/>
     <w:unhideWhenUsed/>
@@ -61486,10 +61090,10 @@
       <w:szCs w:val="20"/>
     </w:rPr>
   </w:style>
-  <w:style w:type="character" w:customStyle="1" w:styleId="TextpoznpodarouChar">
-    <w:name w:val="Text pozn. pod čarou Char"/>
-    <w:basedOn w:val="Standardnpsmoodstavce"/>
-    <w:link w:val="Textpoznpodarou"/>
+  <w:style w:type="character" w:customStyle="1" w:styleId="FootnoteTextChar">
+    <w:name w:val="Footnote Text Char"/>
+    <w:basedOn w:val="DefaultParagraphFont"/>
+    <w:link w:val="FootnoteText"/>
     <w:uiPriority w:val="99"/>
     <w:semiHidden/>
     <w:rsid w:val="004B76F1"/>
@@ -61499,9 +61103,9 @@
       <w:szCs w:val="20"/>
     </w:rPr>
   </w:style>
-  <w:style w:type="character" w:styleId="Znakapoznpodarou">
+  <w:style w:type="character" w:styleId="FootnoteReference">
     <w:name w:val="footnote reference"/>
-    <w:basedOn w:val="Standardnpsmoodstavce"/>
+    <w:basedOn w:val="DefaultParagraphFont"/>
     <w:uiPriority w:val="99"/>
     <w:semiHidden/>
     <w:unhideWhenUsed/>
@@ -61510,9 +61114,9 @@
       <w:vertAlign w:val="superscript"/>
     </w:rPr>
   </w:style>
-  <w:style w:type="character" w:styleId="Sledovanodkaz">
+  <w:style w:type="character" w:styleId="FollowedHyperlink">
     <w:name w:val="FollowedHyperlink"/>
-    <w:basedOn w:val="Standardnpsmoodstavce"/>
+    <w:basedOn w:val="DefaultParagraphFont"/>
     <w:uiPriority w:val="99"/>
     <w:semiHidden/>
     <w:unhideWhenUsed/>
@@ -61522,10 +61126,10 @@
       <w:u w:val="single"/>
     </w:rPr>
   </w:style>
-  <w:style w:type="paragraph" w:styleId="Obsah4">
+  <w:style w:type="paragraph" w:styleId="TOC4">
     <w:name w:val="toc 4"/>
-    <w:basedOn w:val="Normln"/>
-    <w:next w:val="Normln"/>
+    <w:basedOn w:val="Normal"/>
+    <w:next w:val="Normal"/>
     <w:autoRedefine/>
     <w:uiPriority w:val="39"/>
     <w:unhideWhenUsed/>
@@ -61535,7 +61139,7 @@
       <w:ind w:left="660"/>
     </w:pPr>
   </w:style>
-  <w:style w:type="paragraph" w:styleId="Revize">
+  <w:style w:type="paragraph" w:styleId="Revision">
     <w:name w:val="Revision"/>
     <w:hidden/>
     <w:uiPriority w:val="99"/>
